--- a/Rough_Draft_Report.docx
+++ b/Rough_Draft_Report.docx
@@ -91,7 +91,7 @@
           <w:r>
             <w:fldChar w:fldCharType="separate"/>
           </w:r>
-          <w:hyperlink w:anchor="_Toc224894078" w:history="1">
+          <w:hyperlink w:anchor="_Toc225160506" w:history="1">
             <w:r>
               <w:rPr>
                 <w:rStyle w:val="Hyperlink"/>
@@ -109,7 +109,7 @@
                 <w:szCs w:val="24"/>
                 <w14:ligatures w14:val="standardContextual"/>
               </w:rPr>
-              <w:t xml:space="preserve"> </w:t>
+              <w:tab/>
             </w:r>
             <w:r>
               <w:rPr>
@@ -139,7 +139,7 @@
                 <w:noProof/>
                 <w:webHidden/>
               </w:rPr>
-              <w:instrText xml:space="preserve"> PAGEREF _Toc224894078 \h </w:instrText>
+              <w:instrText xml:space="preserve"> PAGEREF _Toc225160506 \h </w:instrText>
             </w:r>
             <w:r>
               <w:rPr>
@@ -185,7 +185,7 @@
               <w14:ligatures w14:val="standardContextual"/>
             </w:rPr>
           </w:pPr>
-          <w:hyperlink w:anchor="_Toc224894079" w:history="1">
+          <w:hyperlink w:anchor="_Toc225160507" w:history="1">
             <w:r>
               <w:rPr>
                 <w:rStyle w:val="Hyperlink"/>
@@ -203,7 +203,7 @@
                 <w:szCs w:val="24"/>
                 <w14:ligatures w14:val="standardContextual"/>
               </w:rPr>
-              <w:t xml:space="preserve"> </w:t>
+              <w:tab/>
             </w:r>
             <w:r>
               <w:rPr>
@@ -233,7 +233,7 @@
                 <w:noProof/>
                 <w:webHidden/>
               </w:rPr>
-              <w:instrText xml:space="preserve"> PAGEREF _Toc224894079 \h </w:instrText>
+              <w:instrText xml:space="preserve"> PAGEREF _Toc225160507 \h </w:instrText>
             </w:r>
             <w:r>
               <w:rPr>
@@ -279,7 +279,7 @@
               <w14:ligatures w14:val="standardContextual"/>
             </w:rPr>
           </w:pPr>
-          <w:hyperlink w:anchor="_Toc224894080" w:history="1">
+          <w:hyperlink w:anchor="_Toc225160508" w:history="1">
             <w:r>
               <w:rPr>
                 <w:rStyle w:val="Hyperlink"/>
@@ -297,7 +297,7 @@
                 <w:szCs w:val="24"/>
                 <w14:ligatures w14:val="standardContextual"/>
               </w:rPr>
-              <w:t xml:space="preserve"> </w:t>
+              <w:tab/>
             </w:r>
             <w:r>
               <w:rPr>
@@ -327,7 +327,7 @@
                 <w:noProof/>
                 <w:webHidden/>
               </w:rPr>
-              <w:instrText xml:space="preserve"> PAGEREF _Toc224894080 \h </w:instrText>
+              <w:instrText xml:space="preserve"> PAGEREF _Toc225160508 \h </w:instrText>
             </w:r>
             <w:r>
               <w:rPr>
@@ -372,7 +372,7 @@
               <w14:ligatures w14:val="standardContextual"/>
             </w:rPr>
           </w:pPr>
-          <w:hyperlink w:anchor="_Toc224894081" w:history="1">
+          <w:hyperlink w:anchor="_Toc225160509" w:history="1">
             <w:r>
               <w:rPr>
                 <w:rStyle w:val="Hyperlink"/>
@@ -399,7 +399,7 @@
                 <w:noProof/>
                 <w:webHidden/>
               </w:rPr>
-              <w:instrText xml:space="preserve"> PAGEREF _Toc224894081 \h </w:instrText>
+              <w:instrText xml:space="preserve"> PAGEREF _Toc225160509 \h </w:instrText>
             </w:r>
             <w:r>
               <w:rPr>
@@ -444,7 +444,7 @@
               <w14:ligatures w14:val="standardContextual"/>
             </w:rPr>
           </w:pPr>
-          <w:hyperlink w:anchor="_Toc224894082" w:history="1">
+          <w:hyperlink w:anchor="_Toc225160510" w:history="1">
             <w:r>
               <w:rPr>
                 <w:rStyle w:val="Hyperlink"/>
@@ -471,7 +471,7 @@
                 <w:noProof/>
                 <w:webHidden/>
               </w:rPr>
-              <w:instrText xml:space="preserve"> PAGEREF _Toc224894082 \h </w:instrText>
+              <w:instrText xml:space="preserve"> PAGEREF _Toc225160510 \h </w:instrText>
             </w:r>
             <w:r>
               <w:rPr>
@@ -516,7 +516,7 @@
               <w14:ligatures w14:val="standardContextual"/>
             </w:rPr>
           </w:pPr>
-          <w:hyperlink w:anchor="_Toc224894083" w:history="1">
+          <w:hyperlink w:anchor="_Toc225160511" w:history="1">
             <w:r>
               <w:rPr>
                 <w:rStyle w:val="Hyperlink"/>
@@ -543,7 +543,7 @@
                 <w:noProof/>
                 <w:webHidden/>
               </w:rPr>
-              <w:instrText xml:space="preserve"> PAGEREF _Toc224894083 \h </w:instrText>
+              <w:instrText xml:space="preserve"> PAGEREF _Toc225160511 \h </w:instrText>
             </w:r>
             <w:r>
               <w:rPr>
@@ -589,7 +589,7 @@
               <w14:ligatures w14:val="standardContextual"/>
             </w:rPr>
           </w:pPr>
-          <w:hyperlink w:anchor="_Toc224894084" w:history="1">
+          <w:hyperlink w:anchor="_Toc225160512" w:history="1">
             <w:r>
               <w:rPr>
                 <w:rStyle w:val="Hyperlink"/>
@@ -607,7 +607,7 @@
                 <w:szCs w:val="24"/>
                 <w14:ligatures w14:val="standardContextual"/>
               </w:rPr>
-              <w:t xml:space="preserve"> </w:t>
+              <w:tab/>
             </w:r>
             <w:r>
               <w:rPr>
@@ -637,7 +637,7 @@
                 <w:noProof/>
                 <w:webHidden/>
               </w:rPr>
-              <w:instrText xml:space="preserve"> PAGEREF _Toc224894084 \h </w:instrText>
+              <w:instrText xml:space="preserve"> PAGEREF _Toc225160512 \h </w:instrText>
             </w:r>
             <w:r>
               <w:rPr>
@@ -683,7 +683,7 @@
               <w14:ligatures w14:val="standardContextual"/>
             </w:rPr>
           </w:pPr>
-          <w:hyperlink w:anchor="_Toc224894085" w:history="1">
+          <w:hyperlink w:anchor="_Toc225160513" w:history="1">
             <w:r>
               <w:rPr>
                 <w:rStyle w:val="Hyperlink"/>
@@ -701,7 +701,7 @@
                 <w:szCs w:val="24"/>
                 <w14:ligatures w14:val="standardContextual"/>
               </w:rPr>
-              <w:t xml:space="preserve"> </w:t>
+              <w:tab/>
             </w:r>
             <w:r>
               <w:rPr>
@@ -714,10 +714,8 @@
             </w:r>
             <w:r>
               <w:rPr>
-                <w:rStyle w:val="Hyperlink"/>
-                <w:b/>
-                <w:bCs/>
-                <w:noProof/>
+                <w:noProof/>
+                <w:webHidden/>
               </w:rPr>
               <w:tab/>
             </w:r>
@@ -726,13 +724,6 @@
                 <w:noProof/>
                 <w:webHidden/>
               </w:rPr>
-              <w:tab/>
-            </w:r>
-            <w:r>
-              <w:rPr>
-                <w:noProof/>
-                <w:webHidden/>
-              </w:rPr>
               <w:fldChar w:fldCharType="begin"/>
             </w:r>
             <w:r>
@@ -740,7 +731,7 @@
                 <w:noProof/>
                 <w:webHidden/>
               </w:rPr>
-              <w:instrText xml:space="preserve"> PAGEREF _Toc224894085 \h </w:instrText>
+              <w:instrText xml:space="preserve"> PAGEREF _Toc225160513 \h </w:instrText>
             </w:r>
             <w:r>
               <w:rPr>
@@ -785,7 +776,7 @@
               <w14:ligatures w14:val="standardContextual"/>
             </w:rPr>
           </w:pPr>
-          <w:hyperlink w:anchor="_Toc224894086" w:history="1">
+          <w:hyperlink w:anchor="_Toc225160514" w:history="1">
             <w:r>
               <w:rPr>
                 <w:rStyle w:val="Hyperlink"/>
@@ -814,7 +805,7 @@
                 <w:noProof/>
                 <w:webHidden/>
               </w:rPr>
-              <w:instrText xml:space="preserve"> PAGEREF _Toc224894086 \h </w:instrText>
+              <w:instrText xml:space="preserve"> PAGEREF _Toc225160514 \h </w:instrText>
             </w:r>
             <w:r>
               <w:rPr>
@@ -859,7 +850,7 @@
               <w14:ligatures w14:val="standardContextual"/>
             </w:rPr>
           </w:pPr>
-          <w:hyperlink w:anchor="_Toc224894087" w:history="1">
+          <w:hyperlink w:anchor="_Toc225160515" w:history="1">
             <w:r>
               <w:rPr>
                 <w:rStyle w:val="Hyperlink"/>
@@ -886,7 +877,7 @@
                 <w:noProof/>
                 <w:webHidden/>
               </w:rPr>
-              <w:instrText xml:space="preserve"> PAGEREF _Toc224894087 \h </w:instrText>
+              <w:instrText xml:space="preserve"> PAGEREF _Toc225160515 \h </w:instrText>
             </w:r>
             <w:r>
               <w:rPr>
@@ -932,7 +923,7 @@
               <w14:ligatures w14:val="standardContextual"/>
             </w:rPr>
           </w:pPr>
-          <w:hyperlink w:anchor="_Toc224894088" w:history="1">
+          <w:hyperlink w:anchor="_Toc225160516" w:history="1">
             <w:r>
               <w:rPr>
                 <w:rStyle w:val="Hyperlink"/>
@@ -948,7 +939,7 @@
                 <w:szCs w:val="24"/>
                 <w14:ligatures w14:val="standardContextual"/>
               </w:rPr>
-              <w:t xml:space="preserve"> </w:t>
+              <w:tab/>
             </w:r>
             <w:r>
               <w:rPr>
@@ -976,7 +967,7 @@
                 <w:noProof/>
                 <w:webHidden/>
               </w:rPr>
-              <w:instrText xml:space="preserve"> PAGEREF _Toc224894088 \h </w:instrText>
+              <w:instrText xml:space="preserve"> PAGEREF _Toc225160516 \h </w:instrText>
             </w:r>
             <w:r>
               <w:rPr>
@@ -1021,7 +1012,7 @@
               <w14:ligatures w14:val="standardContextual"/>
             </w:rPr>
           </w:pPr>
-          <w:hyperlink w:anchor="_Toc224894089" w:history="1">
+          <w:hyperlink w:anchor="_Toc225160517" w:history="1">
             <w:r>
               <w:rPr>
                 <w:rStyle w:val="Hyperlink"/>
@@ -1048,7 +1039,7 @@
                 <w:noProof/>
                 <w:webHidden/>
               </w:rPr>
-              <w:instrText xml:space="preserve"> PAGEREF _Toc224894089 \h </w:instrText>
+              <w:instrText xml:space="preserve"> PAGEREF _Toc225160517 \h </w:instrText>
             </w:r>
             <w:r>
               <w:rPr>
@@ -1094,7 +1085,7 @@
               <w14:ligatures w14:val="standardContextual"/>
             </w:rPr>
           </w:pPr>
-          <w:hyperlink w:anchor="_Toc224894090" w:history="1">
+          <w:hyperlink w:anchor="_Toc225160518" w:history="1">
             <w:r>
               <w:rPr>
                 <w:rStyle w:val="Hyperlink"/>
@@ -1110,7 +1101,7 @@
                 <w:szCs w:val="24"/>
                 <w14:ligatures w14:val="standardContextual"/>
               </w:rPr>
-              <w:t xml:space="preserve"> </w:t>
+              <w:tab/>
             </w:r>
             <w:r>
               <w:rPr>
@@ -1138,7 +1129,7 @@
                 <w:noProof/>
                 <w:webHidden/>
               </w:rPr>
-              <w:instrText xml:space="preserve"> PAGEREF _Toc224894090 \h </w:instrText>
+              <w:instrText xml:space="preserve"> PAGEREF _Toc225160518 \h </w:instrText>
             </w:r>
             <w:r>
               <w:rPr>
@@ -1184,7 +1175,7 @@
               <w14:ligatures w14:val="standardContextual"/>
             </w:rPr>
           </w:pPr>
-          <w:hyperlink w:anchor="_Toc224894091" w:history="1">
+          <w:hyperlink w:anchor="_Toc225160519" w:history="1">
             <w:r>
               <w:rPr>
                 <w:rStyle w:val="Hyperlink"/>
@@ -1200,7 +1191,7 @@
                 <w:szCs w:val="24"/>
                 <w14:ligatures w14:val="standardContextual"/>
               </w:rPr>
-              <w:t xml:space="preserve"> </w:t>
+              <w:tab/>
             </w:r>
             <w:r>
               <w:rPr>
@@ -1228,7 +1219,7 @@
                 <w:noProof/>
                 <w:webHidden/>
               </w:rPr>
-              <w:instrText xml:space="preserve"> PAGEREF _Toc224894091 \h </w:instrText>
+              <w:instrText xml:space="preserve"> PAGEREF _Toc225160519 \h </w:instrText>
             </w:r>
             <w:r>
               <w:rPr>
@@ -1273,7 +1264,7 @@
               <w14:ligatures w14:val="standardContextual"/>
             </w:rPr>
           </w:pPr>
-          <w:hyperlink w:anchor="_Toc224894092" w:history="1">
+          <w:hyperlink w:anchor="_Toc225160520" w:history="1">
             <w:r>
               <w:rPr>
                 <w:rStyle w:val="Hyperlink"/>
@@ -1302,7 +1293,7 @@
                 <w:noProof/>
                 <w:webHidden/>
               </w:rPr>
-              <w:instrText xml:space="preserve"> PAGEREF _Toc224894092 \h </w:instrText>
+              <w:instrText xml:space="preserve"> PAGEREF _Toc225160520 \h </w:instrText>
             </w:r>
             <w:r>
               <w:rPr>
@@ -1347,7 +1338,7 @@
               <w14:ligatures w14:val="standardContextual"/>
             </w:rPr>
           </w:pPr>
-          <w:hyperlink w:anchor="_Toc224894093" w:history="1">
+          <w:hyperlink w:anchor="_Toc225160521" w:history="1">
             <w:r>
               <w:rPr>
                 <w:rStyle w:val="Hyperlink"/>
@@ -1376,7 +1367,7 @@
                 <w:noProof/>
                 <w:webHidden/>
               </w:rPr>
-              <w:instrText xml:space="preserve"> PAGEREF _Toc224894093 \h </w:instrText>
+              <w:instrText xml:space="preserve"> PAGEREF _Toc225160521 \h </w:instrText>
             </w:r>
             <w:r>
               <w:rPr>
@@ -1421,7 +1412,7 @@
               <w14:ligatures w14:val="standardContextual"/>
             </w:rPr>
           </w:pPr>
-          <w:hyperlink w:anchor="_Toc224894094" w:history="1">
+          <w:hyperlink w:anchor="_Toc225160522" w:history="1">
             <w:r>
               <w:rPr>
                 <w:rStyle w:val="Hyperlink"/>
@@ -1450,7 +1441,7 @@
                 <w:noProof/>
                 <w:webHidden/>
               </w:rPr>
-              <w:instrText xml:space="preserve"> PAGEREF _Toc224894094 \h </w:instrText>
+              <w:instrText xml:space="preserve"> PAGEREF _Toc225160522 \h </w:instrText>
             </w:r>
             <w:r>
               <w:rPr>
@@ -1495,7 +1486,7 @@
               <w14:ligatures w14:val="standardContextual"/>
             </w:rPr>
           </w:pPr>
-          <w:hyperlink w:anchor="_Toc224894095" w:history="1">
+          <w:hyperlink w:anchor="_Toc225160523" w:history="1">
             <w:r>
               <w:rPr>
                 <w:rStyle w:val="Hyperlink"/>
@@ -1524,7 +1515,7 @@
                 <w:noProof/>
                 <w:webHidden/>
               </w:rPr>
-              <w:instrText xml:space="preserve"> PAGEREF _Toc224894095 \h </w:instrText>
+              <w:instrText xml:space="preserve"> PAGEREF _Toc225160523 \h </w:instrText>
             </w:r>
             <w:r>
               <w:rPr>
@@ -1544,7 +1535,7 @@
                 <w:noProof/>
                 <w:webHidden/>
               </w:rPr>
-              <w:t>10</w:t>
+              <w:t>11</w:t>
             </w:r>
             <w:r>
               <w:rPr>
@@ -1569,7 +1560,7 @@
               <w14:ligatures w14:val="standardContextual"/>
             </w:rPr>
           </w:pPr>
-          <w:hyperlink w:anchor="_Toc224894096" w:history="1">
+          <w:hyperlink w:anchor="_Toc225160524" w:history="1">
             <w:r>
               <w:rPr>
                 <w:rStyle w:val="Hyperlink"/>
@@ -1598,7 +1589,7 @@
                 <w:noProof/>
                 <w:webHidden/>
               </w:rPr>
-              <w:instrText xml:space="preserve"> PAGEREF _Toc224894096 \h </w:instrText>
+              <w:instrText xml:space="preserve"> PAGEREF _Toc225160524 \h </w:instrText>
             </w:r>
             <w:r>
               <w:rPr>
@@ -1618,7 +1609,7 @@
                 <w:noProof/>
                 <w:webHidden/>
               </w:rPr>
-              <w:t>10</w:t>
+              <w:t>11</w:t>
             </w:r>
             <w:r>
               <w:rPr>
@@ -1643,7 +1634,7 @@
               <w14:ligatures w14:val="standardContextual"/>
             </w:rPr>
           </w:pPr>
-          <w:hyperlink w:anchor="_Toc224894097" w:history="1">
+          <w:hyperlink w:anchor="_Toc225160525" w:history="1">
             <w:r>
               <w:rPr>
                 <w:rStyle w:val="Hyperlink"/>
@@ -1672,7 +1663,7 @@
                 <w:noProof/>
                 <w:webHidden/>
               </w:rPr>
-              <w:instrText xml:space="preserve"> PAGEREF _Toc224894097 \h </w:instrText>
+              <w:instrText xml:space="preserve"> PAGEREF _Toc225160525 \h </w:instrText>
             </w:r>
             <w:r>
               <w:rPr>
@@ -1692,7 +1683,7 @@
                 <w:noProof/>
                 <w:webHidden/>
               </w:rPr>
-              <w:t>10</w:t>
+              <w:t>12</w:t>
             </w:r>
             <w:r>
               <w:rPr>
@@ -1742,7 +1733,7 @@
           <w:color w:val="auto"/>
         </w:rPr>
       </w:pPr>
-      <w:bookmarkStart w:id="0" w:name="_Toc224894078"/>
+      <w:bookmarkStart w:id="0" w:name="_Toc225160506"/>
       <w:r>
         <w:rPr>
           <w:b/>
@@ -1813,7 +1804,7 @@
           <w:color w:val="auto"/>
         </w:rPr>
       </w:pPr>
-      <w:bookmarkStart w:id="1" w:name="_Toc224894079"/>
+      <w:bookmarkStart w:id="1" w:name="_Toc225160507"/>
       <w:r>
         <w:rPr>
           <w:b/>
@@ -1872,14 +1863,6 @@
       <w:r>
         <w:t xml:space="preserve"> can help support early detection and prevention strategies. By analyzing health and lifestyle data, researchers and healthcare professionals can better recognize patterns associated with the condition and develop educational programs or recommendations to reduce risk. Improving awareness of dry eye disease and its causes can help individuals make healthier choices regarding screen use, eye care, and environmental exposure, ultimately reducing the overall burden of the condition on the population. </w:t>
       </w:r>
-    </w:p>
-    <w:p>
-      <w:pPr>
-        <w:ind w:firstLine="720"/>
-        <w:rPr>
-          <w:rFonts w:ascii="Avenir Next LT Pro" w:hAnsi="Avenir Next LT Pro"/>
-        </w:rPr>
-      </w:pPr>
     </w:p>
     <w:p>
       <w:pPr>
@@ -1894,7 +1877,7 @@
           <w:color w:val="auto"/>
         </w:rPr>
       </w:pPr>
-      <w:bookmarkStart w:id="2" w:name="_Toc224894080"/>
+      <w:bookmarkStart w:id="2" w:name="_Toc225160508"/>
       <w:r>
         <w:rPr>
           <w:b/>
@@ -1959,7 +1942,7 @@
       <w:pPr>
         <w:pStyle w:val="Heading2"/>
       </w:pPr>
-      <w:bookmarkStart w:id="3" w:name="_Toc224894081"/>
+      <w:bookmarkStart w:id="3" w:name="_Toc225160509"/>
       <w:r>
         <w:lastRenderedPageBreak/>
         <w:t xml:space="preserve">3.1 </w:t>
@@ -1997,7 +1980,7 @@
       <w:pPr>
         <w:pStyle w:val="Heading2"/>
       </w:pPr>
-      <w:bookmarkStart w:id="4" w:name="_Toc224894082"/>
+      <w:bookmarkStart w:id="4" w:name="_Toc225160510"/>
       <w:r>
         <w:t xml:space="preserve">3.2 </w:t>
       </w:r>
@@ -2069,7 +2052,7 @@
       <w:pPr>
         <w:pStyle w:val="Heading2"/>
       </w:pPr>
-      <w:bookmarkStart w:id="5" w:name="_Toc224894083"/>
+      <w:bookmarkStart w:id="5" w:name="_Toc225160511"/>
       <w:r>
         <w:t xml:space="preserve">3.3 </w:t>
       </w:r>
@@ -3725,7 +3708,7 @@
           <w:color w:val="auto"/>
         </w:rPr>
       </w:pPr>
-      <w:bookmarkStart w:id="6" w:name="_Toc224894084"/>
+      <w:bookmarkStart w:id="6" w:name="_Toc225160512"/>
       <w:r>
         <w:rPr>
           <w:b/>
@@ -3803,7 +3786,7 @@
           <w:color w:val="auto"/>
         </w:rPr>
       </w:pPr>
-      <w:bookmarkStart w:id="7" w:name="_Toc224894085"/>
+      <w:bookmarkStart w:id="7" w:name="_Toc225160513"/>
       <w:r>
         <w:rPr>
           <w:b/>
@@ -3856,7 +3839,7 @@
           <w:color w:val="auto"/>
         </w:rPr>
       </w:pPr>
-      <w:bookmarkStart w:id="8" w:name="_Toc224894086"/>
+      <w:bookmarkStart w:id="8" w:name="_Toc225160514"/>
       <w:r>
         <w:rPr>
           <w:b/>
@@ -3883,12 +3866,18 @@
           <w:color w:val="auto"/>
         </w:rPr>
       </w:pPr>
-      <w:bookmarkStart w:id="9" w:name="_Toc224894087"/>
+      <w:bookmarkStart w:id="9" w:name="_Toc225160515"/>
       <w:r>
         <w:rPr>
           <w:color w:val="auto"/>
         </w:rPr>
-        <w:t xml:space="preserve">4.1 </w:t>
+        <w:t>6</w:t>
+      </w:r>
+      <w:r>
+        <w:rPr>
+          <w:color w:val="auto"/>
+        </w:rPr>
+        <w:t xml:space="preserve">.1 </w:t>
       </w:r>
       <w:r>
         <w:rPr>
@@ -3971,7 +3960,7 @@
           <w:noProof/>
         </w:rPr>
         <w:drawing>
-          <wp:anchor distT="0" distB="0" distL="114300" distR="114300" simplePos="0" relativeHeight="251658240" behindDoc="0" locked="0" layoutInCell="1" allowOverlap="1" wp14:anchorId="55A2C485" wp14:editId="3E5E8586">
+          <wp:anchor distT="0" distB="0" distL="114300" distR="114300" simplePos="0" relativeHeight="251658240" behindDoc="0" locked="0" layoutInCell="1" allowOverlap="1" wp14:anchorId="55A2C485" wp14:editId="4C77E368">
             <wp:simplePos x="0" y="0"/>
             <wp:positionH relativeFrom="margin">
               <wp:align>center</wp:align>
@@ -3996,6 +3985,15 @@
                   <pic:blipFill>
                     <a:blip r:embed="rId9" cstate="print">
                       <a:extLst>
+                        <a:ext uri="{BEBA8EAE-BF5A-486C-A8C5-ECC9F3942E4B}">
+                          <a14:imgProps xmlns:a14="http://schemas.microsoft.com/office/drawing/2010/main">
+                            <a14:imgLayer r:embed="rId10">
+                              <a14:imgEffect>
+                                <a14:saturation sat="66000"/>
+                              </a14:imgEffect>
+                            </a14:imgLayer>
+                          </a14:imgProps>
+                        </a:ext>
                         <a:ext uri="{28A0092B-C50C-407E-A947-70E740481C1C}">
                           <a14:useLocalDpi xmlns:a14="http://schemas.microsoft.com/office/drawing/2010/main" val="0"/>
                         </a:ext>
@@ -4065,13 +4063,13 @@
         <w:pStyle w:val="Heading3"/>
         <w:numPr>
           <w:ilvl w:val="1"/>
-          <w:numId w:val="5"/>
+          <w:numId w:val="10"/>
         </w:numPr>
         <w:rPr>
           <w:color w:val="auto"/>
         </w:rPr>
       </w:pPr>
-      <w:bookmarkStart w:id="10" w:name="_Toc224894088"/>
+      <w:bookmarkStart w:id="10" w:name="_Toc225160516"/>
       <w:r>
         <w:rPr>
           <w:color w:val="auto"/>
@@ -4103,7 +4101,6 @@
     </w:p>
     <w:p>
       <w:pPr>
-        <w:spacing w:line="276" w:lineRule="auto"/>
         <w:ind w:firstLine="720"/>
       </w:pPr>
       <w:r>
@@ -4111,7 +4108,7 @@
           <w:noProof/>
         </w:rPr>
         <w:drawing>
-          <wp:anchor distT="0" distB="0" distL="114300" distR="114300" simplePos="0" relativeHeight="251659264" behindDoc="1" locked="0" layoutInCell="1" allowOverlap="1" wp14:anchorId="7A92FE94" wp14:editId="0C1C69A1">
+          <wp:anchor distT="0" distB="0" distL="114300" distR="114300" simplePos="0" relativeHeight="251659264" behindDoc="1" locked="0" layoutInCell="1" allowOverlap="1" wp14:anchorId="7A92FE94" wp14:editId="67BF36AA">
             <wp:simplePos x="0" y="0"/>
             <wp:positionH relativeFrom="margin">
               <wp:align>center</wp:align>
@@ -4134,8 +4131,17 @@
                     <pic:cNvPicPr/>
                   </pic:nvPicPr>
                   <pic:blipFill>
-                    <a:blip r:embed="rId10" cstate="print">
+                    <a:blip r:embed="rId11" cstate="print">
                       <a:extLst>
+                        <a:ext uri="{BEBA8EAE-BF5A-486C-A8C5-ECC9F3942E4B}">
+                          <a14:imgProps xmlns:a14="http://schemas.microsoft.com/office/drawing/2010/main">
+                            <a14:imgLayer r:embed="rId12">
+                              <a14:imgEffect>
+                                <a14:saturation sat="66000"/>
+                              </a14:imgEffect>
+                            </a14:imgLayer>
+                          </a14:imgProps>
+                        </a:ext>
                         <a:ext uri="{28A0092B-C50C-407E-A947-70E740481C1C}">
                           <a14:useLocalDpi xmlns:a14="http://schemas.microsoft.com/office/drawing/2010/main" val="0"/>
                         </a:ext>
@@ -4189,17 +4195,23 @@
           <w:color w:val="auto"/>
         </w:rPr>
       </w:pPr>
-      <w:bookmarkStart w:id="11" w:name="_Toc224894089"/>
+      <w:bookmarkStart w:id="11" w:name="_Toc225160517"/>
       <w:r>
         <w:rPr>
           <w:color w:val="auto"/>
         </w:rPr>
-        <w:t xml:space="preserve">4.3 </w:t>
+        <w:t>6</w:t>
       </w:r>
       <w:r>
         <w:rPr>
           <w:color w:val="auto"/>
         </w:rPr>
+        <w:t xml:space="preserve">.3 </w:t>
+      </w:r>
+      <w:r>
+        <w:rPr>
+          <w:color w:val="auto"/>
+        </w:rPr>
         <w:t>D</w:t>
       </w:r>
       <w:r>
@@ -4226,7 +4238,6 @@
     </w:p>
     <w:p>
       <w:pPr>
-        <w:spacing w:line="276" w:lineRule="auto"/>
         <w:ind w:firstLine="720"/>
       </w:pPr>
       <w:r>
@@ -4260,7 +4271,7 @@
           <w:noProof/>
         </w:rPr>
         <w:drawing>
-          <wp:anchor distT="0" distB="0" distL="114300" distR="114300" simplePos="0" relativeHeight="251660288" behindDoc="0" locked="0" layoutInCell="1" allowOverlap="1" wp14:anchorId="7EEEB574" wp14:editId="4EB0DAAE">
+          <wp:anchor distT="0" distB="0" distL="114300" distR="114300" simplePos="0" relativeHeight="251660288" behindDoc="0" locked="0" layoutInCell="1" allowOverlap="1" wp14:anchorId="7EEEB574" wp14:editId="4143F949">
             <wp:simplePos x="0" y="0"/>
             <wp:positionH relativeFrom="margin">
               <wp:align>center</wp:align>
@@ -4283,8 +4294,17 @@
                     <pic:cNvPicPr/>
                   </pic:nvPicPr>
                   <pic:blipFill>
-                    <a:blip r:embed="rId11" cstate="print">
+                    <a:blip r:embed="rId13" cstate="print">
                       <a:extLst>
+                        <a:ext uri="{BEBA8EAE-BF5A-486C-A8C5-ECC9F3942E4B}">
+                          <a14:imgProps xmlns:a14="http://schemas.microsoft.com/office/drawing/2010/main">
+                            <a14:imgLayer r:embed="rId14">
+                              <a14:imgEffect>
+                                <a14:saturation sat="66000"/>
+                              </a14:imgEffect>
+                            </a14:imgLayer>
+                          </a14:imgProps>
+                        </a:ext>
                         <a:ext uri="{28A0092B-C50C-407E-A947-70E740481C1C}">
                           <a14:useLocalDpi xmlns:a14="http://schemas.microsoft.com/office/drawing/2010/main" val="0"/>
                         </a:ext>
@@ -4345,27 +4365,21 @@
     </w:p>
     <w:p>
       <w:pPr>
-        <w:rPr>
-          <w:rFonts w:ascii="Avenir Next LT Pro" w:hAnsi="Avenir Next LT Pro"/>
-        </w:rPr>
-      </w:pPr>
-    </w:p>
-    <w:p>
-      <w:pPr>
         <w:pStyle w:val="Heading3"/>
         <w:numPr>
           <w:ilvl w:val="1"/>
-          <w:numId w:val="7"/>
+          <w:numId w:val="11"/>
         </w:numPr>
         <w:rPr>
           <w:color w:val="auto"/>
         </w:rPr>
       </w:pPr>
-      <w:bookmarkStart w:id="12" w:name="_Toc224894090"/>
+      <w:bookmarkStart w:id="12" w:name="_Toc225160518"/>
       <w:r>
         <w:rPr>
           <w:color w:val="auto"/>
         </w:rPr>
+        <w:lastRenderedPageBreak/>
         <w:t>Prevalence by BMI Category</w:t>
       </w:r>
       <w:bookmarkEnd w:id="12"/>
@@ -4380,7 +4394,6 @@
     </w:p>
     <w:p>
       <w:pPr>
-        <w:spacing w:line="276" w:lineRule="auto"/>
         <w:ind w:firstLine="720"/>
       </w:pPr>
       <w:r>
@@ -4411,7 +4424,7 @@
           <w:noProof/>
         </w:rPr>
         <w:drawing>
-          <wp:anchor distT="0" distB="0" distL="114300" distR="114300" simplePos="0" relativeHeight="251661312" behindDoc="0" locked="0" layoutInCell="1" allowOverlap="1" wp14:anchorId="7F36F9E1" wp14:editId="7CA2FBE9">
+          <wp:anchor distT="0" distB="0" distL="114300" distR="114300" simplePos="0" relativeHeight="251661312" behindDoc="0" locked="0" layoutInCell="1" allowOverlap="1" wp14:anchorId="7F36F9E1" wp14:editId="0E5E8CFD">
             <wp:simplePos x="0" y="0"/>
             <wp:positionH relativeFrom="margin">
               <wp:align>center</wp:align>
@@ -4434,8 +4447,17 @@
                     <pic:cNvPicPr/>
                   </pic:nvPicPr>
                   <pic:blipFill>
-                    <a:blip r:embed="rId12" cstate="print">
+                    <a:blip r:embed="rId15" cstate="print">
                       <a:extLst>
+                        <a:ext uri="{BEBA8EAE-BF5A-486C-A8C5-ECC9F3942E4B}">
+                          <a14:imgProps xmlns:a14="http://schemas.microsoft.com/office/drawing/2010/main">
+                            <a14:imgLayer r:embed="rId16">
+                              <a14:imgEffect>
+                                <a14:saturation sat="66000"/>
+                              </a14:imgEffect>
+                            </a14:imgLayer>
+                          </a14:imgProps>
+                        </a:ext>
                         <a:ext uri="{28A0092B-C50C-407E-A947-70E740481C1C}">
                           <a14:useLocalDpi xmlns:a14="http://schemas.microsoft.com/office/drawing/2010/main" val="0"/>
                         </a:ext>
@@ -4475,29 +4497,21 @@
     </w:p>
     <w:p>
       <w:pPr>
-        <w:pStyle w:val="ListParagraph"/>
-        <w:ind w:left="1440"/>
-        <w:rPr>
-          <w:rFonts w:ascii="Avenir Next LT Pro" w:hAnsi="Avenir Next LT Pro"/>
-        </w:rPr>
-      </w:pPr>
-    </w:p>
-    <w:p>
-      <w:pPr>
         <w:pStyle w:val="Heading3"/>
         <w:numPr>
           <w:ilvl w:val="1"/>
-          <w:numId w:val="6"/>
+          <w:numId w:val="11"/>
         </w:numPr>
         <w:rPr>
           <w:color w:val="auto"/>
         </w:rPr>
       </w:pPr>
-      <w:bookmarkStart w:id="13" w:name="_Toc224894091"/>
+      <w:bookmarkStart w:id="13" w:name="_Toc225160519"/>
       <w:r>
         <w:rPr>
           <w:color w:val="auto"/>
         </w:rPr>
+        <w:lastRenderedPageBreak/>
         <w:t>Prevalence by Stress Level</w:t>
       </w:r>
       <w:bookmarkEnd w:id="13"/>
@@ -4512,7 +4526,6 @@
     </w:p>
     <w:p>
       <w:pPr>
-        <w:spacing w:line="276" w:lineRule="auto"/>
         <w:ind w:firstLine="720"/>
       </w:pPr>
       <w:r>
@@ -4548,7 +4561,7 @@
           <w:noProof/>
         </w:rPr>
         <w:drawing>
-          <wp:anchor distT="0" distB="0" distL="114300" distR="114300" simplePos="0" relativeHeight="251662336" behindDoc="0" locked="0" layoutInCell="1" allowOverlap="1" wp14:anchorId="14A94EFD" wp14:editId="485F0E64">
+          <wp:anchor distT="0" distB="0" distL="114300" distR="114300" simplePos="0" relativeHeight="251662336" behindDoc="0" locked="0" layoutInCell="1" allowOverlap="1" wp14:anchorId="14A94EFD" wp14:editId="2E8406EE">
             <wp:simplePos x="0" y="0"/>
             <wp:positionH relativeFrom="margin">
               <wp:posOffset>0</wp:posOffset>
@@ -4571,8 +4584,17 @@
                     <pic:cNvPicPr/>
                   </pic:nvPicPr>
                   <pic:blipFill>
-                    <a:blip r:embed="rId13" cstate="print">
+                    <a:blip r:embed="rId17" cstate="print">
                       <a:extLst>
+                        <a:ext uri="{BEBA8EAE-BF5A-486C-A8C5-ECC9F3942E4B}">
+                          <a14:imgProps xmlns:a14="http://schemas.microsoft.com/office/drawing/2010/main">
+                            <a14:imgLayer r:embed="rId18">
+                              <a14:imgEffect>
+                                <a14:saturation sat="66000"/>
+                              </a14:imgEffect>
+                            </a14:imgLayer>
+                          </a14:imgProps>
+                        </a:ext>
                         <a:ext uri="{28A0092B-C50C-407E-A947-70E740481C1C}">
                           <a14:useLocalDpi xmlns:a14="http://schemas.microsoft.com/office/drawing/2010/main" val="0"/>
                         </a:ext>
@@ -4622,7 +4644,7 @@
       <w:r>
         <w:br w:type="page"/>
       </w:r>
-      <w:bookmarkStart w:id="14" w:name="_Toc224894092"/>
+      <w:bookmarkStart w:id="14" w:name="_Toc225160520"/>
       <w:r>
         <w:rPr>
           <w:b/>
@@ -4657,7 +4679,6 @@
     </w:p>
     <w:p>
       <w:pPr>
-        <w:spacing w:line="276" w:lineRule="auto"/>
         <w:ind w:firstLine="720"/>
       </w:pPr>
       <w:r>
@@ -4681,7 +4702,7 @@
           <w:color w:val="auto"/>
         </w:rPr>
       </w:pPr>
-      <w:bookmarkStart w:id="15" w:name="_Toc224894093"/>
+      <w:bookmarkStart w:id="15" w:name="_Toc225160521"/>
       <w:r>
         <w:rPr>
           <w:b/>
@@ -4717,6 +4738,228 @@
     <w:p>
       <w:r>
         <w:t>Confusion Matrix Interpretation</w:t>
+      </w:r>
+    </w:p>
+    <w:tbl>
+      <w:tblPr>
+        <w:tblStyle w:val="TableGrid"/>
+        <w:tblW w:w="0" w:type="auto"/>
+        <w:tblInd w:w="890" w:type="dxa"/>
+        <w:tblLook w:val="04A0" w:firstRow="1" w:lastRow="0" w:firstColumn="1" w:lastColumn="0" w:noHBand="0" w:noVBand="1"/>
+      </w:tblPr>
+      <w:tblGrid>
+        <w:gridCol w:w="3965"/>
+        <w:gridCol w:w="1800"/>
+        <w:gridCol w:w="1806"/>
+      </w:tblGrid>
+      <w:tr>
+        <w:trPr>
+          <w:trHeight w:val="332"/>
+        </w:trPr>
+        <w:tc>
+          <w:tcPr>
+            <w:tcW w:w="7571" w:type="dxa"/>
+            <w:gridSpan w:val="3"/>
+            <w:shd w:val="clear" w:color="auto" w:fill="000000" w:themeFill="text1"/>
+          </w:tcPr>
+          <w:p>
+            <w:pPr>
+              <w:jc w:val="center"/>
+              <w:rPr>
+                <w:color w:val="FFFFFF" w:themeColor="background1"/>
+              </w:rPr>
+            </w:pPr>
+            <w:r>
+              <w:rPr>
+                <w:color w:val="FFFFFF" w:themeColor="background1"/>
+              </w:rPr>
+              <w:t>Confusion Matrix Interpretation</w:t>
+            </w:r>
+          </w:p>
+        </w:tc>
+      </w:tr>
+      <w:tr>
+        <w:trPr>
+          <w:trHeight w:val="345"/>
+        </w:trPr>
+        <w:tc>
+          <w:tcPr>
+            <w:tcW w:w="3965" w:type="dxa"/>
+            <w:shd w:val="clear" w:color="auto" w:fill="000000" w:themeFill="text1"/>
+          </w:tcPr>
+          <w:p/>
+        </w:tc>
+        <w:tc>
+          <w:tcPr>
+            <w:tcW w:w="1800" w:type="dxa"/>
+          </w:tcPr>
+          <w:p>
+            <w:r>
+              <w:t>True</w:t>
+            </w:r>
+          </w:p>
+        </w:tc>
+        <w:tc>
+          <w:tcPr>
+            <w:tcW w:w="1806" w:type="dxa"/>
+          </w:tcPr>
+          <w:p>
+            <w:r>
+              <w:t>False</w:t>
+            </w:r>
+          </w:p>
+        </w:tc>
+      </w:tr>
+      <w:tr>
+        <w:trPr>
+          <w:trHeight w:val="331"/>
+        </w:trPr>
+        <w:tc>
+          <w:tcPr>
+            <w:tcW w:w="3965" w:type="dxa"/>
+            <w:shd w:val="clear" w:color="auto" w:fill="D9D9D9" w:themeFill="background1" w:themeFillShade="D9"/>
+          </w:tcPr>
+          <w:p>
+            <w:r>
+              <w:t>Positive</w:t>
+            </w:r>
+          </w:p>
+        </w:tc>
+        <w:tc>
+          <w:tcPr>
+            <w:tcW w:w="1800" w:type="dxa"/>
+          </w:tcPr>
+          <w:p>
+            <w:r>
+              <w:t>2464</w:t>
+            </w:r>
+          </w:p>
+        </w:tc>
+        <w:tc>
+          <w:tcPr>
+            <w:tcW w:w="1806" w:type="dxa"/>
+          </w:tcPr>
+          <w:p>
+            <w:r>
+              <w:t>1055</w:t>
+            </w:r>
+          </w:p>
+        </w:tc>
+      </w:tr>
+      <w:tr>
+        <w:trPr>
+          <w:trHeight w:val="345"/>
+        </w:trPr>
+        <w:tc>
+          <w:tcPr>
+            <w:tcW w:w="3965" w:type="dxa"/>
+            <w:shd w:val="clear" w:color="auto" w:fill="D9D9D9" w:themeFill="background1" w:themeFillShade="D9"/>
+          </w:tcPr>
+          <w:p>
+            <w:r>
+              <w:t>Negative</w:t>
+            </w:r>
+          </w:p>
+        </w:tc>
+        <w:tc>
+          <w:tcPr>
+            <w:tcW w:w="1800" w:type="dxa"/>
+          </w:tcPr>
+          <w:p>
+            <w:r>
+              <w:t>338</w:t>
+            </w:r>
+          </w:p>
+        </w:tc>
+        <w:tc>
+          <w:tcPr>
+            <w:tcW w:w="1806" w:type="dxa"/>
+          </w:tcPr>
+          <w:p>
+            <w:r>
+              <w:t>143</w:t>
+            </w:r>
+          </w:p>
+        </w:tc>
+      </w:tr>
+    </w:tbl>
+    <w:p>
+      <w:pPr>
+        <w:pStyle w:val="ListParagraph"/>
+      </w:pPr>
+    </w:p>
+    <w:p>
+      <w:pPr>
+        <w:ind w:firstLine="360"/>
+      </w:pPr>
+      <w:r>
+        <w:t xml:space="preserve">The model demonstrates strong performance in identifying individuals with Dry Eye Disease, as reflected by a high recall of 0.95 for positive cases. This indicates that the model successfully detects the majority of individuals who have the condition. However, the recall for negative cases is significantly lower (0.24), meaning the model frequency misclassifies healthy individuals as having DED. </w:t>
+      </w:r>
+    </w:p>
+    <w:p>
+      <w:r>
+        <w:tab/>
+        <w:t xml:space="preserve">Overall, the model tends to favor predicting the presence of dry eye disease, which may be influenced by the higher prevalence of positive cases in the dataset. </w:t>
+      </w:r>
+    </w:p>
+    <w:p>
+      <w:pPr>
+        <w:rPr>
+          <w:rFonts w:asciiTheme="majorHAnsi" w:eastAsiaTheme="majorEastAsia" w:hAnsiTheme="majorHAnsi" w:cstheme="majorBidi"/>
+          <w:b/>
+          <w:bCs/>
+          <w:sz w:val="32"/>
+          <w:szCs w:val="32"/>
+        </w:rPr>
+      </w:pPr>
+      <w:bookmarkStart w:id="16" w:name="_Toc225160522"/>
+      <w:r>
+        <w:rPr>
+          <w:b/>
+          <w:bCs/>
+        </w:rPr>
+        <w:br w:type="page"/>
+      </w:r>
+    </w:p>
+    <w:p>
+      <w:pPr>
+        <w:pStyle w:val="Heading1"/>
+        <w:rPr>
+          <w:b/>
+          <w:bCs/>
+          <w:color w:val="auto"/>
+        </w:rPr>
+      </w:pPr>
+      <w:r>
+        <w:rPr>
+          <w:b/>
+          <w:bCs/>
+          <w:color w:val="auto"/>
+        </w:rPr>
+        <w:lastRenderedPageBreak/>
+        <w:t xml:space="preserve">9. </w:t>
+      </w:r>
+      <w:r>
+        <w:rPr>
+          <w:b/>
+          <w:bCs/>
+          <w:color w:val="auto"/>
+        </w:rPr>
+        <w:t>Feature Importance Analysis</w:t>
+      </w:r>
+      <w:bookmarkEnd w:id="16"/>
+    </w:p>
+    <w:p>
+      <w:r>
+        <w:tab/>
+      </w:r>
+      <w:r>
+        <w:t xml:space="preserve">Feature importance was extracted from the Random Forest model to identify which variable contributes most to predicting Dry Eye Disease. These values represent the relative influence of each feature, normalized as percentages. </w:t>
+      </w:r>
+    </w:p>
+    <w:p>
+      <w:r>
+        <w:t>The top contributing features include:</w:t>
       </w:r>
     </w:p>
     <w:p>
@@ -4728,7 +4971,7 @@
         </w:numPr>
       </w:pPr>
       <w:r>
-        <w:t>True Negatives: 338</w:t>
+        <w:t>Physical Activity (5.9%)</w:t>
       </w:r>
     </w:p>
     <w:p>
@@ -4740,7 +4983,7 @@
         </w:numPr>
       </w:pPr>
       <w:r>
-        <w:t>False Positive: 1055</w:t>
+        <w:t>Average Screen Time (5.8%)</w:t>
       </w:r>
     </w:p>
     <w:p>
@@ -4752,7 +4995,7 @@
         </w:numPr>
       </w:pPr>
       <w:r>
-        <w:t>False Negatives: 143</w:t>
+        <w:t>Sleep duration (5.6%)</w:t>
       </w:r>
     </w:p>
     <w:p>
@@ -4764,62 +5007,7 @@
         </w:numPr>
       </w:pPr>
       <w:r>
-        <w:t>True Positives: 2464</w:t>
-      </w:r>
-    </w:p>
-    <w:p>
-      <w:pPr>
-        <w:ind w:firstLine="360"/>
-      </w:pPr>
-      <w:r>
-        <w:t xml:space="preserve">The model demonstrates strong performance in identifying individuals with Dry Eye Disease, as reflected by a high recall of 0.95 for positive cases. This indicates that the model successfully detects the majority of individuals who have the condition. However, the recall for negative cases is significantly lower (0.24), meaning the model frequency misclassifies healthy individuals as having DED. </w:t>
-      </w:r>
-    </w:p>
-    <w:p>
-      <w:r>
-        <w:tab/>
-        <w:t xml:space="preserve">Overall, the model tends to favor predicting the presence of dry eye disease, which may be influenced by the higher prevalence of positive cases in the dataset. </w:t>
-      </w:r>
-    </w:p>
-    <w:p>
-      <w:pPr>
-        <w:pStyle w:val="Heading1"/>
-        <w:rPr>
-          <w:b/>
-          <w:bCs/>
-          <w:color w:val="auto"/>
-        </w:rPr>
-      </w:pPr>
-      <w:bookmarkStart w:id="16" w:name="_Toc224894094"/>
-      <w:r>
-        <w:rPr>
-          <w:b/>
-          <w:bCs/>
-          <w:color w:val="auto"/>
-        </w:rPr>
-        <w:t xml:space="preserve">9. </w:t>
-      </w:r>
-      <w:r>
-        <w:rPr>
-          <w:b/>
-          <w:bCs/>
-          <w:color w:val="auto"/>
-        </w:rPr>
-        <w:t>Feature Importance Analysis</w:t>
-      </w:r>
-      <w:bookmarkEnd w:id="16"/>
-    </w:p>
-    <w:p>
-      <w:r>
-        <w:tab/>
-      </w:r>
-      <w:r>
-        <w:t xml:space="preserve">Feature importance was extracted from the Random Forest model to identify which variable contributes most to predicting Dry Eye Disease. These values represent the relative influence of each feature, normalized as percentages. </w:t>
-      </w:r>
-    </w:p>
-    <w:p>
-      <w:r>
-        <w:t>The top contributing features include:</w:t>
+        <w:t>Weight (5.5%)</w:t>
       </w:r>
     </w:p>
     <w:p>
@@ -4831,7 +5019,7 @@
         </w:numPr>
       </w:pPr>
       <w:r>
-        <w:t>Physical Activity (5.9%)</w:t>
+        <w:t>Heart Rate (5.4%)</w:t>
       </w:r>
     </w:p>
     <w:p>
@@ -4843,7 +5031,7 @@
         </w:numPr>
       </w:pPr>
       <w:r>
-        <w:t>Average Screen Time (5.8%)</w:t>
+        <w:t>Age (5.2%)</w:t>
       </w:r>
     </w:p>
     <w:p>
@@ -4855,60 +5043,11 @@
         </w:numPr>
       </w:pPr>
       <w:r>
-        <w:t>Sleep duration (5.6%)</w:t>
-      </w:r>
-    </w:p>
-    <w:p>
-      <w:pPr>
-        <w:pStyle w:val="ListParagraph"/>
-        <w:numPr>
-          <w:ilvl w:val="0"/>
-          <w:numId w:val="9"/>
-        </w:numPr>
-      </w:pPr>
-      <w:r>
-        <w:t>Weight (5.5%)</w:t>
-      </w:r>
-    </w:p>
-    <w:p>
-      <w:pPr>
-        <w:pStyle w:val="ListParagraph"/>
-        <w:numPr>
-          <w:ilvl w:val="0"/>
-          <w:numId w:val="9"/>
-        </w:numPr>
-      </w:pPr>
-      <w:r>
-        <w:t>Heart Rate (5.4%)</w:t>
-      </w:r>
-    </w:p>
-    <w:p>
-      <w:pPr>
-        <w:pStyle w:val="ListParagraph"/>
-        <w:numPr>
-          <w:ilvl w:val="0"/>
-          <w:numId w:val="9"/>
-        </w:numPr>
-      </w:pPr>
-      <w:r>
-        <w:t>Age (5.2%)</w:t>
-      </w:r>
-    </w:p>
-    <w:p>
-      <w:pPr>
-        <w:pStyle w:val="ListParagraph"/>
-        <w:numPr>
-          <w:ilvl w:val="0"/>
-          <w:numId w:val="9"/>
-        </w:numPr>
-      </w:pPr>
-      <w:r>
         <w:t>Daily Steps (4.9%)</w:t>
       </w:r>
     </w:p>
     <w:p>
       <w:r>
-        <w:lastRenderedPageBreak/>
         <w:t xml:space="preserve">Moderate contributors include stress level and sleep quality, while eye redness showed lower relative influence. </w:t>
       </w:r>
     </w:p>
@@ -4941,7 +5080,7 @@
                     <pic:cNvPicPr/>
                   </pic:nvPicPr>
                   <pic:blipFill>
-                    <a:blip r:embed="rId14" cstate="print">
+                    <a:blip r:embed="rId19" cstate="print">
                       <a:extLst>
                         <a:ext uri="{28A0092B-C50C-407E-A947-70E740481C1C}">
                           <a14:useLocalDpi xmlns:a14="http://schemas.microsoft.com/office/drawing/2010/main" val="0"/>
@@ -4977,7 +5116,7 @@
           <w:color w:val="auto"/>
         </w:rPr>
       </w:pPr>
-      <w:bookmarkStart w:id="17" w:name="_Toc224894095"/>
+      <w:bookmarkStart w:id="17" w:name="_Toc225160523"/>
       <w:r>
         <w:rPr>
           <w:b/>
@@ -4999,7 +5138,11 @@
     <w:p>
       <w:r>
         <w:tab/>
-        <w:t xml:space="preserve">The results from both exploratory data analysis and machine learning modeling consistently highlight the importance of lifestyle behaviors in relation to Dry Eye Disease. Variables such as screen time, sleep duration, and physical activity appeared as strong contributors across both descriptive analysis and predictive modeling. </w:t>
+        <w:t xml:space="preserve">The results from both exploratory data analysis and machine learning modeling consistently highlight the importance of lifestyle behaviors in relation to Dry Eye Disease. Variables such as screen time, </w:t>
+      </w:r>
+      <w:r>
+        <w:lastRenderedPageBreak/>
+        <w:t xml:space="preserve">sleep duration, and physical activity appeared as strong contributors across both descriptive analysis and predictive modeling. </w:t>
       </w:r>
     </w:p>
     <w:p>
@@ -5026,7 +5169,7 @@
           <w:color w:val="auto"/>
         </w:rPr>
       </w:pPr>
-      <w:bookmarkStart w:id="18" w:name="_Toc224894096"/>
+      <w:bookmarkStart w:id="18" w:name="_Toc225160524"/>
       <w:r>
         <w:rPr>
           <w:b/>
@@ -5061,7 +5204,6 @@
     </w:p>
     <w:p>
       <w:r>
-        <w:lastRenderedPageBreak/>
         <w:tab/>
         <w:t xml:space="preserve">Second, feature importance values indicate correlation rather than causation, meaning that highly ranked variables may not directly cause the condition but may be associated with other underlying factors. </w:t>
       </w:r>
@@ -5081,7 +5223,7 @@
           <w:color w:val="auto"/>
         </w:rPr>
       </w:pPr>
-      <w:bookmarkStart w:id="19" w:name="_Toc224894097"/>
+      <w:bookmarkStart w:id="19" w:name="_Toc225160525"/>
       <w:r>
         <w:rPr>
           <w:b/>
@@ -5141,7 +5283,7 @@
       </w:r>
     </w:p>
     <w:sectPr>
-      <w:footerReference w:type="default" r:id="rId15"/>
+      <w:footerReference w:type="default" r:id="rId20"/>
       <w:pgSz w:w="12240" w:h="15840"/>
       <w:pgMar w:top="1440" w:right="1440" w:bottom="1440" w:left="1440" w:header="720" w:footer="720" w:gutter="0"/>
       <w:cols w:space="720"/>
@@ -5180,7 +5322,7 @@
 <w:ftr xmlns:wpc="http://schemas.microsoft.com/office/word/2010/wordprocessingCanvas" xmlns:cx="http://schemas.microsoft.com/office/drawing/2014/chartex" xmlns:cx1="http://schemas.microsoft.com/office/drawing/2015/9/8/chartex" xmlns:cx2="http://schemas.microsoft.com/office/drawing/2015/10/21/chartex" xmlns:cx3="http://schemas.microsoft.com/office/drawing/2016/5/9/chartex" xmlns:cx4="http://schemas.microsoft.com/office/drawing/2016/5/10/chartex" xmlns:cx5="http://schemas.microsoft.com/office/drawing/2016/5/11/chartex" xmlns:cx6="http://schemas.microsoft.com/office/drawing/2016/5/12/chartex" xmlns:cx7="http://schemas.microsoft.com/office/drawing/2016/5/13/chartex" xmlns:cx8="http://schemas.microsoft.com/office/drawing/2016/5/14/chartex" xmlns:mc="http://schemas.openxmlformats.org/markup-compatibility/2006" xmlns:aink="http://schemas.microsoft.com/office/drawing/2016/ink" xmlns:am3d="http://schemas.microsoft.com/office/drawing/2017/model3d" xmlns:o="urn:schemas-microsoft-com:office:office" xmlns:oel="http://schemas.microsoft.com/office/2019/extlst" xmlns:r="http://schemas.openxmlformats.org/officeDocument/2006/relationships" xmlns:m="http://schemas.openxmlformats.org/officeDocument/2006/math" xmlns:v="urn:schemas-microsoft-com:vml" xmlns:wp14="http://schemas.microsoft.com/office/word/2010/wordprocessingDrawing" xmlns:wp="http://schemas.openxmlformats.org/drawingml/2006/wordprocessingDrawing" xmlns:w10="urn:schemas-microsoft-com:office:word" xmlns:w="http://schemas.openxmlformats.org/wordprocessingml/2006/main" xmlns:w14="http://schemas.microsoft.com/office/word/2010/wordml" xmlns:w15="http://schemas.microsoft.com/office/word/2012/wordml" xmlns:w16cex="http://schemas.microsoft.com/office/word/2018/wordml/cex" xmlns:w16cid="http://schemas.microsoft.com/office/word/2016/wordml/cid" xmlns:w16="http://schemas.microsoft.com/office/word/2018/wordml" xmlns:w16du="http://schemas.microsoft.com/office/word/2023/wordml/word16du" xmlns:w16sdtdh="http://schemas.microsoft.com/office/word/2020/wordml/sdtdatahash" xmlns:w16sdtfl="http://schemas.microsoft.com/office/word/2024/wordml/sdtformatlock" xmlns:w16se="http://schemas.microsoft.com/office/word/2015/wordml/symex" xmlns:wpg="http://schemas.microsoft.com/office/word/2010/wordprocessingGroup" xmlns:wpi="http://schemas.microsoft.com/office/word/2010/wordprocessingInk" xmlns:wne="http://schemas.microsoft.com/office/word/2006/wordml" xmlns:wps="http://schemas.microsoft.com/office/word/2010/wordprocessingShape" mc:Ignorable="w14 w15 w16se w16cid w16 w16cex w16sdtdh w16sdtfl w16du wp14">
   <w:sdt>
     <w:sdtPr>
-      <w:id w:val="-533579648"/>
+      <w:id w:val="2114009581"/>
       <w:docPartObj>
         <w:docPartGallery w:val="Page Numbers (Bottom of Page)"/>
         <w:docPartUnique/>
@@ -5196,9 +5338,6 @@
         <w:pPr>
           <w:pStyle w:val="Footer"/>
           <w:jc w:val="right"/>
-          <w:rPr>
-            <w:noProof/>
-          </w:rPr>
         </w:pPr>
         <w:r>
           <w:fldChar w:fldCharType="begin"/>
@@ -5221,24 +5360,6 @@
           </w:rPr>
           <w:fldChar w:fldCharType="end"/>
         </w:r>
-        <w:r>
-          <w:rPr>
-            <w:noProof/>
-          </w:rPr>
-          <w:t xml:space="preserve"> of </w:t>
-        </w:r>
-        <w:r>
-          <w:rPr>
-            <w:noProof/>
-          </w:rPr>
-          <w:t>16</w:t>
-        </w:r>
-      </w:p>
-      <w:p>
-        <w:pPr>
-          <w:pStyle w:val="Footer"/>
-          <w:jc w:val="center"/>
-        </w:pPr>
       </w:p>
     </w:sdtContent>
   </w:sdt>
@@ -5593,6 +5714,119 @@
     </w:lvl>
   </w:abstractNum>
   <w:abstractNum w:abstractNumId="3" w15:restartNumberingAfterBreak="0">
+    <w:nsid w:val="0B695FA8"/>
+    <w:multiLevelType w:val="multilevel"/>
+    <w:tmpl w:val="E69C8040"/>
+    <w:lvl w:ilvl="0">
+      <w:start w:val="6"/>
+      <w:numFmt w:val="decimal"/>
+      <w:lvlText w:val="%1"/>
+      <w:lvlJc w:val="left"/>
+      <w:pPr>
+        <w:ind w:left="360" w:hanging="360"/>
+      </w:pPr>
+      <w:rPr>
+        <w:rFonts w:hint="default"/>
+      </w:rPr>
+    </w:lvl>
+    <w:lvl w:ilvl="1">
+      <w:start w:val="2"/>
+      <w:numFmt w:val="decimal"/>
+      <w:lvlText w:val="%1.%2"/>
+      <w:lvlJc w:val="left"/>
+      <w:pPr>
+        <w:ind w:left="360" w:hanging="360"/>
+      </w:pPr>
+      <w:rPr>
+        <w:rFonts w:hint="default"/>
+      </w:rPr>
+    </w:lvl>
+    <w:lvl w:ilvl="2">
+      <w:start w:val="1"/>
+      <w:numFmt w:val="decimal"/>
+      <w:lvlText w:val="%1.%2.%3"/>
+      <w:lvlJc w:val="left"/>
+      <w:pPr>
+        <w:ind w:left="720" w:hanging="720"/>
+      </w:pPr>
+      <w:rPr>
+        <w:rFonts w:hint="default"/>
+      </w:rPr>
+    </w:lvl>
+    <w:lvl w:ilvl="3">
+      <w:start w:val="1"/>
+      <w:numFmt w:val="decimal"/>
+      <w:lvlText w:val="%1.%2.%3.%4"/>
+      <w:lvlJc w:val="left"/>
+      <w:pPr>
+        <w:ind w:left="720" w:hanging="720"/>
+      </w:pPr>
+      <w:rPr>
+        <w:rFonts w:hint="default"/>
+      </w:rPr>
+    </w:lvl>
+    <w:lvl w:ilvl="4">
+      <w:start w:val="1"/>
+      <w:numFmt w:val="decimal"/>
+      <w:lvlText w:val="%1.%2.%3.%4.%5"/>
+      <w:lvlJc w:val="left"/>
+      <w:pPr>
+        <w:ind w:left="1080" w:hanging="1080"/>
+      </w:pPr>
+      <w:rPr>
+        <w:rFonts w:hint="default"/>
+      </w:rPr>
+    </w:lvl>
+    <w:lvl w:ilvl="5">
+      <w:start w:val="1"/>
+      <w:numFmt w:val="decimal"/>
+      <w:lvlText w:val="%1.%2.%3.%4.%5.%6"/>
+      <w:lvlJc w:val="left"/>
+      <w:pPr>
+        <w:ind w:left="1080" w:hanging="1080"/>
+      </w:pPr>
+      <w:rPr>
+        <w:rFonts w:hint="default"/>
+      </w:rPr>
+    </w:lvl>
+    <w:lvl w:ilvl="6">
+      <w:start w:val="1"/>
+      <w:numFmt w:val="decimal"/>
+      <w:lvlText w:val="%1.%2.%3.%4.%5.%6.%7"/>
+      <w:lvlJc w:val="left"/>
+      <w:pPr>
+        <w:ind w:left="1440" w:hanging="1440"/>
+      </w:pPr>
+      <w:rPr>
+        <w:rFonts w:hint="default"/>
+      </w:rPr>
+    </w:lvl>
+    <w:lvl w:ilvl="7">
+      <w:start w:val="1"/>
+      <w:numFmt w:val="decimal"/>
+      <w:lvlText w:val="%1.%2.%3.%4.%5.%6.%7.%8"/>
+      <w:lvlJc w:val="left"/>
+      <w:pPr>
+        <w:ind w:left="1440" w:hanging="1440"/>
+      </w:pPr>
+      <w:rPr>
+        <w:rFonts w:hint="default"/>
+      </w:rPr>
+    </w:lvl>
+    <w:lvl w:ilvl="8">
+      <w:start w:val="1"/>
+      <w:numFmt w:val="decimal"/>
+      <w:lvlText w:val="%1.%2.%3.%4.%5.%6.%7.%8.%9"/>
+      <w:lvlJc w:val="left"/>
+      <w:pPr>
+        <w:ind w:left="1800" w:hanging="1800"/>
+      </w:pPr>
+      <w:rPr>
+        <w:rFonts w:hint="default"/>
+      </w:rPr>
+    </w:lvl>
+  </w:abstractNum>
+  <w:abstractNum w:abstractNumId="4" w15:restartNumberingAfterBreak="0">
     <w:nsid w:val="0DD43F61"/>
     <w:multiLevelType w:val="multilevel"/>
     <w:tmpl w:val="5DA84A94"/>
@@ -5705,7 +5939,7 @@
       </w:rPr>
     </w:lvl>
   </w:abstractNum>
-  <w:abstractNum w:abstractNumId="4" w15:restartNumberingAfterBreak="0">
+  <w:abstractNum w:abstractNumId="5" w15:restartNumberingAfterBreak="0">
     <w:nsid w:val="2A29325C"/>
     <w:multiLevelType w:val="multilevel"/>
     <w:tmpl w:val="F44E1CE0"/>
@@ -5826,7 +6060,7 @@
       </w:rPr>
     </w:lvl>
   </w:abstractNum>
-  <w:abstractNum w:abstractNumId="5" w15:restartNumberingAfterBreak="0">
+  <w:abstractNum w:abstractNumId="6" w15:restartNumberingAfterBreak="0">
     <w:nsid w:val="3CCD559D"/>
     <w:multiLevelType w:val="multilevel"/>
     <w:tmpl w:val="F44E1CE0"/>
@@ -5947,7 +6181,7 @@
       </w:rPr>
     </w:lvl>
   </w:abstractNum>
-  <w:abstractNum w:abstractNumId="6" w15:restartNumberingAfterBreak="0">
+  <w:abstractNum w:abstractNumId="7" w15:restartNumberingAfterBreak="0">
     <w:nsid w:val="4F4A1BFF"/>
     <w:multiLevelType w:val="multilevel"/>
     <w:tmpl w:val="7A429870"/>
@@ -6060,7 +6294,7 @@
       </w:rPr>
     </w:lvl>
   </w:abstractNum>
-  <w:abstractNum w:abstractNumId="7" w15:restartNumberingAfterBreak="0">
+  <w:abstractNum w:abstractNumId="8" w15:restartNumberingAfterBreak="0">
     <w:nsid w:val="567A5E9F"/>
     <w:multiLevelType w:val="hybridMultilevel"/>
     <w:tmpl w:val="5A92E56E"/>
@@ -6151,7 +6385,7 @@
       </w:pPr>
     </w:lvl>
   </w:abstractNum>
-  <w:abstractNum w:abstractNumId="8" w15:restartNumberingAfterBreak="0">
+  <w:abstractNum w:abstractNumId="9" w15:restartNumberingAfterBreak="0">
     <w:nsid w:val="59C22A09"/>
     <w:multiLevelType w:val="hybridMultilevel"/>
     <w:tmpl w:val="7EA87BDA"/>
@@ -6240,32 +6474,151 @@
       </w:pPr>
     </w:lvl>
   </w:abstractNum>
+  <w:abstractNum w:abstractNumId="10" w15:restartNumberingAfterBreak="0">
+    <w:nsid w:val="5B587660"/>
+    <w:multiLevelType w:val="multilevel"/>
+    <w:tmpl w:val="23C0C116"/>
+    <w:lvl w:ilvl="0">
+      <w:start w:val="6"/>
+      <w:numFmt w:val="decimal"/>
+      <w:lvlText w:val="%1"/>
+      <w:lvlJc w:val="left"/>
+      <w:pPr>
+        <w:ind w:left="360" w:hanging="360"/>
+      </w:pPr>
+      <w:rPr>
+        <w:rFonts w:hint="default"/>
+      </w:rPr>
+    </w:lvl>
+    <w:lvl w:ilvl="1">
+      <w:start w:val="4"/>
+      <w:numFmt w:val="decimal"/>
+      <w:lvlText w:val="%1.%2"/>
+      <w:lvlJc w:val="left"/>
+      <w:pPr>
+        <w:ind w:left="720" w:hanging="360"/>
+      </w:pPr>
+      <w:rPr>
+        <w:rFonts w:hint="default"/>
+      </w:rPr>
+    </w:lvl>
+    <w:lvl w:ilvl="2">
+      <w:start w:val="1"/>
+      <w:numFmt w:val="decimal"/>
+      <w:lvlText w:val="%1.%2.%3"/>
+      <w:lvlJc w:val="left"/>
+      <w:pPr>
+        <w:ind w:left="1440" w:hanging="720"/>
+      </w:pPr>
+      <w:rPr>
+        <w:rFonts w:hint="default"/>
+      </w:rPr>
+    </w:lvl>
+    <w:lvl w:ilvl="3">
+      <w:start w:val="1"/>
+      <w:numFmt w:val="decimal"/>
+      <w:lvlText w:val="%1.%2.%3.%4"/>
+      <w:lvlJc w:val="left"/>
+      <w:pPr>
+        <w:ind w:left="1800" w:hanging="720"/>
+      </w:pPr>
+      <w:rPr>
+        <w:rFonts w:hint="default"/>
+      </w:rPr>
+    </w:lvl>
+    <w:lvl w:ilvl="4">
+      <w:start w:val="1"/>
+      <w:numFmt w:val="decimal"/>
+      <w:lvlText w:val="%1.%2.%3.%4.%5"/>
+      <w:lvlJc w:val="left"/>
+      <w:pPr>
+        <w:ind w:left="2520" w:hanging="1080"/>
+      </w:pPr>
+      <w:rPr>
+        <w:rFonts w:hint="default"/>
+      </w:rPr>
+    </w:lvl>
+    <w:lvl w:ilvl="5">
+      <w:start w:val="1"/>
+      <w:numFmt w:val="decimal"/>
+      <w:lvlText w:val="%1.%2.%3.%4.%5.%6"/>
+      <w:lvlJc w:val="left"/>
+      <w:pPr>
+        <w:ind w:left="2880" w:hanging="1080"/>
+      </w:pPr>
+      <w:rPr>
+        <w:rFonts w:hint="default"/>
+      </w:rPr>
+    </w:lvl>
+    <w:lvl w:ilvl="6">
+      <w:start w:val="1"/>
+      <w:numFmt w:val="decimal"/>
+      <w:lvlText w:val="%1.%2.%3.%4.%5.%6.%7"/>
+      <w:lvlJc w:val="left"/>
+      <w:pPr>
+        <w:ind w:left="3600" w:hanging="1440"/>
+      </w:pPr>
+      <w:rPr>
+        <w:rFonts w:hint="default"/>
+      </w:rPr>
+    </w:lvl>
+    <w:lvl w:ilvl="7">
+      <w:start w:val="1"/>
+      <w:numFmt w:val="decimal"/>
+      <w:lvlText w:val="%1.%2.%3.%4.%5.%6.%7.%8"/>
+      <w:lvlJc w:val="left"/>
+      <w:pPr>
+        <w:ind w:left="3960" w:hanging="1440"/>
+      </w:pPr>
+      <w:rPr>
+        <w:rFonts w:hint="default"/>
+      </w:rPr>
+    </w:lvl>
+    <w:lvl w:ilvl="8">
+      <w:start w:val="1"/>
+      <w:numFmt w:val="decimal"/>
+      <w:lvlText w:val="%1.%2.%3.%4.%5.%6.%7.%8.%9"/>
+      <w:lvlJc w:val="left"/>
+      <w:pPr>
+        <w:ind w:left="4680" w:hanging="1800"/>
+      </w:pPr>
+      <w:rPr>
+        <w:rFonts w:hint="default"/>
+      </w:rPr>
+    </w:lvl>
+  </w:abstractNum>
   <w:num w:numId="1" w16cid:durableId="1965652524">
     <w:abstractNumId w:val="1"/>
   </w:num>
   <w:num w:numId="2" w16cid:durableId="2107264984">
-    <w:abstractNumId w:val="4"/>
+    <w:abstractNumId w:val="5"/>
   </w:num>
   <w:num w:numId="3" w16cid:durableId="637223688">
-    <w:abstractNumId w:val="8"/>
+    <w:abstractNumId w:val="9"/>
   </w:num>
   <w:num w:numId="4" w16cid:durableId="1048988681">
-    <w:abstractNumId w:val="5"/>
+    <w:abstractNumId w:val="6"/>
   </w:num>
   <w:num w:numId="5" w16cid:durableId="676346147">
     <w:abstractNumId w:val="0"/>
   </w:num>
   <w:num w:numId="6" w16cid:durableId="873423372">
-    <w:abstractNumId w:val="6"/>
+    <w:abstractNumId w:val="7"/>
   </w:num>
   <w:num w:numId="7" w16cid:durableId="1006519984">
-    <w:abstractNumId w:val="3"/>
+    <w:abstractNumId w:val="4"/>
   </w:num>
   <w:num w:numId="8" w16cid:durableId="361636422">
-    <w:abstractNumId w:val="7"/>
+    <w:abstractNumId w:val="8"/>
   </w:num>
   <w:num w:numId="9" w16cid:durableId="65687701">
     <w:abstractNumId w:val="2"/>
+  </w:num>
+  <w:num w:numId="10" w16cid:durableId="1521623977">
+    <w:abstractNumId w:val="3"/>
+  </w:num>
+  <w:num w:numId="11" w16cid:durableId="2104760177">
+    <w:abstractNumId w:val="10"/>
   </w:num>
 </w:numbering>
 </file>
@@ -6281,7 +6634,7 @@
     </w:rPrDefault>
     <w:pPrDefault>
       <w:pPr>
-        <w:spacing w:after="120" w:line="264" w:lineRule="auto"/>
+        <w:spacing w:after="200" w:line="276" w:lineRule="auto"/>
       </w:pPr>
     </w:pPrDefault>
   </w:docDefaults>
@@ -6879,6 +7232,7 @@
   <w:style w:type="character" w:default="1" w:styleId="DefaultParagraphFont">
     <w:name w:val="Default Paragraph Font"/>
     <w:uiPriority w:val="1"/>
+    <w:semiHidden/>
     <w:unhideWhenUsed/>
   </w:style>
   <w:style w:type="table" w:default="1" w:styleId="TableNormal">

--- a/Rough_Draft_Report.docx
+++ b/Rough_Draft_Report.docx
@@ -2,1738 +2,1996 @@
 <file path=word/document.xml><?xml version="1.0" encoding="utf-8"?>
 <w:document xmlns:wpc="http://schemas.microsoft.com/office/word/2010/wordprocessingCanvas" xmlns:cx="http://schemas.microsoft.com/office/drawing/2014/chartex" xmlns:cx1="http://schemas.microsoft.com/office/drawing/2015/9/8/chartex" xmlns:cx2="http://schemas.microsoft.com/office/drawing/2015/10/21/chartex" xmlns:cx3="http://schemas.microsoft.com/office/drawing/2016/5/9/chartex" xmlns:cx4="http://schemas.microsoft.com/office/drawing/2016/5/10/chartex" xmlns:cx5="http://schemas.microsoft.com/office/drawing/2016/5/11/chartex" xmlns:cx6="http://schemas.microsoft.com/office/drawing/2016/5/12/chartex" xmlns:cx7="http://schemas.microsoft.com/office/drawing/2016/5/13/chartex" xmlns:cx8="http://schemas.microsoft.com/office/drawing/2016/5/14/chartex" xmlns:mc="http://schemas.openxmlformats.org/markup-compatibility/2006" xmlns:aink="http://schemas.microsoft.com/office/drawing/2016/ink" xmlns:am3d="http://schemas.microsoft.com/office/drawing/2017/model3d" xmlns:o="urn:schemas-microsoft-com:office:office" xmlns:oel="http://schemas.microsoft.com/office/2019/extlst" xmlns:r="http://schemas.openxmlformats.org/officeDocument/2006/relationships" xmlns:m="http://schemas.openxmlformats.org/officeDocument/2006/math" xmlns:v="urn:schemas-microsoft-com:vml" xmlns:wp14="http://schemas.microsoft.com/office/word/2010/wordprocessingDrawing" xmlns:wp="http://schemas.openxmlformats.org/drawingml/2006/wordprocessingDrawing" xmlns:w10="urn:schemas-microsoft-com:office:word" xmlns:w="http://schemas.openxmlformats.org/wordprocessingml/2006/main" xmlns:w14="http://schemas.microsoft.com/office/word/2010/wordml" xmlns:w15="http://schemas.microsoft.com/office/word/2012/wordml" xmlns:w16cex="http://schemas.microsoft.com/office/word/2018/wordml/cex" xmlns:w16cid="http://schemas.microsoft.com/office/word/2016/wordml/cid" xmlns:w16="http://schemas.microsoft.com/office/word/2018/wordml" xmlns:w16du="http://schemas.microsoft.com/office/word/2023/wordml/word16du" xmlns:w16sdtdh="http://schemas.microsoft.com/office/word/2020/wordml/sdtdatahash" xmlns:w16sdtfl="http://schemas.microsoft.com/office/word/2024/wordml/sdtformatlock" xmlns:w16se="http://schemas.microsoft.com/office/word/2015/wordml/symex" xmlns:wpg="http://schemas.microsoft.com/office/word/2010/wordprocessingGroup" xmlns:wpi="http://schemas.microsoft.com/office/word/2010/wordprocessingInk" xmlns:wne="http://schemas.microsoft.com/office/word/2006/wordml" xmlns:wps="http://schemas.microsoft.com/office/word/2010/wordprocessingShape" mc:Ignorable="w14 w15 w16se w16cid w16 w16cex w16sdtdh w16sdtfl w16du wp14">
   <w:body>
-    <w:sdt>
-      <w:sdtPr>
-        <w:rPr>
-          <w:rFonts w:asciiTheme="minorHAnsi" w:eastAsiaTheme="minorEastAsia" w:hAnsiTheme="minorHAnsi" w:cstheme="minorBidi"/>
-          <w:color w:val="auto"/>
-          <w:sz w:val="52"/>
-          <w:szCs w:val="52"/>
-        </w:rPr>
-        <w:id w:val="256187726"/>
-        <w:docPartObj>
-          <w:docPartGallery w:val="Table of Contents"/>
-          <w:docPartUnique/>
-        </w:docPartObj>
-      </w:sdtPr>
-      <w:sdtEndPr>
+    <w:p>
+      <w:pPr>
+        <w:jc w:val="center"/>
+      </w:pPr>
+    </w:p>
+    <w:p>
+      <w:pPr>
+        <w:jc w:val="center"/>
+      </w:pPr>
+    </w:p>
+    <w:p>
+      <w:pPr>
+        <w:pStyle w:val="Heading1"/>
+        <w:rPr>
+          <w:sz w:val="36"/>
+          <w:szCs w:val="36"/>
+        </w:rPr>
+      </w:pPr>
+    </w:p>
+    <w:p>
+      <w:pPr>
         <w:rPr>
           <w:b/>
           <w:bCs/>
-          <w:noProof/>
-          <w:sz w:val="20"/>
-          <w:szCs w:val="20"/>
-        </w:rPr>
-      </w:sdtEndPr>
-      <w:sdtContent>
-        <w:p>
-          <w:pPr>
-            <w:pStyle w:val="TOCHeading"/>
-            <w:jc w:val="center"/>
-            <w:rPr>
-              <w:rFonts w:asciiTheme="minorHAnsi" w:eastAsiaTheme="minorEastAsia" w:hAnsiTheme="minorHAnsi" w:cstheme="minorBidi"/>
-              <w:color w:val="auto"/>
-              <w:sz w:val="44"/>
-              <w:szCs w:val="44"/>
-            </w:rPr>
-          </w:pPr>
-          <w:r>
-            <w:rPr>
-              <w:rFonts w:asciiTheme="minorHAnsi" w:eastAsiaTheme="minorEastAsia" w:hAnsiTheme="minorHAnsi" w:cstheme="minorBidi"/>
-              <w:color w:val="auto"/>
-              <w:sz w:val="44"/>
-              <w:szCs w:val="44"/>
-            </w:rPr>
-            <w:t>Understanding and Predicting Dry Eye Disease</w:t>
-          </w:r>
-        </w:p>
-        <w:p>
-          <w:pPr>
-            <w:pStyle w:val="TOCHeading"/>
-            <w:jc w:val="center"/>
-            <w:rPr>
-              <w:color w:val="auto"/>
-              <w:sz w:val="28"/>
-              <w:szCs w:val="28"/>
-            </w:rPr>
-          </w:pPr>
-          <w:r>
-            <w:rPr>
-              <w:color w:val="auto"/>
-              <w:sz w:val="28"/>
-              <w:szCs w:val="28"/>
-            </w:rPr>
-            <w:t>Christian Ramirez-Flores | March 19, 2026</w:t>
-          </w:r>
-        </w:p>
-        <w:p/>
-        <w:p>
-          <w:pPr>
-            <w:pStyle w:val="TOC1"/>
-            <w:tabs>
-              <w:tab w:val="left" w:pos="720"/>
-              <w:tab w:val="right" w:pos="9350"/>
-            </w:tabs>
-            <w:rPr>
-              <w:noProof/>
-              <w:kern w:val="2"/>
-              <w:sz w:val="24"/>
-              <w:szCs w:val="24"/>
-              <w14:ligatures w14:val="standardContextual"/>
-            </w:rPr>
-          </w:pPr>
-          <w:r>
-            <w:fldChar w:fldCharType="begin"/>
-          </w:r>
-          <w:r>
-            <w:instrText xml:space="preserve"> TOC \o "1-3" \h \z \u </w:instrText>
-          </w:r>
-          <w:r>
-            <w:fldChar w:fldCharType="separate"/>
-          </w:r>
-          <w:hyperlink w:anchor="_Toc225160506" w:history="1">
-            <w:r>
-              <w:rPr>
-                <w:rStyle w:val="Hyperlink"/>
-                <w:b/>
-                <w:bCs/>
-                <w:noProof/>
-              </w:rPr>
-              <w:t>1.</w:t>
-            </w:r>
-            <w:r>
-              <w:rPr>
-                <w:noProof/>
-                <w:kern w:val="2"/>
-                <w:sz w:val="24"/>
-                <w:szCs w:val="24"/>
-                <w14:ligatures w14:val="standardContextual"/>
-              </w:rPr>
-              <w:tab/>
-            </w:r>
-            <w:r>
-              <w:rPr>
-                <w:rStyle w:val="Hyperlink"/>
-                <w:b/>
-                <w:bCs/>
-                <w:noProof/>
-              </w:rPr>
-              <w:t>Introduction</w:t>
-            </w:r>
-            <w:r>
-              <w:rPr>
-                <w:noProof/>
-                <w:webHidden/>
-              </w:rPr>
-              <w:tab/>
-            </w:r>
-            <w:r>
-              <w:rPr>
-                <w:noProof/>
-                <w:webHidden/>
-              </w:rPr>
-              <w:fldChar w:fldCharType="begin"/>
-            </w:r>
-            <w:r>
-              <w:rPr>
-                <w:noProof/>
-                <w:webHidden/>
-              </w:rPr>
-              <w:instrText xml:space="preserve"> PAGEREF _Toc225160506 \h </w:instrText>
-            </w:r>
-            <w:r>
-              <w:rPr>
-                <w:noProof/>
-                <w:webHidden/>
-              </w:rPr>
-            </w:r>
-            <w:r>
-              <w:rPr>
-                <w:noProof/>
-                <w:webHidden/>
-              </w:rPr>
-              <w:fldChar w:fldCharType="separate"/>
-            </w:r>
-            <w:r>
-              <w:rPr>
-                <w:noProof/>
-                <w:webHidden/>
-              </w:rPr>
-              <w:t>2</w:t>
-            </w:r>
-            <w:r>
-              <w:rPr>
-                <w:noProof/>
-                <w:webHidden/>
-              </w:rPr>
-              <w:fldChar w:fldCharType="end"/>
-            </w:r>
-          </w:hyperlink>
-        </w:p>
-        <w:p>
-          <w:pPr>
-            <w:pStyle w:val="TOC1"/>
-            <w:tabs>
-              <w:tab w:val="left" w:pos="720"/>
-              <w:tab w:val="right" w:pos="9350"/>
-            </w:tabs>
-            <w:rPr>
-              <w:noProof/>
-              <w:kern w:val="2"/>
-              <w:sz w:val="24"/>
-              <w:szCs w:val="24"/>
-              <w14:ligatures w14:val="standardContextual"/>
-            </w:rPr>
-          </w:pPr>
-          <w:hyperlink w:anchor="_Toc225160507" w:history="1">
-            <w:r>
-              <w:rPr>
-                <w:rStyle w:val="Hyperlink"/>
-                <w:b/>
-                <w:bCs/>
-                <w:noProof/>
-              </w:rPr>
-              <w:t>2.</w:t>
-            </w:r>
-            <w:r>
-              <w:rPr>
-                <w:noProof/>
-                <w:kern w:val="2"/>
-                <w:sz w:val="24"/>
-                <w:szCs w:val="24"/>
-                <w14:ligatures w14:val="standardContextual"/>
-              </w:rPr>
-              <w:tab/>
-            </w:r>
-            <w:r>
-              <w:rPr>
-                <w:rStyle w:val="Hyperlink"/>
-                <w:b/>
-                <w:bCs/>
-                <w:noProof/>
-              </w:rPr>
-              <w:t>Public Health Impact</w:t>
-            </w:r>
-            <w:r>
-              <w:rPr>
-                <w:noProof/>
-                <w:webHidden/>
-              </w:rPr>
-              <w:tab/>
-            </w:r>
-            <w:r>
-              <w:rPr>
-                <w:noProof/>
-                <w:webHidden/>
-              </w:rPr>
-              <w:fldChar w:fldCharType="begin"/>
-            </w:r>
-            <w:r>
-              <w:rPr>
-                <w:noProof/>
-                <w:webHidden/>
-              </w:rPr>
-              <w:instrText xml:space="preserve"> PAGEREF _Toc225160507 \h </w:instrText>
-            </w:r>
-            <w:r>
-              <w:rPr>
-                <w:noProof/>
-                <w:webHidden/>
-              </w:rPr>
-            </w:r>
-            <w:r>
-              <w:rPr>
-                <w:noProof/>
-                <w:webHidden/>
-              </w:rPr>
-              <w:fldChar w:fldCharType="separate"/>
-            </w:r>
-            <w:r>
-              <w:rPr>
-                <w:noProof/>
-                <w:webHidden/>
-              </w:rPr>
-              <w:t>2</w:t>
-            </w:r>
-            <w:r>
-              <w:rPr>
-                <w:noProof/>
-                <w:webHidden/>
-              </w:rPr>
-              <w:fldChar w:fldCharType="end"/>
-            </w:r>
-          </w:hyperlink>
-        </w:p>
-        <w:p>
-          <w:pPr>
-            <w:pStyle w:val="TOC1"/>
-            <w:tabs>
-              <w:tab w:val="left" w:pos="720"/>
-              <w:tab w:val="right" w:pos="9350"/>
-            </w:tabs>
-            <w:rPr>
-              <w:noProof/>
-              <w:kern w:val="2"/>
-              <w:sz w:val="24"/>
-              <w:szCs w:val="24"/>
-              <w14:ligatures w14:val="standardContextual"/>
-            </w:rPr>
-          </w:pPr>
-          <w:hyperlink w:anchor="_Toc225160508" w:history="1">
-            <w:r>
-              <w:rPr>
-                <w:rStyle w:val="Hyperlink"/>
-                <w:b/>
-                <w:bCs/>
-                <w:noProof/>
-              </w:rPr>
-              <w:t>3.</w:t>
-            </w:r>
-            <w:r>
-              <w:rPr>
-                <w:noProof/>
-                <w:kern w:val="2"/>
-                <w:sz w:val="24"/>
-                <w:szCs w:val="24"/>
-                <w14:ligatures w14:val="standardContextual"/>
-              </w:rPr>
-              <w:tab/>
-            </w:r>
-            <w:r>
-              <w:rPr>
-                <w:rStyle w:val="Hyperlink"/>
-                <w:b/>
-                <w:bCs/>
-                <w:noProof/>
-              </w:rPr>
-              <w:t>Data Analysis &amp; Computation</w:t>
-            </w:r>
-            <w:r>
-              <w:rPr>
-                <w:noProof/>
-                <w:webHidden/>
-              </w:rPr>
-              <w:tab/>
-            </w:r>
-            <w:r>
-              <w:rPr>
-                <w:noProof/>
-                <w:webHidden/>
-              </w:rPr>
-              <w:fldChar w:fldCharType="begin"/>
-            </w:r>
-            <w:r>
-              <w:rPr>
-                <w:noProof/>
-                <w:webHidden/>
-              </w:rPr>
-              <w:instrText xml:space="preserve"> PAGEREF _Toc225160508 \h </w:instrText>
-            </w:r>
-            <w:r>
-              <w:rPr>
-                <w:noProof/>
-                <w:webHidden/>
-              </w:rPr>
-            </w:r>
-            <w:r>
-              <w:rPr>
-                <w:noProof/>
-                <w:webHidden/>
-              </w:rPr>
-              <w:fldChar w:fldCharType="separate"/>
-            </w:r>
-            <w:r>
-              <w:rPr>
-                <w:noProof/>
-                <w:webHidden/>
-              </w:rPr>
-              <w:t>2</w:t>
-            </w:r>
-            <w:r>
-              <w:rPr>
-                <w:noProof/>
-                <w:webHidden/>
-              </w:rPr>
-              <w:fldChar w:fldCharType="end"/>
-            </w:r>
-          </w:hyperlink>
-        </w:p>
-        <w:p>
-          <w:pPr>
-            <w:pStyle w:val="TOC2"/>
-            <w:tabs>
-              <w:tab w:val="right" w:pos="9350"/>
-            </w:tabs>
-            <w:rPr>
-              <w:noProof/>
-              <w:kern w:val="2"/>
-              <w:sz w:val="24"/>
-              <w:szCs w:val="24"/>
-              <w14:ligatures w14:val="standardContextual"/>
-            </w:rPr>
-          </w:pPr>
-          <w:hyperlink w:anchor="_Toc225160509" w:history="1">
-            <w:r>
-              <w:rPr>
-                <w:rStyle w:val="Hyperlink"/>
-                <w:noProof/>
-              </w:rPr>
-              <w:t>3.1 Data Profiling</w:t>
-            </w:r>
-            <w:r>
-              <w:rPr>
-                <w:noProof/>
-                <w:webHidden/>
-              </w:rPr>
-              <w:tab/>
-            </w:r>
-            <w:r>
-              <w:rPr>
-                <w:noProof/>
-                <w:webHidden/>
-              </w:rPr>
-              <w:fldChar w:fldCharType="begin"/>
-            </w:r>
-            <w:r>
-              <w:rPr>
-                <w:noProof/>
-                <w:webHidden/>
-              </w:rPr>
-              <w:instrText xml:space="preserve"> PAGEREF _Toc225160509 \h </w:instrText>
-            </w:r>
-            <w:r>
-              <w:rPr>
-                <w:noProof/>
-                <w:webHidden/>
-              </w:rPr>
-            </w:r>
-            <w:r>
-              <w:rPr>
-                <w:noProof/>
-                <w:webHidden/>
-              </w:rPr>
-              <w:fldChar w:fldCharType="separate"/>
-            </w:r>
-            <w:r>
-              <w:rPr>
-                <w:noProof/>
-                <w:webHidden/>
-              </w:rPr>
-              <w:t>3</w:t>
-            </w:r>
-            <w:r>
-              <w:rPr>
-                <w:noProof/>
-                <w:webHidden/>
-              </w:rPr>
-              <w:fldChar w:fldCharType="end"/>
-            </w:r>
-          </w:hyperlink>
-        </w:p>
-        <w:p>
-          <w:pPr>
-            <w:pStyle w:val="TOC2"/>
-            <w:tabs>
-              <w:tab w:val="right" w:pos="9350"/>
-            </w:tabs>
-            <w:rPr>
-              <w:noProof/>
-              <w:kern w:val="2"/>
-              <w:sz w:val="24"/>
-              <w:szCs w:val="24"/>
-              <w14:ligatures w14:val="standardContextual"/>
-            </w:rPr>
-          </w:pPr>
-          <w:hyperlink w:anchor="_Toc225160510" w:history="1">
-            <w:r>
-              <w:rPr>
-                <w:rStyle w:val="Hyperlink"/>
-                <w:noProof/>
-              </w:rPr>
-              <w:t>3.2 Observations &amp; Data Wrangling</w:t>
-            </w:r>
-            <w:r>
-              <w:rPr>
-                <w:noProof/>
-                <w:webHidden/>
-              </w:rPr>
-              <w:tab/>
-            </w:r>
-            <w:r>
-              <w:rPr>
-                <w:noProof/>
-                <w:webHidden/>
-              </w:rPr>
-              <w:fldChar w:fldCharType="begin"/>
-            </w:r>
-            <w:r>
-              <w:rPr>
-                <w:noProof/>
-                <w:webHidden/>
-              </w:rPr>
-              <w:instrText xml:space="preserve"> PAGEREF _Toc225160510 \h </w:instrText>
-            </w:r>
-            <w:r>
-              <w:rPr>
-                <w:noProof/>
-                <w:webHidden/>
-              </w:rPr>
-            </w:r>
-            <w:r>
-              <w:rPr>
-                <w:noProof/>
-                <w:webHidden/>
-              </w:rPr>
-              <w:fldChar w:fldCharType="separate"/>
-            </w:r>
-            <w:r>
-              <w:rPr>
-                <w:noProof/>
-                <w:webHidden/>
-              </w:rPr>
-              <w:t>3</w:t>
-            </w:r>
-            <w:r>
-              <w:rPr>
-                <w:noProof/>
-                <w:webHidden/>
-              </w:rPr>
-              <w:fldChar w:fldCharType="end"/>
-            </w:r>
-          </w:hyperlink>
-        </w:p>
-        <w:p>
-          <w:pPr>
-            <w:pStyle w:val="TOC2"/>
-            <w:tabs>
-              <w:tab w:val="right" w:pos="9350"/>
-            </w:tabs>
-            <w:rPr>
-              <w:noProof/>
-              <w:kern w:val="2"/>
-              <w:sz w:val="24"/>
-              <w:szCs w:val="24"/>
-              <w14:ligatures w14:val="standardContextual"/>
-            </w:rPr>
-          </w:pPr>
-          <w:hyperlink w:anchor="_Toc225160511" w:history="1">
-            <w:r>
-              <w:rPr>
-                <w:rStyle w:val="Hyperlink"/>
-                <w:noProof/>
-              </w:rPr>
-              <w:t>3.3 Data Table Schema</w:t>
-            </w:r>
-            <w:r>
-              <w:rPr>
-                <w:noProof/>
-                <w:webHidden/>
-              </w:rPr>
-              <w:tab/>
-            </w:r>
-            <w:r>
-              <w:rPr>
-                <w:noProof/>
-                <w:webHidden/>
-              </w:rPr>
-              <w:fldChar w:fldCharType="begin"/>
-            </w:r>
-            <w:r>
-              <w:rPr>
-                <w:noProof/>
-                <w:webHidden/>
-              </w:rPr>
-              <w:instrText xml:space="preserve"> PAGEREF _Toc225160511 \h </w:instrText>
-            </w:r>
-            <w:r>
-              <w:rPr>
-                <w:noProof/>
-                <w:webHidden/>
-              </w:rPr>
-            </w:r>
-            <w:r>
-              <w:rPr>
-                <w:noProof/>
-                <w:webHidden/>
-              </w:rPr>
-              <w:fldChar w:fldCharType="separate"/>
-            </w:r>
-            <w:r>
-              <w:rPr>
-                <w:noProof/>
-                <w:webHidden/>
-              </w:rPr>
-              <w:t>3</w:t>
-            </w:r>
-            <w:r>
-              <w:rPr>
-                <w:noProof/>
-                <w:webHidden/>
-              </w:rPr>
-              <w:fldChar w:fldCharType="end"/>
-            </w:r>
-          </w:hyperlink>
-        </w:p>
-        <w:p>
-          <w:pPr>
-            <w:pStyle w:val="TOC1"/>
-            <w:tabs>
-              <w:tab w:val="left" w:pos="720"/>
-              <w:tab w:val="right" w:pos="9350"/>
-            </w:tabs>
-            <w:rPr>
-              <w:noProof/>
-              <w:kern w:val="2"/>
-              <w:sz w:val="24"/>
-              <w:szCs w:val="24"/>
-              <w14:ligatures w14:val="standardContextual"/>
-            </w:rPr>
-          </w:pPr>
-          <w:hyperlink w:anchor="_Toc225160512" w:history="1">
-            <w:r>
-              <w:rPr>
-                <w:rStyle w:val="Hyperlink"/>
-                <w:b/>
-                <w:bCs/>
-                <w:noProof/>
-              </w:rPr>
-              <w:t>4.</w:t>
-            </w:r>
-            <w:r>
-              <w:rPr>
-                <w:noProof/>
-                <w:kern w:val="2"/>
-                <w:sz w:val="24"/>
-                <w:szCs w:val="24"/>
-                <w14:ligatures w14:val="standardContextual"/>
-              </w:rPr>
-              <w:tab/>
-            </w:r>
-            <w:r>
-              <w:rPr>
-                <w:rStyle w:val="Hyperlink"/>
-                <w:b/>
-                <w:bCs/>
-                <w:noProof/>
-              </w:rPr>
-              <w:t>Approach</w:t>
-            </w:r>
-            <w:r>
-              <w:rPr>
-                <w:noProof/>
-                <w:webHidden/>
-              </w:rPr>
-              <w:tab/>
-            </w:r>
-            <w:r>
-              <w:rPr>
-                <w:noProof/>
-                <w:webHidden/>
-              </w:rPr>
-              <w:fldChar w:fldCharType="begin"/>
-            </w:r>
-            <w:r>
-              <w:rPr>
-                <w:noProof/>
-                <w:webHidden/>
-              </w:rPr>
-              <w:instrText xml:space="preserve"> PAGEREF _Toc225160512 \h </w:instrText>
-            </w:r>
-            <w:r>
-              <w:rPr>
-                <w:noProof/>
-                <w:webHidden/>
-              </w:rPr>
-            </w:r>
-            <w:r>
-              <w:rPr>
-                <w:noProof/>
-                <w:webHidden/>
-              </w:rPr>
-              <w:fldChar w:fldCharType="separate"/>
-            </w:r>
-            <w:r>
-              <w:rPr>
-                <w:noProof/>
-                <w:webHidden/>
-              </w:rPr>
-              <w:t>4</w:t>
-            </w:r>
-            <w:r>
-              <w:rPr>
-                <w:noProof/>
-                <w:webHidden/>
-              </w:rPr>
-              <w:fldChar w:fldCharType="end"/>
-            </w:r>
-          </w:hyperlink>
-        </w:p>
-        <w:p>
-          <w:pPr>
-            <w:pStyle w:val="TOC1"/>
-            <w:tabs>
-              <w:tab w:val="left" w:pos="720"/>
-              <w:tab w:val="right" w:pos="9350"/>
-            </w:tabs>
-            <w:rPr>
-              <w:noProof/>
-              <w:kern w:val="2"/>
-              <w:sz w:val="24"/>
-              <w:szCs w:val="24"/>
-              <w14:ligatures w14:val="standardContextual"/>
-            </w:rPr>
-          </w:pPr>
-          <w:hyperlink w:anchor="_Toc225160513" w:history="1">
-            <w:r>
-              <w:rPr>
-                <w:rStyle w:val="Hyperlink"/>
-                <w:b/>
-                <w:bCs/>
-                <w:noProof/>
-              </w:rPr>
-              <w:t>5.</w:t>
-            </w:r>
-            <w:r>
-              <w:rPr>
-                <w:noProof/>
-                <w:kern w:val="2"/>
-                <w:sz w:val="24"/>
-                <w:szCs w:val="24"/>
-                <w14:ligatures w14:val="standardContextual"/>
-              </w:rPr>
-              <w:tab/>
-            </w:r>
-            <w:r>
-              <w:rPr>
-                <w:rStyle w:val="Hyperlink"/>
-                <w:b/>
-                <w:bCs/>
-                <w:noProof/>
-              </w:rPr>
-              <w:t>Tools</w:t>
-            </w:r>
-            <w:r>
-              <w:rPr>
-                <w:noProof/>
-                <w:webHidden/>
-              </w:rPr>
-              <w:tab/>
-            </w:r>
-            <w:r>
-              <w:rPr>
-                <w:noProof/>
-                <w:webHidden/>
-              </w:rPr>
-              <w:fldChar w:fldCharType="begin"/>
-            </w:r>
-            <w:r>
-              <w:rPr>
-                <w:noProof/>
-                <w:webHidden/>
-              </w:rPr>
-              <w:instrText xml:space="preserve"> PAGEREF _Toc225160513 \h </w:instrText>
-            </w:r>
-            <w:r>
-              <w:rPr>
-                <w:noProof/>
-                <w:webHidden/>
-              </w:rPr>
-            </w:r>
-            <w:r>
-              <w:rPr>
-                <w:noProof/>
-                <w:webHidden/>
-              </w:rPr>
-              <w:fldChar w:fldCharType="separate"/>
-            </w:r>
-            <w:r>
-              <w:rPr>
-                <w:noProof/>
-                <w:webHidden/>
-              </w:rPr>
-              <w:t>4</w:t>
-            </w:r>
-            <w:r>
-              <w:rPr>
-                <w:noProof/>
-                <w:webHidden/>
-              </w:rPr>
-              <w:fldChar w:fldCharType="end"/>
-            </w:r>
-          </w:hyperlink>
-        </w:p>
-        <w:p>
-          <w:pPr>
-            <w:pStyle w:val="TOC1"/>
-            <w:tabs>
-              <w:tab w:val="right" w:pos="9350"/>
-            </w:tabs>
-            <w:rPr>
-              <w:noProof/>
-              <w:kern w:val="2"/>
-              <w:sz w:val="24"/>
-              <w:szCs w:val="24"/>
-              <w14:ligatures w14:val="standardContextual"/>
-            </w:rPr>
-          </w:pPr>
-          <w:hyperlink w:anchor="_Toc225160514" w:history="1">
-            <w:r>
-              <w:rPr>
-                <w:rStyle w:val="Hyperlink"/>
-                <w:b/>
-                <w:bCs/>
-                <w:noProof/>
-              </w:rPr>
-              <w:t>6. Exploratory Data Analysis: Dry Eye Disease Prevalence</w:t>
-            </w:r>
-            <w:r>
-              <w:rPr>
-                <w:noProof/>
-                <w:webHidden/>
-              </w:rPr>
-              <w:tab/>
-            </w:r>
-            <w:r>
-              <w:rPr>
-                <w:noProof/>
-                <w:webHidden/>
-              </w:rPr>
-              <w:fldChar w:fldCharType="begin"/>
-            </w:r>
-            <w:r>
-              <w:rPr>
-                <w:noProof/>
-                <w:webHidden/>
-              </w:rPr>
-              <w:instrText xml:space="preserve"> PAGEREF _Toc225160514 \h </w:instrText>
-            </w:r>
-            <w:r>
-              <w:rPr>
-                <w:noProof/>
-                <w:webHidden/>
-              </w:rPr>
-            </w:r>
-            <w:r>
-              <w:rPr>
-                <w:noProof/>
-                <w:webHidden/>
-              </w:rPr>
-              <w:fldChar w:fldCharType="separate"/>
-            </w:r>
-            <w:r>
-              <w:rPr>
-                <w:noProof/>
-                <w:webHidden/>
-              </w:rPr>
-              <w:t>5</w:t>
-            </w:r>
-            <w:r>
-              <w:rPr>
-                <w:noProof/>
-                <w:webHidden/>
-              </w:rPr>
-              <w:fldChar w:fldCharType="end"/>
-            </w:r>
-          </w:hyperlink>
-        </w:p>
-        <w:p>
-          <w:pPr>
-            <w:pStyle w:val="TOC3"/>
-            <w:tabs>
-              <w:tab w:val="right" w:pos="9350"/>
-            </w:tabs>
-            <w:rPr>
-              <w:noProof/>
-              <w:kern w:val="2"/>
-              <w:sz w:val="24"/>
-              <w:szCs w:val="24"/>
-              <w14:ligatures w14:val="standardContextual"/>
-            </w:rPr>
-          </w:pPr>
-          <w:hyperlink w:anchor="_Toc225160515" w:history="1">
-            <w:r>
-              <w:rPr>
-                <w:rStyle w:val="Hyperlink"/>
-                <w:noProof/>
-              </w:rPr>
-              <w:t>4.1 DED Prevalence in the Sample Population</w:t>
-            </w:r>
-            <w:r>
-              <w:rPr>
-                <w:noProof/>
-                <w:webHidden/>
-              </w:rPr>
-              <w:tab/>
-            </w:r>
-            <w:r>
-              <w:rPr>
-                <w:noProof/>
-                <w:webHidden/>
-              </w:rPr>
-              <w:fldChar w:fldCharType="begin"/>
-            </w:r>
-            <w:r>
-              <w:rPr>
-                <w:noProof/>
-                <w:webHidden/>
-              </w:rPr>
-              <w:instrText xml:space="preserve"> PAGEREF _Toc225160515 \h </w:instrText>
-            </w:r>
-            <w:r>
-              <w:rPr>
-                <w:noProof/>
-                <w:webHidden/>
-              </w:rPr>
-            </w:r>
-            <w:r>
-              <w:rPr>
-                <w:noProof/>
-                <w:webHidden/>
-              </w:rPr>
-              <w:fldChar w:fldCharType="separate"/>
-            </w:r>
-            <w:r>
-              <w:rPr>
-                <w:noProof/>
-                <w:webHidden/>
-              </w:rPr>
-              <w:t>5</w:t>
-            </w:r>
-            <w:r>
-              <w:rPr>
-                <w:noProof/>
-                <w:webHidden/>
-              </w:rPr>
-              <w:fldChar w:fldCharType="end"/>
-            </w:r>
-          </w:hyperlink>
-        </w:p>
-        <w:p>
-          <w:pPr>
-            <w:pStyle w:val="TOC3"/>
-            <w:tabs>
-              <w:tab w:val="left" w:pos="960"/>
-              <w:tab w:val="right" w:pos="9350"/>
-            </w:tabs>
-            <w:rPr>
-              <w:noProof/>
-              <w:kern w:val="2"/>
-              <w:sz w:val="24"/>
-              <w:szCs w:val="24"/>
-              <w14:ligatures w14:val="standardContextual"/>
-            </w:rPr>
-          </w:pPr>
-          <w:hyperlink w:anchor="_Toc225160516" w:history="1">
-            <w:r>
-              <w:rPr>
-                <w:rStyle w:val="Hyperlink"/>
-                <w:noProof/>
-              </w:rPr>
-              <w:t>4.2</w:t>
-            </w:r>
-            <w:r>
-              <w:rPr>
-                <w:noProof/>
-                <w:kern w:val="2"/>
-                <w:sz w:val="24"/>
-                <w:szCs w:val="24"/>
-                <w14:ligatures w14:val="standardContextual"/>
-              </w:rPr>
-              <w:tab/>
-            </w:r>
-            <w:r>
-              <w:rPr>
-                <w:rStyle w:val="Hyperlink"/>
-                <w:noProof/>
-              </w:rPr>
-              <w:t>DED by Age Group</w:t>
-            </w:r>
-            <w:r>
-              <w:rPr>
-                <w:noProof/>
-                <w:webHidden/>
-              </w:rPr>
-              <w:tab/>
-            </w:r>
-            <w:r>
-              <w:rPr>
-                <w:noProof/>
-                <w:webHidden/>
-              </w:rPr>
-              <w:fldChar w:fldCharType="begin"/>
-            </w:r>
-            <w:r>
-              <w:rPr>
-                <w:noProof/>
-                <w:webHidden/>
-              </w:rPr>
-              <w:instrText xml:space="preserve"> PAGEREF _Toc225160516 \h </w:instrText>
-            </w:r>
-            <w:r>
-              <w:rPr>
-                <w:noProof/>
-                <w:webHidden/>
-              </w:rPr>
-            </w:r>
-            <w:r>
-              <w:rPr>
-                <w:noProof/>
-                <w:webHidden/>
-              </w:rPr>
-              <w:fldChar w:fldCharType="separate"/>
-            </w:r>
-            <w:r>
-              <w:rPr>
-                <w:noProof/>
-                <w:webHidden/>
-              </w:rPr>
-              <w:t>6</w:t>
-            </w:r>
-            <w:r>
-              <w:rPr>
-                <w:noProof/>
-                <w:webHidden/>
-              </w:rPr>
-              <w:fldChar w:fldCharType="end"/>
-            </w:r>
-          </w:hyperlink>
-        </w:p>
-        <w:p>
-          <w:pPr>
-            <w:pStyle w:val="TOC3"/>
-            <w:tabs>
-              <w:tab w:val="right" w:pos="9350"/>
-            </w:tabs>
-            <w:rPr>
-              <w:noProof/>
-              <w:kern w:val="2"/>
-              <w:sz w:val="24"/>
-              <w:szCs w:val="24"/>
-              <w14:ligatures w14:val="standardContextual"/>
-            </w:rPr>
-          </w:pPr>
-          <w:hyperlink w:anchor="_Toc225160517" w:history="1">
-            <w:r>
-              <w:rPr>
-                <w:rStyle w:val="Hyperlink"/>
-                <w:noProof/>
-              </w:rPr>
-              <w:t>4.3 DED Rate by Daily Screen Time</w:t>
-            </w:r>
-            <w:r>
-              <w:rPr>
-                <w:noProof/>
-                <w:webHidden/>
-              </w:rPr>
-              <w:tab/>
-            </w:r>
-            <w:r>
-              <w:rPr>
-                <w:noProof/>
-                <w:webHidden/>
-              </w:rPr>
-              <w:fldChar w:fldCharType="begin"/>
-            </w:r>
-            <w:r>
-              <w:rPr>
-                <w:noProof/>
-                <w:webHidden/>
-              </w:rPr>
-              <w:instrText xml:space="preserve"> PAGEREF _Toc225160517 \h </w:instrText>
-            </w:r>
-            <w:r>
-              <w:rPr>
-                <w:noProof/>
-                <w:webHidden/>
-              </w:rPr>
-            </w:r>
-            <w:r>
-              <w:rPr>
-                <w:noProof/>
-                <w:webHidden/>
-              </w:rPr>
-              <w:fldChar w:fldCharType="separate"/>
-            </w:r>
-            <w:r>
-              <w:rPr>
-                <w:noProof/>
-                <w:webHidden/>
-              </w:rPr>
-              <w:t>7</w:t>
-            </w:r>
-            <w:r>
-              <w:rPr>
-                <w:noProof/>
-                <w:webHidden/>
-              </w:rPr>
-              <w:fldChar w:fldCharType="end"/>
-            </w:r>
-          </w:hyperlink>
-        </w:p>
-        <w:p>
-          <w:pPr>
-            <w:pStyle w:val="TOC3"/>
-            <w:tabs>
-              <w:tab w:val="left" w:pos="960"/>
-              <w:tab w:val="right" w:pos="9350"/>
-            </w:tabs>
-            <w:rPr>
-              <w:noProof/>
-              <w:kern w:val="2"/>
-              <w:sz w:val="24"/>
-              <w:szCs w:val="24"/>
-              <w14:ligatures w14:val="standardContextual"/>
-            </w:rPr>
-          </w:pPr>
-          <w:hyperlink w:anchor="_Toc225160518" w:history="1">
-            <w:r>
-              <w:rPr>
-                <w:rStyle w:val="Hyperlink"/>
-                <w:noProof/>
-              </w:rPr>
-              <w:t>4.4</w:t>
-            </w:r>
-            <w:r>
-              <w:rPr>
-                <w:noProof/>
-                <w:kern w:val="2"/>
-                <w:sz w:val="24"/>
-                <w:szCs w:val="24"/>
-                <w14:ligatures w14:val="standardContextual"/>
-              </w:rPr>
-              <w:tab/>
-            </w:r>
-            <w:r>
-              <w:rPr>
-                <w:rStyle w:val="Hyperlink"/>
-                <w:noProof/>
-              </w:rPr>
-              <w:t>Prevalence by BMI Category</w:t>
-            </w:r>
-            <w:r>
-              <w:rPr>
-                <w:noProof/>
-                <w:webHidden/>
-              </w:rPr>
-              <w:tab/>
-            </w:r>
-            <w:r>
-              <w:rPr>
-                <w:noProof/>
-                <w:webHidden/>
-              </w:rPr>
-              <w:fldChar w:fldCharType="begin"/>
-            </w:r>
-            <w:r>
-              <w:rPr>
-                <w:noProof/>
-                <w:webHidden/>
-              </w:rPr>
-              <w:instrText xml:space="preserve"> PAGEREF _Toc225160518 \h </w:instrText>
-            </w:r>
-            <w:r>
-              <w:rPr>
-                <w:noProof/>
-                <w:webHidden/>
-              </w:rPr>
-            </w:r>
-            <w:r>
-              <w:rPr>
-                <w:noProof/>
-                <w:webHidden/>
-              </w:rPr>
-              <w:fldChar w:fldCharType="separate"/>
-            </w:r>
-            <w:r>
-              <w:rPr>
-                <w:noProof/>
-                <w:webHidden/>
-              </w:rPr>
-              <w:t>8</w:t>
-            </w:r>
-            <w:r>
-              <w:rPr>
-                <w:noProof/>
-                <w:webHidden/>
-              </w:rPr>
-              <w:fldChar w:fldCharType="end"/>
-            </w:r>
-          </w:hyperlink>
-        </w:p>
-        <w:p>
-          <w:pPr>
-            <w:pStyle w:val="TOC3"/>
-            <w:tabs>
-              <w:tab w:val="left" w:pos="960"/>
-              <w:tab w:val="right" w:pos="9350"/>
-            </w:tabs>
-            <w:rPr>
-              <w:noProof/>
-              <w:kern w:val="2"/>
-              <w:sz w:val="24"/>
-              <w:szCs w:val="24"/>
-              <w14:ligatures w14:val="standardContextual"/>
-            </w:rPr>
-          </w:pPr>
-          <w:hyperlink w:anchor="_Toc225160519" w:history="1">
-            <w:r>
-              <w:rPr>
-                <w:rStyle w:val="Hyperlink"/>
-                <w:noProof/>
-              </w:rPr>
-              <w:t>4.5</w:t>
-            </w:r>
-            <w:r>
-              <w:rPr>
-                <w:noProof/>
-                <w:kern w:val="2"/>
-                <w:sz w:val="24"/>
-                <w:szCs w:val="24"/>
-                <w14:ligatures w14:val="standardContextual"/>
-              </w:rPr>
-              <w:tab/>
-            </w:r>
-            <w:r>
-              <w:rPr>
-                <w:rStyle w:val="Hyperlink"/>
-                <w:noProof/>
-              </w:rPr>
-              <w:t>Prevalence by Stress Level</w:t>
-            </w:r>
-            <w:r>
-              <w:rPr>
-                <w:noProof/>
-                <w:webHidden/>
-              </w:rPr>
-              <w:tab/>
-            </w:r>
-            <w:r>
-              <w:rPr>
-                <w:noProof/>
-                <w:webHidden/>
-              </w:rPr>
-              <w:fldChar w:fldCharType="begin"/>
-            </w:r>
-            <w:r>
-              <w:rPr>
-                <w:noProof/>
-                <w:webHidden/>
-              </w:rPr>
-              <w:instrText xml:space="preserve"> PAGEREF _Toc225160519 \h </w:instrText>
-            </w:r>
-            <w:r>
-              <w:rPr>
-                <w:noProof/>
-                <w:webHidden/>
-              </w:rPr>
-            </w:r>
-            <w:r>
-              <w:rPr>
-                <w:noProof/>
-                <w:webHidden/>
-              </w:rPr>
-              <w:fldChar w:fldCharType="separate"/>
-            </w:r>
-            <w:r>
-              <w:rPr>
-                <w:noProof/>
-                <w:webHidden/>
-              </w:rPr>
-              <w:t>9</w:t>
-            </w:r>
-            <w:r>
-              <w:rPr>
-                <w:noProof/>
-                <w:webHidden/>
-              </w:rPr>
-              <w:fldChar w:fldCharType="end"/>
-            </w:r>
-          </w:hyperlink>
-        </w:p>
-        <w:p>
-          <w:pPr>
-            <w:pStyle w:val="TOC1"/>
-            <w:tabs>
-              <w:tab w:val="right" w:pos="9350"/>
-            </w:tabs>
-            <w:rPr>
-              <w:noProof/>
-              <w:kern w:val="2"/>
-              <w:sz w:val="24"/>
-              <w:szCs w:val="24"/>
-              <w14:ligatures w14:val="standardContextual"/>
-            </w:rPr>
-          </w:pPr>
-          <w:hyperlink w:anchor="_Toc225160520" w:history="1">
-            <w:r>
-              <w:rPr>
-                <w:rStyle w:val="Hyperlink"/>
-                <w:b/>
-                <w:bCs/>
-                <w:noProof/>
-              </w:rPr>
-              <w:t>7. Predictive Modeling: Random Forest Model</w:t>
-            </w:r>
-            <w:r>
-              <w:rPr>
-                <w:noProof/>
-                <w:webHidden/>
-              </w:rPr>
-              <w:tab/>
-            </w:r>
-            <w:r>
-              <w:rPr>
-                <w:noProof/>
-                <w:webHidden/>
-              </w:rPr>
-              <w:fldChar w:fldCharType="begin"/>
-            </w:r>
-            <w:r>
-              <w:rPr>
-                <w:noProof/>
-                <w:webHidden/>
-              </w:rPr>
-              <w:instrText xml:space="preserve"> PAGEREF _Toc225160520 \h </w:instrText>
-            </w:r>
-            <w:r>
-              <w:rPr>
-                <w:noProof/>
-                <w:webHidden/>
-              </w:rPr>
-            </w:r>
-            <w:r>
-              <w:rPr>
-                <w:noProof/>
-                <w:webHidden/>
-              </w:rPr>
-              <w:fldChar w:fldCharType="separate"/>
-            </w:r>
-            <w:r>
-              <w:rPr>
-                <w:noProof/>
-                <w:webHidden/>
-              </w:rPr>
-              <w:t>10</w:t>
-            </w:r>
-            <w:r>
-              <w:rPr>
-                <w:noProof/>
-                <w:webHidden/>
-              </w:rPr>
-              <w:fldChar w:fldCharType="end"/>
-            </w:r>
-          </w:hyperlink>
-        </w:p>
-        <w:p>
-          <w:pPr>
-            <w:pStyle w:val="TOC1"/>
-            <w:tabs>
-              <w:tab w:val="right" w:pos="9350"/>
-            </w:tabs>
-            <w:rPr>
-              <w:noProof/>
-              <w:kern w:val="2"/>
-              <w:sz w:val="24"/>
-              <w:szCs w:val="24"/>
-              <w14:ligatures w14:val="standardContextual"/>
-            </w:rPr>
-          </w:pPr>
-          <w:hyperlink w:anchor="_Toc225160521" w:history="1">
-            <w:r>
-              <w:rPr>
-                <w:rStyle w:val="Hyperlink"/>
-                <w:b/>
-                <w:bCs/>
-                <w:noProof/>
-              </w:rPr>
-              <w:t>8. Model Performance</w:t>
-            </w:r>
-            <w:r>
-              <w:rPr>
-                <w:noProof/>
-                <w:webHidden/>
-              </w:rPr>
-              <w:tab/>
-            </w:r>
-            <w:r>
-              <w:rPr>
-                <w:noProof/>
-                <w:webHidden/>
-              </w:rPr>
-              <w:fldChar w:fldCharType="begin"/>
-            </w:r>
-            <w:r>
-              <w:rPr>
-                <w:noProof/>
-                <w:webHidden/>
-              </w:rPr>
-              <w:instrText xml:space="preserve"> PAGEREF _Toc225160521 \h </w:instrText>
-            </w:r>
-            <w:r>
-              <w:rPr>
-                <w:noProof/>
-                <w:webHidden/>
-              </w:rPr>
-            </w:r>
-            <w:r>
-              <w:rPr>
-                <w:noProof/>
-                <w:webHidden/>
-              </w:rPr>
-              <w:fldChar w:fldCharType="separate"/>
-            </w:r>
-            <w:r>
-              <w:rPr>
-                <w:noProof/>
-                <w:webHidden/>
-              </w:rPr>
-              <w:t>10</w:t>
-            </w:r>
-            <w:r>
-              <w:rPr>
-                <w:noProof/>
-                <w:webHidden/>
-              </w:rPr>
-              <w:fldChar w:fldCharType="end"/>
-            </w:r>
-          </w:hyperlink>
-        </w:p>
-        <w:p>
-          <w:pPr>
-            <w:pStyle w:val="TOC1"/>
-            <w:tabs>
-              <w:tab w:val="right" w:pos="9350"/>
-            </w:tabs>
-            <w:rPr>
-              <w:noProof/>
-              <w:kern w:val="2"/>
-              <w:sz w:val="24"/>
-              <w:szCs w:val="24"/>
-              <w14:ligatures w14:val="standardContextual"/>
-            </w:rPr>
-          </w:pPr>
-          <w:hyperlink w:anchor="_Toc225160522" w:history="1">
-            <w:r>
-              <w:rPr>
-                <w:rStyle w:val="Hyperlink"/>
-                <w:b/>
-                <w:bCs/>
-                <w:noProof/>
-              </w:rPr>
-              <w:t>9. Feature Importance Analysis</w:t>
-            </w:r>
-            <w:r>
-              <w:rPr>
-                <w:noProof/>
-                <w:webHidden/>
-              </w:rPr>
-              <w:tab/>
-            </w:r>
-            <w:r>
-              <w:rPr>
-                <w:noProof/>
-                <w:webHidden/>
-              </w:rPr>
-              <w:fldChar w:fldCharType="begin"/>
-            </w:r>
-            <w:r>
-              <w:rPr>
-                <w:noProof/>
-                <w:webHidden/>
-              </w:rPr>
-              <w:instrText xml:space="preserve"> PAGEREF _Toc225160522 \h </w:instrText>
-            </w:r>
-            <w:r>
-              <w:rPr>
-                <w:noProof/>
-                <w:webHidden/>
-              </w:rPr>
-            </w:r>
-            <w:r>
-              <w:rPr>
-                <w:noProof/>
-                <w:webHidden/>
-              </w:rPr>
-              <w:fldChar w:fldCharType="separate"/>
-            </w:r>
-            <w:r>
-              <w:rPr>
-                <w:noProof/>
-                <w:webHidden/>
-              </w:rPr>
-              <w:t>10</w:t>
-            </w:r>
-            <w:r>
-              <w:rPr>
-                <w:noProof/>
-                <w:webHidden/>
-              </w:rPr>
-              <w:fldChar w:fldCharType="end"/>
-            </w:r>
-          </w:hyperlink>
-        </w:p>
-        <w:p>
-          <w:pPr>
-            <w:pStyle w:val="TOC1"/>
-            <w:tabs>
-              <w:tab w:val="right" w:pos="9350"/>
-            </w:tabs>
-            <w:rPr>
-              <w:noProof/>
-              <w:kern w:val="2"/>
-              <w:sz w:val="24"/>
-              <w:szCs w:val="24"/>
-              <w14:ligatures w14:val="standardContextual"/>
-            </w:rPr>
-          </w:pPr>
-          <w:hyperlink w:anchor="_Toc225160523" w:history="1">
-            <w:r>
-              <w:rPr>
-                <w:rStyle w:val="Hyperlink"/>
-                <w:b/>
-                <w:bCs/>
-                <w:noProof/>
-              </w:rPr>
-              <w:t>10. Discussion</w:t>
-            </w:r>
-            <w:r>
-              <w:rPr>
-                <w:noProof/>
-                <w:webHidden/>
-              </w:rPr>
-              <w:tab/>
-            </w:r>
-            <w:r>
-              <w:rPr>
-                <w:noProof/>
-                <w:webHidden/>
-              </w:rPr>
-              <w:fldChar w:fldCharType="begin"/>
-            </w:r>
-            <w:r>
-              <w:rPr>
-                <w:noProof/>
-                <w:webHidden/>
-              </w:rPr>
-              <w:instrText xml:space="preserve"> PAGEREF _Toc225160523 \h </w:instrText>
-            </w:r>
-            <w:r>
-              <w:rPr>
-                <w:noProof/>
-                <w:webHidden/>
-              </w:rPr>
-            </w:r>
-            <w:r>
-              <w:rPr>
-                <w:noProof/>
-                <w:webHidden/>
-              </w:rPr>
-              <w:fldChar w:fldCharType="separate"/>
-            </w:r>
-            <w:r>
-              <w:rPr>
-                <w:noProof/>
-                <w:webHidden/>
-              </w:rPr>
-              <w:t>11</w:t>
-            </w:r>
-            <w:r>
-              <w:rPr>
-                <w:noProof/>
-                <w:webHidden/>
-              </w:rPr>
-              <w:fldChar w:fldCharType="end"/>
-            </w:r>
-          </w:hyperlink>
-        </w:p>
-        <w:p>
-          <w:pPr>
-            <w:pStyle w:val="TOC1"/>
-            <w:tabs>
-              <w:tab w:val="right" w:pos="9350"/>
-            </w:tabs>
-            <w:rPr>
-              <w:noProof/>
-              <w:kern w:val="2"/>
-              <w:sz w:val="24"/>
-              <w:szCs w:val="24"/>
-              <w14:ligatures w14:val="standardContextual"/>
-            </w:rPr>
-          </w:pPr>
-          <w:hyperlink w:anchor="_Toc225160524" w:history="1">
-            <w:r>
-              <w:rPr>
-                <w:rStyle w:val="Hyperlink"/>
-                <w:b/>
-                <w:bCs/>
-                <w:noProof/>
-              </w:rPr>
-              <w:t>11. Limitations</w:t>
-            </w:r>
-            <w:r>
-              <w:rPr>
-                <w:noProof/>
-                <w:webHidden/>
-              </w:rPr>
-              <w:tab/>
-            </w:r>
-            <w:r>
-              <w:rPr>
-                <w:noProof/>
-                <w:webHidden/>
-              </w:rPr>
-              <w:fldChar w:fldCharType="begin"/>
-            </w:r>
-            <w:r>
-              <w:rPr>
-                <w:noProof/>
-                <w:webHidden/>
-              </w:rPr>
-              <w:instrText xml:space="preserve"> PAGEREF _Toc225160524 \h </w:instrText>
-            </w:r>
-            <w:r>
-              <w:rPr>
-                <w:noProof/>
-                <w:webHidden/>
-              </w:rPr>
-            </w:r>
-            <w:r>
-              <w:rPr>
-                <w:noProof/>
-                <w:webHidden/>
-              </w:rPr>
-              <w:fldChar w:fldCharType="separate"/>
-            </w:r>
-            <w:r>
-              <w:rPr>
-                <w:noProof/>
-                <w:webHidden/>
-              </w:rPr>
-              <w:t>11</w:t>
-            </w:r>
-            <w:r>
-              <w:rPr>
-                <w:noProof/>
-                <w:webHidden/>
-              </w:rPr>
-              <w:fldChar w:fldCharType="end"/>
-            </w:r>
-          </w:hyperlink>
-        </w:p>
-        <w:p>
-          <w:pPr>
-            <w:pStyle w:val="TOC1"/>
-            <w:tabs>
-              <w:tab w:val="right" w:pos="9350"/>
-            </w:tabs>
-            <w:rPr>
-              <w:noProof/>
-              <w:kern w:val="2"/>
-              <w:sz w:val="24"/>
-              <w:szCs w:val="24"/>
-              <w14:ligatures w14:val="standardContextual"/>
-            </w:rPr>
-          </w:pPr>
-          <w:hyperlink w:anchor="_Toc225160525" w:history="1">
-            <w:r>
-              <w:rPr>
-                <w:rStyle w:val="Hyperlink"/>
-                <w:b/>
-                <w:bCs/>
-                <w:noProof/>
-              </w:rPr>
-              <w:t>12. Conclusion</w:t>
-            </w:r>
-            <w:r>
-              <w:rPr>
-                <w:noProof/>
-                <w:webHidden/>
-              </w:rPr>
-              <w:tab/>
-            </w:r>
-            <w:r>
-              <w:rPr>
-                <w:noProof/>
-                <w:webHidden/>
-              </w:rPr>
-              <w:fldChar w:fldCharType="begin"/>
-            </w:r>
-            <w:r>
-              <w:rPr>
-                <w:noProof/>
-                <w:webHidden/>
-              </w:rPr>
-              <w:instrText xml:space="preserve"> PAGEREF _Toc225160525 \h </w:instrText>
-            </w:r>
-            <w:r>
-              <w:rPr>
-                <w:noProof/>
-                <w:webHidden/>
-              </w:rPr>
-            </w:r>
-            <w:r>
-              <w:rPr>
-                <w:noProof/>
-                <w:webHidden/>
-              </w:rPr>
-              <w:fldChar w:fldCharType="separate"/>
-            </w:r>
-            <w:r>
-              <w:rPr>
-                <w:noProof/>
-                <w:webHidden/>
-              </w:rPr>
-              <w:t>12</w:t>
-            </w:r>
-            <w:r>
-              <w:rPr>
-                <w:noProof/>
-                <w:webHidden/>
-              </w:rPr>
-              <w:fldChar w:fldCharType="end"/>
-            </w:r>
-          </w:hyperlink>
-        </w:p>
-        <w:p>
-          <w:pPr>
-            <w:spacing w:line="480" w:lineRule="auto"/>
-          </w:pPr>
-          <w:r>
-            <w:fldChar w:fldCharType="end"/>
-          </w:r>
-        </w:p>
-        <w:p/>
-      </w:sdtContent>
-    </w:sdt>
-    <w:p>
-      <w:pPr>
+          <w:sz w:val="44"/>
+          <w:szCs w:val="44"/>
+        </w:rPr>
+      </w:pPr>
+    </w:p>
+    <w:p>
+      <w:pPr>
+        <w:jc w:val="center"/>
         <w:rPr>
           <w:b/>
           <w:bCs/>
+          <w:sz w:val="44"/>
+          <w:szCs w:val="44"/>
         </w:rPr>
       </w:pPr>
       <w:r>
         <w:rPr>
           <w:b/>
           <w:bCs/>
+          <w:sz w:val="44"/>
+          <w:szCs w:val="44"/>
+        </w:rPr>
+        <w:t>Understanding and Predicting Dry Eye Disease</w:t>
+      </w:r>
+    </w:p>
+    <w:p>
+      <w:pPr>
+        <w:jc w:val="center"/>
+        <w:rPr>
+          <w:sz w:val="40"/>
+          <w:szCs w:val="40"/>
+        </w:rPr>
+      </w:pPr>
+    </w:p>
+    <w:p>
+      <w:pPr>
+        <w:jc w:val="center"/>
+        <w:rPr>
+          <w:sz w:val="32"/>
+          <w:szCs w:val="32"/>
+        </w:rPr>
+      </w:pPr>
+      <w:r>
+        <w:rPr>
+          <w:sz w:val="32"/>
+          <w:szCs w:val="32"/>
+        </w:rPr>
+        <w:t>A Data Analysis and Random Forest Modeling Approach</w:t>
+      </w:r>
+    </w:p>
+    <w:p>
+      <w:pPr>
+        <w:jc w:val="center"/>
+        <w:rPr>
+          <w:sz w:val="22"/>
+          <w:szCs w:val="22"/>
+        </w:rPr>
+      </w:pPr>
+      <w:r>
+        <w:rPr>
+          <w:sz w:val="22"/>
+          <w:szCs w:val="22"/>
+        </w:rPr>
+        <w:t>Independent Data Analysis Project</w:t>
+      </w:r>
+    </w:p>
+    <w:p>
+      <w:pPr>
+        <w:jc w:val="center"/>
+        <w:rPr>
+          <w:sz w:val="22"/>
+          <w:szCs w:val="22"/>
+        </w:rPr>
+      </w:pPr>
+      <w:r>
+        <w:rPr>
+          <w:sz w:val="22"/>
+          <w:szCs w:val="22"/>
+        </w:rPr>
+        <w:t>Christian Ramirez-Flores</w:t>
+      </w:r>
+    </w:p>
+    <w:p>
+      <w:pPr>
+        <w:jc w:val="center"/>
+        <w:rPr>
+          <w:rFonts w:eastAsiaTheme="majorEastAsia"/>
+          <w:b/>
+          <w:bCs/>
+          <w:sz w:val="22"/>
+          <w:szCs w:val="22"/>
+        </w:rPr>
+      </w:pPr>
+      <w:r>
+        <w:rPr>
+          <w:sz w:val="22"/>
+          <w:szCs w:val="22"/>
+        </w:rPr>
+        <w:t>March 23, 2026</w:t>
+      </w:r>
+      <w:r>
+        <w:rPr>
+          <w:b/>
+          <w:bCs/>
+          <w:sz w:val="22"/>
+          <w:szCs w:val="22"/>
         </w:rPr>
         <w:br w:type="page"/>
       </w:r>
     </w:p>
     <w:p>
       <w:pPr>
+        <w:pStyle w:val="TOC1"/>
+      </w:pPr>
+      <w:r>
+        <w:lastRenderedPageBreak/>
+        <w:t>Table of Contents</w:t>
+      </w:r>
+    </w:p>
+    <w:p>
+      <w:pPr>
+        <w:pStyle w:val="TOC1"/>
+      </w:pPr>
+    </w:p>
+    <w:p>
+      <w:pPr>
+        <w:pStyle w:val="TOC1"/>
+      </w:pPr>
+    </w:p>
+    <w:p>
+      <w:pPr>
+        <w:pStyle w:val="TOC1"/>
+        <w:rPr>
+          <w:noProof/>
+          <w:kern w:val="2"/>
+          <w:sz w:val="22"/>
+          <w:szCs w:val="22"/>
+          <w14:ligatures w14:val="standardContextual"/>
+        </w:rPr>
+      </w:pPr>
+      <w:r>
+        <w:fldChar w:fldCharType="begin"/>
+      </w:r>
+      <w:r>
+        <w:instrText xml:space="preserve"> TOC \o "1-3" \h \z \u </w:instrText>
+      </w:r>
+      <w:r>
+        <w:fldChar w:fldCharType="separate"/>
+      </w:r>
+      <w:hyperlink w:anchor="_Toc225167607" w:history="1">
+        <w:r>
+          <w:rPr>
+            <w:rStyle w:val="Hyperlink"/>
+            <w:noProof/>
+            <w:sz w:val="22"/>
+            <w:szCs w:val="22"/>
+          </w:rPr>
+          <w:t>Introduction</w:t>
+        </w:r>
+        <w:r>
+          <w:rPr>
+            <w:noProof/>
+            <w:webHidden/>
+            <w:sz w:val="22"/>
+            <w:szCs w:val="22"/>
+          </w:rPr>
+          <w:tab/>
+        </w:r>
+        <w:r>
+          <w:rPr>
+            <w:noProof/>
+            <w:webHidden/>
+            <w:sz w:val="22"/>
+            <w:szCs w:val="22"/>
+          </w:rPr>
+          <w:fldChar w:fldCharType="begin"/>
+        </w:r>
+        <w:r>
+          <w:rPr>
+            <w:noProof/>
+            <w:webHidden/>
+            <w:sz w:val="22"/>
+            <w:szCs w:val="22"/>
+          </w:rPr>
+          <w:instrText xml:space="preserve"> PAGEREF _Toc225167607 \h </w:instrText>
+        </w:r>
+        <w:r>
+          <w:rPr>
+            <w:noProof/>
+            <w:webHidden/>
+            <w:sz w:val="22"/>
+            <w:szCs w:val="22"/>
+          </w:rPr>
+        </w:r>
+        <w:r>
+          <w:rPr>
+            <w:noProof/>
+            <w:webHidden/>
+            <w:sz w:val="22"/>
+            <w:szCs w:val="22"/>
+          </w:rPr>
+          <w:fldChar w:fldCharType="separate"/>
+        </w:r>
+        <w:r>
+          <w:rPr>
+            <w:noProof/>
+            <w:webHidden/>
+            <w:sz w:val="22"/>
+            <w:szCs w:val="22"/>
+          </w:rPr>
+          <w:t>3</w:t>
+        </w:r>
+        <w:r>
+          <w:rPr>
+            <w:noProof/>
+            <w:webHidden/>
+            <w:sz w:val="22"/>
+            <w:szCs w:val="22"/>
+          </w:rPr>
+          <w:fldChar w:fldCharType="end"/>
+        </w:r>
+      </w:hyperlink>
+    </w:p>
+    <w:p>
+      <w:pPr>
+        <w:pStyle w:val="TOC1"/>
+        <w:rPr>
+          <w:noProof/>
+          <w:kern w:val="2"/>
+          <w:sz w:val="22"/>
+          <w:szCs w:val="22"/>
+          <w14:ligatures w14:val="standardContextual"/>
+        </w:rPr>
+      </w:pPr>
+      <w:hyperlink w:anchor="_Toc225167608" w:history="1">
+        <w:r>
+          <w:rPr>
+            <w:rStyle w:val="Hyperlink"/>
+            <w:noProof/>
+            <w:sz w:val="22"/>
+            <w:szCs w:val="22"/>
+          </w:rPr>
+          <w:t>Public Health Impact</w:t>
+        </w:r>
+        <w:r>
+          <w:rPr>
+            <w:noProof/>
+            <w:webHidden/>
+            <w:sz w:val="22"/>
+            <w:szCs w:val="22"/>
+          </w:rPr>
+          <w:tab/>
+        </w:r>
+        <w:r>
+          <w:rPr>
+            <w:noProof/>
+            <w:webHidden/>
+            <w:sz w:val="22"/>
+            <w:szCs w:val="22"/>
+          </w:rPr>
+          <w:fldChar w:fldCharType="begin"/>
+        </w:r>
+        <w:r>
+          <w:rPr>
+            <w:noProof/>
+            <w:webHidden/>
+            <w:sz w:val="22"/>
+            <w:szCs w:val="22"/>
+          </w:rPr>
+          <w:instrText xml:space="preserve"> PAGEREF _Toc225167608 \h </w:instrText>
+        </w:r>
+        <w:r>
+          <w:rPr>
+            <w:noProof/>
+            <w:webHidden/>
+            <w:sz w:val="22"/>
+            <w:szCs w:val="22"/>
+          </w:rPr>
+        </w:r>
+        <w:r>
+          <w:rPr>
+            <w:noProof/>
+            <w:webHidden/>
+            <w:sz w:val="22"/>
+            <w:szCs w:val="22"/>
+          </w:rPr>
+          <w:fldChar w:fldCharType="separate"/>
+        </w:r>
+        <w:r>
+          <w:rPr>
+            <w:noProof/>
+            <w:webHidden/>
+            <w:sz w:val="22"/>
+            <w:szCs w:val="22"/>
+          </w:rPr>
+          <w:t>3</w:t>
+        </w:r>
+        <w:r>
+          <w:rPr>
+            <w:noProof/>
+            <w:webHidden/>
+            <w:sz w:val="22"/>
+            <w:szCs w:val="22"/>
+          </w:rPr>
+          <w:fldChar w:fldCharType="end"/>
+        </w:r>
+      </w:hyperlink>
+    </w:p>
+    <w:p>
+      <w:pPr>
+        <w:pStyle w:val="TOC1"/>
+        <w:rPr>
+          <w:noProof/>
+          <w:kern w:val="2"/>
+          <w:sz w:val="22"/>
+          <w:szCs w:val="22"/>
+          <w14:ligatures w14:val="standardContextual"/>
+        </w:rPr>
+      </w:pPr>
+      <w:hyperlink w:anchor="_Toc225167609" w:history="1">
+        <w:r>
+          <w:rPr>
+            <w:rStyle w:val="Hyperlink"/>
+            <w:noProof/>
+            <w:sz w:val="22"/>
+            <w:szCs w:val="22"/>
+          </w:rPr>
+          <w:t>Data Analysis &amp; Computation</w:t>
+        </w:r>
+        <w:r>
+          <w:rPr>
+            <w:noProof/>
+            <w:webHidden/>
+            <w:sz w:val="22"/>
+            <w:szCs w:val="22"/>
+          </w:rPr>
+          <w:tab/>
+        </w:r>
+        <w:r>
+          <w:rPr>
+            <w:noProof/>
+            <w:webHidden/>
+            <w:sz w:val="22"/>
+            <w:szCs w:val="22"/>
+          </w:rPr>
+          <w:fldChar w:fldCharType="begin"/>
+        </w:r>
+        <w:r>
+          <w:rPr>
+            <w:noProof/>
+            <w:webHidden/>
+            <w:sz w:val="22"/>
+            <w:szCs w:val="22"/>
+          </w:rPr>
+          <w:instrText xml:space="preserve"> PAGEREF _Toc225167609 \h </w:instrText>
+        </w:r>
+        <w:r>
+          <w:rPr>
+            <w:noProof/>
+            <w:webHidden/>
+            <w:sz w:val="22"/>
+            <w:szCs w:val="22"/>
+          </w:rPr>
+        </w:r>
+        <w:r>
+          <w:rPr>
+            <w:noProof/>
+            <w:webHidden/>
+            <w:sz w:val="22"/>
+            <w:szCs w:val="22"/>
+          </w:rPr>
+          <w:fldChar w:fldCharType="separate"/>
+        </w:r>
+        <w:r>
+          <w:rPr>
+            <w:noProof/>
+            <w:webHidden/>
+            <w:sz w:val="22"/>
+            <w:szCs w:val="22"/>
+          </w:rPr>
+          <w:t>3</w:t>
+        </w:r>
+        <w:r>
+          <w:rPr>
+            <w:noProof/>
+            <w:webHidden/>
+            <w:sz w:val="22"/>
+            <w:szCs w:val="22"/>
+          </w:rPr>
+          <w:fldChar w:fldCharType="end"/>
+        </w:r>
+      </w:hyperlink>
+    </w:p>
+    <w:p>
+      <w:pPr>
+        <w:pStyle w:val="TOC2"/>
+        <w:tabs>
+          <w:tab w:val="right" w:pos="9350"/>
+        </w:tabs>
+        <w:rPr>
+          <w:noProof/>
+          <w:kern w:val="2"/>
+          <w:sz w:val="22"/>
+          <w:szCs w:val="22"/>
+          <w14:ligatures w14:val="standardContextual"/>
+        </w:rPr>
+      </w:pPr>
+      <w:hyperlink w:anchor="_Toc225167610" w:history="1">
+        <w:r>
+          <w:rPr>
+            <w:rStyle w:val="Hyperlink"/>
+            <w:noProof/>
+            <w:sz w:val="22"/>
+            <w:szCs w:val="22"/>
+          </w:rPr>
+          <w:t>Data Profiling</w:t>
+        </w:r>
+        <w:r>
+          <w:rPr>
+            <w:noProof/>
+            <w:webHidden/>
+            <w:sz w:val="22"/>
+            <w:szCs w:val="22"/>
+          </w:rPr>
+          <w:tab/>
+        </w:r>
+        <w:r>
+          <w:rPr>
+            <w:noProof/>
+            <w:webHidden/>
+            <w:sz w:val="22"/>
+            <w:szCs w:val="22"/>
+          </w:rPr>
+          <w:fldChar w:fldCharType="begin"/>
+        </w:r>
+        <w:r>
+          <w:rPr>
+            <w:noProof/>
+            <w:webHidden/>
+            <w:sz w:val="22"/>
+            <w:szCs w:val="22"/>
+          </w:rPr>
+          <w:instrText xml:space="preserve"> PAGEREF _Toc225167610 \h </w:instrText>
+        </w:r>
+        <w:r>
+          <w:rPr>
+            <w:noProof/>
+            <w:webHidden/>
+            <w:sz w:val="22"/>
+            <w:szCs w:val="22"/>
+          </w:rPr>
+        </w:r>
+        <w:r>
+          <w:rPr>
+            <w:noProof/>
+            <w:webHidden/>
+            <w:sz w:val="22"/>
+            <w:szCs w:val="22"/>
+          </w:rPr>
+          <w:fldChar w:fldCharType="separate"/>
+        </w:r>
+        <w:r>
+          <w:rPr>
+            <w:noProof/>
+            <w:webHidden/>
+            <w:sz w:val="22"/>
+            <w:szCs w:val="22"/>
+          </w:rPr>
+          <w:t>4</w:t>
+        </w:r>
+        <w:r>
+          <w:rPr>
+            <w:noProof/>
+            <w:webHidden/>
+            <w:sz w:val="22"/>
+            <w:szCs w:val="22"/>
+          </w:rPr>
+          <w:fldChar w:fldCharType="end"/>
+        </w:r>
+      </w:hyperlink>
+    </w:p>
+    <w:p>
+      <w:pPr>
+        <w:pStyle w:val="TOC2"/>
+        <w:tabs>
+          <w:tab w:val="right" w:pos="9350"/>
+        </w:tabs>
+        <w:rPr>
+          <w:noProof/>
+          <w:kern w:val="2"/>
+          <w:sz w:val="22"/>
+          <w:szCs w:val="22"/>
+          <w14:ligatures w14:val="standardContextual"/>
+        </w:rPr>
+      </w:pPr>
+      <w:hyperlink w:anchor="_Toc225167611" w:history="1">
+        <w:r>
+          <w:rPr>
+            <w:rStyle w:val="Hyperlink"/>
+            <w:noProof/>
+            <w:sz w:val="22"/>
+            <w:szCs w:val="22"/>
+          </w:rPr>
+          <w:t>Observations &amp; Data Wrangling</w:t>
+        </w:r>
+        <w:r>
+          <w:rPr>
+            <w:noProof/>
+            <w:webHidden/>
+            <w:sz w:val="22"/>
+            <w:szCs w:val="22"/>
+          </w:rPr>
+          <w:tab/>
+        </w:r>
+        <w:r>
+          <w:rPr>
+            <w:noProof/>
+            <w:webHidden/>
+            <w:sz w:val="22"/>
+            <w:szCs w:val="22"/>
+          </w:rPr>
+          <w:fldChar w:fldCharType="begin"/>
+        </w:r>
+        <w:r>
+          <w:rPr>
+            <w:noProof/>
+            <w:webHidden/>
+            <w:sz w:val="22"/>
+            <w:szCs w:val="22"/>
+          </w:rPr>
+          <w:instrText xml:space="preserve"> PAGEREF _Toc225167611 \h </w:instrText>
+        </w:r>
+        <w:r>
+          <w:rPr>
+            <w:noProof/>
+            <w:webHidden/>
+            <w:sz w:val="22"/>
+            <w:szCs w:val="22"/>
+          </w:rPr>
+        </w:r>
+        <w:r>
+          <w:rPr>
+            <w:noProof/>
+            <w:webHidden/>
+            <w:sz w:val="22"/>
+            <w:szCs w:val="22"/>
+          </w:rPr>
+          <w:fldChar w:fldCharType="separate"/>
+        </w:r>
+        <w:r>
+          <w:rPr>
+            <w:noProof/>
+            <w:webHidden/>
+            <w:sz w:val="22"/>
+            <w:szCs w:val="22"/>
+          </w:rPr>
+          <w:t>4</w:t>
+        </w:r>
+        <w:r>
+          <w:rPr>
+            <w:noProof/>
+            <w:webHidden/>
+            <w:sz w:val="22"/>
+            <w:szCs w:val="22"/>
+          </w:rPr>
+          <w:fldChar w:fldCharType="end"/>
+        </w:r>
+      </w:hyperlink>
+    </w:p>
+    <w:p>
+      <w:pPr>
+        <w:pStyle w:val="TOC2"/>
+        <w:tabs>
+          <w:tab w:val="right" w:pos="9350"/>
+        </w:tabs>
+        <w:rPr>
+          <w:noProof/>
+          <w:kern w:val="2"/>
+          <w:sz w:val="22"/>
+          <w:szCs w:val="22"/>
+          <w14:ligatures w14:val="standardContextual"/>
+        </w:rPr>
+      </w:pPr>
+      <w:hyperlink w:anchor="_Toc225167612" w:history="1">
+        <w:r>
+          <w:rPr>
+            <w:rStyle w:val="Hyperlink"/>
+            <w:noProof/>
+            <w:sz w:val="22"/>
+            <w:szCs w:val="22"/>
+          </w:rPr>
+          <w:t>Data Table Schema</w:t>
+        </w:r>
+        <w:r>
+          <w:rPr>
+            <w:noProof/>
+            <w:webHidden/>
+            <w:sz w:val="22"/>
+            <w:szCs w:val="22"/>
+          </w:rPr>
+          <w:tab/>
+        </w:r>
+        <w:r>
+          <w:rPr>
+            <w:noProof/>
+            <w:webHidden/>
+            <w:sz w:val="22"/>
+            <w:szCs w:val="22"/>
+          </w:rPr>
+          <w:fldChar w:fldCharType="begin"/>
+        </w:r>
+        <w:r>
+          <w:rPr>
+            <w:noProof/>
+            <w:webHidden/>
+            <w:sz w:val="22"/>
+            <w:szCs w:val="22"/>
+          </w:rPr>
+          <w:instrText xml:space="preserve"> PAGEREF _Toc225167612 \h </w:instrText>
+        </w:r>
+        <w:r>
+          <w:rPr>
+            <w:noProof/>
+            <w:webHidden/>
+            <w:sz w:val="22"/>
+            <w:szCs w:val="22"/>
+          </w:rPr>
+        </w:r>
+        <w:r>
+          <w:rPr>
+            <w:noProof/>
+            <w:webHidden/>
+            <w:sz w:val="22"/>
+            <w:szCs w:val="22"/>
+          </w:rPr>
+          <w:fldChar w:fldCharType="separate"/>
+        </w:r>
+        <w:r>
+          <w:rPr>
+            <w:noProof/>
+            <w:webHidden/>
+            <w:sz w:val="22"/>
+            <w:szCs w:val="22"/>
+          </w:rPr>
+          <w:t>4</w:t>
+        </w:r>
+        <w:r>
+          <w:rPr>
+            <w:noProof/>
+            <w:webHidden/>
+            <w:sz w:val="22"/>
+            <w:szCs w:val="22"/>
+          </w:rPr>
+          <w:fldChar w:fldCharType="end"/>
+        </w:r>
+      </w:hyperlink>
+    </w:p>
+    <w:p>
+      <w:pPr>
+        <w:pStyle w:val="TOC1"/>
+        <w:rPr>
+          <w:noProof/>
+          <w:kern w:val="2"/>
+          <w:sz w:val="22"/>
+          <w:szCs w:val="22"/>
+          <w14:ligatures w14:val="standardContextual"/>
+        </w:rPr>
+      </w:pPr>
+      <w:hyperlink w:anchor="_Toc225167613" w:history="1">
+        <w:r>
+          <w:rPr>
+            <w:rStyle w:val="Hyperlink"/>
+            <w:noProof/>
+            <w:sz w:val="22"/>
+            <w:szCs w:val="22"/>
+          </w:rPr>
+          <w:t>Approach</w:t>
+        </w:r>
+        <w:r>
+          <w:rPr>
+            <w:noProof/>
+            <w:webHidden/>
+            <w:sz w:val="22"/>
+            <w:szCs w:val="22"/>
+          </w:rPr>
+          <w:tab/>
+        </w:r>
+        <w:r>
+          <w:rPr>
+            <w:noProof/>
+            <w:webHidden/>
+            <w:sz w:val="22"/>
+            <w:szCs w:val="22"/>
+          </w:rPr>
+          <w:fldChar w:fldCharType="begin"/>
+        </w:r>
+        <w:r>
+          <w:rPr>
+            <w:noProof/>
+            <w:webHidden/>
+            <w:sz w:val="22"/>
+            <w:szCs w:val="22"/>
+          </w:rPr>
+          <w:instrText xml:space="preserve"> PAGEREF _Toc225167613 \h </w:instrText>
+        </w:r>
+        <w:r>
+          <w:rPr>
+            <w:noProof/>
+            <w:webHidden/>
+            <w:sz w:val="22"/>
+            <w:szCs w:val="22"/>
+          </w:rPr>
+        </w:r>
+        <w:r>
+          <w:rPr>
+            <w:noProof/>
+            <w:webHidden/>
+            <w:sz w:val="22"/>
+            <w:szCs w:val="22"/>
+          </w:rPr>
+          <w:fldChar w:fldCharType="separate"/>
+        </w:r>
+        <w:r>
+          <w:rPr>
+            <w:noProof/>
+            <w:webHidden/>
+            <w:sz w:val="22"/>
+            <w:szCs w:val="22"/>
+          </w:rPr>
+          <w:t>5</w:t>
+        </w:r>
+        <w:r>
+          <w:rPr>
+            <w:noProof/>
+            <w:webHidden/>
+            <w:sz w:val="22"/>
+            <w:szCs w:val="22"/>
+          </w:rPr>
+          <w:fldChar w:fldCharType="end"/>
+        </w:r>
+      </w:hyperlink>
+    </w:p>
+    <w:p>
+      <w:pPr>
+        <w:pStyle w:val="TOC1"/>
+        <w:rPr>
+          <w:noProof/>
+          <w:kern w:val="2"/>
+          <w:sz w:val="22"/>
+          <w:szCs w:val="22"/>
+          <w14:ligatures w14:val="standardContextual"/>
+        </w:rPr>
+      </w:pPr>
+      <w:hyperlink w:anchor="_Toc225167614" w:history="1">
+        <w:r>
+          <w:rPr>
+            <w:rStyle w:val="Hyperlink"/>
+            <w:noProof/>
+            <w:sz w:val="22"/>
+            <w:szCs w:val="22"/>
+          </w:rPr>
+          <w:t>Tools</w:t>
+        </w:r>
+        <w:r>
+          <w:rPr>
+            <w:noProof/>
+            <w:webHidden/>
+            <w:sz w:val="22"/>
+            <w:szCs w:val="22"/>
+          </w:rPr>
+          <w:tab/>
+        </w:r>
+        <w:r>
+          <w:rPr>
+            <w:noProof/>
+            <w:webHidden/>
+            <w:sz w:val="22"/>
+            <w:szCs w:val="22"/>
+          </w:rPr>
+          <w:fldChar w:fldCharType="begin"/>
+        </w:r>
+        <w:r>
+          <w:rPr>
+            <w:noProof/>
+            <w:webHidden/>
+            <w:sz w:val="22"/>
+            <w:szCs w:val="22"/>
+          </w:rPr>
+          <w:instrText xml:space="preserve"> PAGEREF _Toc225167614 \h </w:instrText>
+        </w:r>
+        <w:r>
+          <w:rPr>
+            <w:noProof/>
+            <w:webHidden/>
+            <w:sz w:val="22"/>
+            <w:szCs w:val="22"/>
+          </w:rPr>
+        </w:r>
+        <w:r>
+          <w:rPr>
+            <w:noProof/>
+            <w:webHidden/>
+            <w:sz w:val="22"/>
+            <w:szCs w:val="22"/>
+          </w:rPr>
+          <w:fldChar w:fldCharType="separate"/>
+        </w:r>
+        <w:r>
+          <w:rPr>
+            <w:noProof/>
+            <w:webHidden/>
+            <w:sz w:val="22"/>
+            <w:szCs w:val="22"/>
+          </w:rPr>
+          <w:t>5</w:t>
+        </w:r>
+        <w:r>
+          <w:rPr>
+            <w:noProof/>
+            <w:webHidden/>
+            <w:sz w:val="22"/>
+            <w:szCs w:val="22"/>
+          </w:rPr>
+          <w:fldChar w:fldCharType="end"/>
+        </w:r>
+      </w:hyperlink>
+    </w:p>
+    <w:p>
+      <w:pPr>
+        <w:pStyle w:val="TOC1"/>
+        <w:rPr>
+          <w:noProof/>
+          <w:kern w:val="2"/>
+          <w:sz w:val="22"/>
+          <w:szCs w:val="22"/>
+          <w14:ligatures w14:val="standardContextual"/>
+        </w:rPr>
+      </w:pPr>
+      <w:hyperlink w:anchor="_Toc225167615" w:history="1">
+        <w:r>
+          <w:rPr>
+            <w:rStyle w:val="Hyperlink"/>
+            <w:noProof/>
+            <w:sz w:val="22"/>
+            <w:szCs w:val="22"/>
+          </w:rPr>
+          <w:t>Exploratory Data Analysis: Dry Eye Disease Prevalence</w:t>
+        </w:r>
+        <w:r>
+          <w:rPr>
+            <w:noProof/>
+            <w:webHidden/>
+            <w:sz w:val="22"/>
+            <w:szCs w:val="22"/>
+          </w:rPr>
+          <w:tab/>
+        </w:r>
+        <w:r>
+          <w:rPr>
+            <w:noProof/>
+            <w:webHidden/>
+            <w:sz w:val="22"/>
+            <w:szCs w:val="22"/>
+          </w:rPr>
+          <w:fldChar w:fldCharType="begin"/>
+        </w:r>
+        <w:r>
+          <w:rPr>
+            <w:noProof/>
+            <w:webHidden/>
+            <w:sz w:val="22"/>
+            <w:szCs w:val="22"/>
+          </w:rPr>
+          <w:instrText xml:space="preserve"> PAGEREF _Toc225167615 \h </w:instrText>
+        </w:r>
+        <w:r>
+          <w:rPr>
+            <w:noProof/>
+            <w:webHidden/>
+            <w:sz w:val="22"/>
+            <w:szCs w:val="22"/>
+          </w:rPr>
+        </w:r>
+        <w:r>
+          <w:rPr>
+            <w:noProof/>
+            <w:webHidden/>
+            <w:sz w:val="22"/>
+            <w:szCs w:val="22"/>
+          </w:rPr>
+          <w:fldChar w:fldCharType="separate"/>
+        </w:r>
+        <w:r>
+          <w:rPr>
+            <w:noProof/>
+            <w:webHidden/>
+            <w:sz w:val="22"/>
+            <w:szCs w:val="22"/>
+          </w:rPr>
+          <w:t>6</w:t>
+        </w:r>
+        <w:r>
+          <w:rPr>
+            <w:noProof/>
+            <w:webHidden/>
+            <w:sz w:val="22"/>
+            <w:szCs w:val="22"/>
+          </w:rPr>
+          <w:fldChar w:fldCharType="end"/>
+        </w:r>
+      </w:hyperlink>
+    </w:p>
+    <w:p>
+      <w:pPr>
+        <w:pStyle w:val="TOC1"/>
+        <w:rPr>
+          <w:noProof/>
+          <w:kern w:val="2"/>
+          <w:sz w:val="22"/>
+          <w:szCs w:val="22"/>
+          <w14:ligatures w14:val="standardContextual"/>
+        </w:rPr>
+      </w:pPr>
+      <w:r>
+        <w:rPr>
+          <w:rStyle w:val="Hyperlink"/>
+          <w:noProof/>
+          <w:sz w:val="22"/>
+          <w:szCs w:val="22"/>
+          <w:u w:val="none"/>
+        </w:rPr>
+        <w:t xml:space="preserve">      </w:t>
+      </w:r>
+      <w:hyperlink w:anchor="_Toc225167616" w:history="1">
+        <w:r>
+          <w:rPr>
+            <w:rStyle w:val="Hyperlink"/>
+            <w:noProof/>
+            <w:sz w:val="22"/>
+            <w:szCs w:val="22"/>
+            <w:u w:val="none"/>
+          </w:rPr>
+          <w:t>DED Prevalence in the Sample Population</w:t>
+        </w:r>
+        <w:r>
+          <w:rPr>
+            <w:noProof/>
+            <w:webHidden/>
+            <w:sz w:val="22"/>
+            <w:szCs w:val="22"/>
+          </w:rPr>
+          <w:tab/>
+        </w:r>
+        <w:r>
+          <w:rPr>
+            <w:noProof/>
+            <w:webHidden/>
+            <w:sz w:val="22"/>
+            <w:szCs w:val="22"/>
+          </w:rPr>
+          <w:fldChar w:fldCharType="begin"/>
+        </w:r>
+        <w:r>
+          <w:rPr>
+            <w:noProof/>
+            <w:webHidden/>
+            <w:sz w:val="22"/>
+            <w:szCs w:val="22"/>
+          </w:rPr>
+          <w:instrText xml:space="preserve"> PAGEREF _Toc225167616 \h </w:instrText>
+        </w:r>
+        <w:r>
+          <w:rPr>
+            <w:noProof/>
+            <w:webHidden/>
+            <w:sz w:val="22"/>
+            <w:szCs w:val="22"/>
+          </w:rPr>
+        </w:r>
+        <w:r>
+          <w:rPr>
+            <w:noProof/>
+            <w:webHidden/>
+            <w:sz w:val="22"/>
+            <w:szCs w:val="22"/>
+          </w:rPr>
+          <w:fldChar w:fldCharType="separate"/>
+        </w:r>
+        <w:r>
+          <w:rPr>
+            <w:noProof/>
+            <w:webHidden/>
+            <w:sz w:val="22"/>
+            <w:szCs w:val="22"/>
+          </w:rPr>
+          <w:t>6</w:t>
+        </w:r>
+        <w:r>
+          <w:rPr>
+            <w:noProof/>
+            <w:webHidden/>
+            <w:sz w:val="22"/>
+            <w:szCs w:val="22"/>
+          </w:rPr>
+          <w:fldChar w:fldCharType="end"/>
+        </w:r>
+      </w:hyperlink>
+    </w:p>
+    <w:p>
+      <w:pPr>
+        <w:pStyle w:val="TOC3"/>
+        <w:tabs>
+          <w:tab w:val="right" w:pos="9350"/>
+        </w:tabs>
+        <w:ind w:left="0"/>
+        <w:rPr>
+          <w:noProof/>
+          <w:kern w:val="2"/>
+          <w:sz w:val="22"/>
+          <w:szCs w:val="22"/>
+          <w14:ligatures w14:val="standardContextual"/>
+        </w:rPr>
+      </w:pPr>
+      <w:r>
+        <w:rPr>
+          <w:rStyle w:val="Hyperlink"/>
+          <w:noProof/>
+          <w:sz w:val="22"/>
+          <w:szCs w:val="22"/>
+          <w:u w:val="none"/>
+        </w:rPr>
+        <w:t xml:space="preserve">      </w:t>
+      </w:r>
+      <w:hyperlink w:anchor="_Toc225167617" w:history="1">
+        <w:r>
+          <w:rPr>
+            <w:rStyle w:val="Hyperlink"/>
+            <w:noProof/>
+            <w:sz w:val="22"/>
+            <w:szCs w:val="22"/>
+            <w:u w:val="none"/>
+          </w:rPr>
+          <w:t>DED by Age Group</w:t>
+        </w:r>
+        <w:r>
+          <w:rPr>
+            <w:noProof/>
+            <w:webHidden/>
+            <w:sz w:val="22"/>
+            <w:szCs w:val="22"/>
+          </w:rPr>
+          <w:tab/>
+        </w:r>
+        <w:r>
+          <w:rPr>
+            <w:noProof/>
+            <w:webHidden/>
+            <w:sz w:val="22"/>
+            <w:szCs w:val="22"/>
+          </w:rPr>
+          <w:fldChar w:fldCharType="begin"/>
+        </w:r>
+        <w:r>
+          <w:rPr>
+            <w:noProof/>
+            <w:webHidden/>
+            <w:sz w:val="22"/>
+            <w:szCs w:val="22"/>
+          </w:rPr>
+          <w:instrText xml:space="preserve"> PAGEREF _Toc225167617 \h </w:instrText>
+        </w:r>
+        <w:r>
+          <w:rPr>
+            <w:noProof/>
+            <w:webHidden/>
+            <w:sz w:val="22"/>
+            <w:szCs w:val="22"/>
+          </w:rPr>
+        </w:r>
+        <w:r>
+          <w:rPr>
+            <w:noProof/>
+            <w:webHidden/>
+            <w:sz w:val="22"/>
+            <w:szCs w:val="22"/>
+          </w:rPr>
+          <w:fldChar w:fldCharType="separate"/>
+        </w:r>
+        <w:r>
+          <w:rPr>
+            <w:noProof/>
+            <w:webHidden/>
+            <w:sz w:val="22"/>
+            <w:szCs w:val="22"/>
+          </w:rPr>
+          <w:t>7</w:t>
+        </w:r>
+        <w:r>
+          <w:rPr>
+            <w:noProof/>
+            <w:webHidden/>
+            <w:sz w:val="22"/>
+            <w:szCs w:val="22"/>
+          </w:rPr>
+          <w:fldChar w:fldCharType="end"/>
+        </w:r>
+      </w:hyperlink>
+    </w:p>
+    <w:p>
+      <w:pPr>
+        <w:pStyle w:val="TOC3"/>
+        <w:tabs>
+          <w:tab w:val="right" w:pos="9350"/>
+        </w:tabs>
+        <w:ind w:left="0"/>
+        <w:rPr>
+          <w:noProof/>
+          <w:kern w:val="2"/>
+          <w:sz w:val="22"/>
+          <w:szCs w:val="22"/>
+          <w14:ligatures w14:val="standardContextual"/>
+        </w:rPr>
+      </w:pPr>
+      <w:r>
+        <w:rPr>
+          <w:rStyle w:val="Hyperlink"/>
+          <w:noProof/>
+          <w:sz w:val="22"/>
+          <w:szCs w:val="22"/>
+          <w:u w:val="none"/>
+        </w:rPr>
+        <w:t xml:space="preserve">      </w:t>
+      </w:r>
+      <w:hyperlink w:anchor="_Toc225167618" w:history="1">
+        <w:r>
+          <w:rPr>
+            <w:rStyle w:val="Hyperlink"/>
+            <w:noProof/>
+            <w:sz w:val="22"/>
+            <w:szCs w:val="22"/>
+            <w:u w:val="none"/>
+          </w:rPr>
+          <w:t>DED Rate by Daily Screen Time</w:t>
+        </w:r>
+        <w:r>
+          <w:rPr>
+            <w:noProof/>
+            <w:webHidden/>
+            <w:sz w:val="22"/>
+            <w:szCs w:val="22"/>
+          </w:rPr>
+          <w:tab/>
+        </w:r>
+        <w:r>
+          <w:rPr>
+            <w:noProof/>
+            <w:webHidden/>
+            <w:sz w:val="22"/>
+            <w:szCs w:val="22"/>
+          </w:rPr>
+          <w:fldChar w:fldCharType="begin"/>
+        </w:r>
+        <w:r>
+          <w:rPr>
+            <w:noProof/>
+            <w:webHidden/>
+            <w:sz w:val="22"/>
+            <w:szCs w:val="22"/>
+          </w:rPr>
+          <w:instrText xml:space="preserve"> PAGEREF _Toc225167618 \h </w:instrText>
+        </w:r>
+        <w:r>
+          <w:rPr>
+            <w:noProof/>
+            <w:webHidden/>
+            <w:sz w:val="22"/>
+            <w:szCs w:val="22"/>
+          </w:rPr>
+        </w:r>
+        <w:r>
+          <w:rPr>
+            <w:noProof/>
+            <w:webHidden/>
+            <w:sz w:val="22"/>
+            <w:szCs w:val="22"/>
+          </w:rPr>
+          <w:fldChar w:fldCharType="separate"/>
+        </w:r>
+        <w:r>
+          <w:rPr>
+            <w:noProof/>
+            <w:webHidden/>
+            <w:sz w:val="22"/>
+            <w:szCs w:val="22"/>
+          </w:rPr>
+          <w:t>8</w:t>
+        </w:r>
+        <w:r>
+          <w:rPr>
+            <w:noProof/>
+            <w:webHidden/>
+            <w:sz w:val="22"/>
+            <w:szCs w:val="22"/>
+          </w:rPr>
+          <w:fldChar w:fldCharType="end"/>
+        </w:r>
+      </w:hyperlink>
+    </w:p>
+    <w:p>
+      <w:pPr>
+        <w:pStyle w:val="TOC3"/>
+        <w:tabs>
+          <w:tab w:val="right" w:pos="9350"/>
+        </w:tabs>
+        <w:ind w:left="0"/>
+        <w:rPr>
+          <w:noProof/>
+          <w:kern w:val="2"/>
+          <w:sz w:val="22"/>
+          <w:szCs w:val="22"/>
+          <w14:ligatures w14:val="standardContextual"/>
+        </w:rPr>
+      </w:pPr>
+      <w:r>
+        <w:rPr>
+          <w:rStyle w:val="Hyperlink"/>
+          <w:noProof/>
+          <w:sz w:val="22"/>
+          <w:szCs w:val="22"/>
+          <w:u w:val="none"/>
+        </w:rPr>
+        <w:t xml:space="preserve">      </w:t>
+      </w:r>
+      <w:hyperlink w:anchor="_Toc225167619" w:history="1">
+        <w:r>
+          <w:rPr>
+            <w:rStyle w:val="Hyperlink"/>
+            <w:noProof/>
+            <w:sz w:val="22"/>
+            <w:szCs w:val="22"/>
+            <w:u w:val="none"/>
+          </w:rPr>
+          <w:t>Prevalence by BMI Category</w:t>
+        </w:r>
+        <w:r>
+          <w:rPr>
+            <w:noProof/>
+            <w:webHidden/>
+            <w:sz w:val="22"/>
+            <w:szCs w:val="22"/>
+          </w:rPr>
+          <w:tab/>
+        </w:r>
+        <w:r>
+          <w:rPr>
+            <w:noProof/>
+            <w:webHidden/>
+            <w:sz w:val="22"/>
+            <w:szCs w:val="22"/>
+          </w:rPr>
+          <w:fldChar w:fldCharType="begin"/>
+        </w:r>
+        <w:r>
+          <w:rPr>
+            <w:noProof/>
+            <w:webHidden/>
+            <w:sz w:val="22"/>
+            <w:szCs w:val="22"/>
+          </w:rPr>
+          <w:instrText xml:space="preserve"> PAGEREF _Toc225167619 \h </w:instrText>
+        </w:r>
+        <w:r>
+          <w:rPr>
+            <w:noProof/>
+            <w:webHidden/>
+            <w:sz w:val="22"/>
+            <w:szCs w:val="22"/>
+          </w:rPr>
+        </w:r>
+        <w:r>
+          <w:rPr>
+            <w:noProof/>
+            <w:webHidden/>
+            <w:sz w:val="22"/>
+            <w:szCs w:val="22"/>
+          </w:rPr>
+          <w:fldChar w:fldCharType="separate"/>
+        </w:r>
+        <w:r>
+          <w:rPr>
+            <w:noProof/>
+            <w:webHidden/>
+            <w:sz w:val="22"/>
+            <w:szCs w:val="22"/>
+          </w:rPr>
+          <w:t>9</w:t>
+        </w:r>
+        <w:r>
+          <w:rPr>
+            <w:noProof/>
+            <w:webHidden/>
+            <w:sz w:val="22"/>
+            <w:szCs w:val="22"/>
+          </w:rPr>
+          <w:fldChar w:fldCharType="end"/>
+        </w:r>
+      </w:hyperlink>
+    </w:p>
+    <w:p>
+      <w:pPr>
+        <w:pStyle w:val="TOC3"/>
+        <w:tabs>
+          <w:tab w:val="right" w:pos="9350"/>
+        </w:tabs>
+        <w:ind w:left="0"/>
+        <w:rPr>
+          <w:noProof/>
+          <w:kern w:val="2"/>
+          <w:sz w:val="22"/>
+          <w:szCs w:val="22"/>
+          <w14:ligatures w14:val="standardContextual"/>
+        </w:rPr>
+      </w:pPr>
+      <w:r>
+        <w:rPr>
+          <w:rStyle w:val="Hyperlink"/>
+          <w:noProof/>
+          <w:sz w:val="22"/>
+          <w:szCs w:val="22"/>
+          <w:u w:val="none"/>
+        </w:rPr>
+        <w:t xml:space="preserve">      </w:t>
+      </w:r>
+      <w:hyperlink w:anchor="_Toc225167620" w:history="1">
+        <w:r>
+          <w:rPr>
+            <w:rStyle w:val="Hyperlink"/>
+            <w:noProof/>
+            <w:sz w:val="22"/>
+            <w:szCs w:val="22"/>
+            <w:u w:val="none"/>
+          </w:rPr>
+          <w:t>Prevalence by Stress Level</w:t>
+        </w:r>
+        <w:r>
+          <w:rPr>
+            <w:noProof/>
+            <w:webHidden/>
+            <w:sz w:val="22"/>
+            <w:szCs w:val="22"/>
+          </w:rPr>
+          <w:tab/>
+        </w:r>
+        <w:r>
+          <w:rPr>
+            <w:noProof/>
+            <w:webHidden/>
+            <w:sz w:val="22"/>
+            <w:szCs w:val="22"/>
+          </w:rPr>
+          <w:fldChar w:fldCharType="begin"/>
+        </w:r>
+        <w:r>
+          <w:rPr>
+            <w:noProof/>
+            <w:webHidden/>
+            <w:sz w:val="22"/>
+            <w:szCs w:val="22"/>
+          </w:rPr>
+          <w:instrText xml:space="preserve"> PAGEREF _Toc225167620 \h </w:instrText>
+        </w:r>
+        <w:r>
+          <w:rPr>
+            <w:noProof/>
+            <w:webHidden/>
+            <w:sz w:val="22"/>
+            <w:szCs w:val="22"/>
+          </w:rPr>
+        </w:r>
+        <w:r>
+          <w:rPr>
+            <w:noProof/>
+            <w:webHidden/>
+            <w:sz w:val="22"/>
+            <w:szCs w:val="22"/>
+          </w:rPr>
+          <w:fldChar w:fldCharType="separate"/>
+        </w:r>
+        <w:r>
+          <w:rPr>
+            <w:noProof/>
+            <w:webHidden/>
+            <w:sz w:val="22"/>
+            <w:szCs w:val="22"/>
+          </w:rPr>
+          <w:t>10</w:t>
+        </w:r>
+        <w:r>
+          <w:rPr>
+            <w:noProof/>
+            <w:webHidden/>
+            <w:sz w:val="22"/>
+            <w:szCs w:val="22"/>
+          </w:rPr>
+          <w:fldChar w:fldCharType="end"/>
+        </w:r>
+      </w:hyperlink>
+    </w:p>
+    <w:p>
+      <w:pPr>
+        <w:pStyle w:val="TOC1"/>
+        <w:rPr>
+          <w:noProof/>
+          <w:kern w:val="2"/>
+          <w:sz w:val="22"/>
+          <w:szCs w:val="22"/>
+          <w14:ligatures w14:val="standardContextual"/>
+        </w:rPr>
+      </w:pPr>
+      <w:hyperlink w:anchor="_Toc225167621" w:history="1">
+        <w:r>
+          <w:rPr>
+            <w:rStyle w:val="Hyperlink"/>
+            <w:noProof/>
+            <w:sz w:val="22"/>
+            <w:szCs w:val="22"/>
+          </w:rPr>
+          <w:t>Predictive Modeling: Random Forest Model</w:t>
+        </w:r>
+        <w:r>
+          <w:rPr>
+            <w:noProof/>
+            <w:webHidden/>
+            <w:sz w:val="22"/>
+            <w:szCs w:val="22"/>
+          </w:rPr>
+          <w:tab/>
+        </w:r>
+        <w:r>
+          <w:rPr>
+            <w:noProof/>
+            <w:webHidden/>
+            <w:sz w:val="22"/>
+            <w:szCs w:val="22"/>
+          </w:rPr>
+          <w:fldChar w:fldCharType="begin"/>
+        </w:r>
+        <w:r>
+          <w:rPr>
+            <w:noProof/>
+            <w:webHidden/>
+            <w:sz w:val="22"/>
+            <w:szCs w:val="22"/>
+          </w:rPr>
+          <w:instrText xml:space="preserve"> PAGEREF _Toc225167621 \h </w:instrText>
+        </w:r>
+        <w:r>
+          <w:rPr>
+            <w:noProof/>
+            <w:webHidden/>
+            <w:sz w:val="22"/>
+            <w:szCs w:val="22"/>
+          </w:rPr>
+        </w:r>
+        <w:r>
+          <w:rPr>
+            <w:noProof/>
+            <w:webHidden/>
+            <w:sz w:val="22"/>
+            <w:szCs w:val="22"/>
+          </w:rPr>
+          <w:fldChar w:fldCharType="separate"/>
+        </w:r>
+        <w:r>
+          <w:rPr>
+            <w:noProof/>
+            <w:webHidden/>
+            <w:sz w:val="22"/>
+            <w:szCs w:val="22"/>
+          </w:rPr>
+          <w:t>11</w:t>
+        </w:r>
+        <w:r>
+          <w:rPr>
+            <w:noProof/>
+            <w:webHidden/>
+            <w:sz w:val="22"/>
+            <w:szCs w:val="22"/>
+          </w:rPr>
+          <w:fldChar w:fldCharType="end"/>
+        </w:r>
+      </w:hyperlink>
+    </w:p>
+    <w:p>
+      <w:pPr>
+        <w:pStyle w:val="TOC1"/>
+        <w:rPr>
+          <w:noProof/>
+          <w:kern w:val="2"/>
+          <w:sz w:val="22"/>
+          <w:szCs w:val="22"/>
+          <w14:ligatures w14:val="standardContextual"/>
+        </w:rPr>
+      </w:pPr>
+      <w:hyperlink w:anchor="_Toc225167622" w:history="1">
+        <w:r>
+          <w:rPr>
+            <w:rStyle w:val="Hyperlink"/>
+            <w:noProof/>
+            <w:sz w:val="22"/>
+            <w:szCs w:val="22"/>
+          </w:rPr>
+          <w:t>Model Performance</w:t>
+        </w:r>
+        <w:r>
+          <w:rPr>
+            <w:noProof/>
+            <w:webHidden/>
+            <w:sz w:val="22"/>
+            <w:szCs w:val="22"/>
+          </w:rPr>
+          <w:tab/>
+        </w:r>
+        <w:r>
+          <w:rPr>
+            <w:noProof/>
+            <w:webHidden/>
+            <w:sz w:val="22"/>
+            <w:szCs w:val="22"/>
+          </w:rPr>
+          <w:fldChar w:fldCharType="begin"/>
+        </w:r>
+        <w:r>
+          <w:rPr>
+            <w:noProof/>
+            <w:webHidden/>
+            <w:sz w:val="22"/>
+            <w:szCs w:val="22"/>
+          </w:rPr>
+          <w:instrText xml:space="preserve"> PAGEREF _Toc225167622 \h </w:instrText>
+        </w:r>
+        <w:r>
+          <w:rPr>
+            <w:noProof/>
+            <w:webHidden/>
+            <w:sz w:val="22"/>
+            <w:szCs w:val="22"/>
+          </w:rPr>
+        </w:r>
+        <w:r>
+          <w:rPr>
+            <w:noProof/>
+            <w:webHidden/>
+            <w:sz w:val="22"/>
+            <w:szCs w:val="22"/>
+          </w:rPr>
+          <w:fldChar w:fldCharType="separate"/>
+        </w:r>
+        <w:r>
+          <w:rPr>
+            <w:noProof/>
+            <w:webHidden/>
+            <w:sz w:val="22"/>
+            <w:szCs w:val="22"/>
+          </w:rPr>
+          <w:t>11</w:t>
+        </w:r>
+        <w:r>
+          <w:rPr>
+            <w:noProof/>
+            <w:webHidden/>
+            <w:sz w:val="22"/>
+            <w:szCs w:val="22"/>
+          </w:rPr>
+          <w:fldChar w:fldCharType="end"/>
+        </w:r>
+      </w:hyperlink>
+    </w:p>
+    <w:p>
+      <w:pPr>
+        <w:pStyle w:val="TOC1"/>
+        <w:rPr>
+          <w:noProof/>
+          <w:kern w:val="2"/>
+          <w:sz w:val="22"/>
+          <w:szCs w:val="22"/>
+          <w14:ligatures w14:val="standardContextual"/>
+        </w:rPr>
+      </w:pPr>
+      <w:hyperlink w:anchor="_Toc225167623" w:history="1">
+        <w:r>
+          <w:rPr>
+            <w:rStyle w:val="Hyperlink"/>
+            <w:noProof/>
+            <w:sz w:val="22"/>
+            <w:szCs w:val="22"/>
+          </w:rPr>
+          <w:t>Feature Importance Analysis</w:t>
+        </w:r>
+        <w:r>
+          <w:rPr>
+            <w:noProof/>
+            <w:webHidden/>
+            <w:sz w:val="22"/>
+            <w:szCs w:val="22"/>
+          </w:rPr>
+          <w:tab/>
+        </w:r>
+        <w:r>
+          <w:rPr>
+            <w:noProof/>
+            <w:webHidden/>
+            <w:sz w:val="22"/>
+            <w:szCs w:val="22"/>
+          </w:rPr>
+          <w:fldChar w:fldCharType="begin"/>
+        </w:r>
+        <w:r>
+          <w:rPr>
+            <w:noProof/>
+            <w:webHidden/>
+            <w:sz w:val="22"/>
+            <w:szCs w:val="22"/>
+          </w:rPr>
+          <w:instrText xml:space="preserve"> PAGEREF _Toc225167623 \h </w:instrText>
+        </w:r>
+        <w:r>
+          <w:rPr>
+            <w:noProof/>
+            <w:webHidden/>
+            <w:sz w:val="22"/>
+            <w:szCs w:val="22"/>
+          </w:rPr>
+        </w:r>
+        <w:r>
+          <w:rPr>
+            <w:noProof/>
+            <w:webHidden/>
+            <w:sz w:val="22"/>
+            <w:szCs w:val="22"/>
+          </w:rPr>
+          <w:fldChar w:fldCharType="separate"/>
+        </w:r>
+        <w:r>
+          <w:rPr>
+            <w:noProof/>
+            <w:webHidden/>
+            <w:sz w:val="22"/>
+            <w:szCs w:val="22"/>
+          </w:rPr>
+          <w:t>12</w:t>
+        </w:r>
+        <w:r>
+          <w:rPr>
+            <w:noProof/>
+            <w:webHidden/>
+            <w:sz w:val="22"/>
+            <w:szCs w:val="22"/>
+          </w:rPr>
+          <w:fldChar w:fldCharType="end"/>
+        </w:r>
+      </w:hyperlink>
+    </w:p>
+    <w:p>
+      <w:pPr>
+        <w:pStyle w:val="TOC1"/>
+        <w:rPr>
+          <w:noProof/>
+          <w:kern w:val="2"/>
+          <w:sz w:val="22"/>
+          <w:szCs w:val="22"/>
+          <w14:ligatures w14:val="standardContextual"/>
+        </w:rPr>
+      </w:pPr>
+      <w:hyperlink w:anchor="_Toc225167624" w:history="1">
+        <w:r>
+          <w:rPr>
+            <w:rStyle w:val="Hyperlink"/>
+            <w:noProof/>
+            <w:sz w:val="22"/>
+            <w:szCs w:val="22"/>
+          </w:rPr>
+          <w:t>Discussion</w:t>
+        </w:r>
+        <w:r>
+          <w:rPr>
+            <w:noProof/>
+            <w:webHidden/>
+            <w:sz w:val="22"/>
+            <w:szCs w:val="22"/>
+          </w:rPr>
+          <w:tab/>
+        </w:r>
+        <w:r>
+          <w:rPr>
+            <w:noProof/>
+            <w:webHidden/>
+            <w:sz w:val="22"/>
+            <w:szCs w:val="22"/>
+          </w:rPr>
+          <w:fldChar w:fldCharType="begin"/>
+        </w:r>
+        <w:r>
+          <w:rPr>
+            <w:noProof/>
+            <w:webHidden/>
+            <w:sz w:val="22"/>
+            <w:szCs w:val="22"/>
+          </w:rPr>
+          <w:instrText xml:space="preserve"> PAGEREF _Toc225167624 \h </w:instrText>
+        </w:r>
+        <w:r>
+          <w:rPr>
+            <w:noProof/>
+            <w:webHidden/>
+            <w:sz w:val="22"/>
+            <w:szCs w:val="22"/>
+          </w:rPr>
+        </w:r>
+        <w:r>
+          <w:rPr>
+            <w:noProof/>
+            <w:webHidden/>
+            <w:sz w:val="22"/>
+            <w:szCs w:val="22"/>
+          </w:rPr>
+          <w:fldChar w:fldCharType="separate"/>
+        </w:r>
+        <w:r>
+          <w:rPr>
+            <w:noProof/>
+            <w:webHidden/>
+            <w:sz w:val="22"/>
+            <w:szCs w:val="22"/>
+          </w:rPr>
+          <w:t>13</w:t>
+        </w:r>
+        <w:r>
+          <w:rPr>
+            <w:noProof/>
+            <w:webHidden/>
+            <w:sz w:val="22"/>
+            <w:szCs w:val="22"/>
+          </w:rPr>
+          <w:fldChar w:fldCharType="end"/>
+        </w:r>
+      </w:hyperlink>
+    </w:p>
+    <w:p>
+      <w:pPr>
+        <w:pStyle w:val="TOC1"/>
+        <w:rPr>
+          <w:noProof/>
+          <w:kern w:val="2"/>
+          <w:sz w:val="22"/>
+          <w:szCs w:val="22"/>
+          <w14:ligatures w14:val="standardContextual"/>
+        </w:rPr>
+      </w:pPr>
+      <w:hyperlink w:anchor="_Toc225167625" w:history="1">
+        <w:r>
+          <w:rPr>
+            <w:rStyle w:val="Hyperlink"/>
+            <w:noProof/>
+            <w:sz w:val="22"/>
+            <w:szCs w:val="22"/>
+          </w:rPr>
+          <w:t>Limitations</w:t>
+        </w:r>
+        <w:r>
+          <w:rPr>
+            <w:noProof/>
+            <w:webHidden/>
+            <w:sz w:val="22"/>
+            <w:szCs w:val="22"/>
+          </w:rPr>
+          <w:tab/>
+        </w:r>
+        <w:r>
+          <w:rPr>
+            <w:noProof/>
+            <w:webHidden/>
+            <w:sz w:val="22"/>
+            <w:szCs w:val="22"/>
+          </w:rPr>
+          <w:fldChar w:fldCharType="begin"/>
+        </w:r>
+        <w:r>
+          <w:rPr>
+            <w:noProof/>
+            <w:webHidden/>
+            <w:sz w:val="22"/>
+            <w:szCs w:val="22"/>
+          </w:rPr>
+          <w:instrText xml:space="preserve"> PAGEREF _Toc225167625 \h </w:instrText>
+        </w:r>
+        <w:r>
+          <w:rPr>
+            <w:noProof/>
+            <w:webHidden/>
+            <w:sz w:val="22"/>
+            <w:szCs w:val="22"/>
+          </w:rPr>
+        </w:r>
+        <w:r>
+          <w:rPr>
+            <w:noProof/>
+            <w:webHidden/>
+            <w:sz w:val="22"/>
+            <w:szCs w:val="22"/>
+          </w:rPr>
+          <w:fldChar w:fldCharType="separate"/>
+        </w:r>
+        <w:r>
+          <w:rPr>
+            <w:noProof/>
+            <w:webHidden/>
+            <w:sz w:val="22"/>
+            <w:szCs w:val="22"/>
+          </w:rPr>
+          <w:t>13</w:t>
+        </w:r>
+        <w:r>
+          <w:rPr>
+            <w:noProof/>
+            <w:webHidden/>
+            <w:sz w:val="22"/>
+            <w:szCs w:val="22"/>
+          </w:rPr>
+          <w:fldChar w:fldCharType="end"/>
+        </w:r>
+      </w:hyperlink>
+    </w:p>
+    <w:p>
+      <w:pPr>
+        <w:pStyle w:val="TOC1"/>
+        <w:rPr>
+          <w:noProof/>
+          <w:kern w:val="2"/>
+          <w:sz w:val="22"/>
+          <w:szCs w:val="22"/>
+          <w14:ligatures w14:val="standardContextual"/>
+        </w:rPr>
+      </w:pPr>
+      <w:hyperlink w:anchor="_Toc225167626" w:history="1">
+        <w:r>
+          <w:rPr>
+            <w:rStyle w:val="Hyperlink"/>
+            <w:noProof/>
+            <w:sz w:val="22"/>
+            <w:szCs w:val="22"/>
+          </w:rPr>
+          <w:t>Conclusion</w:t>
+        </w:r>
+        <w:r>
+          <w:rPr>
+            <w:noProof/>
+            <w:webHidden/>
+            <w:sz w:val="22"/>
+            <w:szCs w:val="22"/>
+          </w:rPr>
+          <w:tab/>
+        </w:r>
+        <w:r>
+          <w:rPr>
+            <w:noProof/>
+            <w:webHidden/>
+            <w:sz w:val="22"/>
+            <w:szCs w:val="22"/>
+          </w:rPr>
+          <w:fldChar w:fldCharType="begin"/>
+        </w:r>
+        <w:r>
+          <w:rPr>
+            <w:noProof/>
+            <w:webHidden/>
+            <w:sz w:val="22"/>
+            <w:szCs w:val="22"/>
+          </w:rPr>
+          <w:instrText xml:space="preserve"> PAGEREF _Toc225167626 \h </w:instrText>
+        </w:r>
+        <w:r>
+          <w:rPr>
+            <w:noProof/>
+            <w:webHidden/>
+            <w:sz w:val="22"/>
+            <w:szCs w:val="22"/>
+          </w:rPr>
+        </w:r>
+        <w:r>
+          <w:rPr>
+            <w:noProof/>
+            <w:webHidden/>
+            <w:sz w:val="22"/>
+            <w:szCs w:val="22"/>
+          </w:rPr>
+          <w:fldChar w:fldCharType="separate"/>
+        </w:r>
+        <w:r>
+          <w:rPr>
+            <w:noProof/>
+            <w:webHidden/>
+            <w:sz w:val="22"/>
+            <w:szCs w:val="22"/>
+          </w:rPr>
+          <w:t>13</w:t>
+        </w:r>
+        <w:r>
+          <w:rPr>
+            <w:noProof/>
+            <w:webHidden/>
+            <w:sz w:val="22"/>
+            <w:szCs w:val="22"/>
+          </w:rPr>
+          <w:fldChar w:fldCharType="end"/>
+        </w:r>
+      </w:hyperlink>
+    </w:p>
+    <w:p>
+      <w:pPr>
+        <w:pStyle w:val="TOCHeading"/>
+        <w:rPr>
+          <w:b/>
+          <w:bCs/>
+        </w:rPr>
+      </w:pPr>
+      <w:r>
+        <w:rPr>
+          <w:b/>
+          <w:bCs/>
+        </w:rPr>
+        <w:fldChar w:fldCharType="end"/>
+      </w:r>
+    </w:p>
+    <w:p>
+      <w:pPr>
+        <w:rPr>
+          <w:rFonts w:asciiTheme="majorHAnsi" w:eastAsiaTheme="majorEastAsia" w:hAnsiTheme="majorHAnsi" w:cstheme="majorBidi"/>
+          <w:b/>
+          <w:bCs/>
+          <w:color w:val="0F4761" w:themeColor="accent1" w:themeShade="BF"/>
+          <w:sz w:val="32"/>
+          <w:szCs w:val="32"/>
+        </w:rPr>
+      </w:pPr>
+      <w:r>
+        <w:rPr>
+          <w:b/>
+          <w:bCs/>
+        </w:rPr>
+        <w:br w:type="page"/>
+      </w:r>
+    </w:p>
+    <w:p>
+      <w:pPr>
         <w:pStyle w:val="Heading1"/>
-        <w:numPr>
-          <w:ilvl w:val="0"/>
-          <w:numId w:val="2"/>
-        </w:numPr>
+        <w:spacing w:line="480" w:lineRule="auto"/>
         <w:rPr>
           <w:b/>
           <w:bCs/>
           <w:color w:val="auto"/>
         </w:rPr>
       </w:pPr>
-      <w:bookmarkStart w:id="0" w:name="_Toc225160506"/>
+      <w:bookmarkStart w:id="0" w:name="_Toc225164330"/>
+      <w:bookmarkStart w:id="1" w:name="_Toc225164517"/>
+      <w:bookmarkStart w:id="2" w:name="_Toc225167607"/>
       <w:r>
         <w:rPr>
           <w:b/>
@@ -1744,6 +2002,8 @@
         <w:t>Introduction</w:t>
       </w:r>
       <w:bookmarkEnd w:id="0"/>
+      <w:bookmarkEnd w:id="1"/>
+      <w:bookmarkEnd w:id="2"/>
       <w:r>
         <w:rPr>
           <w:b/>
@@ -1755,16 +2015,32 @@
     </w:p>
     <w:p>
       <w:pPr>
+        <w:spacing w:line="360" w:lineRule="auto"/>
         <w:ind w:firstLine="720"/>
       </w:pPr>
       <w:r>
-        <w:t xml:space="preserve">Dry Eye Disease is a condition that occurs when the eyes do not produce enough tears or when tears evaporate too quickly. This can lead to symptoms such as irritation, redness, blurred vision, and a persistent feeling of dryness or discomfort. As someone who experiences dry eye disease personally, this topic is especially meaningful to me because it affects everyday activities such as reading, working on a computer, and spending long periods looking at screens. In recent years, more people have begun experiencing dry eye symptoms due to factors such as extended screen time, environmental conditions, aging, and certain health or lifestyle habits. Because these factors are common in daily life, </w:t>
-      </w:r>
-      <w:r>
-        <w:t>understanding the causes and risk factors of dry eye disease has become an important area of healthcare and research.</w:t>
-      </w:r>
-    </w:p>
-    <w:p>
+        <w:t xml:space="preserve">Dry Eye Disease is a condition that occurs when the eyes do not produce enough tears or when tears evaporate too quickly. This can lead to symptoms such as irritation, redness, blurred vision, and a persistent feeling of dryness or discomfort. As someone who experiences dry eye disease personally, this topic is especially meaningful to me because it affects everyday activities such as reading, working on a computer, and spending </w:t>
+      </w:r>
+      <w:r>
+        <w:t>prolonged periods</w:t>
+      </w:r>
+      <w:r>
+        <w:t xml:space="preserve"> looking at screens. In recent years, more people have begun experiencing dry eye symptoms due to factors such as extended screen time, environmental conditions, aging, and certain health or lifestyle habits. Because these factors are common in daily life, </w:t>
+      </w:r>
+      <w:r>
+        <w:t xml:space="preserve">understanding the causes and risk factors of dry eye disease has become </w:t>
+      </w:r>
+      <w:r>
+        <w:t>a critical area</w:t>
+      </w:r>
+      <w:r>
+        <w:t xml:space="preserve"> of healthcare and research.</w:t>
+      </w:r>
+    </w:p>
+    <w:p>
+      <w:pPr>
+        <w:spacing w:line="360" w:lineRule="auto"/>
+      </w:pPr>
       <w:r>
         <w:tab/>
         <w:t xml:space="preserve">This </w:t>
@@ -1782,7 +2058,19 @@
         <w:t>variables</w:t>
       </w:r>
       <w:r>
-        <w:t xml:space="preserve"> and the presence of the condition. In addition to exploratory analysis, a Random Forest model will be used for predictive modeling to identify which variable are most important in predicting dry eye disease. Random Forest is a machine learning</w:t>
+        <w:t xml:space="preserve"> and the presence of the condition. In addition to </w:t>
+      </w:r>
+      <w:r>
+        <w:t>exploration</w:t>
+      </w:r>
+      <w:r>
+        <w:t xml:space="preserve"> analysis, a Random Forest model will be used for predictive modeling to identify which variable</w:t>
+      </w:r>
+      <w:r>
+        <w:t>s</w:t>
+      </w:r>
+      <w:r>
+        <w:t xml:space="preserve"> are most important in predicting dry eye disease. Random Forest is a machine learning</w:t>
       </w:r>
       <w:r>
         <w:t xml:space="preserve"> method that builds multiple decision trees and combines their results to improve prediction accuracy and reduce overfitting. By examining the dataset and interpreting the model result, this project demonstrates how data analysis and machine learning can provide insight into medical conditions and help identify </w:t>
@@ -1794,17 +2082,16 @@
     <w:p>
       <w:pPr>
         <w:pStyle w:val="Heading1"/>
-        <w:numPr>
-          <w:ilvl w:val="0"/>
-          <w:numId w:val="2"/>
-        </w:numPr>
+        <w:spacing w:line="480" w:lineRule="auto"/>
         <w:rPr>
           <w:b/>
           <w:bCs/>
           <w:color w:val="auto"/>
         </w:rPr>
       </w:pPr>
-      <w:bookmarkStart w:id="1" w:name="_Toc225160507"/>
+      <w:bookmarkStart w:id="3" w:name="_Toc225164331"/>
+      <w:bookmarkStart w:id="4" w:name="_Toc225164518"/>
+      <w:bookmarkStart w:id="5" w:name="_Toc225167608"/>
       <w:r>
         <w:rPr>
           <w:b/>
@@ -1813,7 +2100,9 @@
         </w:rPr>
         <w:t>Public Health Impact</w:t>
       </w:r>
-      <w:bookmarkEnd w:id="1"/>
+      <w:bookmarkEnd w:id="3"/>
+      <w:bookmarkEnd w:id="4"/>
+      <w:bookmarkEnd w:id="5"/>
       <w:r>
         <w:rPr>
           <w:b/>
@@ -1825,33 +2114,43 @@
     </w:p>
     <w:p>
       <w:pPr>
+        <w:spacing w:line="360" w:lineRule="auto"/>
         <w:ind w:firstLine="720"/>
       </w:pPr>
       <w:r>
         <w:t>Dry Eye Disease</w:t>
       </w:r>
       <w:r>
-        <w:t xml:space="preserve"> has growing public health impact because it affects a large portion of the population and can significantly reduce quality of </w:t>
-      </w:r>
-      <w:proofErr w:type="gramStart"/>
-      <w:r>
-        <w:t>lie</w:t>
-      </w:r>
-      <w:proofErr w:type="gramEnd"/>
-      <w:r>
-        <w:t xml:space="preserve">. People with dry eye disease often experience chronic discomfort, eye fatigue, blurred vision, and difficulty performing everyday activities such as reading, driving, or using digital devices. As screen time </w:t>
-      </w:r>
-      <w:proofErr w:type="gramStart"/>
-      <w:r>
-        <w:t>increase</w:t>
-      </w:r>
-      <w:proofErr w:type="gramEnd"/>
+        <w:t xml:space="preserve"> has </w:t>
+      </w:r>
+      <w:r>
+        <w:t xml:space="preserve">a </w:t>
+      </w:r>
+      <w:r>
+        <w:t xml:space="preserve">growing public health impact because it affects </w:t>
+      </w:r>
+      <w:r>
+        <w:t>a sizable portion</w:t>
+      </w:r>
+      <w:r>
+        <w:t xml:space="preserve"> of the population and can significantly reduce quality of li</w:t>
+      </w:r>
+      <w:r>
+        <w:t>f</w:t>
+      </w:r>
+      <w:r>
+        <w:t xml:space="preserve">e. People with dry eye disease often experience chronic discomfort, eye fatigue, blurred vision, and difficulty performing everyday activities such as reading, driving, or using digital devices. As screen time </w:t>
+      </w:r>
+      <w:r>
+        <w:t>increases</w:t>
+      </w:r>
       <w:r>
         <w:t xml:space="preserve"> in work, school, and daily life, more individuals are exposed to risk factors that can worsen dry eye symptoms. If left untreated, the condition can lead to long term irritation, inflammation, and reduced productivity in both academic and workplace settings. </w:t>
       </w:r>
     </w:p>
     <w:p>
       <w:pPr>
+        <w:spacing w:line="360" w:lineRule="auto"/>
         <w:ind w:firstLine="720"/>
       </w:pPr>
       <w:r>
@@ -1861,29 +2160,35 @@
         <w:t>e</w:t>
       </w:r>
       <w:r>
-        <w:t xml:space="preserve"> can help support early detection and prevention strategies. By analyzing health and lifestyle data, researchers and healthcare professionals can better recognize patterns associated with the condition and develop educational programs or recommendations to reduce risk. Improving awareness of dry eye disease and its causes can help individuals make healthier choices regarding screen use, eye care, and environmental exposure, ultimately reducing the overall burden of the condition on the population. </w:t>
+        <w:t xml:space="preserve"> can help support early detection and prevention strategies. By analyzing health and lifestyle data, researchers and healthcare professionals can better recognize patterns associated with the condition and develop educational programs or recommendations to reduce risk. Improving awareness of dry eye disease and its causes can help individuals make healthier choices regarding screen use, eye care, and environmental exposure, </w:t>
+      </w:r>
+      <w:r>
+        <w:t>reducing</w:t>
+      </w:r>
+      <w:r>
+        <w:t xml:space="preserve"> the overall burden of the condition on the population. </w:t>
       </w:r>
     </w:p>
     <w:p>
       <w:pPr>
         <w:pStyle w:val="Heading1"/>
-        <w:numPr>
-          <w:ilvl w:val="0"/>
-          <w:numId w:val="2"/>
-        </w:numPr>
+        <w:spacing w:line="480" w:lineRule="auto"/>
         <w:rPr>
           <w:b/>
           <w:bCs/>
           <w:color w:val="auto"/>
         </w:rPr>
       </w:pPr>
-      <w:bookmarkStart w:id="2" w:name="_Toc225160508"/>
+      <w:bookmarkStart w:id="6" w:name="_Toc225164332"/>
+      <w:bookmarkStart w:id="7" w:name="_Toc225164519"/>
+      <w:bookmarkStart w:id="8" w:name="_Toc225167609"/>
       <w:r>
         <w:rPr>
           <w:b/>
           <w:bCs/>
           <w:color w:val="auto"/>
         </w:rPr>
+        <w:lastRenderedPageBreak/>
         <w:t xml:space="preserve">Data </w:t>
       </w:r>
       <w:r>
@@ -1894,19 +2199,36 @@
         </w:rPr>
         <w:t>Analysis &amp; Computation</w:t>
       </w:r>
-      <w:bookmarkEnd w:id="2"/>
-    </w:p>
-    <w:p>
+      <w:bookmarkEnd w:id="6"/>
+      <w:bookmarkEnd w:id="7"/>
+      <w:bookmarkEnd w:id="8"/>
+    </w:p>
+    <w:p>
+      <w:pPr>
+        <w:spacing w:line="360" w:lineRule="auto"/>
+      </w:pPr>
       <w:r>
         <w:t>Filename: Dry_Eye_Dataset.csv</w:t>
       </w:r>
     </w:p>
     <w:p>
-      <w:r>
-        <w:t xml:space="preserve">Description: Information on observations made with 26 variables covering demographic, health, lifestyle, and eye-related symptoms. </w:t>
-      </w:r>
-    </w:p>
-    <w:p>
+      <w:pPr>
+        <w:spacing w:line="360" w:lineRule="auto"/>
+      </w:pPr>
+      <w:r>
+        <w:t xml:space="preserve">Description: Information on observations made with </w:t>
+      </w:r>
+      <w:r>
+        <w:t>twenty-six</w:t>
+      </w:r>
+      <w:r>
+        <w:t xml:space="preserve"> variables covering demographic, health, lifestyle, and eye-related symptoms. </w:t>
+      </w:r>
+    </w:p>
+    <w:p>
+      <w:pPr>
+        <w:spacing w:line="360" w:lineRule="auto"/>
+      </w:pPr>
       <w:r>
         <w:t xml:space="preserve">Dataset Details: </w:t>
       </w:r>
@@ -1921,11 +2243,17 @@
       </w:r>
     </w:p>
     <w:p>
+      <w:pPr>
+        <w:spacing w:line="360" w:lineRule="auto"/>
+      </w:pPr>
       <w:r>
         <w:t>Size 1.34MB</w:t>
       </w:r>
     </w:p>
     <w:p>
+      <w:pPr>
+        <w:spacing w:line="360" w:lineRule="auto"/>
+      </w:pPr>
       <w:r>
         <w:t xml:space="preserve">Source: </w:t>
       </w:r>
@@ -1941,16 +2269,17 @@
     <w:p>
       <w:pPr>
         <w:pStyle w:val="Heading2"/>
-      </w:pPr>
-      <w:bookmarkStart w:id="3" w:name="_Toc225160509"/>
-      <w:r>
-        <w:lastRenderedPageBreak/>
-        <w:t xml:space="preserve">3.1 </w:t>
-      </w:r>
+        <w:spacing w:line="480" w:lineRule="auto"/>
+      </w:pPr>
+      <w:bookmarkStart w:id="9" w:name="_Toc225164333"/>
+      <w:bookmarkStart w:id="10" w:name="_Toc225164520"/>
+      <w:bookmarkStart w:id="11" w:name="_Toc225167610"/>
       <w:r>
         <w:t>Data Profiling</w:t>
       </w:r>
-      <w:bookmarkEnd w:id="3"/>
+      <w:bookmarkEnd w:id="9"/>
+      <w:bookmarkEnd w:id="10"/>
+      <w:bookmarkEnd w:id="11"/>
       <w:r>
         <w:t xml:space="preserve"> </w:t>
       </w:r>
@@ -1964,10 +2293,10 @@
         <w:t>The data</w:t>
       </w:r>
       <w:r>
-        <w:t>set was inspected by examining the first and last five rows to confirm structure and consistency across entries. The file contains 20,000 rows and 2</w:t>
-      </w:r>
-      <w:r>
-        <w:t>6</w:t>
+        <w:t xml:space="preserve">set was inspected by examining the first and last five rows to confirm structure and consistency across entries. The file contains 20,000 rows and </w:t>
+      </w:r>
+      <w:r>
+        <w:t>twenty-six</w:t>
       </w:r>
       <w:r>
         <w:t xml:space="preserve"> columns</w:t>
@@ -1979,15 +2308,17 @@
     <w:p>
       <w:pPr>
         <w:pStyle w:val="Heading2"/>
-      </w:pPr>
-      <w:bookmarkStart w:id="4" w:name="_Toc225160510"/>
-      <w:r>
-        <w:t xml:space="preserve">3.2 </w:t>
-      </w:r>
+        <w:spacing w:line="480" w:lineRule="auto"/>
+      </w:pPr>
+      <w:bookmarkStart w:id="12" w:name="_Toc225164334"/>
+      <w:bookmarkStart w:id="13" w:name="_Toc225164521"/>
+      <w:bookmarkStart w:id="14" w:name="_Toc225167611"/>
       <w:r>
         <w:t>Observations &amp; Data Wrangling</w:t>
       </w:r>
-      <w:bookmarkEnd w:id="4"/>
+      <w:bookmarkEnd w:id="12"/>
+      <w:bookmarkEnd w:id="13"/>
+      <w:bookmarkEnd w:id="14"/>
     </w:p>
     <w:p>
       <w:pPr>
@@ -2017,7 +2348,10 @@
         <w:t>column is stored as a string in systolic/diastolic format (</w:t>
       </w:r>
       <w:r>
-        <w:t xml:space="preserve">e.g. 137/89) and would need to be split if used in modeling. </w:t>
+        <w:t>e.g.,</w:t>
+      </w:r>
+      <w:r>
+        <w:t xml:space="preserve"> 137/89) and would need to be split if used in modeling. </w:t>
       </w:r>
       <w:r>
         <w:rPr>
@@ -2052,14 +2386,15 @@
       <w:pPr>
         <w:pStyle w:val="Heading2"/>
       </w:pPr>
-      <w:bookmarkStart w:id="5" w:name="_Toc225160511"/>
-      <w:r>
-        <w:t xml:space="preserve">3.3 </w:t>
-      </w:r>
+      <w:bookmarkStart w:id="15" w:name="_Toc225164335"/>
+      <w:bookmarkStart w:id="16" w:name="_Toc225164522"/>
+      <w:bookmarkStart w:id="17" w:name="_Toc225167612"/>
       <w:r>
         <w:t>Data Table Schema</w:t>
       </w:r>
-      <w:bookmarkEnd w:id="5"/>
+      <w:bookmarkEnd w:id="15"/>
+      <w:bookmarkEnd w:id="16"/>
+      <w:bookmarkEnd w:id="17"/>
     </w:p>
     <w:tbl>
       <w:tblPr>
@@ -2816,6 +3151,7 @@
               <w:rPr>
                 <w:rFonts w:ascii="Avenir Next LT Pro" w:hAnsi="Avenir Next LT Pro"/>
               </w:rPr>
+              <w:lastRenderedPageBreak/>
               <w:t xml:space="preserve">Wake </w:t>
             </w:r>
             <w:r>
@@ -3196,14 +3532,12 @@
                 <w:rFonts w:ascii="Avenir Next LT Pro" w:hAnsi="Avenir Next LT Pro"/>
               </w:rPr>
             </w:pPr>
-            <w:proofErr w:type="gramStart"/>
-            <w:r>
-              <w:rPr>
-                <w:rFonts w:ascii="Avenir Next LT Pro" w:hAnsi="Avenir Next LT Pro"/>
-              </w:rPr>
-              <w:t>Individuals</w:t>
-            </w:r>
-            <w:proofErr w:type="gramEnd"/>
+            <w:r>
+              <w:rPr>
+                <w:rFonts w:ascii="Avenir Next LT Pro" w:hAnsi="Avenir Next LT Pro"/>
+              </w:rPr>
+              <w:t>Individuals’</w:t>
+            </w:r>
             <w:r>
               <w:rPr>
                 <w:rFonts w:ascii="Avenir Next LT Pro" w:hAnsi="Avenir Next LT Pro"/>
@@ -3260,14 +3594,12 @@
                 <w:rFonts w:ascii="Avenir Next LT Pro" w:hAnsi="Avenir Next LT Pro"/>
               </w:rPr>
             </w:pPr>
-            <w:proofErr w:type="gramStart"/>
-            <w:r>
-              <w:rPr>
-                <w:rFonts w:ascii="Avenir Next LT Pro" w:hAnsi="Avenir Next LT Pro"/>
-              </w:rPr>
-              <w:t>Individuals</w:t>
-            </w:r>
-            <w:proofErr w:type="gramEnd"/>
+            <w:r>
+              <w:rPr>
+                <w:rFonts w:ascii="Avenir Next LT Pro" w:hAnsi="Avenir Next LT Pro"/>
+              </w:rPr>
+              <w:t>Individuals’</w:t>
+            </w:r>
             <w:r>
               <w:rPr>
                 <w:rFonts w:ascii="Avenir Next LT Pro" w:hAnsi="Avenir Next LT Pro"/>
@@ -3698,43 +4030,36 @@
     <w:p>
       <w:pPr>
         <w:pStyle w:val="Heading1"/>
-        <w:numPr>
-          <w:ilvl w:val="0"/>
-          <w:numId w:val="2"/>
-        </w:numPr>
+        <w:spacing w:line="480" w:lineRule="auto"/>
         <w:rPr>
           <w:b/>
           <w:bCs/>
           <w:color w:val="auto"/>
         </w:rPr>
       </w:pPr>
-      <w:bookmarkStart w:id="6" w:name="_Toc225160512"/>
+      <w:bookmarkStart w:id="18" w:name="_Toc225164336"/>
+      <w:bookmarkStart w:id="19" w:name="_Toc225164523"/>
+      <w:bookmarkStart w:id="20" w:name="_Toc225167613"/>
       <w:r>
         <w:rPr>
           <w:b/>
           <w:bCs/>
           <w:color w:val="auto"/>
         </w:rPr>
-        <w:lastRenderedPageBreak/>
         <w:t>Approach</w:t>
       </w:r>
-      <w:bookmarkEnd w:id="6"/>
-    </w:p>
-    <w:p>
-      <w:pPr>
+      <w:bookmarkEnd w:id="18"/>
+      <w:bookmarkEnd w:id="19"/>
+      <w:bookmarkEnd w:id="20"/>
+    </w:p>
+    <w:p>
+      <w:pPr>
+        <w:spacing w:line="360" w:lineRule="auto"/>
+      </w:pPr>
+      <w:r>
         <w:rPr>
           <w:rFonts w:ascii="Avenir Next LT Pro" w:hAnsi="Avenir Next LT Pro"/>
         </w:rPr>
-      </w:pPr>
-    </w:p>
-    <w:p>
-      <w:pPr>
-        <w:spacing w:line="360" w:lineRule="auto"/>
-      </w:pPr>
-      <w:r>
-        <w:rPr>
-          <w:rFonts w:ascii="Avenir Next LT Pro" w:hAnsi="Avenir Next LT Pro"/>
-        </w:rPr>
         <w:tab/>
       </w:r>
       <w:r>
@@ -3743,50 +4068,17 @@
     </w:p>
     <w:p>
       <w:pPr>
-        <w:spacing w:line="360" w:lineRule="auto"/>
-        <w:rPr>
-          <w:rFonts w:ascii="Avenir Next LT Pro" w:hAnsi="Avenir Next LT Pro"/>
-        </w:rPr>
-      </w:pPr>
-    </w:p>
-    <w:p>
-      <w:pPr>
-        <w:spacing w:line="360" w:lineRule="auto"/>
-        <w:rPr>
-          <w:rFonts w:ascii="Avenir Next LT Pro" w:hAnsi="Avenir Next LT Pro"/>
-        </w:rPr>
-      </w:pPr>
-    </w:p>
-    <w:p>
-      <w:pPr>
-        <w:spacing w:line="360" w:lineRule="auto"/>
-        <w:rPr>
-          <w:rFonts w:ascii="Avenir Next LT Pro" w:hAnsi="Avenir Next LT Pro"/>
-        </w:rPr>
-      </w:pPr>
-    </w:p>
-    <w:p>
-      <w:pPr>
-        <w:spacing w:line="360" w:lineRule="auto"/>
-        <w:rPr>
-          <w:rFonts w:ascii="Avenir Next LT Pro" w:hAnsi="Avenir Next LT Pro"/>
-        </w:rPr>
-      </w:pPr>
-    </w:p>
-    <w:p>
-      <w:pPr>
         <w:pStyle w:val="Heading1"/>
-        <w:numPr>
-          <w:ilvl w:val="0"/>
-          <w:numId w:val="2"/>
-        </w:numPr>
+        <w:spacing w:line="480" w:lineRule="auto"/>
         <w:rPr>
           <w:b/>
           <w:bCs/>
           <w:color w:val="auto"/>
         </w:rPr>
       </w:pPr>
-      <w:bookmarkStart w:id="7" w:name="_Toc225160513"/>
+      <w:bookmarkStart w:id="21" w:name="_Toc225164337"/>
+      <w:bookmarkStart w:id="22" w:name="_Toc225164524"/>
+      <w:bookmarkStart w:id="23" w:name="_Toc225167614"/>
       <w:r>
         <w:rPr>
           <w:b/>
@@ -3803,9 +4095,10 @@
         </w:rPr>
         <w:t>s</w:t>
       </w:r>
-      <w:bookmarkEnd w:id="7"/>
-    </w:p>
-    <w:p/>
+      <w:bookmarkEnd w:id="21"/>
+      <w:bookmarkEnd w:id="22"/>
+      <w:bookmarkEnd w:id="23"/>
+    </w:p>
     <w:p>
       <w:pPr>
         <w:spacing w:line="360" w:lineRule="auto"/>
@@ -3814,101 +4107,88 @@
         <w:tab/>
       </w:r>
       <w:r>
-        <w:t xml:space="preserve">This project used a combination of Microsoft Excel, MATLAB, and Python-based machine learning tools. Microsoft Excel was used for initial inspection of the dataset, summary calculations, and organization of variables. MATLAB was used to create the project’s visualizations for exploratory data analysis, including prevalence and comparison charts. Python was used for predictive modeling, and with Pandas supporting data preparation and Scikit-Learn providing the Random Forest classification model and evaluation metrics. Together, these tools supported both descriptive analysis and machine learning-based prediction of dry eye disease. </w:t>
-      </w:r>
-    </w:p>
-    <w:p>
-      <w:pPr>
-        <w:rPr>
-          <w:rFonts w:ascii="Avenir Next LT Pro" w:hAnsi="Avenir Next LT Pro"/>
-        </w:rPr>
-      </w:pPr>
-      <w:r>
-        <w:rPr>
-          <w:rFonts w:ascii="Avenir Next LT Pro" w:hAnsi="Avenir Next LT Pro"/>
-        </w:rPr>
-        <w:br w:type="page"/>
+        <w:t xml:space="preserve">This project used a combination of Microsoft Excel, MATLAB, and Python-based machine learning tools. Microsoft Excel was used for initial inspection of the dataset, summary calculations, and organization of variables. MATLAB was used to create the project’s visualizations for </w:t>
+      </w:r>
+      <w:r>
+        <w:t>exploration</w:t>
+      </w:r>
+      <w:r>
+        <w:t xml:space="preserve"> data analysis, including prevalence and comparison charts. Python was used for predictive modeling, and with Pandas supporting data preparation and Scikit-Learn providing the Random Forest classification model and evaluation metrics. Together, these tools supported both descriptive analysis and machine learning-based prediction of dry eye disease.</w:t>
       </w:r>
     </w:p>
     <w:p>
       <w:pPr>
         <w:pStyle w:val="Heading1"/>
+        <w:rPr>
+          <w:color w:val="auto"/>
+        </w:rPr>
+      </w:pPr>
+      <w:bookmarkStart w:id="24" w:name="_Toc225164338"/>
+      <w:bookmarkStart w:id="25" w:name="_Toc225164525"/>
+      <w:bookmarkStart w:id="26" w:name="_Toc225167615"/>
+      <w:r>
         <w:rPr>
           <w:b/>
           <w:bCs/>
           <w:color w:val="auto"/>
         </w:rPr>
-      </w:pPr>
-      <w:bookmarkStart w:id="8" w:name="_Toc225160514"/>
-      <w:r>
+        <w:lastRenderedPageBreak/>
+        <w:t>Exploratory Data Analysis: Dry Eye Disease Prevalence</w:t>
+      </w:r>
+      <w:bookmarkStart w:id="27" w:name="_Toc225164339"/>
+      <w:bookmarkStart w:id="28" w:name="_Toc225164526"/>
+      <w:bookmarkEnd w:id="24"/>
+      <w:bookmarkEnd w:id="25"/>
+      <w:bookmarkEnd w:id="26"/>
+    </w:p>
+    <w:p>
+      <w:pPr>
+        <w:pStyle w:val="Heading1"/>
+        <w:spacing w:line="480" w:lineRule="auto"/>
         <w:rPr>
           <w:b/>
           <w:bCs/>
           <w:color w:val="auto"/>
-        </w:rPr>
-        <w:lastRenderedPageBreak/>
-        <w:t xml:space="preserve">6. </w:t>
-      </w:r>
-      <w:r>
-        <w:rPr>
-          <w:b/>
-          <w:bCs/>
+          <w:sz w:val="24"/>
+          <w:szCs w:val="24"/>
+        </w:rPr>
+      </w:pPr>
+      <w:bookmarkStart w:id="29" w:name="_Toc225167616"/>
+      <w:r>
+        <w:rPr>
           <w:color w:val="auto"/>
-        </w:rPr>
-        <w:t>Exploratory Data Analysis: Dry Eye Disease Prevalence</w:t>
-      </w:r>
-      <w:bookmarkEnd w:id="8"/>
-    </w:p>
-    <w:p>
-      <w:pPr>
-        <w:pStyle w:val="Heading3"/>
+          <w:sz w:val="24"/>
+          <w:szCs w:val="24"/>
+        </w:rPr>
+        <w:t>D</w:t>
+      </w:r>
+      <w:r>
         <w:rPr>
           <w:color w:val="auto"/>
-        </w:rPr>
-      </w:pPr>
-      <w:bookmarkStart w:id="9" w:name="_Toc225160515"/>
+          <w:sz w:val="24"/>
+          <w:szCs w:val="24"/>
+        </w:rPr>
+        <w:t xml:space="preserve">ED </w:t>
+      </w:r>
       <w:r>
         <w:rPr>
           <w:color w:val="auto"/>
-        </w:rPr>
-        <w:t>6</w:t>
+          <w:sz w:val="24"/>
+          <w:szCs w:val="24"/>
+        </w:rPr>
+        <w:t>Prevalence</w:t>
       </w:r>
       <w:r>
         <w:rPr>
           <w:color w:val="auto"/>
-        </w:rPr>
-        <w:t xml:space="preserve">.1 </w:t>
-      </w:r>
-      <w:r>
-        <w:rPr>
-          <w:color w:val="auto"/>
-        </w:rPr>
-        <w:t>D</w:t>
-      </w:r>
-      <w:r>
-        <w:rPr>
-          <w:color w:val="auto"/>
-        </w:rPr>
-        <w:t xml:space="preserve">ED </w:t>
-      </w:r>
-      <w:r>
-        <w:rPr>
-          <w:color w:val="auto"/>
-        </w:rPr>
-        <w:t>Prevalence</w:t>
-      </w:r>
-      <w:r>
-        <w:rPr>
-          <w:color w:val="auto"/>
+          <w:sz w:val="24"/>
+          <w:szCs w:val="24"/>
         </w:rPr>
         <w:t xml:space="preserve"> in the Sample Population</w:t>
       </w:r>
-      <w:bookmarkEnd w:id="9"/>
-    </w:p>
-    <w:p>
-      <w:pPr>
-        <w:pStyle w:val="ListParagraph"/>
-      </w:pPr>
+      <w:bookmarkEnd w:id="27"/>
+      <w:bookmarkEnd w:id="28"/>
+      <w:bookmarkEnd w:id="29"/>
     </w:p>
     <w:p>
       <w:pPr>
@@ -3922,7 +4202,13 @@
         <w:t>, were</w:t>
       </w:r>
       <w:r>
-        <w:t xml:space="preserve"> diagnosed with Dry Eye Disease, while the remaining 34.8% were unaffected. This chart establishes the baseline prevalence of Dry Eye Disease across the study population, highlighting that the condition affects nearly two-thirds of patients, making it a significant public health concern within this demographic</w:t>
+        <w:t xml:space="preserve"> diagnosed with Dry Eye Disease, while the remaining 34.8% were unaffected. This chart establishes the baseline prevalence of Dry Eye Disease across the study population, highlighting that the condition affects </w:t>
+      </w:r>
+      <w:r>
+        <w:t>two-thirds</w:t>
+      </w:r>
+      <w:r>
+        <w:t xml:space="preserve"> of patients, making it a significant public health concern within this demographic</w:t>
       </w:r>
       <w:r>
         <w:t>.</w:t>
@@ -4061,15 +4347,14 @@
     <w:p>
       <w:pPr>
         <w:pStyle w:val="Heading3"/>
-        <w:numPr>
-          <w:ilvl w:val="1"/>
-          <w:numId w:val="10"/>
-        </w:numPr>
+        <w:spacing w:line="480" w:lineRule="auto"/>
         <w:rPr>
           <w:color w:val="auto"/>
         </w:rPr>
       </w:pPr>
-      <w:bookmarkStart w:id="10" w:name="_Toc225160516"/>
+      <w:bookmarkStart w:id="30" w:name="_Toc225164340"/>
+      <w:bookmarkStart w:id="31" w:name="_Toc225164527"/>
+      <w:bookmarkStart w:id="32" w:name="_Toc225167617"/>
       <w:r>
         <w:rPr>
           <w:color w:val="auto"/>
@@ -4089,18 +4374,13 @@
         </w:rPr>
         <w:t>Age Group</w:t>
       </w:r>
-      <w:bookmarkEnd w:id="10"/>
-    </w:p>
-    <w:p>
-      <w:pPr>
-        <w:pStyle w:val="ListParagraph"/>
-        <w:rPr>
-          <w:rFonts w:ascii="Avenir Next LT Pro" w:hAnsi="Avenir Next LT Pro"/>
-        </w:rPr>
-      </w:pPr>
-    </w:p>
-    <w:p>
-      <w:pPr>
+      <w:bookmarkEnd w:id="30"/>
+      <w:bookmarkEnd w:id="31"/>
+      <w:bookmarkEnd w:id="32"/>
+    </w:p>
+    <w:p>
+      <w:pPr>
+        <w:spacing w:line="360" w:lineRule="auto"/>
         <w:ind w:firstLine="720"/>
       </w:pPr>
       <w:r>
@@ -4181,63 +4461,41 @@
     </w:p>
     <w:p>
       <w:pPr>
-        <w:pStyle w:val="ListParagraph"/>
-        <w:ind w:left="1440"/>
-        <w:rPr>
-          <w:rFonts w:ascii="Avenir Next LT Pro" w:hAnsi="Avenir Next LT Pro"/>
-        </w:rPr>
-      </w:pPr>
-    </w:p>
-    <w:p>
-      <w:pPr>
         <w:pStyle w:val="Heading3"/>
+        <w:spacing w:line="480" w:lineRule="auto"/>
         <w:rPr>
           <w:color w:val="auto"/>
         </w:rPr>
       </w:pPr>
-      <w:bookmarkStart w:id="11" w:name="_Toc225160517"/>
+      <w:bookmarkStart w:id="33" w:name="_Toc225164341"/>
+      <w:bookmarkStart w:id="34" w:name="_Toc225164528"/>
+      <w:bookmarkStart w:id="35" w:name="_Toc225167618"/>
       <w:r>
         <w:rPr>
           <w:color w:val="auto"/>
         </w:rPr>
-        <w:t>6</w:t>
+        <w:lastRenderedPageBreak/>
+        <w:t>D</w:t>
       </w:r>
       <w:r>
         <w:rPr>
           <w:color w:val="auto"/>
         </w:rPr>
-        <w:t xml:space="preserve">.3 </w:t>
+        <w:t xml:space="preserve">ED </w:t>
       </w:r>
       <w:r>
         <w:rPr>
           <w:color w:val="auto"/>
         </w:rPr>
-        <w:t>D</w:t>
-      </w:r>
-      <w:r>
-        <w:rPr>
-          <w:color w:val="auto"/>
-        </w:rPr>
-        <w:t xml:space="preserve">ED </w:t>
-      </w:r>
-      <w:r>
-        <w:rPr>
-          <w:color w:val="auto"/>
-        </w:rPr>
         <w:t>Rate by Daily Screen Time</w:t>
       </w:r>
-      <w:bookmarkEnd w:id="11"/>
-    </w:p>
-    <w:p>
-      <w:pPr>
-        <w:pStyle w:val="ListParagraph"/>
-        <w:rPr>
-          <w:rFonts w:ascii="Avenir Next LT Pro" w:hAnsi="Avenir Next LT Pro"/>
-        </w:rPr>
-      </w:pPr>
-    </w:p>
-    <w:p>
-      <w:pPr>
+      <w:bookmarkEnd w:id="33"/>
+      <w:bookmarkEnd w:id="34"/>
+      <w:bookmarkEnd w:id="35"/>
+    </w:p>
+    <w:p>
+      <w:pPr>
+        <w:spacing w:line="360" w:lineRule="auto"/>
         <w:ind w:firstLine="720"/>
       </w:pPr>
       <w:r>
@@ -4366,15 +4624,13 @@
     <w:p>
       <w:pPr>
         <w:pStyle w:val="Heading3"/>
-        <w:numPr>
-          <w:ilvl w:val="1"/>
-          <w:numId w:val="11"/>
-        </w:numPr>
         <w:rPr>
           <w:color w:val="auto"/>
         </w:rPr>
       </w:pPr>
-      <w:bookmarkStart w:id="12" w:name="_Toc225160518"/>
+      <w:bookmarkStart w:id="36" w:name="_Toc225164342"/>
+      <w:bookmarkStart w:id="37" w:name="_Toc225164529"/>
+      <w:bookmarkStart w:id="38" w:name="_Toc225167619"/>
       <w:r>
         <w:rPr>
           <w:color w:val="auto"/>
@@ -4382,7 +4638,9 @@
         <w:lastRenderedPageBreak/>
         <w:t>Prevalence by BMI Category</w:t>
       </w:r>
-      <w:bookmarkEnd w:id="12"/>
+      <w:bookmarkEnd w:id="36"/>
+      <w:bookmarkEnd w:id="37"/>
+      <w:bookmarkEnd w:id="38"/>
     </w:p>
     <w:p>
       <w:pPr>
@@ -4394,6 +4652,7 @@
     </w:p>
     <w:p>
       <w:pPr>
+        <w:spacing w:line="360" w:lineRule="auto"/>
         <w:ind w:firstLine="720"/>
       </w:pPr>
       <w:r>
@@ -4402,15 +4661,6 @@
       <w:r>
         <w:t xml:space="preserve"> show the highest average BMI at 25.12, compared to their negative counterparts at 24.99. Across both groups, BMI trends to increase with age, with the 18-26 bracket consistently recording the lowest values. While the differences are marginal, positive cases trend slightly higher in BMI across all three age groups, suggesting a modest association between higher body mass and DED occurrence.</w:t>
       </w:r>
-    </w:p>
-    <w:p>
-      <w:pPr>
-        <w:pStyle w:val="ListParagraph"/>
-        <w:ind w:left="1440"/>
-        <w:rPr>
-          <w:rFonts w:ascii="Avenir Next LT Pro" w:hAnsi="Avenir Next LT Pro"/>
-        </w:rPr>
-      </w:pPr>
     </w:p>
     <w:p>
       <w:pPr>
@@ -4498,15 +4748,13 @@
     <w:p>
       <w:pPr>
         <w:pStyle w:val="Heading3"/>
-        <w:numPr>
-          <w:ilvl w:val="1"/>
-          <w:numId w:val="11"/>
-        </w:numPr>
         <w:rPr>
           <w:color w:val="auto"/>
         </w:rPr>
       </w:pPr>
-      <w:bookmarkStart w:id="13" w:name="_Toc225160519"/>
+      <w:bookmarkStart w:id="39" w:name="_Toc225164343"/>
+      <w:bookmarkStart w:id="40" w:name="_Toc225164530"/>
+      <w:bookmarkStart w:id="41" w:name="_Toc225167620"/>
       <w:r>
         <w:rPr>
           <w:color w:val="auto"/>
@@ -4514,7 +4762,9 @@
         <w:lastRenderedPageBreak/>
         <w:t>Prevalence by Stress Level</w:t>
       </w:r>
-      <w:bookmarkEnd w:id="13"/>
+      <w:bookmarkEnd w:id="39"/>
+      <w:bookmarkEnd w:id="40"/>
+      <w:bookmarkEnd w:id="41"/>
     </w:p>
     <w:p>
       <w:pPr>
@@ -4526,6 +4776,7 @@
     </w:p>
     <w:p>
       <w:pPr>
+        <w:spacing w:line="360" w:lineRule="auto"/>
         <w:ind w:firstLine="720"/>
       </w:pPr>
       <w:r>
@@ -4538,7 +4789,13 @@
         <w:t xml:space="preserve"> the highest average stress at 3.025, standing noticeably above the other groups. Negative patients remain tightly clustered between 2.976 and 2.992</w:t>
       </w:r>
       <w:r>
-        <w:t>, showing little variation across age ranges. The most notable contrast appears in the oldest age group</w:t>
+        <w:t xml:space="preserve">, showing </w:t>
+      </w:r>
+      <w:r>
+        <w:t>slight variation</w:t>
+      </w:r>
+      <w:r>
+        <w:t xml:space="preserve"> across age ranges. The most notable contrast appears in the oldest age group</w:t>
       </w:r>
       <w:r>
         <w:t>, where positive cases average 3.025</w:t>
@@ -4644,7 +4901,9 @@
       <w:r>
         <w:br w:type="page"/>
       </w:r>
-      <w:bookmarkStart w:id="14" w:name="_Toc225160520"/>
+      <w:bookmarkStart w:id="42" w:name="_Toc225164344"/>
+      <w:bookmarkStart w:id="43" w:name="_Toc225164531"/>
+      <w:bookmarkStart w:id="44" w:name="_Toc225167621"/>
       <w:r>
         <w:rPr>
           <w:b/>
@@ -4652,7 +4911,7 @@
           <w:color w:val="auto"/>
         </w:rPr>
         <w:lastRenderedPageBreak/>
-        <w:t xml:space="preserve">7. </w:t>
+        <w:t xml:space="preserve">Predictive Modeling: </w:t>
       </w:r>
       <w:r>
         <w:rPr>
@@ -4660,84 +4919,83 @@
           <w:bCs/>
           <w:color w:val="auto"/>
         </w:rPr>
-        <w:t xml:space="preserve">Predictive Modeling: </w:t>
-      </w:r>
-      <w:r>
+        <w:t>Random Forest Model</w:t>
+      </w:r>
+      <w:bookmarkEnd w:id="42"/>
+      <w:bookmarkEnd w:id="43"/>
+      <w:bookmarkEnd w:id="44"/>
+    </w:p>
+    <w:p>
+      <w:pPr>
+        <w:pStyle w:val="ListParagraph"/>
+      </w:pPr>
+    </w:p>
+    <w:p>
+      <w:pPr>
+        <w:ind w:firstLine="720"/>
+      </w:pPr>
+      <w:r>
+        <w:t xml:space="preserve">A Random Forest classification model was implemented to predict the presence of Dry Eye Disease (DED) based on demographic, lifestyle, and physiological variables. Random Forest is an ensemble learning method that constructs multiple decision trees using random subsets of the data and features, then combines their predictions through majority voting. This approach improves predictive accuracy and reduces overfitting compared to a single decision tree. </w:t>
+      </w:r>
+    </w:p>
+    <w:p>
+      <w:pPr>
+        <w:ind w:firstLine="720"/>
+      </w:pPr>
+      <w:r>
+        <w:t xml:space="preserve">Prior to modeling, categorical variables were encoded into numerical format to allow compatibility with eh algorithm. The dataset was split into 80% training data (16,000 observations) and 20% testing data (4,000) observations) to evaluate model performance on unseen data. The model was trained using Scikit-learn’s RandomForestClassifier, allowing for efficient handling of mixed feature types and complex relationships between variables. </w:t>
+      </w:r>
+    </w:p>
+    <w:p>
+      <w:pPr>
+        <w:pStyle w:val="Heading1"/>
+        <w:spacing w:line="360" w:lineRule="auto"/>
         <w:rPr>
           <w:b/>
           <w:bCs/>
           <w:color w:val="auto"/>
         </w:rPr>
-        <w:t>Random Forest Model</w:t>
-      </w:r>
-      <w:bookmarkEnd w:id="14"/>
-    </w:p>
-    <w:p>
-      <w:pPr>
-        <w:pStyle w:val="ListParagraph"/>
-      </w:pPr>
-    </w:p>
-    <w:p>
-      <w:pPr>
-        <w:ind w:firstLine="720"/>
-      </w:pPr>
-      <w:r>
-        <w:t xml:space="preserve">A Random Forest classification model was implemented to predict the presence of Dry Eye Disease (DED) based on demographic, lifestyle, and physiological variables. Random Forest is an ensemble learning method that constructs multiple decision trees using random subsets of the data and features, then combines their predictions through majority voting. This approach improves predictive accuracy and reduces overfitting compared to a single decision tree. </w:t>
-      </w:r>
-    </w:p>
-    <w:p>
-      <w:pPr>
-        <w:ind w:firstLine="720"/>
-      </w:pPr>
-      <w:r>
-        <w:t xml:space="preserve">Prior to modeling, categorical variables were encoded into numerical format to allow compatibility with eh algorithm. The dataset was split into 80% training data (16,000 observations) and 20% testing data (4,000) observations) to evaluate model performance on unseen data. The model was trained using Scikit-learn’s RandomForestClassifier, allowing for efficient handling of mixed feature types and complex relationships between variables. </w:t>
-      </w:r>
-    </w:p>
-    <w:p>
-      <w:pPr>
-        <w:pStyle w:val="Heading1"/>
+      </w:pPr>
+      <w:bookmarkStart w:id="45" w:name="_Toc225164345"/>
+      <w:bookmarkStart w:id="46" w:name="_Toc225164532"/>
+      <w:bookmarkStart w:id="47" w:name="_Toc225167622"/>
+      <w:r>
         <w:rPr>
           <w:b/>
           <w:bCs/>
           <w:color w:val="auto"/>
         </w:rPr>
-      </w:pPr>
-      <w:bookmarkStart w:id="15" w:name="_Toc225160521"/>
-      <w:r>
-        <w:rPr>
-          <w:b/>
-          <w:bCs/>
-          <w:color w:val="auto"/>
-        </w:rPr>
-        <w:t xml:space="preserve">8. </w:t>
-      </w:r>
-      <w:r>
-        <w:rPr>
-          <w:b/>
-          <w:bCs/>
-          <w:color w:val="auto"/>
-        </w:rPr>
         <w:t>Model Performance</w:t>
       </w:r>
-      <w:bookmarkEnd w:id="15"/>
-    </w:p>
-    <w:p>
+      <w:bookmarkEnd w:id="45"/>
+      <w:bookmarkEnd w:id="46"/>
+      <w:bookmarkEnd w:id="47"/>
+    </w:p>
+    <w:p>
+      <w:pPr>
+        <w:spacing w:line="360" w:lineRule="auto"/>
+      </w:pPr>
       <w:r>
         <w:tab/>
         <w:t>The Random Forest model achieved an overall accuracy of 70.05%</w:t>
       </w:r>
-      <w:proofErr w:type="gramStart"/>
-      <w:r>
-        <w:t xml:space="preserve"> indicating</w:t>
-      </w:r>
-      <w:proofErr w:type="gramEnd"/>
-      <w:r>
-        <w:t xml:space="preserve"> that approximately 7 out of 10 predictions were correct on the test dataset.</w:t>
-      </w:r>
-    </w:p>
-    <w:p>
-      <w:r>
-        <w:t>Confusion Matrix Interpretation</w:t>
+      <w:r>
+        <w:t>, indicating</w:t>
+      </w:r>
+      <w:r>
+        <w:t xml:space="preserve"> that approximately </w:t>
+      </w:r>
+      <w:r>
+        <w:t>seven</w:t>
+      </w:r>
+      <w:r>
+        <w:t xml:space="preserve"> out of </w:t>
+      </w:r>
+      <w:r>
+        <w:t>ten</w:t>
+      </w:r>
+      <w:r>
+        <w:t xml:space="preserve"> predictions were correct on the test dataset.</w:t>
       </w:r>
     </w:p>
     <w:tbl>
@@ -4748,17 +5006,17 @@
         <w:tblLook w:val="04A0" w:firstRow="1" w:lastRow="0" w:firstColumn="1" w:lastColumn="0" w:noHBand="0" w:noVBand="1"/>
       </w:tblPr>
       <w:tblGrid>
-        <w:gridCol w:w="3965"/>
-        <w:gridCol w:w="1800"/>
-        <w:gridCol w:w="1806"/>
+        <w:gridCol w:w="3512"/>
+        <w:gridCol w:w="2454"/>
+        <w:gridCol w:w="1986"/>
       </w:tblGrid>
       <w:tr>
         <w:trPr>
-          <w:trHeight w:val="332"/>
+          <w:trHeight w:val="365"/>
         </w:trPr>
         <w:tc>
           <w:tcPr>
-            <w:tcW w:w="7571" w:type="dxa"/>
+            <w:tcW w:w="7952" w:type="dxa"/>
             <w:gridSpan w:val="3"/>
             <w:shd w:val="clear" w:color="auto" w:fill="000000" w:themeFill="text1"/>
           </w:tcPr>
@@ -4780,18 +5038,18 @@
       </w:tr>
       <w:tr>
         <w:trPr>
-          <w:trHeight w:val="345"/>
+          <w:trHeight w:val="379"/>
         </w:trPr>
         <w:tc>
           <w:tcPr>
-            <w:tcW w:w="3965" w:type="dxa"/>
+            <w:tcW w:w="3512" w:type="dxa"/>
             <w:shd w:val="clear" w:color="auto" w:fill="000000" w:themeFill="text1"/>
           </w:tcPr>
           <w:p/>
         </w:tc>
         <w:tc>
           <w:tcPr>
-            <w:tcW w:w="1800" w:type="dxa"/>
+            <w:tcW w:w="2454" w:type="dxa"/>
           </w:tcPr>
           <w:p>
             <w:r>
@@ -4801,7 +5059,7 @@
         </w:tc>
         <w:tc>
           <w:tcPr>
-            <w:tcW w:w="1806" w:type="dxa"/>
+            <w:tcW w:w="1986" w:type="dxa"/>
           </w:tcPr>
           <w:p>
             <w:r>
@@ -4812,11 +5070,11 @@
       </w:tr>
       <w:tr>
         <w:trPr>
-          <w:trHeight w:val="331"/>
+          <w:trHeight w:val="363"/>
         </w:trPr>
         <w:tc>
           <w:tcPr>
-            <w:tcW w:w="3965" w:type="dxa"/>
+            <w:tcW w:w="3512" w:type="dxa"/>
             <w:shd w:val="clear" w:color="auto" w:fill="D9D9D9" w:themeFill="background1" w:themeFillShade="D9"/>
           </w:tcPr>
           <w:p>
@@ -4827,7 +5085,7 @@
         </w:tc>
         <w:tc>
           <w:tcPr>
-            <w:tcW w:w="1800" w:type="dxa"/>
+            <w:tcW w:w="2454" w:type="dxa"/>
           </w:tcPr>
           <w:p>
             <w:r>
@@ -4837,7 +5095,7 @@
         </w:tc>
         <w:tc>
           <w:tcPr>
-            <w:tcW w:w="1806" w:type="dxa"/>
+            <w:tcW w:w="1986" w:type="dxa"/>
           </w:tcPr>
           <w:p>
             <w:r>
@@ -4848,11 +5106,11 @@
       </w:tr>
       <w:tr>
         <w:trPr>
-          <w:trHeight w:val="345"/>
+          <w:trHeight w:val="379"/>
         </w:trPr>
         <w:tc>
           <w:tcPr>
-            <w:tcW w:w="3965" w:type="dxa"/>
+            <w:tcW w:w="3512" w:type="dxa"/>
             <w:shd w:val="clear" w:color="auto" w:fill="D9D9D9" w:themeFill="background1" w:themeFillShade="D9"/>
           </w:tcPr>
           <w:p>
@@ -4863,7 +5121,7 @@
         </w:tc>
         <w:tc>
           <w:tcPr>
-            <w:tcW w:w="1800" w:type="dxa"/>
+            <w:tcW w:w="2454" w:type="dxa"/>
           </w:tcPr>
           <w:p>
             <w:r>
@@ -4873,7 +5131,7 @@
         </w:tc>
         <w:tc>
           <w:tcPr>
-            <w:tcW w:w="1806" w:type="dxa"/>
+            <w:tcW w:w="1986" w:type="dxa"/>
           </w:tcPr>
           <w:p>
             <w:r>
@@ -4890,46 +5148,46 @@
     </w:p>
     <w:p>
       <w:pPr>
+        <w:spacing w:line="360" w:lineRule="auto"/>
         <w:ind w:firstLine="360"/>
       </w:pPr>
       <w:r>
-        <w:t xml:space="preserve">The model demonstrates strong performance in identifying individuals with Dry Eye Disease, as reflected by a high recall of 0.95 for positive cases. This indicates that the model successfully detects the majority of individuals who have the condition. However, the recall for negative cases is significantly lower (0.24), meaning the model frequency misclassifies healthy individuals as having DED. </w:t>
-      </w:r>
-    </w:p>
-    <w:p>
+        <w:t xml:space="preserve">The model demonstrates </w:t>
+      </w:r>
+      <w:r>
+        <w:t>robust performance</w:t>
+      </w:r>
+      <w:r>
+        <w:t xml:space="preserve"> in identifying individuals with Dry Eye Disease, as reflected by a high recall of 0.95 for positive cases. This indicates that the model successfully detects the majority of individuals who have the condition. However, the recall for negative cases is significantly lower (0.24), meaning the model frequency misclassifies healthy individuals as having DED. </w:t>
+      </w:r>
+    </w:p>
+    <w:p>
+      <w:pPr>
+        <w:spacing w:line="360" w:lineRule="auto"/>
+      </w:pPr>
       <w:r>
         <w:tab/>
         <w:t xml:space="preserve">Overall, the model tends to favor predicting the presence of dry eye disease, which may be influenced by the higher prevalence of positive cases in the dataset. </w:t>
       </w:r>
     </w:p>
     <w:p>
-      <w:pPr>
-        <w:rPr>
-          <w:rFonts w:asciiTheme="majorHAnsi" w:eastAsiaTheme="majorEastAsia" w:hAnsiTheme="majorHAnsi" w:cstheme="majorBidi"/>
-          <w:b/>
-          <w:bCs/>
-          <w:sz w:val="32"/>
-          <w:szCs w:val="32"/>
-        </w:rPr>
-      </w:pPr>
-      <w:bookmarkStart w:id="16" w:name="_Toc225160522"/>
-      <w:r>
-        <w:rPr>
-          <w:b/>
-          <w:bCs/>
-        </w:rPr>
+      <w:r>
         <w:br w:type="page"/>
       </w:r>
     </w:p>
     <w:p>
       <w:pPr>
         <w:pStyle w:val="Heading1"/>
+        <w:spacing w:line="480" w:lineRule="auto"/>
         <w:rPr>
           <w:b/>
           <w:bCs/>
           <w:color w:val="auto"/>
         </w:rPr>
       </w:pPr>
+      <w:bookmarkStart w:id="48" w:name="_Toc225164346"/>
+      <w:bookmarkStart w:id="49" w:name="_Toc225164533"/>
+      <w:bookmarkStart w:id="50" w:name="_Toc225167623"/>
       <w:r>
         <w:rPr>
           <w:b/>
@@ -4937,19 +5195,16 @@
           <w:color w:val="auto"/>
         </w:rPr>
         <w:lastRenderedPageBreak/>
-        <w:t xml:space="preserve">9. </w:t>
-      </w:r>
-      <w:r>
-        <w:rPr>
-          <w:b/>
-          <w:bCs/>
-          <w:color w:val="auto"/>
-        </w:rPr>
         <w:t>Feature Importance Analysis</w:t>
       </w:r>
-      <w:bookmarkEnd w:id="16"/>
-    </w:p>
-    <w:p>
+      <w:bookmarkEnd w:id="48"/>
+      <w:bookmarkEnd w:id="49"/>
+      <w:bookmarkEnd w:id="50"/>
+    </w:p>
+    <w:p>
+      <w:pPr>
+        <w:spacing w:line="360" w:lineRule="auto"/>
+      </w:pPr>
       <w:r>
         <w:tab/>
       </w:r>
@@ -5109,158 +5364,156 @@
     </w:p>
     <w:p>
       <w:pPr>
+        <w:rPr>
+          <w:rFonts w:asciiTheme="majorHAnsi" w:eastAsiaTheme="majorEastAsia" w:hAnsiTheme="majorHAnsi" w:cstheme="majorBidi"/>
+          <w:b/>
+          <w:bCs/>
+          <w:sz w:val="32"/>
+          <w:szCs w:val="32"/>
+        </w:rPr>
+      </w:pPr>
+      <w:bookmarkStart w:id="51" w:name="_Toc225164347"/>
+      <w:bookmarkStart w:id="52" w:name="_Toc225164534"/>
+      <w:r>
+        <w:rPr>
+          <w:b/>
+          <w:bCs/>
+        </w:rPr>
+        <w:br w:type="page"/>
+      </w:r>
+    </w:p>
+    <w:p>
+      <w:pPr>
         <w:pStyle w:val="Heading1"/>
+        <w:spacing w:line="480" w:lineRule="auto"/>
         <w:rPr>
           <w:b/>
           <w:bCs/>
           <w:color w:val="auto"/>
         </w:rPr>
       </w:pPr>
-      <w:bookmarkStart w:id="17" w:name="_Toc225160523"/>
+      <w:bookmarkStart w:id="53" w:name="_Toc225167624"/>
       <w:r>
         <w:rPr>
           <w:b/>
           <w:bCs/>
           <w:color w:val="auto"/>
         </w:rPr>
-        <w:t xml:space="preserve">10. </w:t>
-      </w:r>
-      <w:r>
+        <w:lastRenderedPageBreak/>
+        <w:t>Discussion</w:t>
+      </w:r>
+      <w:bookmarkEnd w:id="51"/>
+      <w:bookmarkEnd w:id="52"/>
+      <w:bookmarkEnd w:id="53"/>
+    </w:p>
+    <w:p>
+      <w:pPr>
+        <w:spacing w:line="360" w:lineRule="auto"/>
+      </w:pPr>
+      <w:r>
+        <w:tab/>
+        <w:t>The results from both exploratory data analysis and machine learning modeling consistently highlight the importance of lifestyle behaviors in relation to Dry Eye Disease. Variables such as screen time, sleep duration, and physical activity appeared as strong contributors across both descriptive analysis and predictive modeling. The increasing trend of DED prevalence with higher screen time supports existing understanding of digital eye strain and reduced blink rates during prolonged device use. Similarly, sleep-related variables suggest that inadequate rest may contribute to reduced eye recovery and increased irritation. While physiol</w:t>
+      </w:r>
+      <w:r>
+        <w:t xml:space="preserve">ogical factors such as weight and heart rate also contributed to predictions, their influence was less pronounced compared to behavioral factors. This suggests that daily habits may play more direct role in influencing dry eye symptoms within this dataset. </w:t>
+      </w:r>
+    </w:p>
+    <w:p>
+      <w:pPr>
+        <w:pStyle w:val="Heading1"/>
+        <w:spacing w:line="480" w:lineRule="auto"/>
         <w:rPr>
           <w:b/>
           <w:bCs/>
           <w:color w:val="auto"/>
         </w:rPr>
-        <w:t>Discussion</w:t>
-      </w:r>
-      <w:bookmarkEnd w:id="17"/>
-    </w:p>
-    <w:p>
-      <w:r>
-        <w:tab/>
-        <w:t xml:space="preserve">The results from both exploratory data analysis and machine learning modeling consistently highlight the importance of lifestyle behaviors in relation to Dry Eye Disease. Variables such as screen time, </w:t>
-      </w:r>
-      <w:r>
-        <w:lastRenderedPageBreak/>
-        <w:t xml:space="preserve">sleep duration, and physical activity appeared as strong contributors across both descriptive analysis and predictive modeling. </w:t>
-      </w:r>
-    </w:p>
-    <w:p>
-      <w:r>
-        <w:tab/>
-        <w:t xml:space="preserve">The increasing trend of DED prevalence with higher screen time supports existing understanding of digital eye strain and reduced blink rates during prolonged device use. Similarly, sleep-related variables suggest that inadequate rest may contribute to reduced eye recovery and increased irritation. </w:t>
-      </w:r>
-    </w:p>
-    <w:p>
-      <w:r>
-        <w:tab/>
-        <w:t>While physiol</w:t>
-      </w:r>
-      <w:r>
-        <w:t xml:space="preserve">ogical factors such as weight and heart rate also contributed to predictions, their influence was less pronounced compared to behavioral factors. This suggests that daily habits may play more direct role in influencing dry eye symptoms within this dataset. </w:t>
-      </w:r>
-    </w:p>
-    <w:p>
-      <w:pPr>
-        <w:pStyle w:val="Heading1"/>
+      </w:pPr>
+      <w:bookmarkStart w:id="54" w:name="_Toc225164348"/>
+      <w:bookmarkStart w:id="55" w:name="_Toc225164535"/>
+      <w:bookmarkStart w:id="56" w:name="_Toc225167625"/>
+      <w:r>
         <w:rPr>
           <w:b/>
           <w:bCs/>
           <w:color w:val="auto"/>
         </w:rPr>
-      </w:pPr>
-      <w:bookmarkStart w:id="18" w:name="_Toc225160524"/>
+        <w:t>Limitations</w:t>
+      </w:r>
+      <w:bookmarkEnd w:id="54"/>
+      <w:bookmarkEnd w:id="55"/>
+      <w:bookmarkEnd w:id="56"/>
       <w:r>
         <w:rPr>
           <w:b/>
           <w:bCs/>
           <w:color w:val="auto"/>
         </w:rPr>
-        <w:t xml:space="preserve">11. </w:t>
-      </w:r>
-      <w:r>
+        <w:t xml:space="preserve"> </w:t>
+      </w:r>
+    </w:p>
+    <w:p>
+      <w:pPr>
+        <w:spacing w:line="360" w:lineRule="auto"/>
+      </w:pPr>
+      <w:r>
+        <w:tab/>
+        <w:t xml:space="preserve">Several limitations should be considered when interpreting these results. First, the model demonstrates a bias toward predicting Dry Eye Disease, </w:t>
+      </w:r>
+      <w:r>
+        <w:t>due to</w:t>
+      </w:r>
+      <w:r>
+        <w:t xml:space="preserve"> the higher proportion of positive dases in the dataset. This results in a higher number of false positive and reduced accuracy in identifying healthy individuals. Second, feature importance values indicate correlation rather than causation, meaning that highly ranked variables may not directly cause the condition but may be associated with other underlying factors. Additionally, the dataset represents a specific population and may not generalize to broader or clinical population. Further validation using external dataset would be necessary to confirm the model’s applicability.</w:t>
+      </w:r>
+    </w:p>
+    <w:p>
+      <w:pPr>
+        <w:pStyle w:val="Heading1"/>
+        <w:spacing w:line="480" w:lineRule="auto"/>
         <w:rPr>
           <w:b/>
           <w:bCs/>
           <w:color w:val="auto"/>
         </w:rPr>
-        <w:t>Limitations</w:t>
-      </w:r>
-      <w:bookmarkEnd w:id="18"/>
+      </w:pPr>
+      <w:bookmarkStart w:id="57" w:name="_Toc225164349"/>
+      <w:bookmarkStart w:id="58" w:name="_Toc225164536"/>
+      <w:bookmarkStart w:id="59" w:name="_Toc225167626"/>
       <w:r>
         <w:rPr>
           <w:b/>
           <w:bCs/>
           <w:color w:val="auto"/>
         </w:rPr>
+        <w:t>Conclusion</w:t>
+      </w:r>
+      <w:bookmarkEnd w:id="57"/>
+      <w:bookmarkEnd w:id="58"/>
+      <w:bookmarkEnd w:id="59"/>
+    </w:p>
+    <w:p>
+      <w:pPr>
+        <w:spacing w:line="360" w:lineRule="auto"/>
+        <w:rPr>
+          <w:rFonts w:ascii="Avenir Next LT Pro" w:hAnsi="Avenir Next LT Pro"/>
+        </w:rPr>
+      </w:pPr>
+      <w:r>
+        <w:rPr>
+          <w:rFonts w:ascii="Avenir Next LT Pro" w:hAnsi="Avenir Next LT Pro"/>
+        </w:rPr>
+        <w:tab/>
+      </w:r>
+      <w:r>
+        <w:t>This study demonstrates how data analysis and machine learning can be used to better understand and predict Dry Eye Disease. Through exploratory analysis, key trends were identified linking lifestyle factors such as screen time, sleep, and stress to increased prevalence of the condition.</w:t>
+      </w:r>
+      <w:r>
+        <w:rPr>
+          <w:rFonts w:ascii="Avenir Next LT Pro" w:hAnsi="Avenir Next LT Pro"/>
+        </w:rPr>
         <w:t xml:space="preserve"> </w:t>
       </w:r>
-    </w:p>
-    <w:p>
-      <w:r>
-        <w:tab/>
-        <w:t xml:space="preserve">Several limitations should be considered when interpreting these results. First, the model demonstrates a bias toward predicting Dry Eye Disease, likely due to the higher proportion of positive dases in the dataset. This results in a higher number of false positive and reduced accuracy in identifying healthy individuals. </w:t>
-      </w:r>
-    </w:p>
-    <w:p>
-      <w:r>
-        <w:tab/>
-        <w:t xml:space="preserve">Second, feature importance values indicate correlation rather than causation, meaning that highly ranked variables may not directly cause the condition but may be associated with other underlying factors. </w:t>
-      </w:r>
-    </w:p>
-    <w:p>
-      <w:r>
-        <w:tab/>
-        <w:t>Additionally, the dataset represents a specific population and may not generalize to broader or clinical population. Further validation using external dataset would be necessary to confirm the model’s applicability.</w:t>
-      </w:r>
-    </w:p>
-    <w:p>
-      <w:pPr>
-        <w:pStyle w:val="Heading1"/>
-        <w:rPr>
-          <w:b/>
-          <w:bCs/>
-          <w:color w:val="auto"/>
-        </w:rPr>
-      </w:pPr>
-      <w:bookmarkStart w:id="19" w:name="_Toc225160525"/>
-      <w:r>
-        <w:rPr>
-          <w:b/>
-          <w:bCs/>
-          <w:color w:val="auto"/>
-        </w:rPr>
-        <w:t xml:space="preserve">12. </w:t>
-      </w:r>
-      <w:r>
-        <w:rPr>
-          <w:b/>
-          <w:bCs/>
-          <w:color w:val="auto"/>
-        </w:rPr>
-        <w:t>Conclusion</w:t>
-      </w:r>
-      <w:bookmarkEnd w:id="19"/>
-    </w:p>
-    <w:p>
-      <w:pPr>
-        <w:rPr>
-          <w:rFonts w:ascii="Avenir Next LT Pro" w:hAnsi="Avenir Next LT Pro"/>
-        </w:rPr>
-      </w:pPr>
-      <w:r>
-        <w:rPr>
-          <w:rFonts w:ascii="Avenir Next LT Pro" w:hAnsi="Avenir Next LT Pro"/>
-        </w:rPr>
-        <w:tab/>
-      </w:r>
-      <w:r>
-        <w:t>This study demonstrates how data analysis and machine learning can be used to better understand and predict Dry Eye Disease. Through exploratory analysis, key trends were identified linking lifestyle factors such as screen time, sleep, and stress to increased prevalence of the condition.</w:t>
-      </w:r>
-    </w:p>
-    <w:p>
-      <w:r>
-        <w:tab/>
+      <w:r>
         <w:t xml:space="preserve">The Random Forest model further reinforced these </w:t>
       </w:r>
       <w:r>
@@ -5273,13 +5526,7 @@
         <w:t>shows</w:t>
       </w:r>
       <w:r>
-        <w:t xml:space="preserve"> strong capability in detecting individuals with Dry Eye Disease, making it a useful tool for identifying potential risk factors. </w:t>
-      </w:r>
-    </w:p>
-    <w:p>
-      <w:r>
-        <w:tab/>
-        <w:t xml:space="preserve">Overall, the results emphasize the importance of daily habits in eye health and highlight the potential for data-driven approaches to support early detection and prevention strategies. </w:t>
+        <w:t xml:space="preserve"> strong capability in detecting individuals with Dry Eye Disease, making it a useful tool for identifying potential risk factors. Overall, the results emphasize the importance of daily habits in eye health and highlight the potential for data-driven approaches to support early detection and prevention strategies. </w:t>
       </w:r>
     </w:p>
     <w:sectPr>
@@ -7713,10 +7960,20 @@
     <w:autoRedefine/>
     <w:uiPriority w:val="39"/>
     <w:unhideWhenUsed/>
-    <w:rsid w:val="00DC04A5"/>
+    <w:rsid w:val="00823040"/>
     <w:pPr>
+      <w:tabs>
+        <w:tab w:val="right" w:pos="9350"/>
+      </w:tabs>
       <w:spacing w:after="100"/>
+      <w:jc w:val="center"/>
     </w:pPr>
+    <w:rPr>
+      <w:b/>
+      <w:bCs/>
+      <w:sz w:val="32"/>
+      <w:szCs w:val="32"/>
+    </w:rPr>
   </w:style>
   <w:style w:type="paragraph" w:styleId="TOC2">
     <w:name w:val="toc 2"/>

--- a/Rough_Draft_Report.docx
+++ b/Rough_Draft_Report.docx
@@ -139,8 +139,16 @@
     <w:p>
       <w:pPr>
         <w:pStyle w:val="TOC1"/>
-      </w:pPr>
-      <w:r>
+        <w:rPr>
+          <w:sz w:val="36"/>
+          <w:szCs w:val="36"/>
+        </w:rPr>
+      </w:pPr>
+      <w:r>
+        <w:rPr>
+          <w:sz w:val="36"/>
+          <w:szCs w:val="36"/>
+        </w:rPr>
         <w:lastRenderedPageBreak/>
         <w:t>Table of Contents</w:t>
       </w:r>
@@ -159,10 +167,11 @@
       <w:pPr>
         <w:pStyle w:val="TOC1"/>
         <w:rPr>
-          <w:noProof/>
+          <w:b w:val="0"/>
+          <w:bCs w:val="0"/>
           <w:kern w:val="2"/>
-          <w:sz w:val="22"/>
-          <w:szCs w:val="22"/>
+          <w:sz w:val="24"/>
+          <w:szCs w:val="24"/>
           <w14:ligatures w14:val="standardContextual"/>
         </w:rPr>
       </w:pPr>
@@ -175,75 +184,51 @@
       <w:r>
         <w:fldChar w:fldCharType="separate"/>
       </w:r>
-      <w:hyperlink w:anchor="_Toc225167607" w:history="1">
+      <w:hyperlink w:anchor="_Toc225170125" w:history="1">
         <w:r>
           <w:rPr>
             <w:rStyle w:val="Hyperlink"/>
-            <w:noProof/>
-            <w:sz w:val="22"/>
-            <w:szCs w:val="22"/>
           </w:rPr>
           <w:t>Introduction</w:t>
         </w:r>
         <w:r>
           <w:rPr>
-            <w:noProof/>
-            <w:webHidden/>
-            <w:sz w:val="22"/>
-            <w:szCs w:val="22"/>
+            <w:webHidden/>
           </w:rPr>
           <w:tab/>
         </w:r>
         <w:r>
           <w:rPr>
-            <w:noProof/>
-            <w:webHidden/>
-            <w:sz w:val="22"/>
-            <w:szCs w:val="22"/>
+            <w:webHidden/>
           </w:rPr>
           <w:fldChar w:fldCharType="begin"/>
         </w:r>
         <w:r>
           <w:rPr>
-            <w:noProof/>
-            <w:webHidden/>
-            <w:sz w:val="22"/>
-            <w:szCs w:val="22"/>
-          </w:rPr>
-          <w:instrText xml:space="preserve"> PAGEREF _Toc225167607 \h </w:instrText>
-        </w:r>
-        <w:r>
-          <w:rPr>
-            <w:noProof/>
-            <w:webHidden/>
-            <w:sz w:val="22"/>
-            <w:szCs w:val="22"/>
-          </w:rPr>
-        </w:r>
-        <w:r>
-          <w:rPr>
-            <w:noProof/>
-            <w:webHidden/>
-            <w:sz w:val="22"/>
-            <w:szCs w:val="22"/>
+            <w:webHidden/>
+          </w:rPr>
+          <w:instrText xml:space="preserve"> PAGEREF _Toc225170125 \h </w:instrText>
+        </w:r>
+        <w:r>
+          <w:rPr>
+            <w:webHidden/>
+          </w:rPr>
+        </w:r>
+        <w:r>
+          <w:rPr>
+            <w:webHidden/>
           </w:rPr>
           <w:fldChar w:fldCharType="separate"/>
         </w:r>
         <w:r>
           <w:rPr>
-            <w:noProof/>
-            <w:webHidden/>
-            <w:sz w:val="22"/>
-            <w:szCs w:val="22"/>
+            <w:webHidden/>
           </w:rPr>
           <w:t>3</w:t>
         </w:r>
         <w:r>
           <w:rPr>
-            <w:noProof/>
-            <w:webHidden/>
-            <w:sz w:val="22"/>
-            <w:szCs w:val="22"/>
+            <w:webHidden/>
           </w:rPr>
           <w:fldChar w:fldCharType="end"/>
         </w:r>
@@ -253,82 +238,59 @@
       <w:pPr>
         <w:pStyle w:val="TOC1"/>
         <w:rPr>
-          <w:noProof/>
+          <w:b w:val="0"/>
+          <w:bCs w:val="0"/>
           <w:kern w:val="2"/>
-          <w:sz w:val="22"/>
-          <w:szCs w:val="22"/>
+          <w:sz w:val="24"/>
+          <w:szCs w:val="24"/>
           <w14:ligatures w14:val="standardContextual"/>
         </w:rPr>
       </w:pPr>
-      <w:hyperlink w:anchor="_Toc225167608" w:history="1">
+      <w:hyperlink w:anchor="_Toc225170126" w:history="1">
         <w:r>
           <w:rPr>
             <w:rStyle w:val="Hyperlink"/>
-            <w:noProof/>
-            <w:sz w:val="22"/>
-            <w:szCs w:val="22"/>
           </w:rPr>
           <w:t>Public Health Impact</w:t>
         </w:r>
         <w:r>
           <w:rPr>
-            <w:noProof/>
-            <w:webHidden/>
-            <w:sz w:val="22"/>
-            <w:szCs w:val="22"/>
+            <w:webHidden/>
           </w:rPr>
           <w:tab/>
         </w:r>
         <w:r>
           <w:rPr>
-            <w:noProof/>
-            <w:webHidden/>
-            <w:sz w:val="22"/>
-            <w:szCs w:val="22"/>
+            <w:webHidden/>
           </w:rPr>
           <w:fldChar w:fldCharType="begin"/>
         </w:r>
         <w:r>
           <w:rPr>
-            <w:noProof/>
-            <w:webHidden/>
-            <w:sz w:val="22"/>
-            <w:szCs w:val="22"/>
-          </w:rPr>
-          <w:instrText xml:space="preserve"> PAGEREF _Toc225167608 \h </w:instrText>
-        </w:r>
-        <w:r>
-          <w:rPr>
-            <w:noProof/>
-            <w:webHidden/>
-            <w:sz w:val="22"/>
-            <w:szCs w:val="22"/>
-          </w:rPr>
-        </w:r>
-        <w:r>
-          <w:rPr>
-            <w:noProof/>
-            <w:webHidden/>
-            <w:sz w:val="22"/>
-            <w:szCs w:val="22"/>
+            <w:webHidden/>
+          </w:rPr>
+          <w:instrText xml:space="preserve"> PAGEREF _Toc225170126 \h </w:instrText>
+        </w:r>
+        <w:r>
+          <w:rPr>
+            <w:webHidden/>
+          </w:rPr>
+        </w:r>
+        <w:r>
+          <w:rPr>
+            <w:webHidden/>
           </w:rPr>
           <w:fldChar w:fldCharType="separate"/>
         </w:r>
         <w:r>
           <w:rPr>
-            <w:noProof/>
-            <w:webHidden/>
-            <w:sz w:val="22"/>
-            <w:szCs w:val="22"/>
+            <w:webHidden/>
           </w:rPr>
           <w:t>3</w:t>
         </w:r>
         <w:r>
           <w:rPr>
-            <w:noProof/>
-            <w:webHidden/>
-            <w:sz w:val="22"/>
-            <w:szCs w:val="22"/>
+            <w:webHidden/>
           </w:rPr>
           <w:fldChar w:fldCharType="end"/>
         </w:r>
@@ -338,697 +300,59 @@
       <w:pPr>
         <w:pStyle w:val="TOC1"/>
         <w:rPr>
-          <w:noProof/>
+          <w:b w:val="0"/>
+          <w:bCs w:val="0"/>
           <w:kern w:val="2"/>
-          <w:sz w:val="22"/>
-          <w:szCs w:val="22"/>
+          <w:sz w:val="24"/>
+          <w:szCs w:val="24"/>
           <w14:ligatures w14:val="standardContextual"/>
         </w:rPr>
       </w:pPr>
-      <w:hyperlink w:anchor="_Toc225167609" w:history="1">
+      <w:hyperlink w:anchor="_Toc225170127" w:history="1">
         <w:r>
           <w:rPr>
             <w:rStyle w:val="Hyperlink"/>
-            <w:noProof/>
-            <w:sz w:val="22"/>
-            <w:szCs w:val="22"/>
           </w:rPr>
           <w:t>Data Analysis &amp; Computation</w:t>
         </w:r>
         <w:r>
           <w:rPr>
-            <w:noProof/>
-            <w:webHidden/>
-            <w:sz w:val="22"/>
-            <w:szCs w:val="22"/>
+            <w:webHidden/>
           </w:rPr>
           <w:tab/>
         </w:r>
         <w:r>
           <w:rPr>
-            <w:noProof/>
-            <w:webHidden/>
-            <w:sz w:val="22"/>
-            <w:szCs w:val="22"/>
+            <w:webHidden/>
           </w:rPr>
           <w:fldChar w:fldCharType="begin"/>
         </w:r>
         <w:r>
           <w:rPr>
-            <w:noProof/>
-            <w:webHidden/>
-            <w:sz w:val="22"/>
-            <w:szCs w:val="22"/>
-          </w:rPr>
-          <w:instrText xml:space="preserve"> PAGEREF _Toc225167609 \h </w:instrText>
-        </w:r>
-        <w:r>
-          <w:rPr>
-            <w:noProof/>
-            <w:webHidden/>
-            <w:sz w:val="22"/>
-            <w:szCs w:val="22"/>
-          </w:rPr>
-        </w:r>
-        <w:r>
-          <w:rPr>
-            <w:noProof/>
-            <w:webHidden/>
-            <w:sz w:val="22"/>
-            <w:szCs w:val="22"/>
+            <w:webHidden/>
+          </w:rPr>
+          <w:instrText xml:space="preserve"> PAGEREF _Toc225170127 \h </w:instrText>
+        </w:r>
+        <w:r>
+          <w:rPr>
+            <w:webHidden/>
+          </w:rPr>
+        </w:r>
+        <w:r>
+          <w:rPr>
+            <w:webHidden/>
           </w:rPr>
           <w:fldChar w:fldCharType="separate"/>
         </w:r>
         <w:r>
           <w:rPr>
-            <w:noProof/>
-            <w:webHidden/>
-            <w:sz w:val="22"/>
-            <w:szCs w:val="22"/>
-          </w:rPr>
-          <w:t>3</w:t>
-        </w:r>
-        <w:r>
-          <w:rPr>
-            <w:noProof/>
-            <w:webHidden/>
-            <w:sz w:val="22"/>
-            <w:szCs w:val="22"/>
-          </w:rPr>
-          <w:fldChar w:fldCharType="end"/>
-        </w:r>
-      </w:hyperlink>
-    </w:p>
-    <w:p>
-      <w:pPr>
-        <w:pStyle w:val="TOC2"/>
-        <w:tabs>
-          <w:tab w:val="right" w:pos="9350"/>
-        </w:tabs>
-        <w:rPr>
-          <w:noProof/>
-          <w:kern w:val="2"/>
-          <w:sz w:val="22"/>
-          <w:szCs w:val="22"/>
-          <w14:ligatures w14:val="standardContextual"/>
-        </w:rPr>
-      </w:pPr>
-      <w:hyperlink w:anchor="_Toc225167610" w:history="1">
-        <w:r>
-          <w:rPr>
-            <w:rStyle w:val="Hyperlink"/>
-            <w:noProof/>
-            <w:sz w:val="22"/>
-            <w:szCs w:val="22"/>
-          </w:rPr>
-          <w:t>Data Profiling</w:t>
-        </w:r>
-        <w:r>
-          <w:rPr>
-            <w:noProof/>
-            <w:webHidden/>
-            <w:sz w:val="22"/>
-            <w:szCs w:val="22"/>
-          </w:rPr>
-          <w:tab/>
-        </w:r>
-        <w:r>
-          <w:rPr>
-            <w:noProof/>
-            <w:webHidden/>
-            <w:sz w:val="22"/>
-            <w:szCs w:val="22"/>
-          </w:rPr>
-          <w:fldChar w:fldCharType="begin"/>
-        </w:r>
-        <w:r>
-          <w:rPr>
-            <w:noProof/>
-            <w:webHidden/>
-            <w:sz w:val="22"/>
-            <w:szCs w:val="22"/>
-          </w:rPr>
-          <w:instrText xml:space="preserve"> PAGEREF _Toc225167610 \h </w:instrText>
-        </w:r>
-        <w:r>
-          <w:rPr>
-            <w:noProof/>
-            <w:webHidden/>
-            <w:sz w:val="22"/>
-            <w:szCs w:val="22"/>
-          </w:rPr>
-        </w:r>
-        <w:r>
-          <w:rPr>
-            <w:noProof/>
-            <w:webHidden/>
-            <w:sz w:val="22"/>
-            <w:szCs w:val="22"/>
-          </w:rPr>
-          <w:fldChar w:fldCharType="separate"/>
-        </w:r>
-        <w:r>
-          <w:rPr>
-            <w:noProof/>
-            <w:webHidden/>
-            <w:sz w:val="22"/>
-            <w:szCs w:val="22"/>
+            <w:webHidden/>
           </w:rPr>
           <w:t>4</w:t>
         </w:r>
         <w:r>
           <w:rPr>
-            <w:noProof/>
-            <w:webHidden/>
-            <w:sz w:val="22"/>
-            <w:szCs w:val="22"/>
-          </w:rPr>
-          <w:fldChar w:fldCharType="end"/>
-        </w:r>
-      </w:hyperlink>
-    </w:p>
-    <w:p>
-      <w:pPr>
-        <w:pStyle w:val="TOC2"/>
-        <w:tabs>
-          <w:tab w:val="right" w:pos="9350"/>
-        </w:tabs>
-        <w:rPr>
-          <w:noProof/>
-          <w:kern w:val="2"/>
-          <w:sz w:val="22"/>
-          <w:szCs w:val="22"/>
-          <w14:ligatures w14:val="standardContextual"/>
-        </w:rPr>
-      </w:pPr>
-      <w:hyperlink w:anchor="_Toc225167611" w:history="1">
-        <w:r>
-          <w:rPr>
-            <w:rStyle w:val="Hyperlink"/>
-            <w:noProof/>
-            <w:sz w:val="22"/>
-            <w:szCs w:val="22"/>
-          </w:rPr>
-          <w:t>Observations &amp; Data Wrangling</w:t>
-        </w:r>
-        <w:r>
-          <w:rPr>
-            <w:noProof/>
-            <w:webHidden/>
-            <w:sz w:val="22"/>
-            <w:szCs w:val="22"/>
-          </w:rPr>
-          <w:tab/>
-        </w:r>
-        <w:r>
-          <w:rPr>
-            <w:noProof/>
-            <w:webHidden/>
-            <w:sz w:val="22"/>
-            <w:szCs w:val="22"/>
-          </w:rPr>
-          <w:fldChar w:fldCharType="begin"/>
-        </w:r>
-        <w:r>
-          <w:rPr>
-            <w:noProof/>
-            <w:webHidden/>
-            <w:sz w:val="22"/>
-            <w:szCs w:val="22"/>
-          </w:rPr>
-          <w:instrText xml:space="preserve"> PAGEREF _Toc225167611 \h </w:instrText>
-        </w:r>
-        <w:r>
-          <w:rPr>
-            <w:noProof/>
-            <w:webHidden/>
-            <w:sz w:val="22"/>
-            <w:szCs w:val="22"/>
-          </w:rPr>
-        </w:r>
-        <w:r>
-          <w:rPr>
-            <w:noProof/>
-            <w:webHidden/>
-            <w:sz w:val="22"/>
-            <w:szCs w:val="22"/>
-          </w:rPr>
-          <w:fldChar w:fldCharType="separate"/>
-        </w:r>
-        <w:r>
-          <w:rPr>
-            <w:noProof/>
-            <w:webHidden/>
-            <w:sz w:val="22"/>
-            <w:szCs w:val="22"/>
-          </w:rPr>
-          <w:t>4</w:t>
-        </w:r>
-        <w:r>
-          <w:rPr>
-            <w:noProof/>
-            <w:webHidden/>
-            <w:sz w:val="22"/>
-            <w:szCs w:val="22"/>
-          </w:rPr>
-          <w:fldChar w:fldCharType="end"/>
-        </w:r>
-      </w:hyperlink>
-    </w:p>
-    <w:p>
-      <w:pPr>
-        <w:pStyle w:val="TOC2"/>
-        <w:tabs>
-          <w:tab w:val="right" w:pos="9350"/>
-        </w:tabs>
-        <w:rPr>
-          <w:noProof/>
-          <w:kern w:val="2"/>
-          <w:sz w:val="22"/>
-          <w:szCs w:val="22"/>
-          <w14:ligatures w14:val="standardContextual"/>
-        </w:rPr>
-      </w:pPr>
-      <w:hyperlink w:anchor="_Toc225167612" w:history="1">
-        <w:r>
-          <w:rPr>
-            <w:rStyle w:val="Hyperlink"/>
-            <w:noProof/>
-            <w:sz w:val="22"/>
-            <w:szCs w:val="22"/>
-          </w:rPr>
-          <w:t>Data Table Schema</w:t>
-        </w:r>
-        <w:r>
-          <w:rPr>
-            <w:noProof/>
-            <w:webHidden/>
-            <w:sz w:val="22"/>
-            <w:szCs w:val="22"/>
-          </w:rPr>
-          <w:tab/>
-        </w:r>
-        <w:r>
-          <w:rPr>
-            <w:noProof/>
-            <w:webHidden/>
-            <w:sz w:val="22"/>
-            <w:szCs w:val="22"/>
-          </w:rPr>
-          <w:fldChar w:fldCharType="begin"/>
-        </w:r>
-        <w:r>
-          <w:rPr>
-            <w:noProof/>
-            <w:webHidden/>
-            <w:sz w:val="22"/>
-            <w:szCs w:val="22"/>
-          </w:rPr>
-          <w:instrText xml:space="preserve"> PAGEREF _Toc225167612 \h </w:instrText>
-        </w:r>
-        <w:r>
-          <w:rPr>
-            <w:noProof/>
-            <w:webHidden/>
-            <w:sz w:val="22"/>
-            <w:szCs w:val="22"/>
-          </w:rPr>
-        </w:r>
-        <w:r>
-          <w:rPr>
-            <w:noProof/>
-            <w:webHidden/>
-            <w:sz w:val="22"/>
-            <w:szCs w:val="22"/>
-          </w:rPr>
-          <w:fldChar w:fldCharType="separate"/>
-        </w:r>
-        <w:r>
-          <w:rPr>
-            <w:noProof/>
-            <w:webHidden/>
-            <w:sz w:val="22"/>
-            <w:szCs w:val="22"/>
-          </w:rPr>
-          <w:t>4</w:t>
-        </w:r>
-        <w:r>
-          <w:rPr>
-            <w:noProof/>
-            <w:webHidden/>
-            <w:sz w:val="22"/>
-            <w:szCs w:val="22"/>
-          </w:rPr>
-          <w:fldChar w:fldCharType="end"/>
-        </w:r>
-      </w:hyperlink>
-    </w:p>
-    <w:p>
-      <w:pPr>
-        <w:pStyle w:val="TOC1"/>
-        <w:rPr>
-          <w:noProof/>
-          <w:kern w:val="2"/>
-          <w:sz w:val="22"/>
-          <w:szCs w:val="22"/>
-          <w14:ligatures w14:val="standardContextual"/>
-        </w:rPr>
-      </w:pPr>
-      <w:hyperlink w:anchor="_Toc225167613" w:history="1">
-        <w:r>
-          <w:rPr>
-            <w:rStyle w:val="Hyperlink"/>
-            <w:noProof/>
-            <w:sz w:val="22"/>
-            <w:szCs w:val="22"/>
-          </w:rPr>
-          <w:t>Approach</w:t>
-        </w:r>
-        <w:r>
-          <w:rPr>
-            <w:noProof/>
-            <w:webHidden/>
-            <w:sz w:val="22"/>
-            <w:szCs w:val="22"/>
-          </w:rPr>
-          <w:tab/>
-        </w:r>
-        <w:r>
-          <w:rPr>
-            <w:noProof/>
-            <w:webHidden/>
-            <w:sz w:val="22"/>
-            <w:szCs w:val="22"/>
-          </w:rPr>
-          <w:fldChar w:fldCharType="begin"/>
-        </w:r>
-        <w:r>
-          <w:rPr>
-            <w:noProof/>
-            <w:webHidden/>
-            <w:sz w:val="22"/>
-            <w:szCs w:val="22"/>
-          </w:rPr>
-          <w:instrText xml:space="preserve"> PAGEREF _Toc225167613 \h </w:instrText>
-        </w:r>
-        <w:r>
-          <w:rPr>
-            <w:noProof/>
-            <w:webHidden/>
-            <w:sz w:val="22"/>
-            <w:szCs w:val="22"/>
-          </w:rPr>
-        </w:r>
-        <w:r>
-          <w:rPr>
-            <w:noProof/>
-            <w:webHidden/>
-            <w:sz w:val="22"/>
-            <w:szCs w:val="22"/>
-          </w:rPr>
-          <w:fldChar w:fldCharType="separate"/>
-        </w:r>
-        <w:r>
-          <w:rPr>
-            <w:noProof/>
-            <w:webHidden/>
-            <w:sz w:val="22"/>
-            <w:szCs w:val="22"/>
-          </w:rPr>
-          <w:t>5</w:t>
-        </w:r>
-        <w:r>
-          <w:rPr>
-            <w:noProof/>
-            <w:webHidden/>
-            <w:sz w:val="22"/>
-            <w:szCs w:val="22"/>
-          </w:rPr>
-          <w:fldChar w:fldCharType="end"/>
-        </w:r>
-      </w:hyperlink>
-    </w:p>
-    <w:p>
-      <w:pPr>
-        <w:pStyle w:val="TOC1"/>
-        <w:rPr>
-          <w:noProof/>
-          <w:kern w:val="2"/>
-          <w:sz w:val="22"/>
-          <w:szCs w:val="22"/>
-          <w14:ligatures w14:val="standardContextual"/>
-        </w:rPr>
-      </w:pPr>
-      <w:hyperlink w:anchor="_Toc225167614" w:history="1">
-        <w:r>
-          <w:rPr>
-            <w:rStyle w:val="Hyperlink"/>
-            <w:noProof/>
-            <w:sz w:val="22"/>
-            <w:szCs w:val="22"/>
-          </w:rPr>
-          <w:t>Tools</w:t>
-        </w:r>
-        <w:r>
-          <w:rPr>
-            <w:noProof/>
-            <w:webHidden/>
-            <w:sz w:val="22"/>
-            <w:szCs w:val="22"/>
-          </w:rPr>
-          <w:tab/>
-        </w:r>
-        <w:r>
-          <w:rPr>
-            <w:noProof/>
-            <w:webHidden/>
-            <w:sz w:val="22"/>
-            <w:szCs w:val="22"/>
-          </w:rPr>
-          <w:fldChar w:fldCharType="begin"/>
-        </w:r>
-        <w:r>
-          <w:rPr>
-            <w:noProof/>
-            <w:webHidden/>
-            <w:sz w:val="22"/>
-            <w:szCs w:val="22"/>
-          </w:rPr>
-          <w:instrText xml:space="preserve"> PAGEREF _Toc225167614 \h </w:instrText>
-        </w:r>
-        <w:r>
-          <w:rPr>
-            <w:noProof/>
-            <w:webHidden/>
-            <w:sz w:val="22"/>
-            <w:szCs w:val="22"/>
-          </w:rPr>
-        </w:r>
-        <w:r>
-          <w:rPr>
-            <w:noProof/>
-            <w:webHidden/>
-            <w:sz w:val="22"/>
-            <w:szCs w:val="22"/>
-          </w:rPr>
-          <w:fldChar w:fldCharType="separate"/>
-        </w:r>
-        <w:r>
-          <w:rPr>
-            <w:noProof/>
-            <w:webHidden/>
-            <w:sz w:val="22"/>
-            <w:szCs w:val="22"/>
-          </w:rPr>
-          <w:t>5</w:t>
-        </w:r>
-        <w:r>
-          <w:rPr>
-            <w:noProof/>
-            <w:webHidden/>
-            <w:sz w:val="22"/>
-            <w:szCs w:val="22"/>
-          </w:rPr>
-          <w:fldChar w:fldCharType="end"/>
-        </w:r>
-      </w:hyperlink>
-    </w:p>
-    <w:p>
-      <w:pPr>
-        <w:pStyle w:val="TOC1"/>
-        <w:rPr>
-          <w:noProof/>
-          <w:kern w:val="2"/>
-          <w:sz w:val="22"/>
-          <w:szCs w:val="22"/>
-          <w14:ligatures w14:val="standardContextual"/>
-        </w:rPr>
-      </w:pPr>
-      <w:hyperlink w:anchor="_Toc225167615" w:history="1">
-        <w:r>
-          <w:rPr>
-            <w:rStyle w:val="Hyperlink"/>
-            <w:noProof/>
-            <w:sz w:val="22"/>
-            <w:szCs w:val="22"/>
-          </w:rPr>
-          <w:t>Exploratory Data Analysis: Dry Eye Disease Prevalence</w:t>
-        </w:r>
-        <w:r>
-          <w:rPr>
-            <w:noProof/>
-            <w:webHidden/>
-            <w:sz w:val="22"/>
-            <w:szCs w:val="22"/>
-          </w:rPr>
-          <w:tab/>
-        </w:r>
-        <w:r>
-          <w:rPr>
-            <w:noProof/>
-            <w:webHidden/>
-            <w:sz w:val="22"/>
-            <w:szCs w:val="22"/>
-          </w:rPr>
-          <w:fldChar w:fldCharType="begin"/>
-        </w:r>
-        <w:r>
-          <w:rPr>
-            <w:noProof/>
-            <w:webHidden/>
-            <w:sz w:val="22"/>
-            <w:szCs w:val="22"/>
-          </w:rPr>
-          <w:instrText xml:space="preserve"> PAGEREF _Toc225167615 \h </w:instrText>
-        </w:r>
-        <w:r>
-          <w:rPr>
-            <w:noProof/>
-            <w:webHidden/>
-            <w:sz w:val="22"/>
-            <w:szCs w:val="22"/>
-          </w:rPr>
-        </w:r>
-        <w:r>
-          <w:rPr>
-            <w:noProof/>
-            <w:webHidden/>
-            <w:sz w:val="22"/>
-            <w:szCs w:val="22"/>
-          </w:rPr>
-          <w:fldChar w:fldCharType="separate"/>
-        </w:r>
-        <w:r>
-          <w:rPr>
-            <w:noProof/>
-            <w:webHidden/>
-            <w:sz w:val="22"/>
-            <w:szCs w:val="22"/>
-          </w:rPr>
-          <w:t>6</w:t>
-        </w:r>
-        <w:r>
-          <w:rPr>
-            <w:noProof/>
-            <w:webHidden/>
-            <w:sz w:val="22"/>
-            <w:szCs w:val="22"/>
-          </w:rPr>
-          <w:fldChar w:fldCharType="end"/>
-        </w:r>
-      </w:hyperlink>
-    </w:p>
-    <w:p>
-      <w:pPr>
-        <w:pStyle w:val="TOC1"/>
-        <w:rPr>
-          <w:noProof/>
-          <w:kern w:val="2"/>
-          <w:sz w:val="22"/>
-          <w:szCs w:val="22"/>
-          <w14:ligatures w14:val="standardContextual"/>
-        </w:rPr>
-      </w:pPr>
-      <w:r>
-        <w:rPr>
-          <w:rStyle w:val="Hyperlink"/>
-          <w:noProof/>
-          <w:sz w:val="22"/>
-          <w:szCs w:val="22"/>
-          <w:u w:val="none"/>
-        </w:rPr>
-        <w:t xml:space="preserve">      </w:t>
-      </w:r>
-      <w:hyperlink w:anchor="_Toc225167616" w:history="1">
-        <w:r>
-          <w:rPr>
-            <w:rStyle w:val="Hyperlink"/>
-            <w:noProof/>
-            <w:sz w:val="22"/>
-            <w:szCs w:val="22"/>
-            <w:u w:val="none"/>
-          </w:rPr>
-          <w:t>DED Prevalence in the Sample Population</w:t>
-        </w:r>
-        <w:r>
-          <w:rPr>
-            <w:noProof/>
-            <w:webHidden/>
-            <w:sz w:val="22"/>
-            <w:szCs w:val="22"/>
-          </w:rPr>
-          <w:tab/>
-        </w:r>
-        <w:r>
-          <w:rPr>
-            <w:noProof/>
-            <w:webHidden/>
-            <w:sz w:val="22"/>
-            <w:szCs w:val="22"/>
-          </w:rPr>
-          <w:fldChar w:fldCharType="begin"/>
-        </w:r>
-        <w:r>
-          <w:rPr>
-            <w:noProof/>
-            <w:webHidden/>
-            <w:sz w:val="22"/>
-            <w:szCs w:val="22"/>
-          </w:rPr>
-          <w:instrText xml:space="preserve"> PAGEREF _Toc225167616 \h </w:instrText>
-        </w:r>
-        <w:r>
-          <w:rPr>
-            <w:noProof/>
-            <w:webHidden/>
-            <w:sz w:val="22"/>
-            <w:szCs w:val="22"/>
-          </w:rPr>
-        </w:r>
-        <w:r>
-          <w:rPr>
-            <w:noProof/>
-            <w:webHidden/>
-            <w:sz w:val="22"/>
-            <w:szCs w:val="22"/>
-          </w:rPr>
-          <w:fldChar w:fldCharType="separate"/>
-        </w:r>
-        <w:r>
-          <w:rPr>
-            <w:noProof/>
-            <w:webHidden/>
-            <w:sz w:val="22"/>
-            <w:szCs w:val="22"/>
-          </w:rPr>
-          <w:t>6</w:t>
-        </w:r>
-        <w:r>
-          <w:rPr>
-            <w:noProof/>
-            <w:webHidden/>
-            <w:sz w:val="22"/>
-            <w:szCs w:val="22"/>
+            <w:webHidden/>
           </w:rPr>
           <w:fldChar w:fldCharType="end"/>
         </w:r>
@@ -1040,42 +364,26 @@
         <w:tabs>
           <w:tab w:val="right" w:pos="9350"/>
         </w:tabs>
-        <w:ind w:left="0"/>
         <w:rPr>
           <w:noProof/>
           <w:kern w:val="2"/>
-          <w:sz w:val="22"/>
-          <w:szCs w:val="22"/>
+          <w:sz w:val="24"/>
+          <w:szCs w:val="24"/>
           <w14:ligatures w14:val="standardContextual"/>
         </w:rPr>
       </w:pPr>
-      <w:r>
-        <w:rPr>
-          <w:rStyle w:val="Hyperlink"/>
-          <w:noProof/>
-          <w:sz w:val="22"/>
-          <w:szCs w:val="22"/>
-          <w:u w:val="none"/>
-        </w:rPr>
-        <w:t xml:space="preserve">      </w:t>
-      </w:r>
-      <w:hyperlink w:anchor="_Toc225167617" w:history="1">
+      <w:hyperlink w:anchor="_Toc225170128" w:history="1">
         <w:r>
           <w:rPr>
             <w:rStyle w:val="Hyperlink"/>
             <w:noProof/>
-            <w:sz w:val="22"/>
-            <w:szCs w:val="22"/>
-            <w:u w:val="none"/>
-          </w:rPr>
-          <w:t>DED by Age Group</w:t>
+          </w:rPr>
+          <w:t>Data Profiling</w:t>
         </w:r>
         <w:r>
           <w:rPr>
             <w:noProof/>
             <w:webHidden/>
-            <w:sz w:val="22"/>
-            <w:szCs w:val="22"/>
           </w:rPr>
           <w:tab/>
         </w:r>
@@ -1083,8 +391,6 @@
           <w:rPr>
             <w:noProof/>
             <w:webHidden/>
-            <w:sz w:val="22"/>
-            <w:szCs w:val="22"/>
           </w:rPr>
           <w:fldChar w:fldCharType="begin"/>
         </w:r>
@@ -1092,25 +398,19 @@
           <w:rPr>
             <w:noProof/>
             <w:webHidden/>
-            <w:sz w:val="22"/>
-            <w:szCs w:val="22"/>
-          </w:rPr>
-          <w:instrText xml:space="preserve"> PAGEREF _Toc225167617 \h </w:instrText>
+          </w:rPr>
+          <w:instrText xml:space="preserve"> PAGEREF _Toc225170128 \h </w:instrText>
         </w:r>
         <w:r>
           <w:rPr>
             <w:noProof/>
             <w:webHidden/>
-            <w:sz w:val="22"/>
-            <w:szCs w:val="22"/>
           </w:rPr>
         </w:r>
         <w:r>
           <w:rPr>
             <w:noProof/>
             <w:webHidden/>
-            <w:sz w:val="22"/>
-            <w:szCs w:val="22"/>
           </w:rPr>
           <w:fldChar w:fldCharType="separate"/>
         </w:r>
@@ -1118,17 +418,13 @@
           <w:rPr>
             <w:noProof/>
             <w:webHidden/>
-            <w:sz w:val="22"/>
-            <w:szCs w:val="22"/>
-          </w:rPr>
-          <w:t>7</w:t>
+          </w:rPr>
+          <w:t>4</w:t>
         </w:r>
         <w:r>
           <w:rPr>
             <w:noProof/>
             <w:webHidden/>
-            <w:sz w:val="22"/>
-            <w:szCs w:val="22"/>
           </w:rPr>
           <w:fldChar w:fldCharType="end"/>
         </w:r>
@@ -1140,42 +436,26 @@
         <w:tabs>
           <w:tab w:val="right" w:pos="9350"/>
         </w:tabs>
-        <w:ind w:left="0"/>
         <w:rPr>
           <w:noProof/>
           <w:kern w:val="2"/>
-          <w:sz w:val="22"/>
-          <w:szCs w:val="22"/>
+          <w:sz w:val="24"/>
+          <w:szCs w:val="24"/>
           <w14:ligatures w14:val="standardContextual"/>
         </w:rPr>
       </w:pPr>
-      <w:r>
-        <w:rPr>
-          <w:rStyle w:val="Hyperlink"/>
-          <w:noProof/>
-          <w:sz w:val="22"/>
-          <w:szCs w:val="22"/>
-          <w:u w:val="none"/>
-        </w:rPr>
-        <w:t xml:space="preserve">      </w:t>
-      </w:r>
-      <w:hyperlink w:anchor="_Toc225167618" w:history="1">
+      <w:hyperlink w:anchor="_Toc225170129" w:history="1">
         <w:r>
           <w:rPr>
             <w:rStyle w:val="Hyperlink"/>
             <w:noProof/>
-            <w:sz w:val="22"/>
-            <w:szCs w:val="22"/>
-            <w:u w:val="none"/>
-          </w:rPr>
-          <w:t>DED Rate by Daily Screen Time</w:t>
+          </w:rPr>
+          <w:t>Observations &amp; Data Wrangling</w:t>
         </w:r>
         <w:r>
           <w:rPr>
             <w:noProof/>
             <w:webHidden/>
-            <w:sz w:val="22"/>
-            <w:szCs w:val="22"/>
           </w:rPr>
           <w:tab/>
         </w:r>
@@ -1183,8 +463,6 @@
           <w:rPr>
             <w:noProof/>
             <w:webHidden/>
-            <w:sz w:val="22"/>
-            <w:szCs w:val="22"/>
           </w:rPr>
           <w:fldChar w:fldCharType="begin"/>
         </w:r>
@@ -1192,25 +470,19 @@
           <w:rPr>
             <w:noProof/>
             <w:webHidden/>
-            <w:sz w:val="22"/>
-            <w:szCs w:val="22"/>
-          </w:rPr>
-          <w:instrText xml:space="preserve"> PAGEREF _Toc225167618 \h </w:instrText>
+          </w:rPr>
+          <w:instrText xml:space="preserve"> PAGEREF _Toc225170129 \h </w:instrText>
         </w:r>
         <w:r>
           <w:rPr>
             <w:noProof/>
             <w:webHidden/>
-            <w:sz w:val="22"/>
-            <w:szCs w:val="22"/>
           </w:rPr>
         </w:r>
         <w:r>
           <w:rPr>
             <w:noProof/>
             <w:webHidden/>
-            <w:sz w:val="22"/>
-            <w:szCs w:val="22"/>
           </w:rPr>
           <w:fldChar w:fldCharType="separate"/>
         </w:r>
@@ -1218,17 +490,13 @@
           <w:rPr>
             <w:noProof/>
             <w:webHidden/>
-            <w:sz w:val="22"/>
-            <w:szCs w:val="22"/>
-          </w:rPr>
-          <w:t>8</w:t>
+          </w:rPr>
+          <w:t>4</w:t>
         </w:r>
         <w:r>
           <w:rPr>
             <w:noProof/>
             <w:webHidden/>
-            <w:sz w:val="22"/>
-            <w:szCs w:val="22"/>
           </w:rPr>
           <w:fldChar w:fldCharType="end"/>
         </w:r>
@@ -1240,42 +508,26 @@
         <w:tabs>
           <w:tab w:val="right" w:pos="9350"/>
         </w:tabs>
-        <w:ind w:left="0"/>
         <w:rPr>
           <w:noProof/>
           <w:kern w:val="2"/>
-          <w:sz w:val="22"/>
-          <w:szCs w:val="22"/>
+          <w:sz w:val="24"/>
+          <w:szCs w:val="24"/>
           <w14:ligatures w14:val="standardContextual"/>
         </w:rPr>
       </w:pPr>
-      <w:r>
-        <w:rPr>
-          <w:rStyle w:val="Hyperlink"/>
-          <w:noProof/>
-          <w:sz w:val="22"/>
-          <w:szCs w:val="22"/>
-          <w:u w:val="none"/>
-        </w:rPr>
-        <w:t xml:space="preserve">      </w:t>
-      </w:r>
-      <w:hyperlink w:anchor="_Toc225167619" w:history="1">
+      <w:hyperlink w:anchor="_Toc225170130" w:history="1">
         <w:r>
           <w:rPr>
             <w:rStyle w:val="Hyperlink"/>
             <w:noProof/>
-            <w:sz w:val="22"/>
-            <w:szCs w:val="22"/>
-            <w:u w:val="none"/>
-          </w:rPr>
-          <w:t>Prevalence by BMI Category</w:t>
+          </w:rPr>
+          <w:t>Data Table Schema</w:t>
         </w:r>
         <w:r>
           <w:rPr>
             <w:noProof/>
             <w:webHidden/>
-            <w:sz w:val="22"/>
-            <w:szCs w:val="22"/>
           </w:rPr>
           <w:tab/>
         </w:r>
@@ -1283,8 +535,6 @@
           <w:rPr>
             <w:noProof/>
             <w:webHidden/>
-            <w:sz w:val="22"/>
-            <w:szCs w:val="22"/>
           </w:rPr>
           <w:fldChar w:fldCharType="begin"/>
         </w:r>
@@ -1292,25 +542,19 @@
           <w:rPr>
             <w:noProof/>
             <w:webHidden/>
-            <w:sz w:val="22"/>
-            <w:szCs w:val="22"/>
-          </w:rPr>
-          <w:instrText xml:space="preserve"> PAGEREF _Toc225167619 \h </w:instrText>
+          </w:rPr>
+          <w:instrText xml:space="preserve"> PAGEREF _Toc225170130 \h </w:instrText>
         </w:r>
         <w:r>
           <w:rPr>
             <w:noProof/>
             <w:webHidden/>
-            <w:sz w:val="22"/>
-            <w:szCs w:val="22"/>
           </w:rPr>
         </w:r>
         <w:r>
           <w:rPr>
             <w:noProof/>
             <w:webHidden/>
-            <w:sz w:val="22"/>
-            <w:szCs w:val="22"/>
           </w:rPr>
           <w:fldChar w:fldCharType="separate"/>
         </w:r>
@@ -1318,17 +562,199 @@
           <w:rPr>
             <w:noProof/>
             <w:webHidden/>
-            <w:sz w:val="22"/>
-            <w:szCs w:val="22"/>
-          </w:rPr>
-          <w:t>9</w:t>
+          </w:rPr>
+          <w:t>4</w:t>
         </w:r>
         <w:r>
           <w:rPr>
             <w:noProof/>
             <w:webHidden/>
-            <w:sz w:val="22"/>
-            <w:szCs w:val="22"/>
+          </w:rPr>
+          <w:fldChar w:fldCharType="end"/>
+        </w:r>
+      </w:hyperlink>
+    </w:p>
+    <w:p>
+      <w:pPr>
+        <w:pStyle w:val="TOC1"/>
+        <w:rPr>
+          <w:b w:val="0"/>
+          <w:bCs w:val="0"/>
+          <w:kern w:val="2"/>
+          <w:sz w:val="24"/>
+          <w:szCs w:val="24"/>
+          <w14:ligatures w14:val="standardContextual"/>
+        </w:rPr>
+      </w:pPr>
+      <w:hyperlink w:anchor="_Toc225170131" w:history="1">
+        <w:r>
+          <w:rPr>
+            <w:rStyle w:val="Hyperlink"/>
+          </w:rPr>
+          <w:t>Approach</w:t>
+        </w:r>
+        <w:r>
+          <w:rPr>
+            <w:webHidden/>
+          </w:rPr>
+          <w:tab/>
+        </w:r>
+        <w:r>
+          <w:rPr>
+            <w:webHidden/>
+          </w:rPr>
+          <w:fldChar w:fldCharType="begin"/>
+        </w:r>
+        <w:r>
+          <w:rPr>
+            <w:webHidden/>
+          </w:rPr>
+          <w:instrText xml:space="preserve"> PAGEREF _Toc225170131 \h </w:instrText>
+        </w:r>
+        <w:r>
+          <w:rPr>
+            <w:webHidden/>
+          </w:rPr>
+        </w:r>
+        <w:r>
+          <w:rPr>
+            <w:webHidden/>
+          </w:rPr>
+          <w:fldChar w:fldCharType="separate"/>
+        </w:r>
+        <w:r>
+          <w:rPr>
+            <w:webHidden/>
+          </w:rPr>
+          <w:t>5</w:t>
+        </w:r>
+        <w:r>
+          <w:rPr>
+            <w:webHidden/>
+          </w:rPr>
+          <w:fldChar w:fldCharType="end"/>
+        </w:r>
+      </w:hyperlink>
+    </w:p>
+    <w:p>
+      <w:pPr>
+        <w:pStyle w:val="TOC1"/>
+        <w:rPr>
+          <w:b w:val="0"/>
+          <w:bCs w:val="0"/>
+          <w:kern w:val="2"/>
+          <w:sz w:val="24"/>
+          <w:szCs w:val="24"/>
+          <w14:ligatures w14:val="standardContextual"/>
+        </w:rPr>
+      </w:pPr>
+      <w:hyperlink w:anchor="_Toc225170132" w:history="1">
+        <w:r>
+          <w:rPr>
+            <w:rStyle w:val="Hyperlink"/>
+          </w:rPr>
+          <w:t>Tools</w:t>
+        </w:r>
+        <w:r>
+          <w:rPr>
+            <w:webHidden/>
+          </w:rPr>
+          <w:tab/>
+        </w:r>
+        <w:r>
+          <w:rPr>
+            <w:webHidden/>
+          </w:rPr>
+          <w:fldChar w:fldCharType="begin"/>
+        </w:r>
+        <w:r>
+          <w:rPr>
+            <w:webHidden/>
+          </w:rPr>
+          <w:instrText xml:space="preserve"> PAGEREF _Toc225170132 \h </w:instrText>
+        </w:r>
+        <w:r>
+          <w:rPr>
+            <w:webHidden/>
+          </w:rPr>
+        </w:r>
+        <w:r>
+          <w:rPr>
+            <w:webHidden/>
+          </w:rPr>
+          <w:fldChar w:fldCharType="separate"/>
+        </w:r>
+        <w:r>
+          <w:rPr>
+            <w:webHidden/>
+          </w:rPr>
+          <w:t>5</w:t>
+        </w:r>
+        <w:r>
+          <w:rPr>
+            <w:webHidden/>
+          </w:rPr>
+          <w:fldChar w:fldCharType="end"/>
+        </w:r>
+      </w:hyperlink>
+    </w:p>
+    <w:p>
+      <w:pPr>
+        <w:pStyle w:val="TOC1"/>
+        <w:rPr>
+          <w:b w:val="0"/>
+          <w:bCs w:val="0"/>
+          <w:kern w:val="2"/>
+          <w:sz w:val="24"/>
+          <w:szCs w:val="24"/>
+          <w14:ligatures w14:val="standardContextual"/>
+        </w:rPr>
+      </w:pPr>
+      <w:hyperlink w:anchor="_Toc225170133" w:history="1">
+        <w:r>
+          <w:rPr>
+            <w:rStyle w:val="Hyperlink"/>
+          </w:rPr>
+          <w:t>Exploratory Data Analysis: Dry Eye Disease Prevalence</w:t>
+        </w:r>
+        <w:r>
+          <w:rPr>
+            <w:webHidden/>
+          </w:rPr>
+          <w:tab/>
+        </w:r>
+        <w:r>
+          <w:rPr>
+            <w:webHidden/>
+          </w:rPr>
+          <w:fldChar w:fldCharType="begin"/>
+        </w:r>
+        <w:r>
+          <w:rPr>
+            <w:webHidden/>
+          </w:rPr>
+          <w:instrText xml:space="preserve"> PAGEREF _Toc225170133 \h </w:instrText>
+        </w:r>
+        <w:r>
+          <w:rPr>
+            <w:webHidden/>
+          </w:rPr>
+        </w:r>
+        <w:r>
+          <w:rPr>
+            <w:webHidden/>
+          </w:rPr>
+          <w:fldChar w:fldCharType="separate"/>
+        </w:r>
+        <w:r>
+          <w:rPr>
+            <w:webHidden/>
+          </w:rPr>
+          <w:t>6</w:t>
+        </w:r>
+        <w:r>
+          <w:rPr>
+            <w:webHidden/>
           </w:rPr>
           <w:fldChar w:fldCharType="end"/>
         </w:r>
@@ -1340,42 +766,26 @@
         <w:tabs>
           <w:tab w:val="right" w:pos="9350"/>
         </w:tabs>
-        <w:ind w:left="0"/>
         <w:rPr>
           <w:noProof/>
           <w:kern w:val="2"/>
-          <w:sz w:val="22"/>
-          <w:szCs w:val="22"/>
+          <w:sz w:val="24"/>
+          <w:szCs w:val="24"/>
           <w14:ligatures w14:val="standardContextual"/>
         </w:rPr>
       </w:pPr>
-      <w:r>
-        <w:rPr>
-          <w:rStyle w:val="Hyperlink"/>
-          <w:noProof/>
-          <w:sz w:val="22"/>
-          <w:szCs w:val="22"/>
-          <w:u w:val="none"/>
-        </w:rPr>
-        <w:t xml:space="preserve">      </w:t>
-      </w:r>
-      <w:hyperlink w:anchor="_Toc225167620" w:history="1">
+      <w:hyperlink w:anchor="_Toc225170134" w:history="1">
         <w:r>
           <w:rPr>
             <w:rStyle w:val="Hyperlink"/>
             <w:noProof/>
-            <w:sz w:val="22"/>
-            <w:szCs w:val="22"/>
-            <w:u w:val="none"/>
-          </w:rPr>
-          <w:t>Prevalence by Stress Level</w:t>
+          </w:rPr>
+          <w:t>DED Prevalence in the Sample Population</w:t>
         </w:r>
         <w:r>
           <w:rPr>
             <w:noProof/>
             <w:webHidden/>
-            <w:sz w:val="22"/>
-            <w:szCs w:val="22"/>
           </w:rPr>
           <w:tab/>
         </w:r>
@@ -1383,8 +793,6 @@
           <w:rPr>
             <w:noProof/>
             <w:webHidden/>
-            <w:sz w:val="22"/>
-            <w:szCs w:val="22"/>
           </w:rPr>
           <w:fldChar w:fldCharType="begin"/>
         </w:r>
@@ -1392,25 +800,19 @@
           <w:rPr>
             <w:noProof/>
             <w:webHidden/>
-            <w:sz w:val="22"/>
-            <w:szCs w:val="22"/>
-          </w:rPr>
-          <w:instrText xml:space="preserve"> PAGEREF _Toc225167620 \h </w:instrText>
+          </w:rPr>
+          <w:instrText xml:space="preserve"> PAGEREF _Toc225170134 \h </w:instrText>
         </w:r>
         <w:r>
           <w:rPr>
             <w:noProof/>
             <w:webHidden/>
-            <w:sz w:val="22"/>
-            <w:szCs w:val="22"/>
           </w:rPr>
         </w:r>
         <w:r>
           <w:rPr>
             <w:noProof/>
             <w:webHidden/>
-            <w:sz w:val="22"/>
-            <w:szCs w:val="22"/>
           </w:rPr>
           <w:fldChar w:fldCharType="separate"/>
         </w:r>
@@ -1418,17 +820,13 @@
           <w:rPr>
             <w:noProof/>
             <w:webHidden/>
-            <w:sz w:val="22"/>
-            <w:szCs w:val="22"/>
-          </w:rPr>
-          <w:t>10</w:t>
+          </w:rPr>
+          <w:t>6</w:t>
         </w:r>
         <w:r>
           <w:rPr>
             <w:noProof/>
             <w:webHidden/>
-            <w:sz w:val="22"/>
-            <w:szCs w:val="22"/>
           </w:rPr>
           <w:fldChar w:fldCharType="end"/>
         </w:r>
@@ -1436,31 +834,30 @@
     </w:p>
     <w:p>
       <w:pPr>
-        <w:pStyle w:val="TOC1"/>
+        <w:pStyle w:val="TOC3"/>
+        <w:tabs>
+          <w:tab w:val="right" w:pos="9350"/>
+        </w:tabs>
         <w:rPr>
           <w:noProof/>
           <w:kern w:val="2"/>
-          <w:sz w:val="22"/>
-          <w:szCs w:val="22"/>
+          <w:sz w:val="24"/>
+          <w:szCs w:val="24"/>
           <w14:ligatures w14:val="standardContextual"/>
         </w:rPr>
       </w:pPr>
-      <w:hyperlink w:anchor="_Toc225167621" w:history="1">
+      <w:hyperlink w:anchor="_Toc225170135" w:history="1">
         <w:r>
           <w:rPr>
             <w:rStyle w:val="Hyperlink"/>
             <w:noProof/>
-            <w:sz w:val="22"/>
-            <w:szCs w:val="22"/>
-          </w:rPr>
-          <w:t>Predictive Modeling: Random Forest Model</w:t>
+          </w:rPr>
+          <w:t>DED by Age Group</w:t>
         </w:r>
         <w:r>
           <w:rPr>
             <w:noProof/>
             <w:webHidden/>
-            <w:sz w:val="22"/>
-            <w:szCs w:val="22"/>
           </w:rPr>
           <w:tab/>
         </w:r>
@@ -1468,8 +865,6 @@
           <w:rPr>
             <w:noProof/>
             <w:webHidden/>
-            <w:sz w:val="22"/>
-            <w:szCs w:val="22"/>
           </w:rPr>
           <w:fldChar w:fldCharType="begin"/>
         </w:r>
@@ -1477,25 +872,19 @@
           <w:rPr>
             <w:noProof/>
             <w:webHidden/>
-            <w:sz w:val="22"/>
-            <w:szCs w:val="22"/>
-          </w:rPr>
-          <w:instrText xml:space="preserve"> PAGEREF _Toc225167621 \h </w:instrText>
+          </w:rPr>
+          <w:instrText xml:space="preserve"> PAGEREF _Toc225170135 \h </w:instrText>
         </w:r>
         <w:r>
           <w:rPr>
             <w:noProof/>
             <w:webHidden/>
-            <w:sz w:val="22"/>
-            <w:szCs w:val="22"/>
           </w:rPr>
         </w:r>
         <w:r>
           <w:rPr>
             <w:noProof/>
             <w:webHidden/>
-            <w:sz w:val="22"/>
-            <w:szCs w:val="22"/>
           </w:rPr>
           <w:fldChar w:fldCharType="separate"/>
         </w:r>
@@ -1503,17 +892,13 @@
           <w:rPr>
             <w:noProof/>
             <w:webHidden/>
-            <w:sz w:val="22"/>
-            <w:szCs w:val="22"/>
-          </w:rPr>
-          <w:t>11</w:t>
+          </w:rPr>
+          <w:t>7</w:t>
         </w:r>
         <w:r>
           <w:rPr>
             <w:noProof/>
             <w:webHidden/>
-            <w:sz w:val="22"/>
-            <w:szCs w:val="22"/>
           </w:rPr>
           <w:fldChar w:fldCharType="end"/>
         </w:r>
@@ -1521,31 +906,30 @@
     </w:p>
     <w:p>
       <w:pPr>
-        <w:pStyle w:val="TOC1"/>
+        <w:pStyle w:val="TOC3"/>
+        <w:tabs>
+          <w:tab w:val="right" w:pos="9350"/>
+        </w:tabs>
         <w:rPr>
           <w:noProof/>
           <w:kern w:val="2"/>
-          <w:sz w:val="22"/>
-          <w:szCs w:val="22"/>
+          <w:sz w:val="24"/>
+          <w:szCs w:val="24"/>
           <w14:ligatures w14:val="standardContextual"/>
         </w:rPr>
       </w:pPr>
-      <w:hyperlink w:anchor="_Toc225167622" w:history="1">
+      <w:hyperlink w:anchor="_Toc225170136" w:history="1">
         <w:r>
           <w:rPr>
             <w:rStyle w:val="Hyperlink"/>
             <w:noProof/>
-            <w:sz w:val="22"/>
-            <w:szCs w:val="22"/>
-          </w:rPr>
-          <w:t>Model Performance</w:t>
+          </w:rPr>
+          <w:t>DED Rate by Daily Screen Time</w:t>
         </w:r>
         <w:r>
           <w:rPr>
             <w:noProof/>
             <w:webHidden/>
-            <w:sz w:val="22"/>
-            <w:szCs w:val="22"/>
           </w:rPr>
           <w:tab/>
         </w:r>
@@ -1553,8 +937,6 @@
           <w:rPr>
             <w:noProof/>
             <w:webHidden/>
-            <w:sz w:val="22"/>
-            <w:szCs w:val="22"/>
           </w:rPr>
           <w:fldChar w:fldCharType="begin"/>
         </w:r>
@@ -1562,25 +944,19 @@
           <w:rPr>
             <w:noProof/>
             <w:webHidden/>
-            <w:sz w:val="22"/>
-            <w:szCs w:val="22"/>
-          </w:rPr>
-          <w:instrText xml:space="preserve"> PAGEREF _Toc225167622 \h </w:instrText>
+          </w:rPr>
+          <w:instrText xml:space="preserve"> PAGEREF _Toc225170136 \h </w:instrText>
         </w:r>
         <w:r>
           <w:rPr>
             <w:noProof/>
             <w:webHidden/>
-            <w:sz w:val="22"/>
-            <w:szCs w:val="22"/>
           </w:rPr>
         </w:r>
         <w:r>
           <w:rPr>
             <w:noProof/>
             <w:webHidden/>
-            <w:sz w:val="22"/>
-            <w:szCs w:val="22"/>
           </w:rPr>
           <w:fldChar w:fldCharType="separate"/>
         </w:r>
@@ -1588,17 +964,13 @@
           <w:rPr>
             <w:noProof/>
             <w:webHidden/>
-            <w:sz w:val="22"/>
-            <w:szCs w:val="22"/>
-          </w:rPr>
-          <w:t>11</w:t>
+          </w:rPr>
+          <w:t>8</w:t>
         </w:r>
         <w:r>
           <w:rPr>
             <w:noProof/>
             <w:webHidden/>
-            <w:sz w:val="22"/>
-            <w:szCs w:val="22"/>
           </w:rPr>
           <w:fldChar w:fldCharType="end"/>
         </w:r>
@@ -1606,31 +978,30 @@
     </w:p>
     <w:p>
       <w:pPr>
-        <w:pStyle w:val="TOC1"/>
+        <w:pStyle w:val="TOC3"/>
+        <w:tabs>
+          <w:tab w:val="right" w:pos="9350"/>
+        </w:tabs>
         <w:rPr>
           <w:noProof/>
           <w:kern w:val="2"/>
-          <w:sz w:val="22"/>
-          <w:szCs w:val="22"/>
+          <w:sz w:val="24"/>
+          <w:szCs w:val="24"/>
           <w14:ligatures w14:val="standardContextual"/>
         </w:rPr>
       </w:pPr>
-      <w:hyperlink w:anchor="_Toc225167623" w:history="1">
+      <w:hyperlink w:anchor="_Toc225170137" w:history="1">
         <w:r>
           <w:rPr>
             <w:rStyle w:val="Hyperlink"/>
             <w:noProof/>
-            <w:sz w:val="22"/>
-            <w:szCs w:val="22"/>
-          </w:rPr>
-          <w:t>Feature Importance Analysis</w:t>
+          </w:rPr>
+          <w:t>Prevalence by BMI Category</w:t>
         </w:r>
         <w:r>
           <w:rPr>
             <w:noProof/>
             <w:webHidden/>
-            <w:sz w:val="22"/>
-            <w:szCs w:val="22"/>
           </w:rPr>
           <w:tab/>
         </w:r>
@@ -1638,8 +1009,6 @@
           <w:rPr>
             <w:noProof/>
             <w:webHidden/>
-            <w:sz w:val="22"/>
-            <w:szCs w:val="22"/>
           </w:rPr>
           <w:fldChar w:fldCharType="begin"/>
         </w:r>
@@ -1647,25 +1016,19 @@
           <w:rPr>
             <w:noProof/>
             <w:webHidden/>
-            <w:sz w:val="22"/>
-            <w:szCs w:val="22"/>
-          </w:rPr>
-          <w:instrText xml:space="preserve"> PAGEREF _Toc225167623 \h </w:instrText>
+          </w:rPr>
+          <w:instrText xml:space="preserve"> PAGEREF _Toc225170137 \h </w:instrText>
         </w:r>
         <w:r>
           <w:rPr>
             <w:noProof/>
             <w:webHidden/>
-            <w:sz w:val="22"/>
-            <w:szCs w:val="22"/>
           </w:rPr>
         </w:r>
         <w:r>
           <w:rPr>
             <w:noProof/>
             <w:webHidden/>
-            <w:sz w:val="22"/>
-            <w:szCs w:val="22"/>
           </w:rPr>
           <w:fldChar w:fldCharType="separate"/>
         </w:r>
@@ -1673,17 +1036,13 @@
           <w:rPr>
             <w:noProof/>
             <w:webHidden/>
-            <w:sz w:val="22"/>
-            <w:szCs w:val="22"/>
-          </w:rPr>
-          <w:t>12</w:t>
+          </w:rPr>
+          <w:t>9</w:t>
         </w:r>
         <w:r>
           <w:rPr>
             <w:noProof/>
             <w:webHidden/>
-            <w:sz w:val="22"/>
-            <w:szCs w:val="22"/>
           </w:rPr>
           <w:fldChar w:fldCharType="end"/>
         </w:r>
@@ -1691,84 +1050,319 @@
     </w:p>
     <w:p>
       <w:pPr>
-        <w:pStyle w:val="TOC1"/>
+        <w:pStyle w:val="TOC3"/>
+        <w:tabs>
+          <w:tab w:val="right" w:pos="9350"/>
+        </w:tabs>
         <w:rPr>
           <w:noProof/>
           <w:kern w:val="2"/>
-          <w:sz w:val="22"/>
-          <w:szCs w:val="22"/>
+          <w:sz w:val="24"/>
+          <w:szCs w:val="24"/>
           <w14:ligatures w14:val="standardContextual"/>
         </w:rPr>
       </w:pPr>
-      <w:hyperlink w:anchor="_Toc225167624" w:history="1">
+      <w:hyperlink w:anchor="_Toc225170138" w:history="1">
         <w:r>
           <w:rPr>
             <w:rStyle w:val="Hyperlink"/>
             <w:noProof/>
-            <w:sz w:val="22"/>
-            <w:szCs w:val="22"/>
+          </w:rPr>
+          <w:t>Prevalence by Stress Level</w:t>
+        </w:r>
+        <w:r>
+          <w:rPr>
+            <w:noProof/>
+            <w:webHidden/>
+          </w:rPr>
+          <w:tab/>
+        </w:r>
+        <w:r>
+          <w:rPr>
+            <w:noProof/>
+            <w:webHidden/>
+          </w:rPr>
+          <w:fldChar w:fldCharType="begin"/>
+        </w:r>
+        <w:r>
+          <w:rPr>
+            <w:noProof/>
+            <w:webHidden/>
+          </w:rPr>
+          <w:instrText xml:space="preserve"> PAGEREF _Toc225170138 \h </w:instrText>
+        </w:r>
+        <w:r>
+          <w:rPr>
+            <w:noProof/>
+            <w:webHidden/>
+          </w:rPr>
+        </w:r>
+        <w:r>
+          <w:rPr>
+            <w:noProof/>
+            <w:webHidden/>
+          </w:rPr>
+          <w:fldChar w:fldCharType="separate"/>
+        </w:r>
+        <w:r>
+          <w:rPr>
+            <w:noProof/>
+            <w:webHidden/>
+          </w:rPr>
+          <w:t>10</w:t>
+        </w:r>
+        <w:r>
+          <w:rPr>
+            <w:noProof/>
+            <w:webHidden/>
+          </w:rPr>
+          <w:fldChar w:fldCharType="end"/>
+        </w:r>
+      </w:hyperlink>
+    </w:p>
+    <w:p>
+      <w:pPr>
+        <w:pStyle w:val="TOC1"/>
+        <w:rPr>
+          <w:b w:val="0"/>
+          <w:bCs w:val="0"/>
+          <w:kern w:val="2"/>
+          <w:sz w:val="24"/>
+          <w:szCs w:val="24"/>
+          <w14:ligatures w14:val="standardContextual"/>
+        </w:rPr>
+      </w:pPr>
+      <w:hyperlink w:anchor="_Toc225170139" w:history="1">
+        <w:r>
+          <w:rPr>
+            <w:rStyle w:val="Hyperlink"/>
+          </w:rPr>
+          <w:t>Predictive Modeling: Random Forest Model</w:t>
+        </w:r>
+        <w:r>
+          <w:rPr>
+            <w:webHidden/>
+          </w:rPr>
+          <w:tab/>
+        </w:r>
+        <w:r>
+          <w:rPr>
+            <w:webHidden/>
+          </w:rPr>
+          <w:fldChar w:fldCharType="begin"/>
+        </w:r>
+        <w:r>
+          <w:rPr>
+            <w:webHidden/>
+          </w:rPr>
+          <w:instrText xml:space="preserve"> PAGEREF _Toc225170139 \h </w:instrText>
+        </w:r>
+        <w:r>
+          <w:rPr>
+            <w:webHidden/>
+          </w:rPr>
+        </w:r>
+        <w:r>
+          <w:rPr>
+            <w:webHidden/>
+          </w:rPr>
+          <w:fldChar w:fldCharType="separate"/>
+        </w:r>
+        <w:r>
+          <w:rPr>
+            <w:webHidden/>
+          </w:rPr>
+          <w:t>11</w:t>
+        </w:r>
+        <w:r>
+          <w:rPr>
+            <w:webHidden/>
+          </w:rPr>
+          <w:fldChar w:fldCharType="end"/>
+        </w:r>
+      </w:hyperlink>
+    </w:p>
+    <w:p>
+      <w:pPr>
+        <w:pStyle w:val="TOC1"/>
+        <w:rPr>
+          <w:b w:val="0"/>
+          <w:bCs w:val="0"/>
+          <w:kern w:val="2"/>
+          <w:sz w:val="24"/>
+          <w:szCs w:val="24"/>
+          <w14:ligatures w14:val="standardContextual"/>
+        </w:rPr>
+      </w:pPr>
+      <w:hyperlink w:anchor="_Toc225170140" w:history="1">
+        <w:r>
+          <w:rPr>
+            <w:rStyle w:val="Hyperlink"/>
+          </w:rPr>
+          <w:t>Model Performance</w:t>
+        </w:r>
+        <w:r>
+          <w:rPr>
+            <w:webHidden/>
+          </w:rPr>
+          <w:tab/>
+        </w:r>
+        <w:r>
+          <w:rPr>
+            <w:webHidden/>
+          </w:rPr>
+          <w:fldChar w:fldCharType="begin"/>
+        </w:r>
+        <w:r>
+          <w:rPr>
+            <w:webHidden/>
+          </w:rPr>
+          <w:instrText xml:space="preserve"> PAGEREF _Toc225170140 \h </w:instrText>
+        </w:r>
+        <w:r>
+          <w:rPr>
+            <w:webHidden/>
+          </w:rPr>
+        </w:r>
+        <w:r>
+          <w:rPr>
+            <w:webHidden/>
+          </w:rPr>
+          <w:fldChar w:fldCharType="separate"/>
+        </w:r>
+        <w:r>
+          <w:rPr>
+            <w:webHidden/>
+          </w:rPr>
+          <w:t>11</w:t>
+        </w:r>
+        <w:r>
+          <w:rPr>
+            <w:webHidden/>
+          </w:rPr>
+          <w:fldChar w:fldCharType="end"/>
+        </w:r>
+      </w:hyperlink>
+    </w:p>
+    <w:p>
+      <w:pPr>
+        <w:pStyle w:val="TOC1"/>
+        <w:rPr>
+          <w:b w:val="0"/>
+          <w:bCs w:val="0"/>
+          <w:kern w:val="2"/>
+          <w:sz w:val="24"/>
+          <w:szCs w:val="24"/>
+          <w14:ligatures w14:val="standardContextual"/>
+        </w:rPr>
+      </w:pPr>
+      <w:hyperlink w:anchor="_Toc225170141" w:history="1">
+        <w:r>
+          <w:rPr>
+            <w:rStyle w:val="Hyperlink"/>
+          </w:rPr>
+          <w:t>Feature Importance Analysis</w:t>
+        </w:r>
+        <w:r>
+          <w:rPr>
+            <w:webHidden/>
+          </w:rPr>
+          <w:tab/>
+        </w:r>
+        <w:r>
+          <w:rPr>
+            <w:webHidden/>
+          </w:rPr>
+          <w:fldChar w:fldCharType="begin"/>
+        </w:r>
+        <w:r>
+          <w:rPr>
+            <w:webHidden/>
+          </w:rPr>
+          <w:instrText xml:space="preserve"> PAGEREF _Toc225170141 \h </w:instrText>
+        </w:r>
+        <w:r>
+          <w:rPr>
+            <w:webHidden/>
+          </w:rPr>
+        </w:r>
+        <w:r>
+          <w:rPr>
+            <w:webHidden/>
+          </w:rPr>
+          <w:fldChar w:fldCharType="separate"/>
+        </w:r>
+        <w:r>
+          <w:rPr>
+            <w:webHidden/>
+          </w:rPr>
+          <w:t>12</w:t>
+        </w:r>
+        <w:r>
+          <w:rPr>
+            <w:webHidden/>
+          </w:rPr>
+          <w:fldChar w:fldCharType="end"/>
+        </w:r>
+      </w:hyperlink>
+    </w:p>
+    <w:p>
+      <w:pPr>
+        <w:pStyle w:val="TOC1"/>
+        <w:rPr>
+          <w:b w:val="0"/>
+          <w:bCs w:val="0"/>
+          <w:kern w:val="2"/>
+          <w:sz w:val="24"/>
+          <w:szCs w:val="24"/>
+          <w14:ligatures w14:val="standardContextual"/>
+        </w:rPr>
+      </w:pPr>
+      <w:hyperlink w:anchor="_Toc225170142" w:history="1">
+        <w:r>
+          <w:rPr>
+            <w:rStyle w:val="Hyperlink"/>
           </w:rPr>
           <w:t>Discussion</w:t>
         </w:r>
         <w:r>
           <w:rPr>
-            <w:noProof/>
-            <w:webHidden/>
-            <w:sz w:val="22"/>
-            <w:szCs w:val="22"/>
+            <w:webHidden/>
           </w:rPr>
           <w:tab/>
         </w:r>
         <w:r>
           <w:rPr>
-            <w:noProof/>
-            <w:webHidden/>
-            <w:sz w:val="22"/>
-            <w:szCs w:val="22"/>
+            <w:webHidden/>
           </w:rPr>
           <w:fldChar w:fldCharType="begin"/>
         </w:r>
         <w:r>
           <w:rPr>
-            <w:noProof/>
-            <w:webHidden/>
-            <w:sz w:val="22"/>
-            <w:szCs w:val="22"/>
-          </w:rPr>
-          <w:instrText xml:space="preserve"> PAGEREF _Toc225167624 \h </w:instrText>
-        </w:r>
-        <w:r>
-          <w:rPr>
-            <w:noProof/>
-            <w:webHidden/>
-            <w:sz w:val="22"/>
-            <w:szCs w:val="22"/>
-          </w:rPr>
-        </w:r>
-        <w:r>
-          <w:rPr>
-            <w:noProof/>
-            <w:webHidden/>
-            <w:sz w:val="22"/>
-            <w:szCs w:val="22"/>
+            <w:webHidden/>
+          </w:rPr>
+          <w:instrText xml:space="preserve"> PAGEREF _Toc225170142 \h </w:instrText>
+        </w:r>
+        <w:r>
+          <w:rPr>
+            <w:webHidden/>
+          </w:rPr>
+        </w:r>
+        <w:r>
+          <w:rPr>
+            <w:webHidden/>
           </w:rPr>
           <w:fldChar w:fldCharType="separate"/>
         </w:r>
         <w:r>
           <w:rPr>
-            <w:noProof/>
-            <w:webHidden/>
-            <w:sz w:val="22"/>
-            <w:szCs w:val="22"/>
+            <w:webHidden/>
           </w:rPr>
           <w:t>13</w:t>
         </w:r>
         <w:r>
           <w:rPr>
-            <w:noProof/>
-            <w:webHidden/>
-            <w:sz w:val="22"/>
-            <w:szCs w:val="22"/>
+            <w:webHidden/>
           </w:rPr>
           <w:fldChar w:fldCharType="end"/>
         </w:r>
@@ -1778,82 +1372,59 @@
       <w:pPr>
         <w:pStyle w:val="TOC1"/>
         <w:rPr>
-          <w:noProof/>
+          <w:b w:val="0"/>
+          <w:bCs w:val="0"/>
           <w:kern w:val="2"/>
-          <w:sz w:val="22"/>
-          <w:szCs w:val="22"/>
+          <w:sz w:val="24"/>
+          <w:szCs w:val="24"/>
           <w14:ligatures w14:val="standardContextual"/>
         </w:rPr>
       </w:pPr>
-      <w:hyperlink w:anchor="_Toc225167625" w:history="1">
+      <w:hyperlink w:anchor="_Toc225170143" w:history="1">
         <w:r>
           <w:rPr>
             <w:rStyle w:val="Hyperlink"/>
-            <w:noProof/>
-            <w:sz w:val="22"/>
-            <w:szCs w:val="22"/>
           </w:rPr>
           <w:t>Limitations</w:t>
         </w:r>
         <w:r>
           <w:rPr>
-            <w:noProof/>
-            <w:webHidden/>
-            <w:sz w:val="22"/>
-            <w:szCs w:val="22"/>
+            <w:webHidden/>
           </w:rPr>
           <w:tab/>
         </w:r>
         <w:r>
           <w:rPr>
-            <w:noProof/>
-            <w:webHidden/>
-            <w:sz w:val="22"/>
-            <w:szCs w:val="22"/>
+            <w:webHidden/>
           </w:rPr>
           <w:fldChar w:fldCharType="begin"/>
         </w:r>
         <w:r>
           <w:rPr>
-            <w:noProof/>
-            <w:webHidden/>
-            <w:sz w:val="22"/>
-            <w:szCs w:val="22"/>
-          </w:rPr>
-          <w:instrText xml:space="preserve"> PAGEREF _Toc225167625 \h </w:instrText>
-        </w:r>
-        <w:r>
-          <w:rPr>
-            <w:noProof/>
-            <w:webHidden/>
-            <w:sz w:val="22"/>
-            <w:szCs w:val="22"/>
-          </w:rPr>
-        </w:r>
-        <w:r>
-          <w:rPr>
-            <w:noProof/>
-            <w:webHidden/>
-            <w:sz w:val="22"/>
-            <w:szCs w:val="22"/>
+            <w:webHidden/>
+          </w:rPr>
+          <w:instrText xml:space="preserve"> PAGEREF _Toc225170143 \h </w:instrText>
+        </w:r>
+        <w:r>
+          <w:rPr>
+            <w:webHidden/>
+          </w:rPr>
+        </w:r>
+        <w:r>
+          <w:rPr>
+            <w:webHidden/>
           </w:rPr>
           <w:fldChar w:fldCharType="separate"/>
         </w:r>
         <w:r>
           <w:rPr>
-            <w:noProof/>
-            <w:webHidden/>
-            <w:sz w:val="22"/>
-            <w:szCs w:val="22"/>
+            <w:webHidden/>
           </w:rPr>
           <w:t>13</w:t>
         </w:r>
         <w:r>
           <w:rPr>
-            <w:noProof/>
-            <w:webHidden/>
-            <w:sz w:val="22"/>
-            <w:szCs w:val="22"/>
+            <w:webHidden/>
           </w:rPr>
           <w:fldChar w:fldCharType="end"/>
         </w:r>
@@ -1863,82 +1434,121 @@
       <w:pPr>
         <w:pStyle w:val="TOC1"/>
         <w:rPr>
-          <w:noProof/>
+          <w:b w:val="0"/>
+          <w:bCs w:val="0"/>
           <w:kern w:val="2"/>
-          <w:sz w:val="22"/>
-          <w:szCs w:val="22"/>
+          <w:sz w:val="24"/>
+          <w:szCs w:val="24"/>
           <w14:ligatures w14:val="standardContextual"/>
         </w:rPr>
       </w:pPr>
-      <w:hyperlink w:anchor="_Toc225167626" w:history="1">
+      <w:hyperlink w:anchor="_Toc225170144" w:history="1">
         <w:r>
           <w:rPr>
             <w:rStyle w:val="Hyperlink"/>
-            <w:noProof/>
-            <w:sz w:val="22"/>
-            <w:szCs w:val="22"/>
           </w:rPr>
           <w:t>Conclusion</w:t>
         </w:r>
         <w:r>
           <w:rPr>
-            <w:noProof/>
-            <w:webHidden/>
-            <w:sz w:val="22"/>
-            <w:szCs w:val="22"/>
+            <w:webHidden/>
           </w:rPr>
           <w:tab/>
         </w:r>
         <w:r>
           <w:rPr>
-            <w:noProof/>
-            <w:webHidden/>
-            <w:sz w:val="22"/>
-            <w:szCs w:val="22"/>
+            <w:webHidden/>
           </w:rPr>
           <w:fldChar w:fldCharType="begin"/>
         </w:r>
         <w:r>
           <w:rPr>
-            <w:noProof/>
-            <w:webHidden/>
-            <w:sz w:val="22"/>
-            <w:szCs w:val="22"/>
-          </w:rPr>
-          <w:instrText xml:space="preserve"> PAGEREF _Toc225167626 \h </w:instrText>
-        </w:r>
-        <w:r>
-          <w:rPr>
-            <w:noProof/>
-            <w:webHidden/>
-            <w:sz w:val="22"/>
-            <w:szCs w:val="22"/>
-          </w:rPr>
-        </w:r>
-        <w:r>
-          <w:rPr>
-            <w:noProof/>
-            <w:webHidden/>
-            <w:sz w:val="22"/>
-            <w:szCs w:val="22"/>
+            <w:webHidden/>
+          </w:rPr>
+          <w:instrText xml:space="preserve"> PAGEREF _Toc225170144 \h </w:instrText>
+        </w:r>
+        <w:r>
+          <w:rPr>
+            <w:webHidden/>
+          </w:rPr>
+        </w:r>
+        <w:r>
+          <w:rPr>
+            <w:webHidden/>
           </w:rPr>
           <w:fldChar w:fldCharType="separate"/>
         </w:r>
         <w:r>
           <w:rPr>
-            <w:noProof/>
-            <w:webHidden/>
-            <w:sz w:val="22"/>
-            <w:szCs w:val="22"/>
+            <w:webHidden/>
           </w:rPr>
           <w:t>13</w:t>
         </w:r>
         <w:r>
           <w:rPr>
-            <w:noProof/>
-            <w:webHidden/>
-            <w:sz w:val="22"/>
-            <w:szCs w:val="22"/>
+            <w:webHidden/>
+          </w:rPr>
+          <w:fldChar w:fldCharType="end"/>
+        </w:r>
+      </w:hyperlink>
+    </w:p>
+    <w:p>
+      <w:pPr>
+        <w:pStyle w:val="TOC1"/>
+        <w:rPr>
+          <w:b w:val="0"/>
+          <w:bCs w:val="0"/>
+          <w:kern w:val="2"/>
+          <w:sz w:val="24"/>
+          <w:szCs w:val="24"/>
+          <w14:ligatures w14:val="standardContextual"/>
+        </w:rPr>
+      </w:pPr>
+      <w:hyperlink w:anchor="_Toc225170145" w:history="1">
+        <w:r>
+          <w:rPr>
+            <w:rStyle w:val="Hyperlink"/>
+          </w:rPr>
+          <w:t>Appendix</w:t>
+        </w:r>
+        <w:r>
+          <w:rPr>
+            <w:webHidden/>
+          </w:rPr>
+          <w:tab/>
+        </w:r>
+        <w:r>
+          <w:rPr>
+            <w:webHidden/>
+          </w:rPr>
+          <w:fldChar w:fldCharType="begin"/>
+        </w:r>
+        <w:r>
+          <w:rPr>
+            <w:webHidden/>
+          </w:rPr>
+          <w:instrText xml:space="preserve"> PAGEREF _Toc225170145 \h </w:instrText>
+        </w:r>
+        <w:r>
+          <w:rPr>
+            <w:webHidden/>
+          </w:rPr>
+        </w:r>
+        <w:r>
+          <w:rPr>
+            <w:webHidden/>
+          </w:rPr>
+          <w:fldChar w:fldCharType="separate"/>
+        </w:r>
+        <w:r>
+          <w:rPr>
+            <w:webHidden/>
+          </w:rPr>
+          <w:t>14</w:t>
+        </w:r>
+        <w:r>
+          <w:rPr>
+            <w:webHidden/>
           </w:rPr>
           <w:fldChar w:fldCharType="end"/>
         </w:r>
@@ -1959,6 +1569,8 @@
         </w:rPr>
         <w:fldChar w:fldCharType="end"/>
       </w:r>
+      <w:bookmarkStart w:id="0" w:name="_Toc225164330"/>
+      <w:bookmarkStart w:id="1" w:name="_Toc225164517"/>
     </w:p>
     <w:p>
       <w:pPr>
@@ -1989,9 +1601,7 @@
           <w:color w:val="auto"/>
         </w:rPr>
       </w:pPr>
-      <w:bookmarkStart w:id="0" w:name="_Toc225164330"/>
-      <w:bookmarkStart w:id="1" w:name="_Toc225164517"/>
-      <w:bookmarkStart w:id="2" w:name="_Toc225167607"/>
+      <w:bookmarkStart w:id="2" w:name="_Toc225170125"/>
       <w:r>
         <w:rPr>
           <w:b/>
@@ -2070,10 +1680,18 @@
         <w:t>s</w:t>
       </w:r>
       <w:r>
-        <w:t xml:space="preserve"> are most important in predicting dry eye disease. Random Forest is a machine learning</w:t>
-      </w:r>
-      <w:r>
-        <w:t xml:space="preserve"> method that builds multiple decision trees and combines their results to improve prediction accuracy and reduce overfitting. By examining the dataset and interpreting the model result, this project demonstrates how data analysis and machine learning can provide insight into medical conditions and help identify </w:t>
+        <w:t xml:space="preserve"> are most important in predicting dry eye disease. </w:t>
+      </w:r>
+      <w:bookmarkStart w:id="3" w:name="_Int_ST5Ymd5b"/>
+      <w:r>
+        <w:t>Random Forest is a machine learning</w:t>
+      </w:r>
+      <w:r>
+        <w:t xml:space="preserve"> method that builds multiple decision trees and combines their results to improve prediction accuracy and reduce overfitting.</w:t>
+      </w:r>
+      <w:bookmarkEnd w:id="3"/>
+      <w:r>
+        <w:t xml:space="preserve"> By examining the dataset and interpreting the model result, this project demonstrates how data analysis and machine learning can provide insight into medical conditions and help identify </w:t>
       </w:r>
       <w:r>
         <w:t>individuals who may be at greater risk for developing dry eye disease.</w:t>
@@ -2089,9 +1707,9 @@
           <w:color w:val="auto"/>
         </w:rPr>
       </w:pPr>
-      <w:bookmarkStart w:id="3" w:name="_Toc225164331"/>
-      <w:bookmarkStart w:id="4" w:name="_Toc225164518"/>
-      <w:bookmarkStart w:id="5" w:name="_Toc225167608"/>
+      <w:bookmarkStart w:id="4" w:name="_Toc225164331"/>
+      <w:bookmarkStart w:id="5" w:name="_Toc225164518"/>
+      <w:bookmarkStart w:id="6" w:name="_Toc225170126"/>
       <w:r>
         <w:rPr>
           <w:b/>
@@ -2100,9 +1718,9 @@
         </w:rPr>
         <w:t>Public Health Impact</w:t>
       </w:r>
-      <w:bookmarkEnd w:id="3"/>
       <w:bookmarkEnd w:id="4"/>
       <w:bookmarkEnd w:id="5"/>
+      <w:bookmarkEnd w:id="6"/>
       <w:r>
         <w:rPr>
           <w:b/>
@@ -2179,9 +1797,9 @@
           <w:color w:val="auto"/>
         </w:rPr>
       </w:pPr>
-      <w:bookmarkStart w:id="6" w:name="_Toc225164332"/>
-      <w:bookmarkStart w:id="7" w:name="_Toc225164519"/>
-      <w:bookmarkStart w:id="8" w:name="_Toc225167609"/>
+      <w:bookmarkStart w:id="7" w:name="_Toc225164332"/>
+      <w:bookmarkStart w:id="8" w:name="_Toc225164519"/>
+      <w:bookmarkStart w:id="9" w:name="_Toc225170127"/>
       <w:r>
         <w:rPr>
           <w:b/>
@@ -2199,9 +1817,9 @@
         </w:rPr>
         <w:t>Analysis &amp; Computation</w:t>
       </w:r>
-      <w:bookmarkEnd w:id="6"/>
       <w:bookmarkEnd w:id="7"/>
       <w:bookmarkEnd w:id="8"/>
+      <w:bookmarkEnd w:id="9"/>
     </w:p>
     <w:p>
       <w:pPr>
@@ -2268,19 +1886,28 @@
     </w:p>
     <w:p>
       <w:pPr>
-        <w:pStyle w:val="Heading2"/>
+        <w:pStyle w:val="Heading3"/>
         <w:spacing w:line="480" w:lineRule="auto"/>
-      </w:pPr>
-      <w:bookmarkStart w:id="9" w:name="_Toc225164333"/>
-      <w:bookmarkStart w:id="10" w:name="_Toc225164520"/>
-      <w:bookmarkStart w:id="11" w:name="_Toc225167610"/>
-      <w:r>
+        <w:rPr>
+          <w:color w:val="auto"/>
+        </w:rPr>
+      </w:pPr>
+      <w:bookmarkStart w:id="10" w:name="_Toc225164333"/>
+      <w:bookmarkStart w:id="11" w:name="_Toc225164520"/>
+      <w:bookmarkStart w:id="12" w:name="_Toc225170128"/>
+      <w:r>
+        <w:rPr>
+          <w:color w:val="auto"/>
+        </w:rPr>
         <w:t>Data Profiling</w:t>
       </w:r>
-      <w:bookmarkEnd w:id="9"/>
       <w:bookmarkEnd w:id="10"/>
       <w:bookmarkEnd w:id="11"/>
-      <w:r>
+      <w:bookmarkEnd w:id="12"/>
+      <w:r>
+        <w:rPr>
+          <w:color w:val="auto"/>
+        </w:rPr>
         <w:t xml:space="preserve"> </w:t>
       </w:r>
     </w:p>
@@ -2307,18 +1934,24 @@
     </w:p>
     <w:p>
       <w:pPr>
-        <w:pStyle w:val="Heading2"/>
-        <w:spacing w:line="480" w:lineRule="auto"/>
-      </w:pPr>
-      <w:bookmarkStart w:id="12" w:name="_Toc225164334"/>
-      <w:bookmarkStart w:id="13" w:name="_Toc225164521"/>
-      <w:bookmarkStart w:id="14" w:name="_Toc225167611"/>
-      <w:r>
+        <w:pStyle w:val="Heading3"/>
+        <w:spacing w:line="360" w:lineRule="auto"/>
+        <w:rPr>
+          <w:color w:val="auto"/>
+        </w:rPr>
+      </w:pPr>
+      <w:bookmarkStart w:id="13" w:name="_Toc225164334"/>
+      <w:bookmarkStart w:id="14" w:name="_Toc225164521"/>
+      <w:bookmarkStart w:id="15" w:name="_Toc225170129"/>
+      <w:r>
+        <w:rPr>
+          <w:color w:val="auto"/>
+        </w:rPr>
         <w:t>Observations &amp; Data Wrangling</w:t>
       </w:r>
-      <w:bookmarkEnd w:id="12"/>
       <w:bookmarkEnd w:id="13"/>
       <w:bookmarkEnd w:id="14"/>
+      <w:bookmarkEnd w:id="15"/>
     </w:p>
     <w:p>
       <w:pPr>
@@ -2384,17 +2017,24 @@
     </w:p>
     <w:p>
       <w:pPr>
-        <w:pStyle w:val="Heading2"/>
-      </w:pPr>
-      <w:bookmarkStart w:id="15" w:name="_Toc225164335"/>
-      <w:bookmarkStart w:id="16" w:name="_Toc225164522"/>
-      <w:bookmarkStart w:id="17" w:name="_Toc225167612"/>
-      <w:r>
+        <w:pStyle w:val="Heading3"/>
+        <w:spacing w:line="480" w:lineRule="auto"/>
+        <w:rPr>
+          <w:color w:val="auto"/>
+        </w:rPr>
+      </w:pPr>
+      <w:bookmarkStart w:id="16" w:name="_Toc225164335"/>
+      <w:bookmarkStart w:id="17" w:name="_Toc225164522"/>
+      <w:bookmarkStart w:id="18" w:name="_Toc225170130"/>
+      <w:r>
+        <w:rPr>
+          <w:color w:val="auto"/>
+        </w:rPr>
         <w:t>Data Table Schema</w:t>
       </w:r>
-      <w:bookmarkEnd w:id="15"/>
       <w:bookmarkEnd w:id="16"/>
       <w:bookmarkEnd w:id="17"/>
+      <w:bookmarkEnd w:id="18"/>
     </w:p>
     <w:tbl>
       <w:tblPr>
@@ -2412,16 +2052,20 @@
         <w:tc>
           <w:tcPr>
             <w:tcW w:w="2520" w:type="dxa"/>
-          </w:tcPr>
-          <w:p>
-            <w:pPr>
-              <w:rPr>
-                <w:rFonts w:ascii="Avenir Next LT Pro" w:hAnsi="Avenir Next LT Pro"/>
-              </w:rPr>
-            </w:pPr>
-            <w:r>
-              <w:rPr>
-                <w:rFonts w:ascii="Avenir Next LT Pro" w:hAnsi="Avenir Next LT Pro"/>
+            <w:shd w:val="clear" w:color="auto" w:fill="000000" w:themeFill="text1"/>
+          </w:tcPr>
+          <w:p>
+            <w:pPr>
+              <w:jc w:val="center"/>
+              <w:rPr>
+                <w:rFonts w:ascii="Avenir Next LT Pro" w:hAnsi="Avenir Next LT Pro"/>
+                <w:color w:val="FFFFFF" w:themeColor="background1"/>
+              </w:rPr>
+            </w:pPr>
+            <w:r>
+              <w:rPr>
+                <w:rFonts w:ascii="Avenir Next LT Pro" w:hAnsi="Avenir Next LT Pro"/>
+                <w:color w:val="FFFFFF" w:themeColor="background1"/>
               </w:rPr>
               <w:t>Field</w:t>
             </w:r>
@@ -2430,16 +2074,20 @@
         <w:tc>
           <w:tcPr>
             <w:tcW w:w="2026" w:type="dxa"/>
-          </w:tcPr>
-          <w:p>
-            <w:pPr>
-              <w:rPr>
-                <w:rFonts w:ascii="Avenir Next LT Pro" w:hAnsi="Avenir Next LT Pro"/>
-              </w:rPr>
-            </w:pPr>
-            <w:r>
-              <w:rPr>
-                <w:rFonts w:ascii="Avenir Next LT Pro" w:hAnsi="Avenir Next LT Pro"/>
+            <w:shd w:val="clear" w:color="auto" w:fill="000000" w:themeFill="text1"/>
+          </w:tcPr>
+          <w:p>
+            <w:pPr>
+              <w:jc w:val="center"/>
+              <w:rPr>
+                <w:rFonts w:ascii="Avenir Next LT Pro" w:hAnsi="Avenir Next LT Pro"/>
+                <w:color w:val="FFFFFF" w:themeColor="background1"/>
+              </w:rPr>
+            </w:pPr>
+            <w:r>
+              <w:rPr>
+                <w:rFonts w:ascii="Avenir Next LT Pro" w:hAnsi="Avenir Next LT Pro"/>
+                <w:color w:val="FFFFFF" w:themeColor="background1"/>
               </w:rPr>
               <w:t>Type</w:t>
             </w:r>
@@ -2448,16 +2096,20 @@
         <w:tc>
           <w:tcPr>
             <w:tcW w:w="6210" w:type="dxa"/>
-          </w:tcPr>
-          <w:p>
-            <w:pPr>
-              <w:rPr>
-                <w:rFonts w:ascii="Avenir Next LT Pro" w:hAnsi="Avenir Next LT Pro"/>
-              </w:rPr>
-            </w:pPr>
-            <w:r>
-              <w:rPr>
-                <w:rFonts w:ascii="Avenir Next LT Pro" w:hAnsi="Avenir Next LT Pro"/>
+            <w:shd w:val="clear" w:color="auto" w:fill="000000" w:themeFill="text1"/>
+          </w:tcPr>
+          <w:p>
+            <w:pPr>
+              <w:jc w:val="center"/>
+              <w:rPr>
+                <w:rFonts w:ascii="Avenir Next LT Pro" w:hAnsi="Avenir Next LT Pro"/>
+                <w:color w:val="FFFFFF" w:themeColor="background1"/>
+              </w:rPr>
+            </w:pPr>
+            <w:r>
+              <w:rPr>
+                <w:rFonts w:ascii="Avenir Next LT Pro" w:hAnsi="Avenir Next LT Pro"/>
+                <w:color w:val="FFFFFF" w:themeColor="background1"/>
               </w:rPr>
               <w:t>Description</w:t>
             </w:r>
@@ -2465,9 +2117,13 @@
         </w:tc>
       </w:tr>
       <w:tr>
+        <w:trPr>
+          <w:trHeight w:val="47"/>
+        </w:trPr>
         <w:tc>
           <w:tcPr>
             <w:tcW w:w="2520" w:type="dxa"/>
+            <w:shd w:val="clear" w:color="auto" w:fill="F2F2F2" w:themeFill="background1" w:themeFillShade="F2"/>
           </w:tcPr>
           <w:p>
             <w:pPr>
@@ -2521,9 +2177,13 @@
         </w:tc>
       </w:tr>
       <w:tr>
+        <w:trPr>
+          <w:trHeight w:val="47"/>
+        </w:trPr>
         <w:tc>
           <w:tcPr>
             <w:tcW w:w="2520" w:type="dxa"/>
+            <w:shd w:val="clear" w:color="auto" w:fill="F2F2F2" w:themeFill="background1" w:themeFillShade="F2"/>
           </w:tcPr>
           <w:p>
             <w:pPr>
@@ -2580,6 +2240,7 @@
         <w:tc>
           <w:tcPr>
             <w:tcW w:w="2520" w:type="dxa"/>
+            <w:shd w:val="clear" w:color="auto" w:fill="F2F2F2" w:themeFill="background1" w:themeFillShade="F2"/>
           </w:tcPr>
           <w:p>
             <w:pPr>
@@ -2636,6 +2297,7 @@
         <w:tc>
           <w:tcPr>
             <w:tcW w:w="2520" w:type="dxa"/>
+            <w:shd w:val="clear" w:color="auto" w:fill="F2F2F2" w:themeFill="background1" w:themeFillShade="F2"/>
           </w:tcPr>
           <w:p>
             <w:pPr>
@@ -2692,6 +2354,7 @@
         <w:tc>
           <w:tcPr>
             <w:tcW w:w="2520" w:type="dxa"/>
+            <w:shd w:val="clear" w:color="auto" w:fill="F2F2F2" w:themeFill="background1" w:themeFillShade="F2"/>
           </w:tcPr>
           <w:p>
             <w:pPr>
@@ -2748,6 +2411,7 @@
         <w:tc>
           <w:tcPr>
             <w:tcW w:w="2520" w:type="dxa"/>
+            <w:shd w:val="clear" w:color="auto" w:fill="F2F2F2" w:themeFill="background1" w:themeFillShade="F2"/>
           </w:tcPr>
           <w:p>
             <w:pPr>
@@ -2804,6 +2468,7 @@
         <w:tc>
           <w:tcPr>
             <w:tcW w:w="2520" w:type="dxa"/>
+            <w:shd w:val="clear" w:color="auto" w:fill="F2F2F2" w:themeFill="background1" w:themeFillShade="F2"/>
           </w:tcPr>
           <w:p>
             <w:pPr>
@@ -2860,6 +2525,7 @@
         <w:tc>
           <w:tcPr>
             <w:tcW w:w="2520" w:type="dxa"/>
+            <w:shd w:val="clear" w:color="auto" w:fill="F2F2F2" w:themeFill="background1" w:themeFillShade="F2"/>
           </w:tcPr>
           <w:p>
             <w:pPr>
@@ -2916,6 +2582,7 @@
         <w:tc>
           <w:tcPr>
             <w:tcW w:w="2520" w:type="dxa"/>
+            <w:shd w:val="clear" w:color="auto" w:fill="F2F2F2" w:themeFill="background1" w:themeFillShade="F2"/>
           </w:tcPr>
           <w:p>
             <w:pPr>
@@ -2972,6 +2639,7 @@
         <w:tc>
           <w:tcPr>
             <w:tcW w:w="2520" w:type="dxa"/>
+            <w:shd w:val="clear" w:color="auto" w:fill="F2F2F2" w:themeFill="background1" w:themeFillShade="F2"/>
           </w:tcPr>
           <w:p>
             <w:pPr>
@@ -3028,6 +2696,7 @@
         <w:tc>
           <w:tcPr>
             <w:tcW w:w="2520" w:type="dxa"/>
+            <w:shd w:val="clear" w:color="auto" w:fill="F2F2F2" w:themeFill="background1" w:themeFillShade="F2"/>
           </w:tcPr>
           <w:p>
             <w:pPr>
@@ -3084,6 +2753,7 @@
         <w:tc>
           <w:tcPr>
             <w:tcW w:w="2520" w:type="dxa"/>
+            <w:shd w:val="clear" w:color="auto" w:fill="F2F2F2" w:themeFill="background1" w:themeFillShade="F2"/>
           </w:tcPr>
           <w:p>
             <w:pPr>
@@ -3140,6 +2810,7 @@
         <w:tc>
           <w:tcPr>
             <w:tcW w:w="2520" w:type="dxa"/>
+            <w:shd w:val="clear" w:color="auto" w:fill="F2F2F2" w:themeFill="background1" w:themeFillShade="F2"/>
           </w:tcPr>
           <w:p>
             <w:pPr>
@@ -3203,6 +2874,7 @@
         <w:tc>
           <w:tcPr>
             <w:tcW w:w="2520" w:type="dxa"/>
+            <w:shd w:val="clear" w:color="auto" w:fill="F2F2F2" w:themeFill="background1" w:themeFillShade="F2"/>
           </w:tcPr>
           <w:p>
             <w:pPr>
@@ -3259,6 +2931,7 @@
         <w:tc>
           <w:tcPr>
             <w:tcW w:w="2520" w:type="dxa"/>
+            <w:shd w:val="clear" w:color="auto" w:fill="F2F2F2" w:themeFill="background1" w:themeFillShade="F2"/>
           </w:tcPr>
           <w:p>
             <w:pPr>
@@ -3315,6 +2988,7 @@
         <w:tc>
           <w:tcPr>
             <w:tcW w:w="2520" w:type="dxa"/>
+            <w:shd w:val="clear" w:color="auto" w:fill="F2F2F2" w:themeFill="background1" w:themeFillShade="F2"/>
           </w:tcPr>
           <w:p>
             <w:pPr>
@@ -3371,6 +3045,7 @@
         <w:tc>
           <w:tcPr>
             <w:tcW w:w="2520" w:type="dxa"/>
+            <w:shd w:val="clear" w:color="auto" w:fill="F2F2F2" w:themeFill="background1" w:themeFillShade="F2"/>
           </w:tcPr>
           <w:p>
             <w:pPr>
@@ -3433,6 +3108,7 @@
         <w:tc>
           <w:tcPr>
             <w:tcW w:w="2520" w:type="dxa"/>
+            <w:shd w:val="clear" w:color="auto" w:fill="F2F2F2" w:themeFill="background1" w:themeFillShade="F2"/>
           </w:tcPr>
           <w:p>
             <w:pPr>
@@ -3489,6 +3165,7 @@
         <w:tc>
           <w:tcPr>
             <w:tcW w:w="2520" w:type="dxa"/>
+            <w:shd w:val="clear" w:color="auto" w:fill="F2F2F2" w:themeFill="background1" w:themeFillShade="F2"/>
           </w:tcPr>
           <w:p>
             <w:pPr>
@@ -3551,6 +3228,7 @@
         <w:tc>
           <w:tcPr>
             <w:tcW w:w="2520" w:type="dxa"/>
+            <w:shd w:val="clear" w:color="auto" w:fill="F2F2F2" w:themeFill="background1" w:themeFillShade="F2"/>
           </w:tcPr>
           <w:p>
             <w:pPr>
@@ -3613,6 +3291,7 @@
         <w:tc>
           <w:tcPr>
             <w:tcW w:w="2520" w:type="dxa"/>
+            <w:shd w:val="clear" w:color="auto" w:fill="F2F2F2" w:themeFill="background1" w:themeFillShade="F2"/>
           </w:tcPr>
           <w:p>
             <w:pPr>
@@ -3681,6 +3360,7 @@
         <w:tc>
           <w:tcPr>
             <w:tcW w:w="2520" w:type="dxa"/>
+            <w:shd w:val="clear" w:color="auto" w:fill="F2F2F2" w:themeFill="background1" w:themeFillShade="F2"/>
           </w:tcPr>
           <w:p>
             <w:pPr>
@@ -3737,6 +3417,7 @@
         <w:tc>
           <w:tcPr>
             <w:tcW w:w="2520" w:type="dxa"/>
+            <w:shd w:val="clear" w:color="auto" w:fill="F2F2F2" w:themeFill="background1" w:themeFillShade="F2"/>
           </w:tcPr>
           <w:p>
             <w:pPr>
@@ -3799,6 +3480,7 @@
         <w:tc>
           <w:tcPr>
             <w:tcW w:w="2520" w:type="dxa"/>
+            <w:shd w:val="clear" w:color="auto" w:fill="F2F2F2" w:themeFill="background1" w:themeFillShade="F2"/>
           </w:tcPr>
           <w:p>
             <w:pPr>
@@ -3855,6 +3537,7 @@
         <w:tc>
           <w:tcPr>
             <w:tcW w:w="2520" w:type="dxa"/>
+            <w:shd w:val="clear" w:color="auto" w:fill="F2F2F2" w:themeFill="background1" w:themeFillShade="F2"/>
           </w:tcPr>
           <w:p>
             <w:pPr>
@@ -3911,6 +3594,7 @@
         <w:tc>
           <w:tcPr>
             <w:tcW w:w="2520" w:type="dxa"/>
+            <w:shd w:val="clear" w:color="auto" w:fill="F2F2F2" w:themeFill="background1" w:themeFillShade="F2"/>
           </w:tcPr>
           <w:p>
             <w:pPr>
@@ -3967,6 +3651,7 @@
         <w:tc>
           <w:tcPr>
             <w:tcW w:w="2520" w:type="dxa"/>
+            <w:shd w:val="clear" w:color="auto" w:fill="F2F2F2" w:themeFill="background1" w:themeFillShade="F2"/>
           </w:tcPr>
           <w:p>
             <w:pPr>
@@ -4037,9 +3722,9 @@
           <w:color w:val="auto"/>
         </w:rPr>
       </w:pPr>
-      <w:bookmarkStart w:id="18" w:name="_Toc225164336"/>
-      <w:bookmarkStart w:id="19" w:name="_Toc225164523"/>
-      <w:bookmarkStart w:id="20" w:name="_Toc225167613"/>
+      <w:bookmarkStart w:id="19" w:name="_Toc225164336"/>
+      <w:bookmarkStart w:id="20" w:name="_Toc225164523"/>
+      <w:bookmarkStart w:id="21" w:name="_Toc225170131"/>
       <w:r>
         <w:rPr>
           <w:b/>
@@ -4048,9 +3733,9 @@
         </w:rPr>
         <w:t>Approach</w:t>
       </w:r>
-      <w:bookmarkEnd w:id="18"/>
       <w:bookmarkEnd w:id="19"/>
       <w:bookmarkEnd w:id="20"/>
+      <w:bookmarkEnd w:id="21"/>
     </w:p>
     <w:p>
       <w:pPr>
@@ -4076,9 +3761,9 @@
           <w:color w:val="auto"/>
         </w:rPr>
       </w:pPr>
-      <w:bookmarkStart w:id="21" w:name="_Toc225164337"/>
-      <w:bookmarkStart w:id="22" w:name="_Toc225164524"/>
-      <w:bookmarkStart w:id="23" w:name="_Toc225167614"/>
+      <w:bookmarkStart w:id="22" w:name="_Toc225164337"/>
+      <w:bookmarkStart w:id="23" w:name="_Toc225164524"/>
+      <w:bookmarkStart w:id="24" w:name="_Toc225170132"/>
       <w:r>
         <w:rPr>
           <w:b/>
@@ -4095,9 +3780,9 @@
         </w:rPr>
         <w:t>s</w:t>
       </w:r>
-      <w:bookmarkEnd w:id="21"/>
       <w:bookmarkEnd w:id="22"/>
       <w:bookmarkEnd w:id="23"/>
+      <w:bookmarkEnd w:id="24"/>
     </w:p>
     <w:p>
       <w:pPr>
@@ -4119,76 +3804,56 @@
     <w:p>
       <w:pPr>
         <w:pStyle w:val="Heading1"/>
-        <w:rPr>
-          <w:color w:val="auto"/>
-        </w:rPr>
-      </w:pPr>
-      <w:bookmarkStart w:id="24" w:name="_Toc225164338"/>
-      <w:bookmarkStart w:id="25" w:name="_Toc225164525"/>
-      <w:bookmarkStart w:id="26" w:name="_Toc225167615"/>
-      <w:r>
         <w:rPr>
           <w:b/>
           <w:bCs/>
           <w:color w:val="auto"/>
         </w:rPr>
-        <w:lastRenderedPageBreak/>
-        <w:t>Exploratory Data Analysis: Dry Eye Disease Prevalence</w:t>
-      </w:r>
-      <w:bookmarkStart w:id="27" w:name="_Toc225164339"/>
-      <w:bookmarkStart w:id="28" w:name="_Toc225164526"/>
-      <w:bookmarkEnd w:id="24"/>
-      <w:bookmarkEnd w:id="25"/>
-      <w:bookmarkEnd w:id="26"/>
-    </w:p>
-    <w:p>
-      <w:pPr>
-        <w:pStyle w:val="Heading1"/>
-        <w:spacing w:line="480" w:lineRule="auto"/>
+      </w:pPr>
+      <w:bookmarkStart w:id="25" w:name="_Toc225164338"/>
+      <w:bookmarkStart w:id="26" w:name="_Toc225164525"/>
+      <w:bookmarkStart w:id="27" w:name="_Toc225170133"/>
+      <w:r>
         <w:rPr>
           <w:b/>
           <w:bCs/>
           <w:color w:val="auto"/>
-          <w:sz w:val="24"/>
-          <w:szCs w:val="24"/>
-        </w:rPr>
-      </w:pPr>
-      <w:bookmarkStart w:id="29" w:name="_Toc225167616"/>
-      <w:r>
-        <w:rPr>
-          <w:color w:val="auto"/>
-          <w:sz w:val="24"/>
-          <w:szCs w:val="24"/>
-        </w:rPr>
+        </w:rPr>
+        <w:lastRenderedPageBreak/>
+        <w:t>Exploratory Data Analysis: Dry Eye Disease Prevalence</w:t>
+      </w:r>
+      <w:bookmarkStart w:id="28" w:name="_Toc225164339"/>
+      <w:bookmarkStart w:id="29" w:name="_Toc225164526"/>
+      <w:bookmarkEnd w:id="25"/>
+      <w:bookmarkEnd w:id="26"/>
+      <w:bookmarkEnd w:id="27"/>
+    </w:p>
+    <w:p/>
+    <w:p>
+      <w:pPr>
+        <w:pStyle w:val="Heading3"/>
+        <w:spacing w:line="480" w:lineRule="auto"/>
+        <w:rPr>
+          <w:b/>
+          <w:bCs/>
+        </w:rPr>
+      </w:pPr>
+      <w:bookmarkStart w:id="30" w:name="_Toc225170134"/>
+      <w:r>
         <w:t>D</w:t>
       </w:r>
       <w:r>
-        <w:rPr>
-          <w:color w:val="auto"/>
-          <w:sz w:val="24"/>
-          <w:szCs w:val="24"/>
-        </w:rPr>
         <w:t xml:space="preserve">ED </w:t>
       </w:r>
       <w:r>
-        <w:rPr>
-          <w:color w:val="auto"/>
-          <w:sz w:val="24"/>
-          <w:szCs w:val="24"/>
-        </w:rPr>
         <w:t>Prevalence</w:t>
       </w:r>
       <w:r>
-        <w:rPr>
-          <w:color w:val="auto"/>
-          <w:sz w:val="24"/>
-          <w:szCs w:val="24"/>
-        </w:rPr>
         <w:t xml:space="preserve"> in the Sample Population</w:t>
       </w:r>
-      <w:bookmarkEnd w:id="27"/>
       <w:bookmarkEnd w:id="28"/>
       <w:bookmarkEnd w:id="29"/>
+      <w:bookmarkEnd w:id="30"/>
     </w:p>
     <w:p>
       <w:pPr>
@@ -4352,9 +4017,9 @@
           <w:color w:val="auto"/>
         </w:rPr>
       </w:pPr>
-      <w:bookmarkStart w:id="30" w:name="_Toc225164340"/>
-      <w:bookmarkStart w:id="31" w:name="_Toc225164527"/>
-      <w:bookmarkStart w:id="32" w:name="_Toc225167617"/>
+      <w:bookmarkStart w:id="31" w:name="_Toc225164340"/>
+      <w:bookmarkStart w:id="32" w:name="_Toc225164527"/>
+      <w:bookmarkStart w:id="33" w:name="_Toc225170135"/>
       <w:r>
         <w:rPr>
           <w:color w:val="auto"/>
@@ -4374,9 +4039,9 @@
         </w:rPr>
         <w:t>Age Group</w:t>
       </w:r>
-      <w:bookmarkEnd w:id="30"/>
       <w:bookmarkEnd w:id="31"/>
       <w:bookmarkEnd w:id="32"/>
+      <w:bookmarkEnd w:id="33"/>
     </w:p>
     <w:p>
       <w:pPr>
@@ -4388,13 +4053,13 @@
           <w:noProof/>
         </w:rPr>
         <w:drawing>
-          <wp:anchor distT="0" distB="0" distL="114300" distR="114300" simplePos="0" relativeHeight="251659264" behindDoc="1" locked="0" layoutInCell="1" allowOverlap="1" wp14:anchorId="7A92FE94" wp14:editId="67BF36AA">
+          <wp:anchor distT="0" distB="0" distL="114300" distR="114300" simplePos="0" relativeHeight="251659264" behindDoc="1" locked="0" layoutInCell="1" allowOverlap="1" wp14:anchorId="7A92FE94" wp14:editId="24F8A54D">
             <wp:simplePos x="0" y="0"/>
             <wp:positionH relativeFrom="margin">
               <wp:align>center</wp:align>
             </wp:positionH>
             <wp:positionV relativeFrom="paragraph">
-              <wp:posOffset>1808598</wp:posOffset>
+              <wp:posOffset>2133600</wp:posOffset>
             </wp:positionV>
             <wp:extent cx="6165533" cy="4114800"/>
             <wp:effectExtent l="0" t="0" r="6985" b="0"/>
@@ -4453,7 +4118,7 @@
         </w:drawing>
       </w:r>
       <w:r>
-        <w:t>Across all screen time ranges, Dry Eye Disease positive cases consistently outnumber negative ones, reinforcing the 65.2% overall diagnosis rate in the dataset. Among positive cases, the 3–6-hour group accounts for the highest count at 4,262 followed closely by the 8–10-hour group at 2,963. On the negative side, the same 3–6-hour range leads at 2374, suggesting this is simply the most populated screen time bracket rather than a lower risk window. Notably, the gap between positive and negative cases widens in the 8–10-hour range, where positive cases (2,963) nearly double the negative count (1,450), pointing to heavier screen usage as a contributing factor in Dry Eye Disease occurrence.</w:t>
+        <w:t xml:space="preserve">Dry Eye Disease varies across different age groups, with older individuals showing higher rates of the condition. The data indicates that individuals in the 36 to 45 age group have the highest proportion of Dry Eye Disease cases compared to younger groups. In contrast, those in the 18 to 26 age group show the lowest proportion, suggesting that younger individuals may be less affected. This pattern may be influenced by age related changes in tear production, increased exposure to environmental and lifestyle risk factors over time, and the cumulative effects of prolonged screen use. Although the differences are not large, the gradual increase across age groups suggests that age may contribute to the likelihood of developing Dry Eye Disease. </w:t>
       </w:r>
       <w:r>
         <w:br w:type="page"/>
@@ -4467,9 +4132,9 @@
           <w:color w:val="auto"/>
         </w:rPr>
       </w:pPr>
-      <w:bookmarkStart w:id="33" w:name="_Toc225164341"/>
-      <w:bookmarkStart w:id="34" w:name="_Toc225164528"/>
-      <w:bookmarkStart w:id="35" w:name="_Toc225167618"/>
+      <w:bookmarkStart w:id="34" w:name="_Toc225164341"/>
+      <w:bookmarkStart w:id="35" w:name="_Toc225164528"/>
+      <w:bookmarkStart w:id="36" w:name="_Toc225170136"/>
       <w:r>
         <w:rPr>
           <w:color w:val="auto"/>
@@ -4489,9 +4154,9 @@
         </w:rPr>
         <w:t>Rate by Daily Screen Time</w:t>
       </w:r>
-      <w:bookmarkEnd w:id="33"/>
       <w:bookmarkEnd w:id="34"/>
       <w:bookmarkEnd w:id="35"/>
+      <w:bookmarkEnd w:id="36"/>
     </w:p>
     <w:p>
       <w:pPr>
@@ -4499,29 +4164,36 @@
         <w:ind w:firstLine="720"/>
       </w:pPr>
       <w:r>
-        <w:t>Patients with 8-10 hours of daily screen time show the highest DED prevalence at 67.1</w:t>
-      </w:r>
-      <w:r>
-        <w:t>%,</w:t>
-      </w:r>
-      <w:r>
-        <w:t xml:space="preserve"> compared to 64.5% in the lowest usage group (0-3 hours). The data shows a clear upward trend as daily screen time increases so does DED risk, supporting the role of prolonged digital device use as a contributing factor to dry eye symptoms.</w:t>
-      </w:r>
-    </w:p>
-    <w:p>
-      <w:pPr>
-        <w:pStyle w:val="ListParagraph"/>
-        <w:ind w:left="1440"/>
-        <w:rPr>
-          <w:rFonts w:ascii="Avenir Next LT Pro" w:hAnsi="Avenir Next LT Pro"/>
-        </w:rPr>
-      </w:pPr>
-    </w:p>
-    <w:p>
-      <w:pPr>
-        <w:rPr>
-          <w:rFonts w:ascii="Avenir Next LT Pro" w:hAnsi="Avenir Next LT Pro"/>
-        </w:rPr>
+        <w:t>Across all screen time ranges, Dry Eye Disease positive cases consistently outnumber negative ones, reinforcing the 65.2% overall diagnosis rate in the dataset. Among positive cases, the 3–6-hour group accounts for the highest count at 4,262 followed closely by the 8–10-hour group at 2,963. On the negative side, the same 3–</w:t>
+      </w:r>
+      <w:r>
+        <w:t>6</w:t>
+      </w:r>
+      <w:r>
+        <w:t>-hour</w:t>
+      </w:r>
+      <w:r>
+        <w:t xml:space="preserve"> range leads at 2374, suggesting this is simply the most populated screen time bracket rather than a lower risk window. Notably, the gap between positive and negative cases widens in the 8–10-hour range, where positive cases (2,963) nearly double the negative count (1,450), pointing to heavier screen usage as a contributing factor in Dry Eye Disease occurrence.</w:t>
+      </w:r>
+      <w:r>
+        <w:t xml:space="preserve"> </w:t>
+      </w:r>
+    </w:p>
+    <w:p>
+      <w:pPr>
+        <w:spacing w:line="360" w:lineRule="auto"/>
+        <w:ind w:firstLine="720"/>
+      </w:pPr>
+      <w:r>
+        <w:t>Patients with 8 to 10 hours of daily screen time show the highest rate of Dry Eye Disease at 67.1%, based on 2,963 positive cases out of a total of 4,413 individuals in that group.</w:t>
+      </w:r>
+      <w:r>
+        <w:t xml:space="preserve"> The data shows a clear upward trend as daily screen time increases so does DED risk, supporting the role of prolonged digital device use as a contributing factor to dry eye symptoms.</w:t>
+      </w:r>
+    </w:p>
+    <w:p>
+      <w:pPr>
+        <w:spacing w:line="360" w:lineRule="auto"/>
       </w:pPr>
       <w:r>
         <w:rPr>
@@ -4624,13 +4296,14 @@
     <w:p>
       <w:pPr>
         <w:pStyle w:val="Heading3"/>
+        <w:spacing w:line="480" w:lineRule="auto"/>
         <w:rPr>
           <w:color w:val="auto"/>
         </w:rPr>
       </w:pPr>
-      <w:bookmarkStart w:id="36" w:name="_Toc225164342"/>
-      <w:bookmarkStart w:id="37" w:name="_Toc225164529"/>
-      <w:bookmarkStart w:id="38" w:name="_Toc225167619"/>
+      <w:bookmarkStart w:id="37" w:name="_Toc225164342"/>
+      <w:bookmarkStart w:id="38" w:name="_Toc225164529"/>
+      <w:bookmarkStart w:id="39" w:name="_Toc225170137"/>
       <w:r>
         <w:rPr>
           <w:color w:val="auto"/>
@@ -4638,17 +4311,9 @@
         <w:lastRenderedPageBreak/>
         <w:t>Prevalence by BMI Category</w:t>
       </w:r>
-      <w:bookmarkEnd w:id="36"/>
       <w:bookmarkEnd w:id="37"/>
       <w:bookmarkEnd w:id="38"/>
-    </w:p>
-    <w:p>
-      <w:pPr>
-        <w:pStyle w:val="ListParagraph"/>
-        <w:rPr>
-          <w:rFonts w:ascii="Avenir Next LT Pro" w:hAnsi="Avenir Next LT Pro"/>
-        </w:rPr>
-      </w:pPr>
+      <w:bookmarkEnd w:id="39"/>
     </w:p>
     <w:p>
       <w:pPr>
@@ -4748,13 +4413,14 @@
     <w:p>
       <w:pPr>
         <w:pStyle w:val="Heading3"/>
+        <w:spacing w:line="480" w:lineRule="auto"/>
         <w:rPr>
           <w:color w:val="auto"/>
         </w:rPr>
       </w:pPr>
-      <w:bookmarkStart w:id="39" w:name="_Toc225164343"/>
-      <w:bookmarkStart w:id="40" w:name="_Toc225164530"/>
-      <w:bookmarkStart w:id="41" w:name="_Toc225167620"/>
+      <w:bookmarkStart w:id="40" w:name="_Toc225164343"/>
+      <w:bookmarkStart w:id="41" w:name="_Toc225164530"/>
+      <w:bookmarkStart w:id="42" w:name="_Toc225170138"/>
       <w:r>
         <w:rPr>
           <w:color w:val="auto"/>
@@ -4762,17 +4428,9 @@
         <w:lastRenderedPageBreak/>
         <w:t>Prevalence by Stress Level</w:t>
       </w:r>
-      <w:bookmarkEnd w:id="39"/>
       <w:bookmarkEnd w:id="40"/>
       <w:bookmarkEnd w:id="41"/>
-    </w:p>
-    <w:p>
-      <w:pPr>
-        <w:pStyle w:val="ListParagraph"/>
-        <w:rPr>
-          <w:rFonts w:ascii="Avenir Next LT Pro" w:hAnsi="Avenir Next LT Pro"/>
-        </w:rPr>
-      </w:pPr>
+      <w:bookmarkEnd w:id="42"/>
     </w:p>
     <w:p>
       <w:pPr>
@@ -4892,6 +4550,7 @@
     <w:p>
       <w:pPr>
         <w:pStyle w:val="Heading1"/>
+        <w:spacing w:line="480" w:lineRule="auto"/>
         <w:rPr>
           <w:b/>
           <w:bCs/>
@@ -4901,9 +4560,9 @@
       <w:r>
         <w:br w:type="page"/>
       </w:r>
-      <w:bookmarkStart w:id="42" w:name="_Toc225164344"/>
-      <w:bookmarkStart w:id="43" w:name="_Toc225164531"/>
-      <w:bookmarkStart w:id="44" w:name="_Toc225167621"/>
+      <w:bookmarkStart w:id="43" w:name="_Toc225164344"/>
+      <w:bookmarkStart w:id="44" w:name="_Toc225164531"/>
+      <w:bookmarkStart w:id="45" w:name="_Toc225170139"/>
       <w:r>
         <w:rPr>
           <w:b/>
@@ -4921,25 +4580,31 @@
         </w:rPr>
         <w:t>Random Forest Model</w:t>
       </w:r>
-      <w:bookmarkEnd w:id="42"/>
       <w:bookmarkEnd w:id="43"/>
       <w:bookmarkEnd w:id="44"/>
-    </w:p>
-    <w:p>
-      <w:pPr>
-        <w:pStyle w:val="ListParagraph"/>
-      </w:pPr>
-    </w:p>
-    <w:p>
-      <w:pPr>
+      <w:bookmarkEnd w:id="45"/>
+    </w:p>
+    <w:p>
+      <w:pPr>
+        <w:spacing w:line="360" w:lineRule="auto"/>
         <w:ind w:firstLine="720"/>
       </w:pPr>
       <w:r>
         <w:t xml:space="preserve">A Random Forest classification model was implemented to predict the presence of Dry Eye Disease (DED) based on demographic, lifestyle, and physiological variables. Random Forest is an ensemble learning method that constructs multiple decision trees using random subsets of the data and features, then combines their predictions through majority voting. This approach improves predictive accuracy and reduces overfitting compared to a single decision tree. </w:t>
       </w:r>
-    </w:p>
-    <w:p>
-      <w:pPr>
+      <w:r>
+        <w:t xml:space="preserve">Additional details on the underlying methodology and implementation are provided in the </w:t>
+      </w:r>
+      <w:r>
+        <w:t>Appendix.</w:t>
+      </w:r>
+      <w:r>
+        <w:t xml:space="preserve"> </w:t>
+      </w:r>
+    </w:p>
+    <w:p>
+      <w:pPr>
+        <w:spacing w:line="360" w:lineRule="auto"/>
         <w:ind w:firstLine="720"/>
       </w:pPr>
       <w:r>
@@ -4956,9 +4621,9 @@
           <w:color w:val="auto"/>
         </w:rPr>
       </w:pPr>
-      <w:bookmarkStart w:id="45" w:name="_Toc225164345"/>
-      <w:bookmarkStart w:id="46" w:name="_Toc225164532"/>
-      <w:bookmarkStart w:id="47" w:name="_Toc225167622"/>
+      <w:bookmarkStart w:id="46" w:name="_Toc225164345"/>
+      <w:bookmarkStart w:id="47" w:name="_Toc225164532"/>
+      <w:bookmarkStart w:id="48" w:name="_Toc225170140"/>
       <w:r>
         <w:rPr>
           <w:b/>
@@ -4967,9 +4632,9 @@
         </w:rPr>
         <w:t>Model Performance</w:t>
       </w:r>
-      <w:bookmarkEnd w:id="45"/>
       <w:bookmarkEnd w:id="46"/>
       <w:bookmarkEnd w:id="47"/>
+      <w:bookmarkEnd w:id="48"/>
     </w:p>
     <w:p>
       <w:pPr>
@@ -5006,17 +4671,17 @@
         <w:tblLook w:val="04A0" w:firstRow="1" w:lastRow="0" w:firstColumn="1" w:lastColumn="0" w:noHBand="0" w:noVBand="1"/>
       </w:tblPr>
       <w:tblGrid>
-        <w:gridCol w:w="3512"/>
-        <w:gridCol w:w="2454"/>
-        <w:gridCol w:w="1986"/>
+        <w:gridCol w:w="3054"/>
+        <w:gridCol w:w="2134"/>
+        <w:gridCol w:w="1732"/>
       </w:tblGrid>
       <w:tr>
         <w:trPr>
-          <w:trHeight w:val="365"/>
+          <w:trHeight w:val="489"/>
         </w:trPr>
         <w:tc>
           <w:tcPr>
-            <w:tcW w:w="7952" w:type="dxa"/>
+            <w:tcW w:w="6920" w:type="dxa"/>
             <w:gridSpan w:val="3"/>
             <w:shd w:val="clear" w:color="auto" w:fill="000000" w:themeFill="text1"/>
           </w:tcPr>
@@ -5038,18 +4703,18 @@
       </w:tr>
       <w:tr>
         <w:trPr>
-          <w:trHeight w:val="379"/>
+          <w:trHeight w:val="507"/>
         </w:trPr>
         <w:tc>
           <w:tcPr>
-            <w:tcW w:w="3512" w:type="dxa"/>
+            <w:tcW w:w="3054" w:type="dxa"/>
             <w:shd w:val="clear" w:color="auto" w:fill="000000" w:themeFill="text1"/>
           </w:tcPr>
           <w:p/>
         </w:tc>
         <w:tc>
           <w:tcPr>
-            <w:tcW w:w="2454" w:type="dxa"/>
+            <w:tcW w:w="2134" w:type="dxa"/>
           </w:tcPr>
           <w:p>
             <w:r>
@@ -5059,7 +4724,7 @@
         </w:tc>
         <w:tc>
           <w:tcPr>
-            <w:tcW w:w="1986" w:type="dxa"/>
+            <w:tcW w:w="1730" w:type="dxa"/>
           </w:tcPr>
           <w:p>
             <w:r>
@@ -5070,12 +4735,12 @@
       </w:tr>
       <w:tr>
         <w:trPr>
-          <w:trHeight w:val="363"/>
+          <w:trHeight w:val="486"/>
         </w:trPr>
         <w:tc>
           <w:tcPr>
-            <w:tcW w:w="3512" w:type="dxa"/>
-            <w:shd w:val="clear" w:color="auto" w:fill="D9D9D9" w:themeFill="background1" w:themeFillShade="D9"/>
+            <w:tcW w:w="3054" w:type="dxa"/>
+            <w:shd w:val="clear" w:color="auto" w:fill="F2F2F2" w:themeFill="background1" w:themeFillShade="F2"/>
           </w:tcPr>
           <w:p>
             <w:r>
@@ -5085,7 +4750,7 @@
         </w:tc>
         <w:tc>
           <w:tcPr>
-            <w:tcW w:w="2454" w:type="dxa"/>
+            <w:tcW w:w="2134" w:type="dxa"/>
           </w:tcPr>
           <w:p>
             <w:r>
@@ -5095,7 +4760,7 @@
         </w:tc>
         <w:tc>
           <w:tcPr>
-            <w:tcW w:w="1986" w:type="dxa"/>
+            <w:tcW w:w="1730" w:type="dxa"/>
           </w:tcPr>
           <w:p>
             <w:r>
@@ -5106,12 +4771,12 @@
       </w:tr>
       <w:tr>
         <w:trPr>
-          <w:trHeight w:val="379"/>
+          <w:trHeight w:val="507"/>
         </w:trPr>
         <w:tc>
           <w:tcPr>
-            <w:tcW w:w="3512" w:type="dxa"/>
-            <w:shd w:val="clear" w:color="auto" w:fill="D9D9D9" w:themeFill="background1" w:themeFillShade="D9"/>
+            <w:tcW w:w="3054" w:type="dxa"/>
+            <w:shd w:val="clear" w:color="auto" w:fill="F2F2F2" w:themeFill="background1" w:themeFillShade="F2"/>
           </w:tcPr>
           <w:p>
             <w:r>
@@ -5121,7 +4786,7 @@
         </w:tc>
         <w:tc>
           <w:tcPr>
-            <w:tcW w:w="2454" w:type="dxa"/>
+            <w:tcW w:w="2134" w:type="dxa"/>
           </w:tcPr>
           <w:p>
             <w:r>
@@ -5131,7 +4796,7 @@
         </w:tc>
         <w:tc>
           <w:tcPr>
-            <w:tcW w:w="1986" w:type="dxa"/>
+            <w:tcW w:w="1730" w:type="dxa"/>
           </w:tcPr>
           <w:p>
             <w:r>
@@ -5185,9 +4850,9 @@
           <w:color w:val="auto"/>
         </w:rPr>
       </w:pPr>
-      <w:bookmarkStart w:id="48" w:name="_Toc225164346"/>
-      <w:bookmarkStart w:id="49" w:name="_Toc225164533"/>
-      <w:bookmarkStart w:id="50" w:name="_Toc225167623"/>
+      <w:bookmarkStart w:id="49" w:name="_Toc225164346"/>
+      <w:bookmarkStart w:id="50" w:name="_Toc225164533"/>
+      <w:bookmarkStart w:id="51" w:name="_Toc225170141"/>
       <w:r>
         <w:rPr>
           <w:b/>
@@ -5197,9 +4862,9 @@
         <w:lastRenderedPageBreak/>
         <w:t>Feature Importance Analysis</w:t>
       </w:r>
-      <w:bookmarkEnd w:id="48"/>
       <w:bookmarkEnd w:id="49"/>
       <w:bookmarkEnd w:id="50"/>
+      <w:bookmarkEnd w:id="51"/>
     </w:p>
     <w:p>
       <w:pPr>
@@ -5212,95 +4877,260 @@
         <w:t xml:space="preserve">Feature importance was extracted from the Random Forest model to identify which variable contributes most to predicting Dry Eye Disease. These values represent the relative influence of each feature, normalized as percentages. </w:t>
       </w:r>
     </w:p>
+    <w:tbl>
+      <w:tblPr>
+        <w:tblStyle w:val="TableGrid"/>
+        <w:tblpPr w:leftFromText="180" w:rightFromText="180" w:vertAnchor="text" w:horzAnchor="margin" w:tblpY="347"/>
+        <w:tblW w:w="0" w:type="auto"/>
+        <w:tblLook w:val="04A0" w:firstRow="1" w:lastRow="0" w:firstColumn="1" w:lastColumn="0" w:noHBand="0" w:noVBand="1"/>
+      </w:tblPr>
+      <w:tblGrid>
+        <w:gridCol w:w="4655"/>
+        <w:gridCol w:w="4318"/>
+      </w:tblGrid>
+      <w:tr>
+        <w:trPr>
+          <w:trHeight w:val="274"/>
+        </w:trPr>
+        <w:tc>
+          <w:tcPr>
+            <w:tcW w:w="4655" w:type="dxa"/>
+            <w:shd w:val="clear" w:color="auto" w:fill="000000" w:themeFill="text1"/>
+          </w:tcPr>
+          <w:p>
+            <w:pPr>
+              <w:jc w:val="center"/>
+            </w:pPr>
+            <w:r>
+              <w:t>Factor</w:t>
+            </w:r>
+          </w:p>
+        </w:tc>
+        <w:tc>
+          <w:tcPr>
+            <w:tcW w:w="4318" w:type="dxa"/>
+            <w:shd w:val="clear" w:color="auto" w:fill="000000" w:themeFill="text1"/>
+          </w:tcPr>
+          <w:p>
+            <w:pPr>
+              <w:jc w:val="center"/>
+            </w:pPr>
+            <w:r>
+              <w:t>Percentage</w:t>
+            </w:r>
+          </w:p>
+        </w:tc>
+      </w:tr>
+      <w:tr>
+        <w:trPr>
+          <w:trHeight w:val="284"/>
+        </w:trPr>
+        <w:tc>
+          <w:tcPr>
+            <w:tcW w:w="4655" w:type="dxa"/>
+            <w:shd w:val="clear" w:color="auto" w:fill="F2F2F2" w:themeFill="background1" w:themeFillShade="F2"/>
+          </w:tcPr>
+          <w:p>
+            <w:r>
+              <w:t>Physical Activity</w:t>
+            </w:r>
+          </w:p>
+        </w:tc>
+        <w:tc>
+          <w:tcPr>
+            <w:tcW w:w="4318" w:type="dxa"/>
+          </w:tcPr>
+          <w:p>
+            <w:pPr>
+              <w:jc w:val="center"/>
+            </w:pPr>
+            <w:r>
+              <w:t>5.9%</w:t>
+            </w:r>
+          </w:p>
+        </w:tc>
+      </w:tr>
+      <w:tr>
+        <w:trPr>
+          <w:trHeight w:val="274"/>
+        </w:trPr>
+        <w:tc>
+          <w:tcPr>
+            <w:tcW w:w="4655" w:type="dxa"/>
+            <w:shd w:val="clear" w:color="auto" w:fill="F2F2F2" w:themeFill="background1" w:themeFillShade="F2"/>
+          </w:tcPr>
+          <w:p>
+            <w:r>
+              <w:t>Average Screen Time</w:t>
+            </w:r>
+          </w:p>
+        </w:tc>
+        <w:tc>
+          <w:tcPr>
+            <w:tcW w:w="4318" w:type="dxa"/>
+          </w:tcPr>
+          <w:p>
+            <w:pPr>
+              <w:jc w:val="center"/>
+            </w:pPr>
+            <w:r>
+              <w:t>5.8%</w:t>
+            </w:r>
+          </w:p>
+        </w:tc>
+      </w:tr>
+      <w:tr>
+        <w:trPr>
+          <w:trHeight w:val="274"/>
+        </w:trPr>
+        <w:tc>
+          <w:tcPr>
+            <w:tcW w:w="4655" w:type="dxa"/>
+            <w:shd w:val="clear" w:color="auto" w:fill="F2F2F2" w:themeFill="background1" w:themeFillShade="F2"/>
+          </w:tcPr>
+          <w:p>
+            <w:r>
+              <w:t>Sleep duration</w:t>
+            </w:r>
+          </w:p>
+        </w:tc>
+        <w:tc>
+          <w:tcPr>
+            <w:tcW w:w="4318" w:type="dxa"/>
+          </w:tcPr>
+          <w:p>
+            <w:pPr>
+              <w:jc w:val="center"/>
+            </w:pPr>
+            <w:r>
+              <w:t>5.6%</w:t>
+            </w:r>
+          </w:p>
+        </w:tc>
+      </w:tr>
+      <w:tr>
+        <w:trPr>
+          <w:trHeight w:val="284"/>
+        </w:trPr>
+        <w:tc>
+          <w:tcPr>
+            <w:tcW w:w="4655" w:type="dxa"/>
+            <w:shd w:val="clear" w:color="auto" w:fill="F2F2F2" w:themeFill="background1" w:themeFillShade="F2"/>
+          </w:tcPr>
+          <w:p>
+            <w:r>
+              <w:t>Weight</w:t>
+            </w:r>
+          </w:p>
+        </w:tc>
+        <w:tc>
+          <w:tcPr>
+            <w:tcW w:w="4318" w:type="dxa"/>
+          </w:tcPr>
+          <w:p>
+            <w:pPr>
+              <w:jc w:val="center"/>
+            </w:pPr>
+            <w:r>
+              <w:t>5.5%</w:t>
+            </w:r>
+          </w:p>
+        </w:tc>
+      </w:tr>
+      <w:tr>
+        <w:trPr>
+          <w:trHeight w:val="274"/>
+        </w:trPr>
+        <w:tc>
+          <w:tcPr>
+            <w:tcW w:w="4655" w:type="dxa"/>
+            <w:shd w:val="clear" w:color="auto" w:fill="F2F2F2" w:themeFill="background1" w:themeFillShade="F2"/>
+          </w:tcPr>
+          <w:p>
+            <w:r>
+              <w:t>Heart Rate</w:t>
+            </w:r>
+          </w:p>
+        </w:tc>
+        <w:tc>
+          <w:tcPr>
+            <w:tcW w:w="4318" w:type="dxa"/>
+          </w:tcPr>
+          <w:p>
+            <w:pPr>
+              <w:jc w:val="center"/>
+            </w:pPr>
+            <w:r>
+              <w:t>5.4%</w:t>
+            </w:r>
+          </w:p>
+        </w:tc>
+      </w:tr>
+      <w:tr>
+        <w:trPr>
+          <w:trHeight w:val="274"/>
+        </w:trPr>
+        <w:tc>
+          <w:tcPr>
+            <w:tcW w:w="4655" w:type="dxa"/>
+            <w:shd w:val="clear" w:color="auto" w:fill="F2F2F2" w:themeFill="background1" w:themeFillShade="F2"/>
+          </w:tcPr>
+          <w:p>
+            <w:r>
+              <w:t>Age</w:t>
+            </w:r>
+          </w:p>
+        </w:tc>
+        <w:tc>
+          <w:tcPr>
+            <w:tcW w:w="4318" w:type="dxa"/>
+          </w:tcPr>
+          <w:p>
+            <w:pPr>
+              <w:jc w:val="center"/>
+            </w:pPr>
+            <w:r>
+              <w:t>5.2%</w:t>
+            </w:r>
+          </w:p>
+        </w:tc>
+      </w:tr>
+      <w:tr>
+        <w:trPr>
+          <w:trHeight w:val="284"/>
+        </w:trPr>
+        <w:tc>
+          <w:tcPr>
+            <w:tcW w:w="4655" w:type="dxa"/>
+            <w:shd w:val="clear" w:color="auto" w:fill="F2F2F2" w:themeFill="background1" w:themeFillShade="F2"/>
+          </w:tcPr>
+          <w:p>
+            <w:r>
+              <w:t>Daily Steps</w:t>
+            </w:r>
+          </w:p>
+        </w:tc>
+        <w:tc>
+          <w:tcPr>
+            <w:tcW w:w="4318" w:type="dxa"/>
+          </w:tcPr>
+          <w:p>
+            <w:pPr>
+              <w:jc w:val="center"/>
+            </w:pPr>
+            <w:r>
+              <w:t>4.9%</w:t>
+            </w:r>
+          </w:p>
+        </w:tc>
+      </w:tr>
+    </w:tbl>
     <w:p>
       <w:r>
         <w:t>The top contributing features include:</w:t>
       </w:r>
     </w:p>
-    <w:p>
-      <w:pPr>
-        <w:pStyle w:val="ListParagraph"/>
-        <w:numPr>
-          <w:ilvl w:val="0"/>
-          <w:numId w:val="9"/>
-        </w:numPr>
-      </w:pPr>
-      <w:r>
-        <w:t>Physical Activity (5.9%)</w:t>
-      </w:r>
-    </w:p>
-    <w:p>
-      <w:pPr>
-        <w:pStyle w:val="ListParagraph"/>
-        <w:numPr>
-          <w:ilvl w:val="0"/>
-          <w:numId w:val="9"/>
-        </w:numPr>
-      </w:pPr>
-      <w:r>
-        <w:t>Average Screen Time (5.8%)</w:t>
-      </w:r>
-    </w:p>
-    <w:p>
-      <w:pPr>
-        <w:pStyle w:val="ListParagraph"/>
-        <w:numPr>
-          <w:ilvl w:val="0"/>
-          <w:numId w:val="9"/>
-        </w:numPr>
-      </w:pPr>
-      <w:r>
-        <w:t>Sleep duration (5.6%)</w:t>
-      </w:r>
-    </w:p>
-    <w:p>
-      <w:pPr>
-        <w:pStyle w:val="ListParagraph"/>
-        <w:numPr>
-          <w:ilvl w:val="0"/>
-          <w:numId w:val="9"/>
-        </w:numPr>
-      </w:pPr>
-      <w:r>
-        <w:t>Weight (5.5%)</w:t>
-      </w:r>
-    </w:p>
-    <w:p>
-      <w:pPr>
-        <w:pStyle w:val="ListParagraph"/>
-        <w:numPr>
-          <w:ilvl w:val="0"/>
-          <w:numId w:val="9"/>
-        </w:numPr>
-      </w:pPr>
-      <w:r>
-        <w:t>Heart Rate (5.4%)</w:t>
-      </w:r>
-    </w:p>
-    <w:p>
-      <w:pPr>
-        <w:pStyle w:val="ListParagraph"/>
-        <w:numPr>
-          <w:ilvl w:val="0"/>
-          <w:numId w:val="9"/>
-        </w:numPr>
-      </w:pPr>
-      <w:r>
-        <w:t>Age (5.2%)</w:t>
-      </w:r>
-    </w:p>
-    <w:p>
-      <w:pPr>
-        <w:pStyle w:val="ListParagraph"/>
-        <w:numPr>
-          <w:ilvl w:val="0"/>
-          <w:numId w:val="9"/>
-        </w:numPr>
-      </w:pPr>
-      <w:r>
-        <w:t>Daily Steps (4.9%)</w:t>
-      </w:r>
-    </w:p>
+    <w:p/>
     <w:p>
       <w:r>
         <w:t xml:space="preserve">Moderate contributors include stress level and sleep quality, while eye redness showed lower relative influence. </w:t>
@@ -5311,7 +5141,7 @@
         <w:ind w:firstLine="720"/>
       </w:pPr>
       <w:r>
-        <w:t xml:space="preserve">These findings indicate that lifestyle-related factors, particularly screen time, physical activity, and sleep patterns, play a more significant role in predicting dry eye disease than individual symptom indicators alone. It is important to note that feature importance reflects associations within the dataset and does not imply direct causation. </w:t>
+        <w:t>These findings indicate that lifestyle-related factors, particularly screen time, physical activity, and sleep patterns, play a more significant role in predicting dry eye disease than individual symptom indicators alone. It is important to note that feature importance reflects associations within the dataset and does not imply direct causation.</w:t>
       </w:r>
     </w:p>
     <w:p>
@@ -5361,19 +5191,8 @@
           </wp:inline>
         </w:drawing>
       </w:r>
-    </w:p>
-    <w:p>
-      <w:pPr>
-        <w:rPr>
-          <w:rFonts w:asciiTheme="majorHAnsi" w:eastAsiaTheme="majorEastAsia" w:hAnsiTheme="majorHAnsi" w:cstheme="majorBidi"/>
-          <w:b/>
-          <w:bCs/>
-          <w:sz w:val="32"/>
-          <w:szCs w:val="32"/>
-        </w:rPr>
-      </w:pPr>
-      <w:bookmarkStart w:id="51" w:name="_Toc225164347"/>
-      <w:bookmarkStart w:id="52" w:name="_Toc225164534"/>
+      <w:bookmarkStart w:id="52" w:name="_Toc225164347"/>
+      <w:bookmarkStart w:id="53" w:name="_Toc225164534"/>
       <w:r>
         <w:rPr>
           <w:b/>
@@ -5392,7 +5211,7 @@
           <w:color w:val="auto"/>
         </w:rPr>
       </w:pPr>
-      <w:bookmarkStart w:id="53" w:name="_Toc225167624"/>
+      <w:bookmarkStart w:id="54" w:name="_Toc225170142"/>
       <w:r>
         <w:rPr>
           <w:b/>
@@ -5402,9 +5221,9 @@
         <w:lastRenderedPageBreak/>
         <w:t>Discussion</w:t>
       </w:r>
-      <w:bookmarkEnd w:id="51"/>
       <w:bookmarkEnd w:id="52"/>
       <w:bookmarkEnd w:id="53"/>
+      <w:bookmarkEnd w:id="54"/>
     </w:p>
     <w:p>
       <w:pPr>
@@ -5428,9 +5247,9 @@
           <w:color w:val="auto"/>
         </w:rPr>
       </w:pPr>
-      <w:bookmarkStart w:id="54" w:name="_Toc225164348"/>
-      <w:bookmarkStart w:id="55" w:name="_Toc225164535"/>
-      <w:bookmarkStart w:id="56" w:name="_Toc225167625"/>
+      <w:bookmarkStart w:id="55" w:name="_Toc225164348"/>
+      <w:bookmarkStart w:id="56" w:name="_Toc225164535"/>
+      <w:bookmarkStart w:id="57" w:name="_Toc225170143"/>
       <w:r>
         <w:rPr>
           <w:b/>
@@ -5439,9 +5258,9 @@
         </w:rPr>
         <w:t>Limitations</w:t>
       </w:r>
-      <w:bookmarkEnd w:id="54"/>
       <w:bookmarkEnd w:id="55"/>
       <w:bookmarkEnd w:id="56"/>
+      <w:bookmarkEnd w:id="57"/>
       <w:r>
         <w:rPr>
           <w:b/>
@@ -5476,9 +5295,9 @@
           <w:color w:val="auto"/>
         </w:rPr>
       </w:pPr>
-      <w:bookmarkStart w:id="57" w:name="_Toc225164349"/>
-      <w:bookmarkStart w:id="58" w:name="_Toc225164536"/>
-      <w:bookmarkStart w:id="59" w:name="_Toc225167626"/>
+      <w:bookmarkStart w:id="58" w:name="_Toc225164349"/>
+      <w:bookmarkStart w:id="59" w:name="_Toc225164536"/>
+      <w:bookmarkStart w:id="60" w:name="_Toc225170144"/>
       <w:r>
         <w:rPr>
           <w:b/>
@@ -5487,30 +5306,27 @@
         </w:rPr>
         <w:t>Conclusion</w:t>
       </w:r>
-      <w:bookmarkEnd w:id="57"/>
       <w:bookmarkEnd w:id="58"/>
       <w:bookmarkEnd w:id="59"/>
+      <w:bookmarkEnd w:id="60"/>
     </w:p>
     <w:p>
       <w:pPr>
         <w:spacing w:line="360" w:lineRule="auto"/>
+      </w:pPr>
+      <w:r>
         <w:rPr>
           <w:rFonts w:ascii="Avenir Next LT Pro" w:hAnsi="Avenir Next LT Pro"/>
         </w:rPr>
-      </w:pPr>
+        <w:tab/>
+      </w:r>
+      <w:r>
+        <w:t>This study demonstrates how data analysis and machine learning can be used to better understand and predict Dry Eye Disease. Through exploratory analysis, key trends were identified linking lifestyle factors such as screen time, sleep, and stress to increased prevalence of the condition.</w:t>
+      </w:r>
       <w:r>
         <w:rPr>
           <w:rFonts w:ascii="Avenir Next LT Pro" w:hAnsi="Avenir Next LT Pro"/>
         </w:rPr>
-        <w:tab/>
-      </w:r>
-      <w:r>
-        <w:t>This study demonstrates how data analysis and machine learning can be used to better understand and predict Dry Eye Disease. Through exploratory analysis, key trends were identified linking lifestyle factors such as screen time, sleep, and stress to increased prevalence of the condition.</w:t>
-      </w:r>
-      <w:r>
-        <w:rPr>
-          <w:rFonts w:ascii="Avenir Next LT Pro" w:hAnsi="Avenir Next LT Pro"/>
-        </w:rPr>
         <w:t xml:space="preserve"> </w:t>
       </w:r>
       <w:r>
@@ -5529,8 +5345,90 @@
         <w:t xml:space="preserve"> strong capability in detecting individuals with Dry Eye Disease, making it a useful tool for identifying potential risk factors. Overall, the results emphasize the importance of daily habits in eye health and highlight the potential for data-driven approaches to support early detection and prevention strategies. </w:t>
       </w:r>
     </w:p>
+    <w:p>
+      <w:pPr>
+        <w:spacing w:line="360" w:lineRule="auto"/>
+      </w:pPr>
+    </w:p>
+    <w:p>
+      <w:pPr>
+        <w:pStyle w:val="Heading1"/>
+        <w:spacing w:line="480" w:lineRule="auto"/>
+        <w:rPr>
+          <w:color w:val="auto"/>
+        </w:rPr>
+      </w:pPr>
+      <w:bookmarkStart w:id="61" w:name="_Toc225170145"/>
+      <w:r>
+        <w:rPr>
+          <w:color w:val="auto"/>
+        </w:rPr>
+        <w:lastRenderedPageBreak/>
+        <w:t>Appendix</w:t>
+      </w:r>
+      <w:bookmarkEnd w:id="61"/>
+    </w:p>
+    <w:p>
+      <w:pPr>
+        <w:pStyle w:val="Heading3"/>
+        <w:spacing w:line="360" w:lineRule="auto"/>
+      </w:pPr>
+      <w:r>
+        <w:t>Project Repository:</w:t>
+      </w:r>
+    </w:p>
+    <w:p>
+      <w:pPr>
+        <w:pStyle w:val="ListParagraph"/>
+        <w:numPr>
+          <w:ilvl w:val="0"/>
+          <w:numId w:val="12"/>
+        </w:numPr>
+        <w:spacing w:line="360" w:lineRule="auto"/>
+      </w:pPr>
+      <w:hyperlink r:id="rId20" w:history="1">
+        <w:r>
+          <w:rPr>
+            <w:rStyle w:val="Hyperlink"/>
+          </w:rPr>
+          <w:t>https://github.com/nramichr/Dry-Eye-Disease-DED-Study</w:t>
+        </w:r>
+      </w:hyperlink>
+    </w:p>
+    <w:p>
+      <w:pPr>
+        <w:spacing w:line="360" w:lineRule="auto"/>
+      </w:pPr>
+      <w:r>
+        <w:t>Information on Random Forest</w:t>
+      </w:r>
+    </w:p>
+    <w:p>
+      <w:pPr>
+        <w:pStyle w:val="ListParagraph"/>
+        <w:numPr>
+          <w:ilvl w:val="0"/>
+          <w:numId w:val="12"/>
+        </w:numPr>
+        <w:spacing w:line="360" w:lineRule="auto"/>
+      </w:pPr>
+      <w:hyperlink r:id="rId21" w:history="1">
+        <w:r>
+          <w:rPr>
+            <w:rStyle w:val="Hyperlink"/>
+          </w:rPr>
+          <w:t>DeepWiki: Random Forest Configuration</w:t>
+        </w:r>
+      </w:hyperlink>
+    </w:p>
+    <w:p>
+      <w:pPr>
+        <w:pStyle w:val="ListParagraph"/>
+        <w:spacing w:line="360" w:lineRule="auto"/>
+      </w:pPr>
+    </w:p>
     <w:sectPr>
-      <w:footerReference w:type="default" r:id="rId20"/>
+      <w:footerReference w:type="default" r:id="rId22"/>
       <w:pgSz w:w="12240" w:h="15840"/>
       <w:pgMar w:top="1440" w:right="1440" w:bottom="1440" w:left="1440" w:header="720" w:footer="720" w:gutter="0"/>
       <w:cols w:space="720"/>
@@ -5643,6 +5541,18 @@
 </w:footnotes>
 </file>
 
+<file path=word/intelligence2.xml><?xml version="1.0" encoding="utf-8"?>
+<int2:intelligence xmlns:int2="http://schemas.microsoft.com/office/intelligence/2020/intelligence" xmlns:oel="http://schemas.microsoft.com/office/2019/extlst">
+  <int2:observations>
+    <int2:bookmark int2:bookmarkName="_Int_ST5Ymd5b" int2:invalidationBookmarkName="" int2:hashCode="bjcGDyTRdHmnRt" int2:id="9Ule63Dg">
+      <int2:state int2:value="Reviewed" int2:type="similarity"/>
+    </int2:bookmark>
+  </int2:observations>
+  <int2:intelligenceSettings/>
+  <int2:onDemandWorkflows/>
+</int2:intelligence>
+</file>
+
 <file path=word/numbering.xml><?xml version="1.0" encoding="utf-8"?>
 <w:numbering xmlns:wpc="http://schemas.microsoft.com/office/word/2010/wordprocessingCanvas" xmlns:cx="http://schemas.microsoft.com/office/drawing/2014/chartex" xmlns:cx1="http://schemas.microsoft.com/office/drawing/2015/9/8/chartex" xmlns:cx2="http://schemas.microsoft.com/office/drawing/2015/10/21/chartex" xmlns:cx3="http://schemas.microsoft.com/office/drawing/2016/5/9/chartex" xmlns:cx4="http://schemas.microsoft.com/office/drawing/2016/5/10/chartex" xmlns:cx5="http://schemas.microsoft.com/office/drawing/2016/5/11/chartex" xmlns:cx6="http://schemas.microsoft.com/office/drawing/2016/5/12/chartex" xmlns:cx7="http://schemas.microsoft.com/office/drawing/2016/5/13/chartex" xmlns:cx8="http://schemas.microsoft.com/office/drawing/2016/5/14/chartex" xmlns:mc="http://schemas.openxmlformats.org/markup-compatibility/2006" xmlns:aink="http://schemas.microsoft.com/office/drawing/2016/ink" xmlns:am3d="http://schemas.microsoft.com/office/drawing/2017/model3d" xmlns:o="urn:schemas-microsoft-com:office:office" xmlns:oel="http://schemas.microsoft.com/office/2019/extlst" xmlns:r="http://schemas.openxmlformats.org/officeDocument/2006/relationships" xmlns:m="http://schemas.openxmlformats.org/officeDocument/2006/math" xmlns:v="urn:schemas-microsoft-com:vml" xmlns:wp14="http://schemas.microsoft.com/office/word/2010/wordprocessingDrawing" xmlns:wp="http://schemas.openxmlformats.org/drawingml/2006/wordprocessingDrawing" xmlns:w10="urn:schemas-microsoft-com:office:word" xmlns:w="http://schemas.openxmlformats.org/wordprocessingml/2006/main" xmlns:w14="http://schemas.microsoft.com/office/word/2010/wordml" xmlns:w15="http://schemas.microsoft.com/office/word/2012/wordml" xmlns:w16cex="http://schemas.microsoft.com/office/word/2018/wordml/cex" xmlns:w16cid="http://schemas.microsoft.com/office/word/2016/wordml/cid" xmlns:w16="http://schemas.microsoft.com/office/word/2018/wordml" xmlns:w16du="http://schemas.microsoft.com/office/word/2023/wordml/word16du" xmlns:w16sdtdh="http://schemas.microsoft.com/office/word/2020/wordml/sdtdatahash" xmlns:w16sdtfl="http://schemas.microsoft.com/office/word/2024/wordml/sdtformatlock" xmlns:w16se="http://schemas.microsoft.com/office/word/2015/wordml/symex" xmlns:wpg="http://schemas.microsoft.com/office/word/2010/wordprocessingGroup" xmlns:wpi="http://schemas.microsoft.com/office/word/2010/wordprocessingInk" xmlns:wne="http://schemas.microsoft.com/office/word/2006/wordml" xmlns:wps="http://schemas.microsoft.com/office/word/2010/wordprocessingShape" mc:Ignorable="w14 w15 w16se w16cid w16 w16cex w16sdtdh w16sdtfl w16du wp14">
   <w:abstractNum w:abstractNumId="0" w15:restartNumberingAfterBreak="0">
@@ -6074,6 +5984,119 @@
     </w:lvl>
   </w:abstractNum>
   <w:abstractNum w:abstractNumId="4" w15:restartNumberingAfterBreak="0">
+    <w:nsid w:val="0D4B22FD"/>
+    <w:multiLevelType w:val="hybridMultilevel"/>
+    <w:tmpl w:val="E640A1F0"/>
+    <w:lvl w:ilvl="0" w:tplc="04090001">
+      <w:start w:val="1"/>
+      <w:numFmt w:val="bullet"/>
+      <w:lvlText w:val=""/>
+      <w:lvlJc w:val="left"/>
+      <w:pPr>
+        <w:ind w:left="720" w:hanging="360"/>
+      </w:pPr>
+      <w:rPr>
+        <w:rFonts w:ascii="Symbol" w:hAnsi="Symbol" w:hint="default"/>
+      </w:rPr>
+    </w:lvl>
+    <w:lvl w:ilvl="1" w:tplc="04090003" w:tentative="1">
+      <w:start w:val="1"/>
+      <w:numFmt w:val="bullet"/>
+      <w:lvlText w:val="o"/>
+      <w:lvlJc w:val="left"/>
+      <w:pPr>
+        <w:ind w:left="1440" w:hanging="360"/>
+      </w:pPr>
+      <w:rPr>
+        <w:rFonts w:ascii="Courier New" w:hAnsi="Courier New" w:cs="Courier New" w:hint="default"/>
+      </w:rPr>
+    </w:lvl>
+    <w:lvl w:ilvl="2" w:tplc="04090005" w:tentative="1">
+      <w:start w:val="1"/>
+      <w:numFmt w:val="bullet"/>
+      <w:lvlText w:val=""/>
+      <w:lvlJc w:val="left"/>
+      <w:pPr>
+        <w:ind w:left="2160" w:hanging="360"/>
+      </w:pPr>
+      <w:rPr>
+        <w:rFonts w:ascii="Wingdings" w:hAnsi="Wingdings" w:hint="default"/>
+      </w:rPr>
+    </w:lvl>
+    <w:lvl w:ilvl="3" w:tplc="04090001" w:tentative="1">
+      <w:start w:val="1"/>
+      <w:numFmt w:val="bullet"/>
+      <w:lvlText w:val=""/>
+      <w:lvlJc w:val="left"/>
+      <w:pPr>
+        <w:ind w:left="2880" w:hanging="360"/>
+      </w:pPr>
+      <w:rPr>
+        <w:rFonts w:ascii="Symbol" w:hAnsi="Symbol" w:hint="default"/>
+      </w:rPr>
+    </w:lvl>
+    <w:lvl w:ilvl="4" w:tplc="04090003" w:tentative="1">
+      <w:start w:val="1"/>
+      <w:numFmt w:val="bullet"/>
+      <w:lvlText w:val="o"/>
+      <w:lvlJc w:val="left"/>
+      <w:pPr>
+        <w:ind w:left="3600" w:hanging="360"/>
+      </w:pPr>
+      <w:rPr>
+        <w:rFonts w:ascii="Courier New" w:hAnsi="Courier New" w:cs="Courier New" w:hint="default"/>
+      </w:rPr>
+    </w:lvl>
+    <w:lvl w:ilvl="5" w:tplc="04090005" w:tentative="1">
+      <w:start w:val="1"/>
+      <w:numFmt w:val="bullet"/>
+      <w:lvlText w:val=""/>
+      <w:lvlJc w:val="left"/>
+      <w:pPr>
+        <w:ind w:left="4320" w:hanging="360"/>
+      </w:pPr>
+      <w:rPr>
+        <w:rFonts w:ascii="Wingdings" w:hAnsi="Wingdings" w:hint="default"/>
+      </w:rPr>
+    </w:lvl>
+    <w:lvl w:ilvl="6" w:tplc="04090001" w:tentative="1">
+      <w:start w:val="1"/>
+      <w:numFmt w:val="bullet"/>
+      <w:lvlText w:val=""/>
+      <w:lvlJc w:val="left"/>
+      <w:pPr>
+        <w:ind w:left="5040" w:hanging="360"/>
+      </w:pPr>
+      <w:rPr>
+        <w:rFonts w:ascii="Symbol" w:hAnsi="Symbol" w:hint="default"/>
+      </w:rPr>
+    </w:lvl>
+    <w:lvl w:ilvl="7" w:tplc="04090003" w:tentative="1">
+      <w:start w:val="1"/>
+      <w:numFmt w:val="bullet"/>
+      <w:lvlText w:val="o"/>
+      <w:lvlJc w:val="left"/>
+      <w:pPr>
+        <w:ind w:left="5760" w:hanging="360"/>
+      </w:pPr>
+      <w:rPr>
+        <w:rFonts w:ascii="Courier New" w:hAnsi="Courier New" w:cs="Courier New" w:hint="default"/>
+      </w:rPr>
+    </w:lvl>
+    <w:lvl w:ilvl="8" w:tplc="04090005" w:tentative="1">
+      <w:start w:val="1"/>
+      <w:numFmt w:val="bullet"/>
+      <w:lvlText w:val=""/>
+      <w:lvlJc w:val="left"/>
+      <w:pPr>
+        <w:ind w:left="6480" w:hanging="360"/>
+      </w:pPr>
+      <w:rPr>
+        <w:rFonts w:ascii="Wingdings" w:hAnsi="Wingdings" w:hint="default"/>
+      </w:rPr>
+    </w:lvl>
+  </w:abstractNum>
+  <w:abstractNum w:abstractNumId="5" w15:restartNumberingAfterBreak="0">
     <w:nsid w:val="0DD43F61"/>
     <w:multiLevelType w:val="multilevel"/>
     <w:tmpl w:val="5DA84A94"/>
@@ -6186,7 +6209,7 @@
       </w:rPr>
     </w:lvl>
   </w:abstractNum>
-  <w:abstractNum w:abstractNumId="5" w15:restartNumberingAfterBreak="0">
+  <w:abstractNum w:abstractNumId="6" w15:restartNumberingAfterBreak="0">
     <w:nsid w:val="2A29325C"/>
     <w:multiLevelType w:val="multilevel"/>
     <w:tmpl w:val="F44E1CE0"/>
@@ -6307,7 +6330,7 @@
       </w:rPr>
     </w:lvl>
   </w:abstractNum>
-  <w:abstractNum w:abstractNumId="6" w15:restartNumberingAfterBreak="0">
+  <w:abstractNum w:abstractNumId="7" w15:restartNumberingAfterBreak="0">
     <w:nsid w:val="3CCD559D"/>
     <w:multiLevelType w:val="multilevel"/>
     <w:tmpl w:val="F44E1CE0"/>
@@ -6428,7 +6451,7 @@
       </w:rPr>
     </w:lvl>
   </w:abstractNum>
-  <w:abstractNum w:abstractNumId="7" w15:restartNumberingAfterBreak="0">
+  <w:abstractNum w:abstractNumId="8" w15:restartNumberingAfterBreak="0">
     <w:nsid w:val="4F4A1BFF"/>
     <w:multiLevelType w:val="multilevel"/>
     <w:tmpl w:val="7A429870"/>
@@ -6541,7 +6564,7 @@
       </w:rPr>
     </w:lvl>
   </w:abstractNum>
-  <w:abstractNum w:abstractNumId="8" w15:restartNumberingAfterBreak="0">
+  <w:abstractNum w:abstractNumId="9" w15:restartNumberingAfterBreak="0">
     <w:nsid w:val="567A5E9F"/>
     <w:multiLevelType w:val="hybridMultilevel"/>
     <w:tmpl w:val="5A92E56E"/>
@@ -6632,7 +6655,7 @@
       </w:pPr>
     </w:lvl>
   </w:abstractNum>
-  <w:abstractNum w:abstractNumId="9" w15:restartNumberingAfterBreak="0">
+  <w:abstractNum w:abstractNumId="10" w15:restartNumberingAfterBreak="0">
     <w:nsid w:val="59C22A09"/>
     <w:multiLevelType w:val="hybridMultilevel"/>
     <w:tmpl w:val="7EA87BDA"/>
@@ -6721,7 +6744,7 @@
       </w:pPr>
     </w:lvl>
   </w:abstractNum>
-  <w:abstractNum w:abstractNumId="10" w15:restartNumberingAfterBreak="0">
+  <w:abstractNum w:abstractNumId="11" w15:restartNumberingAfterBreak="0">
     <w:nsid w:val="5B587660"/>
     <w:multiLevelType w:val="multilevel"/>
     <w:tmpl w:val="23C0C116"/>
@@ -6838,25 +6861,25 @@
     <w:abstractNumId w:val="1"/>
   </w:num>
   <w:num w:numId="2" w16cid:durableId="2107264984">
-    <w:abstractNumId w:val="5"/>
+    <w:abstractNumId w:val="6"/>
   </w:num>
   <w:num w:numId="3" w16cid:durableId="637223688">
-    <w:abstractNumId w:val="9"/>
+    <w:abstractNumId w:val="10"/>
   </w:num>
   <w:num w:numId="4" w16cid:durableId="1048988681">
-    <w:abstractNumId w:val="6"/>
+    <w:abstractNumId w:val="7"/>
   </w:num>
   <w:num w:numId="5" w16cid:durableId="676346147">
     <w:abstractNumId w:val="0"/>
   </w:num>
   <w:num w:numId="6" w16cid:durableId="873423372">
-    <w:abstractNumId w:val="7"/>
+    <w:abstractNumId w:val="8"/>
   </w:num>
   <w:num w:numId="7" w16cid:durableId="1006519984">
-    <w:abstractNumId w:val="4"/>
+    <w:abstractNumId w:val="5"/>
   </w:num>
   <w:num w:numId="8" w16cid:durableId="361636422">
-    <w:abstractNumId w:val="8"/>
+    <w:abstractNumId w:val="9"/>
   </w:num>
   <w:num w:numId="9" w16cid:durableId="65687701">
     <w:abstractNumId w:val="2"/>
@@ -6865,7 +6888,10 @@
     <w:abstractNumId w:val="3"/>
   </w:num>
   <w:num w:numId="11" w16cid:durableId="2104760177">
-    <w:abstractNumId w:val="10"/>
+    <w:abstractNumId w:val="11"/>
+  </w:num>
+  <w:num w:numId="12" w16cid:durableId="1043406576">
+    <w:abstractNumId w:val="4"/>
   </w:num>
 </w:numbering>
 </file>
@@ -7960,7 +7986,7 @@
     <w:autoRedefine/>
     <w:uiPriority w:val="39"/>
     <w:unhideWhenUsed/>
-    <w:rsid w:val="00823040"/>
+    <w:rsid w:val="002C26F5"/>
     <w:pPr>
       <w:tabs>
         <w:tab w:val="right" w:pos="9350"/>
@@ -7971,8 +7997,9 @@
     <w:rPr>
       <w:b/>
       <w:bCs/>
-      <w:sz w:val="32"/>
-      <w:szCs w:val="32"/>
+      <w:noProof/>
+      <w:sz w:val="22"/>
+      <w:szCs w:val="22"/>
     </w:rPr>
   </w:style>
   <w:style w:type="paragraph" w:styleId="TOC2">
@@ -7982,10 +8009,13 @@
     <w:autoRedefine/>
     <w:uiPriority w:val="39"/>
     <w:unhideWhenUsed/>
-    <w:rsid w:val="00DC04A5"/>
+    <w:rsid w:val="002C26F5"/>
     <w:pPr>
+      <w:tabs>
+        <w:tab w:val="right" w:pos="9350"/>
+      </w:tabs>
       <w:spacing w:after="100"/>
-      <w:ind w:left="200"/>
+      <w:ind w:left="720"/>
     </w:pPr>
   </w:style>
   <w:style w:type="paragraph" w:styleId="TOC3">
